--- a/training/research-cycle-handbook/research-handbook.docx
+++ b/training/research-cycle-handbook/research-handbook.docx
@@ -623,7 +623,7 @@
           <w:rPr>
             <w:rStyle w:val="Hyperlink"/>
           </w:rPr>
-          <w:t xml:space="preserve">Open Science Framework (OSF)</w:t>
+          <w:t xml:space="preserve">Open Science Framework (OSF) 2012-2026</w:t>
         </w:r>
       </w:hyperlink>
       <w:r>
@@ -7811,26 +7811,6 @@
         <w:t xml:space="preserve">: Long-term archival storage for LMU Munich</w:t>
       </w:r>
     </w:p>
-    <w:p>
-      <w:pPr>
-        <w:pStyle w:val="Compact"/>
-        <w:numPr>
-          <w:ilvl w:val="0"/>
-          <w:numId w:val="1103"/>
-        </w:numPr>
-      </w:pPr>
-      <w:hyperlink r:id="rId102">
-        <w:r>
-          <w:rPr>
-            <w:rStyle w:val="Hyperlink"/>
-          </w:rPr>
-          <w:t xml:space="preserve">OSF</w:t>
-        </w:r>
-      </w:hyperlink>
-      <w:r>
-        <w:t xml:space="preserve">: Research project management platform including storage.</w:t>
-      </w:r>
-    </w:p>
     <w:bookmarkEnd w:id="166"/>
     <w:bookmarkEnd w:id="167"/>
     <w:bookmarkStart w:id="168" w:name="sec-organization"/>
@@ -7856,42 +7836,87 @@
       <w:pPr>
         <w:numPr>
           <w:ilvl w:val="0"/>
+          <w:numId w:val="1103"/>
+        </w:numPr>
+      </w:pPr>
+      <w:r>
+        <w:rPr>
+          <w:b/>
+          <w:bCs/>
+        </w:rPr>
+        <w:t xml:space="preserve">Separate raw from processed data.</w:t>
+      </w:r>
+      <w:r>
+        <w:t xml:space="preserve"> </w:t>
+      </w:r>
+      <w:r>
+        <w:t xml:space="preserve">Raw data should not be modified: once collected, these files should never be touched. All cleaning, data processing, transformations, and analyses happen on copies or through scripts in a separate folder. This preserves your ability to verify results or reprocess from the original source.</w:t>
+      </w:r>
+    </w:p>
+    <w:p>
+      <w:pPr>
+        <w:numPr>
+          <w:ilvl w:val="0"/>
+          <w:numId w:val="1103"/>
+        </w:numPr>
+      </w:pPr>
+      <w:r>
+        <w:rPr>
+          <w:b/>
+          <w:bCs/>
+        </w:rPr>
+        <w:t xml:space="preserve">Develop a file naming convention.</w:t>
+      </w:r>
+      <w:r>
+        <w:t xml:space="preserve"> </w:t>
+      </w:r>
+      <w:r>
+        <w:t xml:space="preserve">Good file names identify contents at a glance and sort correctly. Balance specificity with readability: too many elements make names unwieldy, too few make them ambiguous. Order elements from general to specific.</w:t>
+      </w:r>
+    </w:p>
+    <w:p>
+      <w:pPr>
+        <w:pStyle w:val="Compact"/>
+        <w:numPr>
+          <w:ilvl w:val="1"/>
           <w:numId w:val="1104"/>
         </w:numPr>
       </w:pPr>
       <w:r>
-        <w:rPr>
-          <w:b/>
-          <w:bCs/>
-        </w:rPr>
-        <w:t xml:space="preserve">Separate raw from processed data.</w:t>
-      </w:r>
-      <w:r>
-        <w:t xml:space="preserve"> </w:t>
-      </w:r>
-      <w:r>
-        <w:t xml:space="preserve">Raw data should not be modified: once collected, these files should never be touched. All cleaning, data processing, transformations, and analyses happen on copies or through scripts in a separate folder. This preserves your ability to verify results or reprocess from the original source.</w:t>
-      </w:r>
-    </w:p>
-    <w:p>
-      <w:pPr>
-        <w:numPr>
-          <w:ilvl w:val="0"/>
+        <w:t xml:space="preserve">Use underscores or hyphens to separate elements, never spaces or special characters (</w:t>
+      </w:r>
+      <w:r>
+        <w:rPr>
+          <w:rStyle w:val="VerbatimChar"/>
+        </w:rPr>
+        <w:t xml:space="preserve">? ! &amp; * % # @</w:t>
+      </w:r>
+      <w:r>
+        <w:t xml:space="preserve">)</w:t>
+      </w:r>
+    </w:p>
+    <w:p>
+      <w:pPr>
+        <w:pStyle w:val="Compact"/>
+        <w:numPr>
+          <w:ilvl w:val="1"/>
           <w:numId w:val="1104"/>
         </w:numPr>
       </w:pPr>
       <w:r>
-        <w:rPr>
-          <w:b/>
-          <w:bCs/>
-        </w:rPr>
-        <w:t xml:space="preserve">Develop a file naming convention.</w:t>
-      </w:r>
-      <w:r>
-        <w:t xml:space="preserve"> </w:t>
-      </w:r>
-      <w:r>
-        <w:t xml:space="preserve">Good file names identify contents at a glance and sort correctly. Balance specificity with readability: too many elements make names unwieldy, too few make them ambiguous. Order elements from general to specific.</w:t>
+        <w:t xml:space="preserve">Use ISO 8601 dates (</w:t>
+      </w:r>
+      <w:r>
+        <w:rPr>
+          <w:rStyle w:val="VerbatimChar"/>
+        </w:rPr>
+        <w:t xml:space="preserve">YYYY-MM-DD</w:t>
+      </w:r>
+      <w:r>
+        <w:t xml:space="preserve">) so files sort chronologically</w:t>
+      </w:r>
+      <w:r>
+        <w:t xml:space="preserve"> </w:t>
       </w:r>
     </w:p>
     <w:p>
@@ -7899,151 +7924,157 @@
         <w:pStyle w:val="Compact"/>
         <w:numPr>
           <w:ilvl w:val="1"/>
+          <w:numId w:val="1104"/>
+        </w:numPr>
+      </w:pPr>
+      <w:r>
+        <w:t xml:space="preserve">Include version numbers with leading zeros (</w:t>
+      </w:r>
+      <w:r>
+        <w:rPr>
+          <w:rStyle w:val="VerbatimChar"/>
+        </w:rPr>
+        <w:t xml:space="preserve">v01</w:t>
+      </w:r>
+      <w:r>
+        <w:t xml:space="preserve">,</w:t>
+      </w:r>
+      <w:r>
+        <w:t xml:space="preserve"> </w:t>
+      </w:r>
+      <w:r>
+        <w:rPr>
+          <w:rStyle w:val="VerbatimChar"/>
+        </w:rPr>
+        <w:t xml:space="preserve">v02</w:t>
+      </w:r>
+      <w:r>
+        <w:t xml:space="preserve">) so</w:t>
+      </w:r>
+      <w:r>
+        <w:t xml:space="preserve"> </w:t>
+      </w:r>
+      <w:r>
+        <w:rPr>
+          <w:rStyle w:val="VerbatimChar"/>
+        </w:rPr>
+        <w:t xml:space="preserve">v10</w:t>
+      </w:r>
+      <w:r>
+        <w:t xml:space="preserve"> </w:t>
+      </w:r>
+      <w:r>
+        <w:t xml:space="preserve">sorts after</w:t>
+      </w:r>
+      <w:r>
+        <w:t xml:space="preserve"> </w:t>
+      </w:r>
+      <w:r>
+        <w:rPr>
+          <w:rStyle w:val="VerbatimChar"/>
+        </w:rPr>
+        <w:t xml:space="preserve">v09</w:t>
+      </w:r>
+    </w:p>
+    <w:p>
+      <w:pPr>
+        <w:pStyle w:val="Compact"/>
+        <w:numPr>
+          <w:ilvl w:val="1"/>
+          <w:numId w:val="1104"/>
+        </w:numPr>
+      </w:pPr>
+      <w:r>
+        <w:t xml:space="preserve">Use meaningful abbreviations and document what they mean</w:t>
+      </w:r>
+    </w:p>
+    <w:p>
+      <w:pPr>
+        <w:pStyle w:val="FirstParagraph"/>
+      </w:pPr>
+      <w:r>
+        <w:t xml:space="preserve">A pattern like</w:t>
+      </w:r>
+      <w:r>
+        <w:t xml:space="preserve"> </w:t>
+      </w:r>
+      <w:r>
+        <w:rPr>
+          <w:rStyle w:val="VerbatimChar"/>
+        </w:rPr>
+        <w:t xml:space="preserve">YYYY-MM-DD_project_condition_type_v01.ext</w:t>
+      </w:r>
+      <w:r>
+        <w:t xml:space="preserve"> </w:t>
+      </w:r>
+      <w:r>
+        <w:t xml:space="preserve">places files in chronological order while preserving context. For example,</w:t>
+      </w:r>
+      <w:r>
+        <w:t xml:space="preserve"> </w:t>
+      </w:r>
+      <w:r>
+        <w:rPr>
+          <w:rStyle w:val="VerbatimChar"/>
+        </w:rPr>
+        <w:t xml:space="preserve">2024-03-15_sleep-study_control_survey_v02.csv</w:t>
+      </w:r>
+      <w:r>
+        <w:t xml:space="preserve"> </w:t>
+      </w:r>
+      <w:r>
+        <w:t xml:space="preserve">immediately tells you when it was created, which project it belongs to, the experimental condition, data type, and revision. Document your convention in a README file stored next to your data files so collaborators can parse filenames without asking.</w:t>
+      </w:r>
+    </w:p>
+    <w:p>
+      <w:pPr>
+        <w:pStyle w:val="Compact"/>
+        <w:numPr>
+          <w:ilvl w:val="0"/>
           <w:numId w:val="1105"/>
         </w:numPr>
       </w:pPr>
       <w:r>
-        <w:t xml:space="preserve">Use underscores or hyphens to separate elements, never spaces or special characters (</w:t>
-      </w:r>
-      <w:r>
-        <w:rPr>
-          <w:rStyle w:val="VerbatimChar"/>
-        </w:rPr>
-        <w:t xml:space="preserve">? ! &amp; * % # @</w:t>
-      </w:r>
-      <w:r>
-        <w:t xml:space="preserve">)</w:t>
-      </w:r>
-    </w:p>
-    <w:p>
-      <w:pPr>
-        <w:pStyle w:val="Compact"/>
-        <w:numPr>
-          <w:ilvl w:val="1"/>
-          <w:numId w:val="1105"/>
-        </w:numPr>
-      </w:pPr>
-      <w:r>
-        <w:t xml:space="preserve">Use ISO 8601 dates (</w:t>
-      </w:r>
-      <w:r>
-        <w:rPr>
-          <w:rStyle w:val="VerbatimChar"/>
-        </w:rPr>
-        <w:t xml:space="preserve">YYYY-MM-DD</w:t>
-      </w:r>
-      <w:r>
-        <w:t xml:space="preserve">) so files sort chronologically</w:t>
-      </w:r>
-      <w:r>
-        <w:t xml:space="preserve"> </w:t>
-      </w:r>
-    </w:p>
-    <w:p>
-      <w:pPr>
-        <w:pStyle w:val="Compact"/>
-        <w:numPr>
-          <w:ilvl w:val="1"/>
-          <w:numId w:val="1105"/>
-        </w:numPr>
-      </w:pPr>
-      <w:r>
-        <w:t xml:space="preserve">Include version numbers with leading zeros (</w:t>
-      </w:r>
-      <w:r>
-        <w:rPr>
-          <w:rStyle w:val="VerbatimChar"/>
-        </w:rPr>
-        <w:t xml:space="preserve">v01</w:t>
-      </w:r>
-      <w:r>
-        <w:t xml:space="preserve">,</w:t>
-      </w:r>
-      <w:r>
-        <w:t xml:space="preserve"> </w:t>
-      </w:r>
-      <w:r>
-        <w:rPr>
-          <w:rStyle w:val="VerbatimChar"/>
-        </w:rPr>
-        <w:t xml:space="preserve">v02</w:t>
-      </w:r>
-      <w:r>
-        <w:t xml:space="preserve">) so</w:t>
-      </w:r>
-      <w:r>
-        <w:t xml:space="preserve"> </w:t>
-      </w:r>
-      <w:r>
-        <w:rPr>
-          <w:rStyle w:val="VerbatimChar"/>
-        </w:rPr>
-        <w:t xml:space="preserve">v10</w:t>
-      </w:r>
-      <w:r>
-        <w:t xml:space="preserve"> </w:t>
-      </w:r>
-      <w:r>
-        <w:t xml:space="preserve">sorts after</w:t>
-      </w:r>
-      <w:r>
-        <w:t xml:space="preserve"> </w:t>
-      </w:r>
-      <w:r>
-        <w:rPr>
-          <w:rStyle w:val="VerbatimChar"/>
-        </w:rPr>
-        <w:t xml:space="preserve">v09</w:t>
-      </w:r>
-    </w:p>
-    <w:p>
-      <w:pPr>
-        <w:pStyle w:val="Compact"/>
-        <w:numPr>
-          <w:ilvl w:val="1"/>
-          <w:numId w:val="1105"/>
-        </w:numPr>
-      </w:pPr>
-      <w:r>
-        <w:t xml:space="preserve">Use meaningful abbreviations and document what they mean</w:t>
-      </w:r>
-    </w:p>
-    <w:p>
-      <w:pPr>
-        <w:pStyle w:val="FirstParagraph"/>
-      </w:pPr>
-      <w:r>
-        <w:t xml:space="preserve">A pattern like</w:t>
-      </w:r>
-      <w:r>
-        <w:t xml:space="preserve"> </w:t>
-      </w:r>
-      <w:r>
-        <w:rPr>
-          <w:rStyle w:val="VerbatimChar"/>
-        </w:rPr>
-        <w:t xml:space="preserve">YYYY-MM-DD_project_condition_type_v01.ext</w:t>
-      </w:r>
-      <w:r>
-        <w:t xml:space="preserve"> </w:t>
-      </w:r>
-      <w:r>
-        <w:t xml:space="preserve">places files in chronological order while preserving context. For example,</w:t>
-      </w:r>
-      <w:r>
-        <w:t xml:space="preserve"> </w:t>
-      </w:r>
-      <w:r>
-        <w:rPr>
-          <w:rStyle w:val="VerbatimChar"/>
-        </w:rPr>
-        <w:t xml:space="preserve">2024-03-15_sleep-study_control_survey_v02.csv</w:t>
-      </w:r>
-      <w:r>
-        <w:t xml:space="preserve"> </w:t>
-      </w:r>
-      <w:r>
-        <w:t xml:space="preserve">immediately tells you when it was created, which project it belongs to, the experimental condition, data type, and revision. Document your convention in a README file stored next to your data files so collaborators can parse filenames without asking.</w:t>
+        <w:rPr>
+          <w:b/>
+          <w:bCs/>
+        </w:rPr>
+        <w:t xml:space="preserve">Follow domain standards where they exist.</w:t>
+      </w:r>
+      <w:r>
+        <w:t xml:space="preserve"> </w:t>
+      </w:r>
+      <w:r>
+        <w:t xml:space="preserve">Many fields have established organizational conventions that tools and collaborators expect. Using these means your data can immediately be integrated in existing analysis pipelines and reviewers recognize the structure. Search</w:t>
+      </w:r>
+      <w:r>
+        <w:t xml:space="preserve"> </w:t>
+      </w:r>
+      <w:hyperlink r:id="rId159">
+        <w:r>
+          <w:rPr>
+            <w:rStyle w:val="Hyperlink"/>
+          </w:rPr>
+          <w:t xml:space="preserve">RDMkit</w:t>
+        </w:r>
+      </w:hyperlink>
+      <w:r>
+        <w:t xml:space="preserve"> </w:t>
+      </w:r>
+      <w:r>
+        <w:t xml:space="preserve">for standards in your domain.</w:t>
+      </w:r>
+    </w:p>
+    <w:bookmarkStart w:id="170" w:name="sec-organization-lm"/>
+    <w:p>
+      <w:pPr>
+        <w:pStyle w:val="Heading4"/>
+      </w:pPr>
+      <w:r>
+        <w:t xml:space="preserve"> </w:t>
+      </w:r>
+      <w:r>
+        <w:t xml:space="preserve">LEARN MORE</w:t>
       </w:r>
     </w:p>
     <w:p>
@@ -8052,57 +8083,6 @@
         <w:numPr>
           <w:ilvl w:val="0"/>
           <w:numId w:val="1106"/>
-        </w:numPr>
-      </w:pPr>
-      <w:r>
-        <w:rPr>
-          <w:b/>
-          <w:bCs/>
-        </w:rPr>
-        <w:t xml:space="preserve">Follow domain standards where they exist.</w:t>
-      </w:r>
-      <w:r>
-        <w:t xml:space="preserve"> </w:t>
-      </w:r>
-      <w:r>
-        <w:t xml:space="preserve">Many fields have established organizational conventions that tools and collaborators expect. Using these means your data can immediately be integrated in existing analysis pipelines and reviewers recognize the structure. Search</w:t>
-      </w:r>
-      <w:r>
-        <w:t xml:space="preserve"> </w:t>
-      </w:r>
-      <w:hyperlink r:id="rId159">
-        <w:r>
-          <w:rPr>
-            <w:rStyle w:val="Hyperlink"/>
-          </w:rPr>
-          <w:t xml:space="preserve">RDMkit</w:t>
-        </w:r>
-      </w:hyperlink>
-      <w:r>
-        <w:t xml:space="preserve"> </w:t>
-      </w:r>
-      <w:r>
-        <w:t xml:space="preserve">for standards in your domain.</w:t>
-      </w:r>
-    </w:p>
-    <w:bookmarkStart w:id="170" w:name="sec-organization-lm"/>
-    <w:p>
-      <w:pPr>
-        <w:pStyle w:val="Heading4"/>
-      </w:pPr>
-      <w:r>
-        <w:t xml:space="preserve"> </w:t>
-      </w:r>
-      <w:r>
-        <w:t xml:space="preserve">LEARN MORE</w:t>
-      </w:r>
-    </w:p>
-    <w:p>
-      <w:pPr>
-        <w:pStyle w:val="Compact"/>
-        <w:numPr>
-          <w:ilvl w:val="0"/>
-          <w:numId w:val="1107"/>
         </w:numPr>
       </w:pPr>
       <w:hyperlink r:id="rId169">
@@ -8135,27 +8115,27 @@
         <w:pStyle w:val="Compact"/>
         <w:numPr>
           <w:ilvl w:val="0"/>
+          <w:numId w:val="1107"/>
+        </w:numPr>
+      </w:pPr>
+      <w:hyperlink r:id="rId171">
+        <w:r>
+          <w:rPr>
+            <w:rStyle w:val="Hyperlink"/>
+          </w:rPr>
+          <w:t xml:space="preserve">Research Project Template</w:t>
+        </w:r>
+      </w:hyperlink>
+      <w:r>
+        <w:t xml:space="preserve">: Project folder separating raw &amp; processed data, code, and outputs.</w:t>
+      </w:r>
+    </w:p>
+    <w:p>
+      <w:pPr>
+        <w:pStyle w:val="Compact"/>
+        <w:numPr>
+          <w:ilvl w:val="0"/>
           <w:numId w:val="1108"/>
-        </w:numPr>
-      </w:pPr>
-      <w:hyperlink r:id="rId171">
-        <w:r>
-          <w:rPr>
-            <w:rStyle w:val="Hyperlink"/>
-          </w:rPr>
-          <w:t xml:space="preserve">Research Project Template</w:t>
-        </w:r>
-      </w:hyperlink>
-      <w:r>
-        <w:t xml:space="preserve">: Project folder separating raw &amp; processed data, code, and outputs.</w:t>
-      </w:r>
-    </w:p>
-    <w:p>
-      <w:pPr>
-        <w:pStyle w:val="Compact"/>
-        <w:numPr>
-          <w:ilvl w:val="0"/>
-          <w:numId w:val="1109"/>
         </w:numPr>
       </w:pPr>
       <w:hyperlink r:id="rId159">
@@ -8195,177 +8175,177 @@
       <w:pPr>
         <w:numPr>
           <w:ilvl w:val="0"/>
+          <w:numId w:val="1109"/>
+        </w:numPr>
+      </w:pPr>
+      <w:r>
+        <w:rPr>
+          <w:b/>
+          <w:bCs/>
+        </w:rPr>
+        <w:t xml:space="preserve">Keep raw data in its original format.</w:t>
+      </w:r>
+      <w:r>
+        <w:t xml:space="preserve"> </w:t>
+      </w:r>
+      <w:r>
+        <w:t xml:space="preserve">Whatever your instrument or source produces, preserve that original as your ground truth. Even if it is proprietary, you need it for verification and potential reprocessing.</w:t>
+      </w:r>
+    </w:p>
+    <w:p>
+      <w:pPr>
+        <w:numPr>
+          <w:ilvl w:val="0"/>
+          <w:numId w:val="1109"/>
+        </w:numPr>
+      </w:pPr>
+      <w:r>
+        <w:rPr>
+          <w:b/>
+          <w:bCs/>
+        </w:rPr>
+        <w:t xml:space="preserve">Work in open formats.</w:t>
+      </w:r>
+      <w:r>
+        <w:t xml:space="preserve"> </w:t>
+      </w:r>
+      <w:r>
+        <w:t xml:space="preserve">For analysis, convert to open formats like CSV, JSON, or plain text. This makes your workflow reproducible, enables collaboration across different tools, and ensures your data can be shared. If conversion loses important information (metadata, precision, structure), document what is lost and keep both versions.</w:t>
+      </w:r>
+    </w:p>
+    <w:p>
+      <w:pPr>
+        <w:numPr>
+          <w:ilvl w:val="0"/>
+          <w:numId w:val="1109"/>
+        </w:numPr>
+      </w:pPr>
+      <w:r>
+        <w:rPr>
+          <w:b/>
+          <w:bCs/>
+        </w:rPr>
+        <w:t xml:space="preserve">Be careful with spreadsheets.</w:t>
+      </w:r>
+      <w:r>
+        <w:t xml:space="preserve"> </w:t>
+      </w:r>
+      <w:r>
+        <w:t xml:space="preserve">Excel is convenient for data entry but causes real problems. It silently converts data: gene names like MARCH1 become dates, leading zeros in IDs disappear, and long numbers lose precision. Formatting (colors, merged cells) breaks machine-readability since scripts cannot see it. If you use spreadsheets for entry, keep them simple (one header row, one observation per row, no merged cells) and export to CSV immediately. Save CSVs with UTF-8 encoding to avoid character corruption when sharing across systems. For more guidance on spreadsheet best practices, see</w:t>
+      </w:r>
+      <w:r>
+        <w:t xml:space="preserve"> </w:t>
+      </w:r>
+      <w:hyperlink r:id="rId175">
+        <w:r>
+          <w:rPr>
+            <w:rStyle w:val="Hyperlink"/>
+          </w:rPr>
+          <w:t xml:space="preserve">The Turing Way</w:t>
+        </w:r>
+      </w:hyperlink>
+      <w:r>
+        <w:t xml:space="preserve"> </w:t>
+      </w:r>
+      <w:r>
+        <w:t xml:space="preserve">and</w:t>
+      </w:r>
+      <w:r>
+        <w:t xml:space="preserve"> </w:t>
+      </w:r>
+      <w:hyperlink r:id="rId176">
+        <w:r>
+          <w:rPr>
+            <w:rStyle w:val="Hyperlink"/>
+          </w:rPr>
+          <w:t xml:space="preserve">UC Davis DataLab</w:t>
+        </w:r>
+      </w:hyperlink>
+      <w:r>
+        <w:t xml:space="preserve">.</w:t>
+      </w:r>
+    </w:p>
+    <w:p>
+      <w:pPr>
+        <w:numPr>
+          <w:ilvl w:val="0"/>
+          <w:numId w:val="1109"/>
+        </w:numPr>
+      </w:pPr>
+      <w:r>
+        <w:rPr>
+          <w:b/>
+          <w:bCs/>
+        </w:rPr>
+        <w:t xml:space="preserve">Check domain recommendations.</w:t>
+      </w:r>
+      <w:r>
+        <w:t xml:space="preserve"> </w:t>
+      </w:r>
+      <w:r>
+        <w:t xml:space="preserve">Your field likely has established conventions balancing openness with practical needs like performance or metadata preservation. Consult the</w:t>
+      </w:r>
+      <w:r>
+        <w:t xml:space="preserve"> </w:t>
+      </w:r>
+      <w:hyperlink r:id="rId159">
+        <w:r>
+          <w:rPr>
+            <w:rStyle w:val="Hyperlink"/>
+          </w:rPr>
+          <w:t xml:space="preserve">RDMKit</w:t>
+        </w:r>
+      </w:hyperlink>
+      <w:r>
+        <w:t xml:space="preserve"> </w:t>
+      </w:r>
+      <w:r>
+        <w:t xml:space="preserve">to find conventions for your field.</w:t>
+      </w:r>
+    </w:p>
+    <w:p>
+      <w:pPr>
+        <w:pStyle w:val="FirstParagraph"/>
+      </w:pPr>
+      <w:r>
+        <w:t xml:space="preserve">Format issues often surface during quality control. The</w:t>
+      </w:r>
+      <w:r>
+        <w:t xml:space="preserve"> </w:t>
+      </w:r>
+      <w:hyperlink w:anchor="sec-quality-control">
+        <w:r>
+          <w:rPr>
+            <w:rStyle w:val="Hyperlink"/>
+          </w:rPr>
+          <w:t xml:space="preserve">2.4. Quality Control</w:t>
+        </w:r>
+      </w:hyperlink>
+      <w:r>
+        <w:t xml:space="preserve"> </w:t>
+      </w:r>
+      <w:r>
+        <w:t xml:space="preserve">panel below covers validation checks that can catch encoding problems, unexpected conversions, and structural inconsistencies early.</w:t>
+      </w:r>
+    </w:p>
+    <w:bookmarkStart w:id="177" w:name="sec-file-formats-tr"/>
+    <w:p>
+      <w:pPr>
+        <w:pStyle w:val="Heading4"/>
+      </w:pPr>
+      <w:r>
+        <w:t xml:space="preserve"> </w:t>
+      </w:r>
+      <w:r>
+        <w:t xml:space="preserve">TOOLS &amp; RESOURCES</w:t>
+      </w:r>
+    </w:p>
+    <w:p>
+      <w:pPr>
+        <w:pStyle w:val="Compact"/>
+        <w:numPr>
+          <w:ilvl w:val="0"/>
           <w:numId w:val="1110"/>
-        </w:numPr>
-      </w:pPr>
-      <w:r>
-        <w:rPr>
-          <w:b/>
-          <w:bCs/>
-        </w:rPr>
-        <w:t xml:space="preserve">Keep raw data in its original format.</w:t>
-      </w:r>
-      <w:r>
-        <w:t xml:space="preserve"> </w:t>
-      </w:r>
-      <w:r>
-        <w:t xml:space="preserve">Whatever your instrument or source produces, preserve that original as your ground truth. Even if it is proprietary, you need it for verification and potential reprocessing.</w:t>
-      </w:r>
-    </w:p>
-    <w:p>
-      <w:pPr>
-        <w:numPr>
-          <w:ilvl w:val="0"/>
-          <w:numId w:val="1110"/>
-        </w:numPr>
-      </w:pPr>
-      <w:r>
-        <w:rPr>
-          <w:b/>
-          <w:bCs/>
-        </w:rPr>
-        <w:t xml:space="preserve">Work in open formats.</w:t>
-      </w:r>
-      <w:r>
-        <w:t xml:space="preserve"> </w:t>
-      </w:r>
-      <w:r>
-        <w:t xml:space="preserve">For analysis, convert to open formats like CSV, JSON, or plain text. This makes your workflow reproducible, enables collaboration across different tools, and ensures your data can be shared. If conversion loses important information (metadata, precision, structure), document what is lost and keep both versions.</w:t>
-      </w:r>
-    </w:p>
-    <w:p>
-      <w:pPr>
-        <w:numPr>
-          <w:ilvl w:val="0"/>
-          <w:numId w:val="1110"/>
-        </w:numPr>
-      </w:pPr>
-      <w:r>
-        <w:rPr>
-          <w:b/>
-          <w:bCs/>
-        </w:rPr>
-        <w:t xml:space="preserve">Be careful with spreadsheets.</w:t>
-      </w:r>
-      <w:r>
-        <w:t xml:space="preserve"> </w:t>
-      </w:r>
-      <w:r>
-        <w:t xml:space="preserve">Excel is convenient for data entry but causes real problems. It silently converts data: gene names like MARCH1 become dates, leading zeros in IDs disappear, and long numbers lose precision. Formatting (colors, merged cells) breaks machine-readability since scripts cannot see it. If you use spreadsheets for entry, keep them simple (one header row, one observation per row, no merged cells) and export to CSV immediately. Save CSVs with UTF-8 encoding to avoid character corruption when sharing across systems. For more guidance on spreadsheet best practices, see</w:t>
-      </w:r>
-      <w:r>
-        <w:t xml:space="preserve"> </w:t>
-      </w:r>
-      <w:hyperlink r:id="rId175">
-        <w:r>
-          <w:rPr>
-            <w:rStyle w:val="Hyperlink"/>
-          </w:rPr>
-          <w:t xml:space="preserve">The Turing Way</w:t>
-        </w:r>
-      </w:hyperlink>
-      <w:r>
-        <w:t xml:space="preserve"> </w:t>
-      </w:r>
-      <w:r>
-        <w:t xml:space="preserve">and</w:t>
-      </w:r>
-      <w:r>
-        <w:t xml:space="preserve"> </w:t>
-      </w:r>
-      <w:hyperlink r:id="rId176">
-        <w:r>
-          <w:rPr>
-            <w:rStyle w:val="Hyperlink"/>
-          </w:rPr>
-          <w:t xml:space="preserve">UC Davis DataLab</w:t>
-        </w:r>
-      </w:hyperlink>
-      <w:r>
-        <w:t xml:space="preserve">.</w:t>
-      </w:r>
-    </w:p>
-    <w:p>
-      <w:pPr>
-        <w:numPr>
-          <w:ilvl w:val="0"/>
-          <w:numId w:val="1110"/>
-        </w:numPr>
-      </w:pPr>
-      <w:r>
-        <w:rPr>
-          <w:b/>
-          <w:bCs/>
-        </w:rPr>
-        <w:t xml:space="preserve">Check domain recommendations.</w:t>
-      </w:r>
-      <w:r>
-        <w:t xml:space="preserve"> </w:t>
-      </w:r>
-      <w:r>
-        <w:t xml:space="preserve">Your field likely has established conventions balancing openness with practical needs like performance or metadata preservation. Consult the</w:t>
-      </w:r>
-      <w:r>
-        <w:t xml:space="preserve"> </w:t>
-      </w:r>
-      <w:hyperlink r:id="rId159">
-        <w:r>
-          <w:rPr>
-            <w:rStyle w:val="Hyperlink"/>
-          </w:rPr>
-          <w:t xml:space="preserve">RDMKit</w:t>
-        </w:r>
-      </w:hyperlink>
-      <w:r>
-        <w:t xml:space="preserve"> </w:t>
-      </w:r>
-      <w:r>
-        <w:t xml:space="preserve">to find conventions for your field.</w:t>
-      </w:r>
-    </w:p>
-    <w:p>
-      <w:pPr>
-        <w:pStyle w:val="FirstParagraph"/>
-      </w:pPr>
-      <w:r>
-        <w:t xml:space="preserve">Format issues often surface during quality control. The</w:t>
-      </w:r>
-      <w:r>
-        <w:t xml:space="preserve"> </w:t>
-      </w:r>
-      <w:hyperlink w:anchor="sec-quality-control">
-        <w:r>
-          <w:rPr>
-            <w:rStyle w:val="Hyperlink"/>
-          </w:rPr>
-          <w:t xml:space="preserve">2.4. Quality Control</w:t>
-        </w:r>
-      </w:hyperlink>
-      <w:r>
-        <w:t xml:space="preserve"> </w:t>
-      </w:r>
-      <w:r>
-        <w:t xml:space="preserve">panel below covers validation checks that can catch encoding problems, unexpected conversions, and structural inconsistencies early.</w:t>
-      </w:r>
-    </w:p>
-    <w:bookmarkStart w:id="177" w:name="sec-file-formats-tr"/>
-    <w:p>
-      <w:pPr>
-        <w:pStyle w:val="Heading4"/>
-      </w:pPr>
-      <w:r>
-        <w:t xml:space="preserve"> </w:t>
-      </w:r>
-      <w:r>
-        <w:t xml:space="preserve">TOOLS &amp; RESOURCES</w:t>
-      </w:r>
-    </w:p>
-    <w:p>
-      <w:pPr>
-        <w:pStyle w:val="Compact"/>
-        <w:numPr>
-          <w:ilvl w:val="0"/>
-          <w:numId w:val="1111"/>
         </w:numPr>
       </w:pPr>
       <w:hyperlink r:id="rId159">
@@ -8406,64 +8386,84 @@
         <w:pStyle w:val="Compact"/>
         <w:numPr>
           <w:ilvl w:val="0"/>
+          <w:numId w:val="1111"/>
+        </w:numPr>
+      </w:pPr>
+      <w:r>
+        <w:rPr>
+          <w:b/>
+          <w:bCs/>
+        </w:rPr>
+        <w:t xml:space="preserve">Create a README file (as .md or .txt) early and update it as you go.</w:t>
+      </w:r>
+      <w:r>
+        <w:t xml:space="preserve"> </w:t>
+      </w:r>
+      <w:r>
+        <w:t xml:space="preserve">Your README is the entry point to your project. Start it when you begin, not when preparing to publish. A good README answers the essential questions: who created the data, what it contains, when and where it was collected, why it was generated, how it was produced, and whether it can be reused. These answers let someone unfamiliar with your project understand and work with your data.</w:t>
+      </w:r>
+    </w:p>
+    <w:p>
+      <w:pPr>
+        <w:pStyle w:val="Compact"/>
+        <w:numPr>
+          <w:ilvl w:val="0"/>
+          <w:numId w:val="1111"/>
+        </w:numPr>
+      </w:pPr>
+      <w:r>
+        <w:rPr>
+          <w:b/>
+          <w:bCs/>
+        </w:rPr>
+        <w:t xml:space="preserve">Create a data dictionary defining every variable.</w:t>
+      </w:r>
+      <w:r>
+        <w:t xml:space="preserve"> </w:t>
+      </w:r>
+      <w:r>
+        <w:t xml:space="preserve">A data dictionary (or</w:t>
+      </w:r>
+      <w:r>
+        <w:t xml:space="preserve"> </w:t>
+      </w:r>
+      <w:r>
+        <w:t xml:space="preserve">“codebook”</w:t>
+      </w:r>
+      <w:r>
+        <w:t xml:space="preserve">) makes your dataset self-explanatory. For each variable, document what it measures, its data type, valid values, units of measurement, and how missing data is coded. Use appropriate missing codes to distinguish why data is absent (declined to answer, not applicable, technical failure) since this distinction matters for analysis.</w:t>
+      </w:r>
+    </w:p>
+    <w:bookmarkStart w:id="182" w:name="sec-documentation-02-lm"/>
+    <w:p>
+      <w:pPr>
+        <w:pStyle w:val="Heading4"/>
+      </w:pPr>
+      <w:r>
+        <w:t xml:space="preserve"> </w:t>
+      </w:r>
+      <w:r>
+        <w:t xml:space="preserve">LEARN MORE</w:t>
+      </w:r>
+    </w:p>
+    <w:p>
+      <w:pPr>
+        <w:pStyle w:val="Compact"/>
+        <w:numPr>
+          <w:ilvl w:val="0"/>
           <w:numId w:val="1112"/>
         </w:numPr>
       </w:pPr>
-      <w:r>
-        <w:rPr>
-          <w:b/>
-          <w:bCs/>
-        </w:rPr>
-        <w:t xml:space="preserve">Create a README file (as .md or .txt) early and update it as you go.</w:t>
-      </w:r>
-      <w:r>
-        <w:t xml:space="preserve"> </w:t>
-      </w:r>
-      <w:r>
-        <w:t xml:space="preserve">Your README is the entry point to your project. Start it when you begin, not when preparing to publish. A good README answers the essential questions: who created the data, what it contains, when and where it was collected, why it was generated, how it was produced, and whether it can be reused. These answers let someone unfamiliar with your project understand and work with your data.</w:t>
-      </w:r>
-    </w:p>
-    <w:p>
-      <w:pPr>
-        <w:pStyle w:val="Compact"/>
-        <w:numPr>
-          <w:ilvl w:val="0"/>
-          <w:numId w:val="1112"/>
-        </w:numPr>
-      </w:pPr>
-      <w:r>
-        <w:rPr>
-          <w:b/>
-          <w:bCs/>
-        </w:rPr>
-        <w:t xml:space="preserve">Create a data dictionary defining every variable.</w:t>
-      </w:r>
-      <w:r>
-        <w:t xml:space="preserve"> </w:t>
-      </w:r>
-      <w:r>
-        <w:t xml:space="preserve">A data dictionary (or</w:t>
-      </w:r>
-      <w:r>
-        <w:t xml:space="preserve"> </w:t>
-      </w:r>
-      <w:r>
-        <w:t xml:space="preserve">“codebook”</w:t>
-      </w:r>
-      <w:r>
-        <w:t xml:space="preserve">) makes your dataset self-explanatory. For each variable, document what it measures, its data type, valid values, units of measurement, and how missing data is coded. Use appropriate missing codes to distinguish why data is absent (declined to answer, not applicable, technical failure) since this distinction matters for analysis.</w:t>
-      </w:r>
-    </w:p>
-    <w:bookmarkStart w:id="182" w:name="sec-documentation-02-lm"/>
-    <w:p>
-      <w:pPr>
-        <w:pStyle w:val="Heading4"/>
-      </w:pPr>
-      <w:r>
-        <w:t xml:space="preserve"> </w:t>
-      </w:r>
-      <w:r>
-        <w:t xml:space="preserve">LEARN MORE</w:t>
+      <w:hyperlink r:id="rId180">
+        <w:r>
+          <w:rPr>
+            <w:rStyle w:val="Hyperlink"/>
+          </w:rPr>
+          <w:t xml:space="preserve">Principles of Data Documentation</w:t>
+        </w:r>
+      </w:hyperlink>
+      <w:r>
+        <w:t xml:space="preserve">: Principles of README files and data dictionaries.</w:t>
       </w:r>
     </w:p>
     <w:p>
@@ -8472,26 +8472,6 @@
         <w:numPr>
           <w:ilvl w:val="0"/>
           <w:numId w:val="1113"/>
-        </w:numPr>
-      </w:pPr>
-      <w:hyperlink r:id="rId180">
-        <w:r>
-          <w:rPr>
-            <w:rStyle w:val="Hyperlink"/>
-          </w:rPr>
-          <w:t xml:space="preserve">Principles of Data Documentation</w:t>
-        </w:r>
-      </w:hyperlink>
-      <w:r>
-        <w:t xml:space="preserve">: Principles of README files and data dictionaries.</w:t>
-      </w:r>
-    </w:p>
-    <w:p>
-      <w:pPr>
-        <w:pStyle w:val="Compact"/>
-        <w:numPr>
-          <w:ilvl w:val="0"/>
-          <w:numId w:val="1114"/>
         </w:numPr>
       </w:pPr>
       <w:hyperlink r:id="rId181">
@@ -8531,78 +8511,183 @@
       <w:pPr>
         <w:numPr>
           <w:ilvl w:val="0"/>
+          <w:numId w:val="1114"/>
+        </w:numPr>
+      </w:pPr>
+      <w:r>
+        <w:rPr>
+          <w:b/>
+          <w:bCs/>
+        </w:rPr>
+        <w:t xml:space="preserve">Organizational standards</w:t>
+      </w:r>
+      <w:r>
+        <w:t xml:space="preserve"> </w:t>
+      </w:r>
+      <w:r>
+        <w:t xml:space="preserve">specify how to structure files and folders. Some fields have well-established conventions, like</w:t>
+      </w:r>
+      <w:r>
+        <w:t xml:space="preserve"> </w:t>
+      </w:r>
+      <w:hyperlink r:id="rId185">
+        <w:r>
+          <w:rPr>
+            <w:rStyle w:val="Hyperlink"/>
+          </w:rPr>
+          <w:t xml:space="preserve">BIDS</w:t>
+        </w:r>
+      </w:hyperlink>
+      <w:r>
+        <w:t xml:space="preserve"> </w:t>
+      </w:r>
+      <w:r>
+        <w:t xml:space="preserve">for neuroimaging data. When such standards exist, use them. Your data will work immediately with existing tools, and collaborators will recognize the structure without explanation. If no standard exists for your domain, create a consistent structure and document it in your README. See for instance our</w:t>
+      </w:r>
+      <w:r>
+        <w:t xml:space="preserve"> </w:t>
+      </w:r>
+      <w:hyperlink r:id="rId171">
+        <w:r>
+          <w:rPr>
+            <w:rStyle w:val="Hyperlink"/>
+          </w:rPr>
+          <w:t xml:space="preserve">research project template</w:t>
+        </w:r>
+      </w:hyperlink>
+      <w:r>
+        <w:t xml:space="preserve">.</w:t>
+      </w:r>
+    </w:p>
+    <w:p>
+      <w:pPr>
+        <w:numPr>
+          <w:ilvl w:val="0"/>
+          <w:numId w:val="1114"/>
+        </w:numPr>
+      </w:pPr>
+      <w:r>
+        <w:rPr>
+          <w:b/>
+          <w:bCs/>
+        </w:rPr>
+        <w:t xml:space="preserve">Reporting guidelines</w:t>
+      </w:r>
+      <w:r>
+        <w:t xml:space="preserve"> </w:t>
+      </w:r>
+      <w:r>
+        <w:t xml:space="preserve">specify what methodological details to document for different study types. The</w:t>
+      </w:r>
+      <w:r>
+        <w:t xml:space="preserve"> </w:t>
+      </w:r>
+      <w:hyperlink r:id="rId186">
+        <w:r>
+          <w:rPr>
+            <w:rStyle w:val="Hyperlink"/>
+          </w:rPr>
+          <w:t xml:space="preserve">EQUATOR Network</w:t>
+        </w:r>
+      </w:hyperlink>
+      <w:r>
+        <w:t xml:space="preserve"> </w:t>
+      </w:r>
+      <w:r>
+        <w:t xml:space="preserve">maintains a searchable database of guidelines for clinical trials, observational studies, animal research, and many other study types. Following these ensures you capture everything others need to understand or replicate your work.</w:t>
+      </w:r>
+    </w:p>
+    <w:p>
+      <w:pPr>
+        <w:numPr>
+          <w:ilvl w:val="0"/>
+          <w:numId w:val="1114"/>
+        </w:numPr>
+      </w:pPr>
+      <w:r>
+        <w:rPr>
+          <w:b/>
+          <w:bCs/>
+        </w:rPr>
+        <w:t xml:space="preserve">Metadata standards</w:t>
+      </w:r>
+      <w:r>
+        <w:t xml:space="preserve"> </w:t>
+      </w:r>
+      <w:r>
+        <w:t xml:space="preserve">define what descriptive information to record and how to structure it. Scientific metadata describes how your data was produced: equipment specifications, acquisition parameters, protocols followed. This is distinct from discovery metadata (titles, keywords, descriptions) which you will prepare when sharing in</w:t>
+      </w:r>
+      <w:r>
+        <w:t xml:space="preserve"> </w:t>
+      </w:r>
+      <w:hyperlink w:anchor="sec-preserve-and-share-chapter">
+        <w:r>
+          <w:rPr>
+            <w:rStyle w:val="Hyperlink"/>
+          </w:rPr>
+          <w:t xml:space="preserve">Section 4</w:t>
+        </w:r>
+      </w:hyperlink>
+      <w:r>
+        <w:t xml:space="preserve">. Your field has conventions for which parameters matter.</w:t>
+      </w:r>
+      <w:r>
+        <w:t xml:space="preserve"> </w:t>
+      </w:r>
+      <w:hyperlink r:id="rId187">
+        <w:r>
+          <w:rPr>
+            <w:rStyle w:val="Hyperlink"/>
+          </w:rPr>
+          <w:t xml:space="preserve">FAIRsharing</w:t>
+        </w:r>
+      </w:hyperlink>
+      <w:r>
+        <w:t xml:space="preserve"> </w:t>
+      </w:r>
+      <w:r>
+        <w:t xml:space="preserve">catalogs metadata standards by discipline.</w:t>
+      </w:r>
+    </w:p>
+    <w:p>
+      <w:pPr>
+        <w:pStyle w:val="FirstParagraph"/>
+      </w:pPr>
+      <w:r>
+        <w:rPr>
+          <w:b/>
+          <w:bCs/>
+        </w:rPr>
+        <w:t xml:space="preserve">Think of your data as a first-class research output.</w:t>
+      </w:r>
+      <w:r>
+        <w:t xml:space="preserve"> </w:t>
+      </w:r>
+      <w:r>
+        <w:t xml:space="preserve">Comprehensive metadata transforms a project artifact into a reusable resource. Someone reanalyzing your data years later needs to understand exactly how it was produced.</w:t>
+      </w:r>
+    </w:p>
+    <w:bookmarkStart w:id="189" w:name="sec-standards-tr"/>
+    <w:p>
+      <w:pPr>
+        <w:pStyle w:val="Heading4"/>
+      </w:pPr>
+      <w:r>
+        <w:t xml:space="preserve"> </w:t>
+      </w:r>
+      <w:r>
+        <w:t xml:space="preserve">TOOLS &amp; RESOURCES</w:t>
+      </w:r>
+    </w:p>
+    <w:p>
+      <w:pPr>
+        <w:pStyle w:val="Compact"/>
+        <w:numPr>
+          <w:ilvl w:val="0"/>
           <w:numId w:val="1115"/>
         </w:numPr>
       </w:pPr>
-      <w:r>
-        <w:rPr>
-          <w:b/>
-          <w:bCs/>
-        </w:rPr>
-        <w:t xml:space="preserve">Organizational standards</w:t>
-      </w:r>
-      <w:r>
-        <w:t xml:space="preserve"> </w:t>
-      </w:r>
-      <w:r>
-        <w:t xml:space="preserve">specify how to structure files and folders. Some fields have well-established conventions, like</w:t>
-      </w:r>
-      <w:r>
-        <w:t xml:space="preserve"> </w:t>
-      </w:r>
-      <w:hyperlink r:id="rId185">
-        <w:r>
-          <w:rPr>
-            <w:rStyle w:val="Hyperlink"/>
-          </w:rPr>
-          <w:t xml:space="preserve">BIDS</w:t>
-        </w:r>
-      </w:hyperlink>
-      <w:r>
-        <w:t xml:space="preserve"> </w:t>
-      </w:r>
-      <w:r>
-        <w:t xml:space="preserve">for neuroimaging data. When such standards exist, use them. Your data will work immediately with existing tools, and collaborators will recognize the structure without explanation. If no standard exists for your domain, create a consistent structure and document it in your README. See for instance our</w:t>
-      </w:r>
-      <w:r>
-        <w:t xml:space="preserve"> </w:t>
-      </w:r>
-      <w:hyperlink r:id="rId171">
-        <w:r>
-          <w:rPr>
-            <w:rStyle w:val="Hyperlink"/>
-          </w:rPr>
-          <w:t xml:space="preserve">research project template</w:t>
-        </w:r>
-      </w:hyperlink>
-      <w:r>
-        <w:t xml:space="preserve">.</w:t>
-      </w:r>
-    </w:p>
-    <w:p>
-      <w:pPr>
-        <w:numPr>
-          <w:ilvl w:val="0"/>
-          <w:numId w:val="1115"/>
-        </w:numPr>
-      </w:pPr>
-      <w:r>
-        <w:rPr>
-          <w:b/>
-          <w:bCs/>
-        </w:rPr>
-        <w:t xml:space="preserve">Reporting guidelines</w:t>
-      </w:r>
-      <w:r>
-        <w:t xml:space="preserve"> </w:t>
-      </w:r>
-      <w:r>
-        <w:t xml:space="preserve">specify what methodological details to document for different study types. The</w:t>
-      </w:r>
-      <w:r>
-        <w:t xml:space="preserve"> </w:t>
-      </w:r>
-      <w:hyperlink r:id="rId186">
+      <w:hyperlink r:id="rId188">
         <w:r>
           <w:rPr>
             <w:rStyle w:val="Hyperlink"/>
@@ -8611,49 +8696,17 @@
         </w:r>
       </w:hyperlink>
       <w:r>
-        <w:t xml:space="preserve"> </w:t>
-      </w:r>
-      <w:r>
-        <w:t xml:space="preserve">maintains a searchable database of guidelines for clinical trials, observational studies, animal research, and many other study types. Following these ensures you capture everything others need to understand or replicate your work.</w:t>
-      </w:r>
-    </w:p>
-    <w:p>
-      <w:pPr>
-        <w:numPr>
-          <w:ilvl w:val="0"/>
-          <w:numId w:val="1115"/>
-        </w:numPr>
-      </w:pPr>
-      <w:r>
-        <w:rPr>
-          <w:b/>
-          <w:bCs/>
-        </w:rPr>
-        <w:t xml:space="preserve">Metadata standards</w:t>
-      </w:r>
-      <w:r>
-        <w:t xml:space="preserve"> </w:t>
-      </w:r>
-      <w:r>
-        <w:t xml:space="preserve">define what descriptive information to record and how to structure it. Scientific metadata describes how your data was produced: equipment specifications, acquisition parameters, protocols followed. This is distinct from discovery metadata (titles, keywords, descriptions) which you will prepare when sharing in</w:t>
-      </w:r>
-      <w:r>
-        <w:t xml:space="preserve"> </w:t>
-      </w:r>
-      <w:hyperlink w:anchor="sec-preserve-and-share-chapter">
-        <w:r>
-          <w:rPr>
-            <w:rStyle w:val="Hyperlink"/>
-          </w:rPr>
-          <w:t xml:space="preserve">Section 4</w:t>
-        </w:r>
-      </w:hyperlink>
-      <w:r>
-        <w:t xml:space="preserve">. Your field has conventions for which parameters matter.</w:t>
-      </w:r>
-      <w:r>
-        <w:t xml:space="preserve"> </w:t>
-      </w:r>
+        <w:t xml:space="preserve">: Comprehensive database of reporting guidelines.</w:t>
+      </w:r>
+    </w:p>
+    <w:p>
+      <w:pPr>
+        <w:pStyle w:val="Compact"/>
+        <w:numPr>
+          <w:ilvl w:val="0"/>
+          <w:numId w:val="1116"/>
+        </w:numPr>
+      </w:pPr>
       <w:hyperlink r:id="rId187">
         <w:r>
           <w:rPr>
@@ -8663,60 +8716,7 @@
         </w:r>
       </w:hyperlink>
       <w:r>
-        <w:t xml:space="preserve"> </w:t>
-      </w:r>
-      <w:r>
-        <w:t xml:space="preserve">catalogs metadata standards by discipline.</w:t>
-      </w:r>
-    </w:p>
-    <w:p>
-      <w:pPr>
-        <w:pStyle w:val="FirstParagraph"/>
-      </w:pPr>
-      <w:r>
-        <w:rPr>
-          <w:b/>
-          <w:bCs/>
-        </w:rPr>
-        <w:t xml:space="preserve">Think of your data as a first-class research output.</w:t>
-      </w:r>
-      <w:r>
-        <w:t xml:space="preserve"> </w:t>
-      </w:r>
-      <w:r>
-        <w:t xml:space="preserve">Comprehensive metadata transforms a project artifact into a reusable resource. Someone reanalyzing your data years later needs to understand exactly how it was produced.</w:t>
-      </w:r>
-    </w:p>
-    <w:bookmarkStart w:id="189" w:name="sec-standards-tr"/>
-    <w:p>
-      <w:pPr>
-        <w:pStyle w:val="Heading4"/>
-      </w:pPr>
-      <w:r>
-        <w:t xml:space="preserve"> </w:t>
-      </w:r>
-      <w:r>
-        <w:t xml:space="preserve">TOOLS &amp; RESOURCES</w:t>
-      </w:r>
-    </w:p>
-    <w:p>
-      <w:pPr>
-        <w:pStyle w:val="Compact"/>
-        <w:numPr>
-          <w:ilvl w:val="0"/>
-          <w:numId w:val="1116"/>
-        </w:numPr>
-      </w:pPr>
-      <w:hyperlink r:id="rId188">
-        <w:r>
-          <w:rPr>
-            <w:rStyle w:val="Hyperlink"/>
-          </w:rPr>
-          <w:t xml:space="preserve">EQUATOR Network</w:t>
-        </w:r>
-      </w:hyperlink>
-      <w:r>
-        <w:t xml:space="preserve">: Comprehensive database of reporting guidelines.</w:t>
+        <w:t xml:space="preserve">: Search by discipline to find metadata standards, reporting guidelines, and data policies for your field.</w:t>
       </w:r>
     </w:p>
     <w:p>
@@ -8727,16 +8727,16 @@
           <w:numId w:val="1117"/>
         </w:numPr>
       </w:pPr>
-      <w:hyperlink r:id="rId187">
-        <w:r>
-          <w:rPr>
-            <w:rStyle w:val="Hyperlink"/>
-          </w:rPr>
-          <w:t xml:space="preserve">FAIRsharing</w:t>
-        </w:r>
-      </w:hyperlink>
-      <w:r>
-        <w:t xml:space="preserve">: Search by discipline to find metadata standards, reporting guidelines, and data policies for your field.</w:t>
+      <w:hyperlink r:id="rId159">
+        <w:r>
+          <w:rPr>
+            <w:rStyle w:val="Hyperlink"/>
+          </w:rPr>
+          <w:t xml:space="preserve">RDMkit</w:t>
+        </w:r>
+      </w:hyperlink>
+      <w:r>
+        <w:t xml:space="preserve">: Domain-specific metadata standards</w:t>
       </w:r>
     </w:p>
     <w:p>
@@ -8745,26 +8745,6 @@
         <w:numPr>
           <w:ilvl w:val="0"/>
           <w:numId w:val="1118"/>
-        </w:numPr>
-      </w:pPr>
-      <w:hyperlink r:id="rId159">
-        <w:r>
-          <w:rPr>
-            <w:rStyle w:val="Hyperlink"/>
-          </w:rPr>
-          <w:t xml:space="preserve">RDMkit</w:t>
-        </w:r>
-      </w:hyperlink>
-      <w:r>
-        <w:t xml:space="preserve">: Domain-specific metadata standards</w:t>
-      </w:r>
-    </w:p>
-    <w:p>
-      <w:pPr>
-        <w:pStyle w:val="Compact"/>
-        <w:numPr>
-          <w:ilvl w:val="0"/>
-          <w:numId w:val="1119"/>
         </w:numPr>
       </w:pPr>
       <w:hyperlink r:id="rId171">
@@ -8804,7 +8784,7 @@
       <w:pPr>
         <w:numPr>
           <w:ilvl w:val="0"/>
-          <w:numId w:val="1120"/>
+          <w:numId w:val="1119"/>
         </w:numPr>
       </w:pPr>
       <w:r>
@@ -8825,7 +8805,7 @@
       <w:pPr>
         <w:numPr>
           <w:ilvl w:val="0"/>
-          <w:numId w:val="1120"/>
+          <w:numId w:val="1119"/>
         </w:numPr>
       </w:pPr>
       <w:r>
@@ -8964,7 +8944,7 @@
             <w:pPr>
               <w:numPr>
                 <w:ilvl w:val="0"/>
-                <w:numId w:val="1121"/>
+                <w:numId w:val="1120"/>
               </w:numPr>
             </w:pPr>
             <w:r>
@@ -8999,7 +8979,7 @@
             <w:pPr>
               <w:numPr>
                 <w:ilvl w:val="0"/>
-                <w:numId w:val="1121"/>
+                <w:numId w:val="1120"/>
               </w:numPr>
             </w:pPr>
             <w:r>
@@ -9044,7 +9024,7 @@
             <w:pPr>
               <w:numPr>
                 <w:ilvl w:val="0"/>
-                <w:numId w:val="1121"/>
+                <w:numId w:val="1120"/>
               </w:numPr>
             </w:pPr>
             <w:r>
@@ -9146,27 +9126,27 @@
         <w:pStyle w:val="Compact"/>
         <w:numPr>
           <w:ilvl w:val="0"/>
+          <w:numId w:val="1121"/>
+        </w:numPr>
+      </w:pPr>
+      <w:hyperlink r:id="rId49">
+        <w:r>
+          <w:rPr>
+            <w:rStyle w:val="Hyperlink"/>
+          </w:rPr>
+          <w:t xml:space="preserve">Introduction to Git</w:t>
+        </w:r>
+      </w:hyperlink>
+      <w:r>
+        <w:t xml:space="preserve">: Learn Git basics integrated with RStudio (2h).</w:t>
+      </w:r>
+    </w:p>
+    <w:p>
+      <w:pPr>
+        <w:pStyle w:val="Compact"/>
+        <w:numPr>
+          <w:ilvl w:val="0"/>
           <w:numId w:val="1122"/>
-        </w:numPr>
-      </w:pPr>
-      <w:hyperlink r:id="rId49">
-        <w:r>
-          <w:rPr>
-            <w:rStyle w:val="Hyperlink"/>
-          </w:rPr>
-          <w:t xml:space="preserve">Introduction to Git</w:t>
-        </w:r>
-      </w:hyperlink>
-      <w:r>
-        <w:t xml:space="preserve">: Learn Git basics integrated with RStudio (2h).</w:t>
-      </w:r>
-    </w:p>
-    <w:p>
-      <w:pPr>
-        <w:pStyle w:val="Compact"/>
-        <w:numPr>
-          <w:ilvl w:val="0"/>
-          <w:numId w:val="1123"/>
         </w:numPr>
       </w:pPr>
       <w:hyperlink r:id="rId50">
@@ -9199,27 +9179,27 @@
         <w:pStyle w:val="Compact"/>
         <w:numPr>
           <w:ilvl w:val="0"/>
+          <w:numId w:val="1123"/>
+        </w:numPr>
+      </w:pPr>
+      <w:hyperlink r:id="rId196">
+        <w:r>
+          <w:rPr>
+            <w:rStyle w:val="Hyperlink"/>
+          </w:rPr>
+          <w:t xml:space="preserve">LRZ Gitlab</w:t>
+        </w:r>
+      </w:hyperlink>
+      <w:r>
+        <w:t xml:space="preserve">: Institutional Git hosting for LMU Munich.</w:t>
+      </w:r>
+    </w:p>
+    <w:p>
+      <w:pPr>
+        <w:pStyle w:val="Compact"/>
+        <w:numPr>
+          <w:ilvl w:val="0"/>
           <w:numId w:val="1124"/>
-        </w:numPr>
-      </w:pPr>
-      <w:hyperlink r:id="rId196">
-        <w:r>
-          <w:rPr>
-            <w:rStyle w:val="Hyperlink"/>
-          </w:rPr>
-          <w:t xml:space="preserve">LRZ Gitlab</w:t>
-        </w:r>
-      </w:hyperlink>
-      <w:r>
-        <w:t xml:space="preserve">: Institutional Git hosting for LMU Munich.</w:t>
-      </w:r>
-    </w:p>
-    <w:p>
-      <w:pPr>
-        <w:pStyle w:val="Compact"/>
-        <w:numPr>
-          <w:ilvl w:val="0"/>
-          <w:numId w:val="1125"/>
         </w:numPr>
       </w:pPr>
       <w:hyperlink r:id="rId192">
@@ -9345,7 +9325,7 @@
       <w:pPr>
         <w:numPr>
           <w:ilvl w:val="0"/>
-          <w:numId w:val="1126"/>
+          <w:numId w:val="1125"/>
         </w:numPr>
       </w:pPr>
       <w:r>
@@ -9366,7 +9346,7 @@
       <w:pPr>
         <w:numPr>
           <w:ilvl w:val="0"/>
-          <w:numId w:val="1126"/>
+          <w:numId w:val="1125"/>
         </w:numPr>
       </w:pPr>
       <w:r>
@@ -9520,7 +9500,7 @@
         <w:pStyle w:val="Compact"/>
         <w:numPr>
           <w:ilvl w:val="0"/>
-          <w:numId w:val="1127"/>
+          <w:numId w:val="1126"/>
         </w:numPr>
       </w:pPr>
       <w:hyperlink r:id="rId204">
@@ -9560,7 +9540,7 @@
       <w:pPr>
         <w:numPr>
           <w:ilvl w:val="0"/>
-          <w:numId w:val="1128"/>
+          <w:numId w:val="1127"/>
         </w:numPr>
       </w:pPr>
       <w:r>
@@ -9581,7 +9561,7 @@
       <w:pPr>
         <w:numPr>
           <w:ilvl w:val="0"/>
-          <w:numId w:val="1128"/>
+          <w:numId w:val="1127"/>
         </w:numPr>
       </w:pPr>
       <w:r>
@@ -9619,7 +9599,7 @@
       <w:pPr>
         <w:numPr>
           <w:ilvl w:val="0"/>
-          <w:numId w:val="1128"/>
+          <w:numId w:val="1127"/>
         </w:numPr>
       </w:pPr>
       <w:r>
@@ -9755,7 +9735,7 @@
             <w:pPr>
               <w:numPr>
                 <w:ilvl w:val="0"/>
-                <w:numId w:val="1129"/>
+                <w:numId w:val="1128"/>
               </w:numPr>
             </w:pPr>
             <w:r>
@@ -9776,7 +9756,7 @@
             <w:pPr>
               <w:numPr>
                 <w:ilvl w:val="0"/>
-                <w:numId w:val="1129"/>
+                <w:numId w:val="1128"/>
               </w:numPr>
             </w:pPr>
             <w:r>
@@ -9814,27 +9794,27 @@
         <w:pStyle w:val="Compact"/>
         <w:numPr>
           <w:ilvl w:val="0"/>
+          <w:numId w:val="1129"/>
+        </w:numPr>
+      </w:pPr>
+      <w:hyperlink r:id="rId77">
+        <w:r>
+          <w:rPr>
+            <w:rStyle w:val="Hyperlink"/>
+          </w:rPr>
+          <w:t xml:space="preserve">Data Anonymization</w:t>
+        </w:r>
+      </w:hyperlink>
+      <w:r>
+        <w:t xml:space="preserve">: Implement data anonymization techniques in R. (3h)</w:t>
+      </w:r>
+    </w:p>
+    <w:p>
+      <w:pPr>
+        <w:pStyle w:val="Compact"/>
+        <w:numPr>
+          <w:ilvl w:val="0"/>
           <w:numId w:val="1130"/>
-        </w:numPr>
-      </w:pPr>
-      <w:hyperlink r:id="rId77">
-        <w:r>
-          <w:rPr>
-            <w:rStyle w:val="Hyperlink"/>
-          </w:rPr>
-          <w:t xml:space="preserve">Data Anonymization</w:t>
-        </w:r>
-      </w:hyperlink>
-      <w:r>
-        <w:t xml:space="preserve">: Implement data anonymization techniques in R. (3h)</w:t>
-      </w:r>
-    </w:p>
-    <w:p>
-      <w:pPr>
-        <w:pStyle w:val="Compact"/>
-        <w:numPr>
-          <w:ilvl w:val="0"/>
-          <w:numId w:val="1131"/>
         </w:numPr>
       </w:pPr>
       <w:hyperlink r:id="rId213">
@@ -10027,62 +10007,62 @@
       <w:pPr>
         <w:numPr>
           <w:ilvl w:val="0"/>
+          <w:numId w:val="1131"/>
+        </w:numPr>
+      </w:pPr>
+      <w:r>
+        <w:rPr>
+          <w:b/>
+          <w:bCs/>
+        </w:rPr>
+        <w:t xml:space="preserve">Automate what you can.</w:t>
+      </w:r>
+      <w:r>
+        <w:t xml:space="preserve"> </w:t>
+      </w:r>
+      <w:r>
+        <w:t xml:space="preserve">Check that data types are correct, values fall within expected ranges, required fields are populated, and formats are consistent. These checks should run automatically and flag problems for review.</w:t>
+      </w:r>
+    </w:p>
+    <w:p>
+      <w:pPr>
+        <w:numPr>
+          <w:ilvl w:val="0"/>
+          <w:numId w:val="1131"/>
+        </w:numPr>
+      </w:pPr>
+      <w:r>
+        <w:rPr>
+          <w:b/>
+          <w:bCs/>
+        </w:rPr>
+        <w:t xml:space="preserve">Catch what automation misses with manual review.</w:t>
+      </w:r>
+      <w:r>
+        <w:t xml:space="preserve"> </w:t>
+      </w:r>
+      <w:r>
+        <w:t xml:space="preserve">Sample your data and verify it against the source. Inspect outliers to determine whether they are errors or genuine extreme values. Look for suspicious patterns: survey responses that alternate predictably, reaction times that are impossibly fast.</w:t>
+      </w:r>
+    </w:p>
+    <w:bookmarkStart w:id="223" w:name="sec-validation-lm"/>
+    <w:p>
+      <w:pPr>
+        <w:pStyle w:val="Heading4"/>
+      </w:pPr>
+      <w:r>
+        <w:t xml:space="preserve"> </w:t>
+      </w:r>
+      <w:r>
+        <w:t xml:space="preserve">LEARN MORE</w:t>
+      </w:r>
+    </w:p>
+    <w:p>
+      <w:pPr>
+        <w:pStyle w:val="Compact"/>
+        <w:numPr>
+          <w:ilvl w:val="0"/>
           <w:numId w:val="1132"/>
-        </w:numPr>
-      </w:pPr>
-      <w:r>
-        <w:rPr>
-          <w:b/>
-          <w:bCs/>
-        </w:rPr>
-        <w:t xml:space="preserve">Automate what you can.</w:t>
-      </w:r>
-      <w:r>
-        <w:t xml:space="preserve"> </w:t>
-      </w:r>
-      <w:r>
-        <w:t xml:space="preserve">Check that data types are correct, values fall within expected ranges, required fields are populated, and formats are consistent. These checks should run automatically and flag problems for review.</w:t>
-      </w:r>
-    </w:p>
-    <w:p>
-      <w:pPr>
-        <w:numPr>
-          <w:ilvl w:val="0"/>
-          <w:numId w:val="1132"/>
-        </w:numPr>
-      </w:pPr>
-      <w:r>
-        <w:rPr>
-          <w:b/>
-          <w:bCs/>
-        </w:rPr>
-        <w:t xml:space="preserve">Catch what automation misses with manual review.</w:t>
-      </w:r>
-      <w:r>
-        <w:t xml:space="preserve"> </w:t>
-      </w:r>
-      <w:r>
-        <w:t xml:space="preserve">Sample your data and verify it against the source. Inspect outliers to determine whether they are errors or genuine extreme values. Look for suspicious patterns: survey responses that alternate predictably, reaction times that are impossibly fast.</w:t>
-      </w:r>
-    </w:p>
-    <w:bookmarkStart w:id="223" w:name="sec-validation-lm"/>
-    <w:p>
-      <w:pPr>
-        <w:pStyle w:val="Heading4"/>
-      </w:pPr>
-      <w:r>
-        <w:t xml:space="preserve"> </w:t>
-      </w:r>
-      <w:r>
-        <w:t xml:space="preserve">LEARN MORE</w:t>
-      </w:r>
-    </w:p>
-    <w:p>
-      <w:pPr>
-        <w:pStyle w:val="Compact"/>
-        <w:numPr>
-          <w:ilvl w:val="0"/>
-          <w:numId w:val="1133"/>
         </w:numPr>
       </w:pPr>
       <w:hyperlink r:id="rId181">
@@ -10122,7 +10102,7 @@
       <w:pPr>
         <w:numPr>
           <w:ilvl w:val="0"/>
-          <w:numId w:val="1134"/>
+          <w:numId w:val="1133"/>
         </w:numPr>
       </w:pPr>
       <w:r>
@@ -10143,7 +10123,7 @@
       <w:pPr>
         <w:numPr>
           <w:ilvl w:val="0"/>
-          <w:numId w:val="1134"/>
+          <w:numId w:val="1133"/>
         </w:numPr>
       </w:pPr>
       <w:r>
@@ -10164,7 +10144,7 @@
       <w:pPr>
         <w:numPr>
           <w:ilvl w:val="0"/>
-          <w:numId w:val="1134"/>
+          <w:numId w:val="1133"/>
         </w:numPr>
       </w:pPr>
       <w:r>
@@ -10185,7 +10165,7 @@
       <w:pPr>
         <w:numPr>
           <w:ilvl w:val="0"/>
-          <w:numId w:val="1134"/>
+          <w:numId w:val="1133"/>
         </w:numPr>
       </w:pPr>
       <w:r>
@@ -10240,7 +10220,7 @@
       <w:pPr>
         <w:numPr>
           <w:ilvl w:val="0"/>
-          <w:numId w:val="1135"/>
+          <w:numId w:val="1134"/>
         </w:numPr>
       </w:pPr>
       <w:r>
@@ -10261,7 +10241,7 @@
       <w:pPr>
         <w:numPr>
           <w:ilvl w:val="0"/>
-          <w:numId w:val="1135"/>
+          <w:numId w:val="1134"/>
         </w:numPr>
       </w:pPr>
       <w:r>
@@ -10319,11 +10299,23 @@
         <w:pStyle w:val="Compact"/>
         <w:numPr>
           <w:ilvl w:val="0"/>
+          <w:numId w:val="1135"/>
+        </w:numPr>
+      </w:pPr>
+      <w:r>
+        <w:t xml:space="preserve">Document data collection procedures</w:t>
+      </w:r>
+    </w:p>
+    <w:p>
+      <w:pPr>
+        <w:pStyle w:val="Compact"/>
+        <w:numPr>
+          <w:ilvl w:val="0"/>
           <w:numId w:val="1136"/>
         </w:numPr>
       </w:pPr>
       <w:r>
-        <w:t xml:space="preserve">Document data collection procedures</w:t>
+        <w:t xml:space="preserve">Maintain organized directory structure</w:t>
       </w:r>
     </w:p>
     <w:p>
@@ -10335,7 +10327,7 @@
         </w:numPr>
       </w:pPr>
       <w:r>
-        <w:t xml:space="preserve">Maintain organized directory structure</w:t>
+        <w:t xml:space="preserve">Follow file naming conventions</w:t>
       </w:r>
     </w:p>
     <w:p>
@@ -10347,7 +10339,7 @@
         </w:numPr>
       </w:pPr>
       <w:r>
-        <w:t xml:space="preserve">Follow file naming conventions</w:t>
+        <w:t xml:space="preserve">Back up data regularly (3-2-1 rule)</w:t>
       </w:r>
     </w:p>
     <w:p>
@@ -10359,7 +10351,7 @@
         </w:numPr>
       </w:pPr>
       <w:r>
-        <w:t xml:space="preserve">Back up data regularly (3-2-1 rule)</w:t>
+        <w:t xml:space="preserve">Update data dictionary as needed</w:t>
       </w:r>
     </w:p>
     <w:p>
@@ -10371,7 +10363,7 @@
         </w:numPr>
       </w:pPr>
       <w:r>
-        <w:t xml:space="preserve">Update data dictionary as needed</w:t>
+        <w:t xml:space="preserve">Version control data and scripts</w:t>
       </w:r>
     </w:p>
     <w:p>
@@ -10383,7 +10375,7 @@
         </w:numPr>
       </w:pPr>
       <w:r>
-        <w:t xml:space="preserve">Version control data and scripts</w:t>
+        <w:t xml:space="preserve">Apply data (pseudo)anonymization procedures</w:t>
       </w:r>
     </w:p>
     <w:p>
@@ -10395,7 +10387,19 @@
         </w:numPr>
       </w:pPr>
       <w:r>
-        <w:t xml:space="preserve">Apply data (pseudo)anonymization procedures</w:t>
+        <w:t xml:space="preserve">Apply quality control procedures</w:t>
+      </w:r>
+    </w:p>
+    <w:p>
+      <w:pPr>
+        <w:pStyle w:val="FirstParagraph"/>
+      </w:pPr>
+      <w:r>
+        <w:rPr>
+          <w:b/>
+          <w:bCs/>
+        </w:rPr>
+        <w:t xml:space="preserve">Before Moving to Analysis</w:t>
       </w:r>
     </w:p>
     <w:p>
@@ -10407,19 +10411,7 @@
         </w:numPr>
       </w:pPr>
       <w:r>
-        <w:t xml:space="preserve">Apply quality control procedures</w:t>
-      </w:r>
-    </w:p>
-    <w:p>
-      <w:pPr>
-        <w:pStyle w:val="FirstParagraph"/>
-      </w:pPr>
-      <w:r>
-        <w:rPr>
-          <w:b/>
-          <w:bCs/>
-        </w:rPr>
-        <w:t xml:space="preserve">Before Moving to Analysis</w:t>
+        <w:t xml:space="preserve">All raw data backed up in multiple locations</w:t>
       </w:r>
     </w:p>
     <w:p>
@@ -10431,7 +10423,7 @@
         </w:numPr>
       </w:pPr>
       <w:r>
-        <w:t xml:space="preserve">All raw data backed up in multiple locations</w:t>
+        <w:t xml:space="preserve">Data (pseudo)anonymized</w:t>
       </w:r>
     </w:p>
     <w:p>
@@ -10443,7 +10435,7 @@
         </w:numPr>
       </w:pPr>
       <w:r>
-        <w:t xml:space="preserve">Data (pseudo)anonymized</w:t>
+        <w:t xml:space="preserve">README files document project organization</w:t>
       </w:r>
     </w:p>
     <w:p>
@@ -10455,7 +10447,7 @@
         </w:numPr>
       </w:pPr>
       <w:r>
-        <w:t xml:space="preserve">README files document project organization</w:t>
+        <w:t xml:space="preserve">Data dictionary defines all variables</w:t>
       </w:r>
     </w:p>
     <w:p>
@@ -10467,7 +10459,7 @@
         </w:numPr>
       </w:pPr>
       <w:r>
-        <w:t xml:space="preserve">Data dictionary defines all variables</w:t>
+        <w:t xml:space="preserve">Version control repository up to date</w:t>
       </w:r>
     </w:p>
     <w:p>
@@ -10476,18 +10468,6 @@
         <w:numPr>
           <w:ilvl w:val="0"/>
           <w:numId w:val="1148"/>
-        </w:numPr>
-      </w:pPr>
-      <w:r>
-        <w:t xml:space="preserve">Version control repository up to date</w:t>
-      </w:r>
-    </w:p>
-    <w:p>
-      <w:pPr>
-        <w:pStyle w:val="Compact"/>
-        <w:numPr>
-          <w:ilvl w:val="0"/>
-          <w:numId w:val="1149"/>
         </w:numPr>
       </w:pPr>
       <w:r>
@@ -10630,7 +10610,7 @@
         <w:pStyle w:val="Compact"/>
         <w:numPr>
           <w:ilvl w:val="0"/>
-          <w:numId w:val="1150"/>
+          <w:numId w:val="1149"/>
         </w:numPr>
       </w:pPr>
       <w:r>
@@ -10715,7 +10695,7 @@
         <w:pStyle w:val="Compact"/>
         <w:numPr>
           <w:ilvl w:val="0"/>
-          <w:numId w:val="1150"/>
+          <w:numId w:val="1149"/>
         </w:numPr>
       </w:pPr>
       <w:r>
@@ -10748,7 +10728,7 @@
         <w:pStyle w:val="Compact"/>
         <w:numPr>
           <w:ilvl w:val="0"/>
-          <w:numId w:val="1150"/>
+          <w:numId w:val="1149"/>
         </w:numPr>
       </w:pPr>
       <w:r>
@@ -10795,7 +10775,7 @@
         <w:pStyle w:val="Compact"/>
         <w:numPr>
           <w:ilvl w:val="0"/>
-          <w:numId w:val="1150"/>
+          <w:numId w:val="1149"/>
         </w:numPr>
       </w:pPr>
       <w:r>
@@ -10857,248 +10837,268 @@
         <w:pStyle w:val="Compact"/>
         <w:numPr>
           <w:ilvl w:val="1"/>
+          <w:numId w:val="1150"/>
+        </w:numPr>
+      </w:pPr>
+      <w:r>
+        <w:rPr>
+          <w:b/>
+          <w:bCs/>
+        </w:rPr>
+        <w:t xml:space="preserve">Define your own functions</w:t>
+      </w:r>
+      <w:r>
+        <w:t xml:space="preserve"> </w:t>
+      </w:r>
+      <w:r>
+        <w:t xml:space="preserve">rather than copy pasting pieces of code which makes it hard to maintain error-free. Functions are ‘self-contained’ sets of commands that accomplish a specific task. They usually ‘take in’ data or parameter values (these inputs are called ‘function arguments’), process them, and ‘return’ a result. See our</w:t>
+      </w:r>
+      <w:r>
+        <w:t xml:space="preserve"> </w:t>
+      </w:r>
+      <w:hyperlink r:id="rId109">
+        <w:r>
+          <w:rPr>
+            <w:rStyle w:val="Hyperlink"/>
+          </w:rPr>
+          <w:t xml:space="preserve">R tutorial</w:t>
+        </w:r>
+      </w:hyperlink>
+      <w:r>
+        <w:t xml:space="preserve"> </w:t>
+      </w:r>
+      <w:r>
+        <w:t xml:space="preserve">and</w:t>
+      </w:r>
+      <w:r>
+        <w:t xml:space="preserve"> </w:t>
+      </w:r>
+      <w:hyperlink r:id="rId108">
+        <w:r>
+          <w:rPr>
+            <w:rStyle w:val="Hyperlink"/>
+          </w:rPr>
+          <w:t xml:space="preserve">data simulation tutorial</w:t>
+        </w:r>
+      </w:hyperlink>
+      <w:r>
+        <w:t xml:space="preserve"> </w:t>
+      </w:r>
+      <w:r>
+        <w:t xml:space="preserve">for examples.</w:t>
+      </w:r>
+    </w:p>
+    <w:p>
+      <w:pPr>
+        <w:pStyle w:val="Compact"/>
+        <w:numPr>
+          <w:ilvl w:val="1"/>
+          <w:numId w:val="1150"/>
+        </w:numPr>
+      </w:pPr>
+      <w:r>
+        <w:rPr>
+          <w:b/>
+          <w:bCs/>
+        </w:rPr>
+        <w:t xml:space="preserve">Set seeds for random processes</w:t>
+      </w:r>
+      <w:r>
+        <w:t xml:space="preserve"> </w:t>
+      </w:r>
+      <w:r>
+        <w:t xml:space="preserve">to enable exact replication. A seed is a number used to initialize a pseudorandom number generator algorithm. It serves as the starting point for a sequence of numbers that appear random but are actually produced by a deterministic, fixed algorithm. See e.g. our</w:t>
+      </w:r>
+      <w:r>
+        <w:t xml:space="preserve"> </w:t>
+      </w:r>
+      <w:hyperlink r:id="rId108">
+        <w:r>
+          <w:rPr>
+            <w:rStyle w:val="Hyperlink"/>
+          </w:rPr>
+          <w:t xml:space="preserve">data simulation tutorial</w:t>
+        </w:r>
+      </w:hyperlink>
+      <w:r>
+        <w:t xml:space="preserve"> </w:t>
+      </w:r>
+      <w:r>
+        <w:t xml:space="preserve">for examples.</w:t>
+      </w:r>
+    </w:p>
+    <w:p>
+      <w:pPr>
+        <w:pStyle w:val="Compact"/>
+        <w:numPr>
+          <w:ilvl w:val="1"/>
+          <w:numId w:val="1150"/>
+        </w:numPr>
+      </w:pPr>
+      <w:r>
+        <w:rPr>
+          <w:b/>
+          <w:bCs/>
+        </w:rPr>
+        <w:t xml:space="preserve">Follow accessibility standards when generating outputs</w:t>
+      </w:r>
+      <w:r>
+        <w:t xml:space="preserve"> </w:t>
+      </w:r>
+      <w:r>
+        <w:t xml:space="preserve">(e.g. use colorblind-friendly color scheme for figures)</w:t>
+      </w:r>
+    </w:p>
+    <w:p>
+      <w:pPr>
+        <w:pStyle w:val="Compact"/>
+        <w:numPr>
+          <w:ilvl w:val="1"/>
+          <w:numId w:val="1150"/>
+        </w:numPr>
+      </w:pPr>
+      <w:r>
+        <w:rPr>
+          <w:b/>
+          <w:bCs/>
+        </w:rPr>
+        <w:t xml:space="preserve">Follow a style guide</w:t>
+      </w:r>
+      <w:r>
+        <w:t xml:space="preserve"> </w:t>
+      </w:r>
+      <w:r>
+        <w:t xml:space="preserve">to increase readability. Use automated styling tools (e.g. </w:t>
+      </w:r>
+      <w:hyperlink r:id="rId237">
+        <w:r>
+          <w:rPr>
+            <w:rStyle w:val="VerbatimChar"/>
+          </w:rPr>
+          <w:t xml:space="preserve">styler</w:t>
+        </w:r>
+      </w:hyperlink>
+      <w:r>
+        <w:t xml:space="preserve">,</w:t>
+      </w:r>
+      <w:r>
+        <w:t xml:space="preserve"> </w:t>
+      </w:r>
+      <w:hyperlink r:id="rId238">
+        <w:r>
+          <w:rPr>
+            <w:rStyle w:val="VerbatimChar"/>
+          </w:rPr>
+          <w:t xml:space="preserve">lintr</w:t>
+        </w:r>
+      </w:hyperlink>
+      <w:r>
+        <w:t xml:space="preserve">, and</w:t>
+      </w:r>
+      <w:r>
+        <w:t xml:space="preserve"> </w:t>
+      </w:r>
+      <w:hyperlink r:id="rId239">
+        <w:r>
+          <w:rPr>
+            <w:rStyle w:val="VerbatimChar"/>
+          </w:rPr>
+          <w:t xml:space="preserve">Air</w:t>
+        </w:r>
+      </w:hyperlink>
+      <w:r>
+        <w:t xml:space="preserve"> </w:t>
+      </w:r>
+      <w:r>
+        <w:t xml:space="preserve">for R).</w:t>
+      </w:r>
+    </w:p>
+    <w:p>
+      <w:pPr>
+        <w:pStyle w:val="Compact"/>
+        <w:numPr>
+          <w:ilvl w:val="0"/>
+          <w:numId w:val="1149"/>
+        </w:numPr>
+      </w:pPr>
+      <w:r>
+        <w:rPr>
+          <w:b/>
+          <w:bCs/>
+        </w:rPr>
+        <w:t xml:space="preserve">Use LRZ Compute Cloud for data-intensive analyses</w:t>
+      </w:r>
+      <w:r>
+        <w:t xml:space="preserve">.</w:t>
+      </w:r>
+      <w:r>
+        <w:t xml:space="preserve"> </w:t>
+      </w:r>
+      <w:hyperlink r:id="rId240">
+        <w:r>
+          <w:rPr>
+            <w:rStyle w:val="Hyperlink"/>
+          </w:rPr>
+          <w:t xml:space="preserve">LRZ Supercomputing</w:t>
+        </w:r>
+      </w:hyperlink>
+      <w:r>
+        <w:t xml:space="preserve"> </w:t>
+      </w:r>
+      <w:r>
+        <w:t xml:space="preserve">provide virtual machines, high-performance computing, and storage to researchers of LMU Munich.</w:t>
+      </w:r>
+    </w:p>
+    <w:bookmarkStart w:id="241" w:name="sec-programming-lm"/>
+    <w:p>
+      <w:pPr>
+        <w:pStyle w:val="Heading4"/>
+      </w:pPr>
+      <w:r>
+        <w:t xml:space="preserve"> </w:t>
+      </w:r>
+      <w:r>
+        <w:t xml:space="preserve">LEARN MORE</w:t>
+      </w:r>
+    </w:p>
+    <w:p>
+      <w:pPr>
+        <w:pStyle w:val="Compact"/>
+        <w:numPr>
+          <w:ilvl w:val="0"/>
           <w:numId w:val="1151"/>
         </w:numPr>
       </w:pPr>
-      <w:r>
-        <w:rPr>
-          <w:b/>
-          <w:bCs/>
-        </w:rPr>
-        <w:t xml:space="preserve">Define your own functions</w:t>
-      </w:r>
-      <w:r>
-        <w:t xml:space="preserve"> </w:t>
-      </w:r>
-      <w:r>
-        <w:t xml:space="preserve">rather than copy pasting pieces of code which makes it hard to maintain error-free. Functions are ‘self-contained’ sets of commands that accomplish a specific task. They usually ‘take in’ data or parameter values (these inputs are called ‘function arguments’), process them, and ‘return’ a result. See our</w:t>
-      </w:r>
-      <w:r>
-        <w:t xml:space="preserve"> </w:t>
-      </w:r>
       <w:hyperlink r:id="rId109">
         <w:r>
           <w:rPr>
             <w:rStyle w:val="Hyperlink"/>
           </w:rPr>
-          <w:t xml:space="preserve">R tutorial</w:t>
-        </w:r>
-      </w:hyperlink>
-      <w:r>
-        <w:t xml:space="preserve"> </w:t>
-      </w:r>
-      <w:r>
-        <w:t xml:space="preserve">and</w:t>
-      </w:r>
-      <w:r>
-        <w:t xml:space="preserve"> </w:t>
-      </w:r>
+          <w:t xml:space="preserve">R Tutorial</w:t>
+        </w:r>
+      </w:hyperlink>
+      <w:r>
+        <w:t xml:space="preserve">: Process your data reproducibly in R. (3h)</w:t>
+      </w:r>
+    </w:p>
+    <w:p>
+      <w:pPr>
+        <w:pStyle w:val="Compact"/>
+        <w:numPr>
+          <w:ilvl w:val="0"/>
+          <w:numId w:val="1152"/>
+        </w:numPr>
+      </w:pPr>
       <w:hyperlink r:id="rId108">
         <w:r>
           <w:rPr>
             <w:rStyle w:val="Hyperlink"/>
           </w:rPr>
-          <w:t xml:space="preserve">data simulation tutorial</w:t>
-        </w:r>
-      </w:hyperlink>
-      <w:r>
-        <w:t xml:space="preserve"> </w:t>
-      </w:r>
-      <w:r>
-        <w:t xml:space="preserve">for examples.</w:t>
-      </w:r>
-    </w:p>
-    <w:p>
-      <w:pPr>
-        <w:pStyle w:val="Compact"/>
-        <w:numPr>
-          <w:ilvl w:val="1"/>
-          <w:numId w:val="1151"/>
-        </w:numPr>
-      </w:pPr>
-      <w:r>
-        <w:rPr>
-          <w:b/>
-          <w:bCs/>
-        </w:rPr>
-        <w:t xml:space="preserve">Set seeds for random processes</w:t>
-      </w:r>
-      <w:r>
-        <w:t xml:space="preserve"> </w:t>
-      </w:r>
-      <w:r>
-        <w:t xml:space="preserve">to enable exact replication. A seed is a number used to initialize a pseudorandom number generator algorithm. It serves as the starting point for a sequence of numbers that appear random but are actually produced by a deterministic, fixed algorithm. See e.g. our</w:t>
-      </w:r>
-      <w:r>
-        <w:t xml:space="preserve"> </w:t>
-      </w:r>
-      <w:hyperlink r:id="rId108">
-        <w:r>
-          <w:rPr>
-            <w:rStyle w:val="Hyperlink"/>
-          </w:rPr>
-          <w:t xml:space="preserve">data simulation tutorial</w:t>
-        </w:r>
-      </w:hyperlink>
-      <w:r>
-        <w:t xml:space="preserve"> </w:t>
-      </w:r>
-      <w:r>
-        <w:t xml:space="preserve">for examples.</w:t>
-      </w:r>
-    </w:p>
-    <w:p>
-      <w:pPr>
-        <w:pStyle w:val="Compact"/>
-        <w:numPr>
-          <w:ilvl w:val="1"/>
-          <w:numId w:val="1151"/>
-        </w:numPr>
-      </w:pPr>
-      <w:r>
-        <w:rPr>
-          <w:b/>
-          <w:bCs/>
-        </w:rPr>
-        <w:t xml:space="preserve">Follow accessibility standards when generating outputs</w:t>
-      </w:r>
-      <w:r>
-        <w:t xml:space="preserve"> </w:t>
-      </w:r>
-      <w:r>
-        <w:t xml:space="preserve">(e.g. use colorblind-friendly color scheme for figures)</w:t>
-      </w:r>
-    </w:p>
-    <w:p>
-      <w:pPr>
-        <w:pStyle w:val="Compact"/>
-        <w:numPr>
-          <w:ilvl w:val="1"/>
-          <w:numId w:val="1151"/>
-        </w:numPr>
-      </w:pPr>
-      <w:r>
-        <w:rPr>
-          <w:b/>
-          <w:bCs/>
-        </w:rPr>
-        <w:t xml:space="preserve">Follow a style guide</w:t>
-      </w:r>
-      <w:r>
-        <w:t xml:space="preserve"> </w:t>
-      </w:r>
-      <w:r>
-        <w:t xml:space="preserve">to increase readability. Use automated styling tools (e.g. </w:t>
-      </w:r>
-      <w:hyperlink r:id="rId237">
-        <w:r>
-          <w:rPr>
-            <w:rStyle w:val="VerbatimChar"/>
-          </w:rPr>
-          <w:t xml:space="preserve">styler</w:t>
-        </w:r>
-      </w:hyperlink>
-      <w:r>
-        <w:t xml:space="preserve">,</w:t>
-      </w:r>
-      <w:r>
-        <w:t xml:space="preserve"> </w:t>
-      </w:r>
-      <w:hyperlink r:id="rId238">
-        <w:r>
-          <w:rPr>
-            <w:rStyle w:val="VerbatimChar"/>
-          </w:rPr>
-          <w:t xml:space="preserve">lintr</w:t>
-        </w:r>
-      </w:hyperlink>
-      <w:r>
-        <w:t xml:space="preserve">, and</w:t>
-      </w:r>
-      <w:r>
-        <w:t xml:space="preserve"> </w:t>
-      </w:r>
-      <w:hyperlink r:id="rId239">
-        <w:r>
-          <w:rPr>
-            <w:rStyle w:val="VerbatimChar"/>
-          </w:rPr>
-          <w:t xml:space="preserve">Air</w:t>
-        </w:r>
-      </w:hyperlink>
-      <w:r>
-        <w:t xml:space="preserve"> </w:t>
-      </w:r>
-      <w:r>
-        <w:t xml:space="preserve">for R).</w:t>
-      </w:r>
-    </w:p>
-    <w:p>
-      <w:pPr>
-        <w:pStyle w:val="Compact"/>
-        <w:numPr>
-          <w:ilvl w:val="0"/>
-          <w:numId w:val="1150"/>
-        </w:numPr>
-      </w:pPr>
-      <w:r>
-        <w:rPr>
-          <w:b/>
-          <w:bCs/>
-        </w:rPr>
-        <w:t xml:space="preserve">Use LRZ Compute Cloud for data-intensive analyses</w:t>
-      </w:r>
-      <w:r>
-        <w:t xml:space="preserve">.</w:t>
-      </w:r>
-      <w:r>
-        <w:t xml:space="preserve"> </w:t>
-      </w:r>
-      <w:hyperlink r:id="rId240">
-        <w:r>
-          <w:rPr>
-            <w:rStyle w:val="Hyperlink"/>
-          </w:rPr>
-          <w:t xml:space="preserve">LRZ Supercomputing</w:t>
-        </w:r>
-      </w:hyperlink>
-      <w:r>
-        <w:t xml:space="preserve"> </w:t>
-      </w:r>
-      <w:r>
-        <w:t xml:space="preserve">provide virtual machines, high-performance computing, and storage to researchers of LMU Munich.</w:t>
-      </w:r>
-    </w:p>
-    <w:bookmarkStart w:id="241" w:name="sec-programming-lm"/>
-    <w:p>
-      <w:pPr>
-        <w:pStyle w:val="Heading4"/>
-      </w:pPr>
-      <w:r>
-        <w:t xml:space="preserve"> </w:t>
-      </w:r>
-      <w:r>
-        <w:t xml:space="preserve">LEARN MORE</w:t>
-      </w:r>
-    </w:p>
-    <w:p>
-      <w:pPr>
-        <w:pStyle w:val="Compact"/>
-        <w:numPr>
-          <w:ilvl w:val="0"/>
-          <w:numId w:val="1152"/>
-        </w:numPr>
-      </w:pPr>
-      <w:hyperlink r:id="rId109">
-        <w:r>
-          <w:rPr>
-            <w:rStyle w:val="Hyperlink"/>
-          </w:rPr>
-          <w:t xml:space="preserve">R Tutorial</w:t>
-        </w:r>
-      </w:hyperlink>
-      <w:r>
-        <w:t xml:space="preserve">: Process your data reproducibly in R. (3h)</w:t>
+          <w:t xml:space="preserve">Data simulation in R</w:t>
+        </w:r>
+      </w:hyperlink>
+      <w:r>
+        <w:t xml:space="preserve">: Set seeds and define functions to generate random data (2h)</w:t>
       </w:r>
     </w:p>
     <w:p>
@@ -11107,26 +11107,6 @@
         <w:numPr>
           <w:ilvl w:val="0"/>
           <w:numId w:val="1153"/>
-        </w:numPr>
-      </w:pPr>
-      <w:hyperlink r:id="rId108">
-        <w:r>
-          <w:rPr>
-            <w:rStyle w:val="Hyperlink"/>
-          </w:rPr>
-          <w:t xml:space="preserve">Data simulation in R</w:t>
-        </w:r>
-      </w:hyperlink>
-      <w:r>
-        <w:t xml:space="preserve">: Set seeds and define functions to generate random data (2h)</w:t>
-      </w:r>
-    </w:p>
-    <w:p>
-      <w:pPr>
-        <w:pStyle w:val="Compact"/>
-        <w:numPr>
-          <w:ilvl w:val="0"/>
-          <w:numId w:val="1154"/>
         </w:numPr>
       </w:pPr>
       <w:hyperlink r:id="rId236">
@@ -11159,27 +11139,27 @@
         <w:pStyle w:val="Compact"/>
         <w:numPr>
           <w:ilvl w:val="0"/>
+          <w:numId w:val="1154"/>
+        </w:numPr>
+      </w:pPr>
+      <w:hyperlink r:id="rId171">
+        <w:r>
+          <w:rPr>
+            <w:rStyle w:val="Hyperlink"/>
+          </w:rPr>
+          <w:t xml:space="preserve">Research Project Template</w:t>
+        </w:r>
+      </w:hyperlink>
+      <w:r>
+        <w:t xml:space="preserve">: Project folder separating raw &amp; processed data, code, and outputs.</w:t>
+      </w:r>
+    </w:p>
+    <w:p>
+      <w:pPr>
+        <w:pStyle w:val="Compact"/>
+        <w:numPr>
+          <w:ilvl w:val="0"/>
           <w:numId w:val="1155"/>
-        </w:numPr>
-      </w:pPr>
-      <w:hyperlink r:id="rId171">
-        <w:r>
-          <w:rPr>
-            <w:rStyle w:val="Hyperlink"/>
-          </w:rPr>
-          <w:t xml:space="preserve">Research Project Template</w:t>
-        </w:r>
-      </w:hyperlink>
-      <w:r>
-        <w:t xml:space="preserve">: Project folder separating raw &amp; processed data, code, and outputs.</w:t>
-      </w:r>
-    </w:p>
-    <w:p>
-      <w:pPr>
-        <w:pStyle w:val="Compact"/>
-        <w:numPr>
-          <w:ilvl w:val="0"/>
-          <w:numId w:val="1156"/>
         </w:numPr>
       </w:pPr>
       <w:hyperlink r:id="rId240">
@@ -11227,7 +11207,7 @@
       <w:pPr>
         <w:numPr>
           <w:ilvl w:val="0"/>
-          <w:numId w:val="1157"/>
+          <w:numId w:val="1156"/>
         </w:numPr>
       </w:pPr>
       <w:r>
@@ -11262,7 +11242,7 @@
       <w:pPr>
         <w:numPr>
           <w:ilvl w:val="0"/>
-          <w:numId w:val="1157"/>
+          <w:numId w:val="1156"/>
         </w:numPr>
       </w:pPr>
       <w:r>
@@ -11435,7 +11415,7 @@
               <w:pStyle w:val="Compact"/>
               <w:numPr>
                 <w:ilvl w:val="0"/>
-                <w:numId w:val="1158"/>
+                <w:numId w:val="1157"/>
               </w:numPr>
             </w:pPr>
             <w:r>
@@ -11474,7 +11454,7 @@
               <w:pStyle w:val="Compact"/>
               <w:numPr>
                 <w:ilvl w:val="0"/>
-                <w:numId w:val="1158"/>
+                <w:numId w:val="1157"/>
               </w:numPr>
             </w:pPr>
             <w:r>
@@ -11520,7 +11500,7 @@
               <w:pStyle w:val="Compact"/>
               <w:numPr>
                 <w:ilvl w:val="0"/>
-                <w:numId w:val="1158"/>
+                <w:numId w:val="1157"/>
               </w:numPr>
             </w:pPr>
             <w:r>
@@ -11952,27 +11932,27 @@
         <w:pStyle w:val="Compact"/>
         <w:numPr>
           <w:ilvl w:val="0"/>
+          <w:numId w:val="1158"/>
+        </w:numPr>
+      </w:pPr>
+      <w:hyperlink r:id="rId49">
+        <w:r>
+          <w:rPr>
+            <w:rStyle w:val="Hyperlink"/>
+          </w:rPr>
+          <w:t xml:space="preserve">Git Tutorial</w:t>
+        </w:r>
+      </w:hyperlink>
+      <w:r>
+        <w:t xml:space="preserve">: Use version control system Git from within RStudio. (2h)</w:t>
+      </w:r>
+    </w:p>
+    <w:p>
+      <w:pPr>
+        <w:pStyle w:val="Compact"/>
+        <w:numPr>
+          <w:ilvl w:val="0"/>
           <w:numId w:val="1159"/>
-        </w:numPr>
-      </w:pPr>
-      <w:hyperlink r:id="rId49">
-        <w:r>
-          <w:rPr>
-            <w:rStyle w:val="Hyperlink"/>
-          </w:rPr>
-          <w:t xml:space="preserve">Git Tutorial</w:t>
-        </w:r>
-      </w:hyperlink>
-      <w:r>
-        <w:t xml:space="preserve">: Use version control system Git from within RStudio. (2h)</w:t>
-      </w:r>
-    </w:p>
-    <w:p>
-      <w:pPr>
-        <w:pStyle w:val="Compact"/>
-        <w:numPr>
-          <w:ilvl w:val="0"/>
-          <w:numId w:val="1160"/>
         </w:numPr>
       </w:pPr>
       <w:hyperlink r:id="rId50">
@@ -12005,27 +11985,27 @@
         <w:pStyle w:val="Compact"/>
         <w:numPr>
           <w:ilvl w:val="0"/>
+          <w:numId w:val="1160"/>
+        </w:numPr>
+      </w:pPr>
+      <w:hyperlink r:id="rId196">
+        <w:r>
+          <w:rPr>
+            <w:rStyle w:val="Hyperlink"/>
+          </w:rPr>
+          <w:t xml:space="preserve">LRZ Gitlab</w:t>
+        </w:r>
+      </w:hyperlink>
+      <w:r>
+        <w:t xml:space="preserve">: Institutional Git hosting for LMU Munich.</w:t>
+      </w:r>
+    </w:p>
+    <w:p>
+      <w:pPr>
+        <w:pStyle w:val="Compact"/>
+        <w:numPr>
+          <w:ilvl w:val="0"/>
           <w:numId w:val="1161"/>
-        </w:numPr>
-      </w:pPr>
-      <w:hyperlink r:id="rId196">
-        <w:r>
-          <w:rPr>
-            <w:rStyle w:val="Hyperlink"/>
-          </w:rPr>
-          <w:t xml:space="preserve">LRZ Gitlab</w:t>
-        </w:r>
-      </w:hyperlink>
-      <w:r>
-        <w:t xml:space="preserve">: Institutional Git hosting for LMU Munich.</w:t>
-      </w:r>
-    </w:p>
-    <w:p>
-      <w:pPr>
-        <w:pStyle w:val="Compact"/>
-        <w:numPr>
-          <w:ilvl w:val="0"/>
-          <w:numId w:val="1162"/>
         </w:numPr>
       </w:pPr>
       <w:hyperlink r:id="rId255">
@@ -12133,6 +12113,64 @@
         <w:pStyle w:val="Compact"/>
         <w:numPr>
           <w:ilvl w:val="0"/>
+          <w:numId w:val="1162"/>
+        </w:numPr>
+      </w:pPr>
+      <w:r>
+        <w:rPr>
+          <w:b/>
+          <w:bCs/>
+        </w:rPr>
+        <w:t xml:space="preserve">Activate Renv to keep track of all packages versions</w:t>
+      </w:r>
+      <w:r>
+        <w:t xml:space="preserve"> </w:t>
+      </w:r>
+      <w:r>
+        <w:t xml:space="preserve">(see our</w:t>
+      </w:r>
+      <w:r>
+        <w:t xml:space="preserve"> </w:t>
+      </w:r>
+      <w:hyperlink r:id="rId263">
+        <w:r>
+          <w:rPr>
+            <w:rStyle w:val="Hyperlink"/>
+          </w:rPr>
+          <w:t xml:space="preserve">renv tutorial</w:t>
+        </w:r>
+      </w:hyperlink>
+      <w:r>
+        <w:t xml:space="preserve">). This way, you or someone else can reproduce your results on another computer or at a later time using the same R packages versions.</w:t>
+      </w:r>
+    </w:p>
+    <w:p>
+      <w:pPr>
+        <w:pStyle w:val="FirstParagraph"/>
+      </w:pPr>
+      <w:r>
+        <w:t xml:space="preserve">Before publishing your project (see</w:t>
+      </w:r>
+      <w:r>
+        <w:t xml:space="preserve"> </w:t>
+      </w:r>
+      <w:hyperlink w:anchor="sec-preserve-and-share-chapter">
+        <w:r>
+          <w:rPr>
+            <w:rStyle w:val="Hyperlink"/>
+          </w:rPr>
+          <w:t xml:space="preserve">Section 4</w:t>
+        </w:r>
+      </w:hyperlink>
+      <w:r>
+        <w:t xml:space="preserve">):</w:t>
+      </w:r>
+    </w:p>
+    <w:p>
+      <w:pPr>
+        <w:pStyle w:val="Compact"/>
+        <w:numPr>
+          <w:ilvl w:val="0"/>
           <w:numId w:val="1163"/>
         </w:numPr>
       </w:pPr>
@@ -12141,114 +12179,76 @@
           <w:b/>
           <w:bCs/>
         </w:rPr>
-        <w:t xml:space="preserve">Activate Renv to keep track of all packages versions</w:t>
-      </w:r>
-      <w:r>
-        <w:t xml:space="preserve"> </w:t>
-      </w:r>
-      <w:r>
-        <w:t xml:space="preserve">(see our</w:t>
-      </w:r>
-      <w:r>
-        <w:t xml:space="preserve"> </w:t>
-      </w:r>
+        <w:t xml:space="preserve">Record your dependencies</w:t>
+      </w:r>
+      <w:r>
+        <w:t xml:space="preserve"> </w:t>
+      </w:r>
+      <w:r>
+        <w:t xml:space="preserve">in your README file for possible reconstruction with</w:t>
+      </w:r>
+      <w:r>
+        <w:t xml:space="preserve"> </w:t>
+      </w:r>
+      <w:hyperlink r:id="rId264">
+        <w:r>
+          <w:rPr>
+            <w:rStyle w:val="Hyperlink"/>
+          </w:rPr>
+          <w:t xml:space="preserve">repo2docker</w:t>
+        </w:r>
+      </w:hyperlink>
+      <w:r>
+        <w:t xml:space="preserve"> </w:t>
+      </w:r>
+      <w:r>
+        <w:t xml:space="preserve">or binder (see</w:t>
+      </w:r>
+      <w:r>
+        <w:t xml:space="preserve"> </w:t>
+      </w:r>
+      <w:hyperlink r:id="rId265">
+        <w:r>
+          <w:rPr>
+            <w:rStyle w:val="Hyperlink"/>
+          </w:rPr>
+          <w:t xml:space="preserve">Code Publishing tutorial</w:t>
+        </w:r>
+      </w:hyperlink>
+      <w:r>
+        <w:t xml:space="preserve">).</w:t>
+      </w:r>
+    </w:p>
+    <w:bookmarkStart w:id="266" w:name="sec-computational-env-management-lm"/>
+    <w:p>
+      <w:pPr>
+        <w:pStyle w:val="Heading4"/>
+      </w:pPr>
+      <w:r>
+        <w:t xml:space="preserve"> </w:t>
+      </w:r>
+      <w:r>
+        <w:t xml:space="preserve">LEARN MORE</w:t>
+      </w:r>
+    </w:p>
+    <w:p>
+      <w:pPr>
+        <w:pStyle w:val="Compact"/>
+        <w:numPr>
+          <w:ilvl w:val="0"/>
+          <w:numId w:val="1164"/>
+        </w:numPr>
+      </w:pPr>
       <w:hyperlink r:id="rId263">
         <w:r>
           <w:rPr>
             <w:rStyle w:val="Hyperlink"/>
           </w:rPr>
-          <w:t xml:space="preserve">renv tutorial</w:t>
-        </w:r>
-      </w:hyperlink>
-      <w:r>
-        <w:t xml:space="preserve">). This way, you or someone else can reproduce your results on another computer or at a later time using the same R packages versions.</w:t>
-      </w:r>
-    </w:p>
-    <w:p>
-      <w:pPr>
-        <w:pStyle w:val="FirstParagraph"/>
-      </w:pPr>
-      <w:r>
-        <w:t xml:space="preserve">Before publishing your project (see</w:t>
-      </w:r>
-      <w:r>
-        <w:t xml:space="preserve"> </w:t>
-      </w:r>
-      <w:hyperlink w:anchor="sec-preserve-and-share-chapter">
-        <w:r>
-          <w:rPr>
-            <w:rStyle w:val="Hyperlink"/>
-          </w:rPr>
-          <w:t xml:space="preserve">Section 4</w:t>
-        </w:r>
-      </w:hyperlink>
-      <w:r>
-        <w:t xml:space="preserve">):</w:t>
-      </w:r>
-    </w:p>
-    <w:p>
-      <w:pPr>
-        <w:pStyle w:val="Compact"/>
-        <w:numPr>
-          <w:ilvl w:val="0"/>
-          <w:numId w:val="1164"/>
-        </w:numPr>
-      </w:pPr>
-      <w:r>
-        <w:rPr>
-          <w:b/>
-          <w:bCs/>
-        </w:rPr>
-        <w:t xml:space="preserve">Record your dependencies</w:t>
-      </w:r>
-      <w:r>
-        <w:t xml:space="preserve"> </w:t>
-      </w:r>
-      <w:r>
-        <w:t xml:space="preserve">in your README file for possible reconstruction with</w:t>
-      </w:r>
-      <w:r>
-        <w:t xml:space="preserve"> </w:t>
-      </w:r>
-      <w:hyperlink r:id="rId264">
-        <w:r>
-          <w:rPr>
-            <w:rStyle w:val="Hyperlink"/>
-          </w:rPr>
-          <w:t xml:space="preserve">repo2docker</w:t>
-        </w:r>
-      </w:hyperlink>
-      <w:r>
-        <w:t xml:space="preserve"> </w:t>
-      </w:r>
-      <w:r>
-        <w:t xml:space="preserve">or binder (see</w:t>
-      </w:r>
-      <w:r>
-        <w:t xml:space="preserve"> </w:t>
-      </w:r>
-      <w:hyperlink r:id="rId265">
-        <w:r>
-          <w:rPr>
-            <w:rStyle w:val="Hyperlink"/>
-          </w:rPr>
-          <w:t xml:space="preserve">Code Publishing tutorial</w:t>
-        </w:r>
-      </w:hyperlink>
-      <w:r>
-        <w:t xml:space="preserve">).</w:t>
-      </w:r>
-    </w:p>
-    <w:bookmarkStart w:id="266" w:name="sec-computational-env-management-lm"/>
-    <w:p>
-      <w:pPr>
-        <w:pStyle w:val="Heading4"/>
-      </w:pPr>
-      <w:r>
-        <w:t xml:space="preserve"> </w:t>
-      </w:r>
-      <w:r>
-        <w:t xml:space="preserve">LEARN MORE</w:t>
+          <w:t xml:space="preserve">Renv Tutorial</w:t>
+        </w:r>
+      </w:hyperlink>
+      <w:r>
+        <w:t xml:space="preserve">: Manage the version of your R packages (1h)</w:t>
       </w:r>
     </w:p>
     <w:p>
@@ -12257,26 +12257,6 @@
         <w:numPr>
           <w:ilvl w:val="0"/>
           <w:numId w:val="1165"/>
-        </w:numPr>
-      </w:pPr>
-      <w:hyperlink r:id="rId263">
-        <w:r>
-          <w:rPr>
-            <w:rStyle w:val="Hyperlink"/>
-          </w:rPr>
-          <w:t xml:space="preserve">Renv Tutorial</w:t>
-        </w:r>
-      </w:hyperlink>
-      <w:r>
-        <w:t xml:space="preserve">: Manage the version of your R packages (1h)</w:t>
-      </w:r>
-    </w:p>
-    <w:p>
-      <w:pPr>
-        <w:pStyle w:val="Compact"/>
-        <w:numPr>
-          <w:ilvl w:val="0"/>
-          <w:numId w:val="1166"/>
         </w:numPr>
       </w:pPr>
       <w:hyperlink r:id="rId51">
@@ -12309,19 +12289,39 @@
         <w:pStyle w:val="Compact"/>
         <w:numPr>
           <w:ilvl w:val="0"/>
+          <w:numId w:val="1166"/>
+        </w:numPr>
+      </w:pPr>
+      <w:hyperlink r:id="rId262">
+        <w:r>
+          <w:rPr>
+            <w:rStyle w:val="Hyperlink"/>
+          </w:rPr>
+          <w:t xml:space="preserve">Binder</w:t>
+        </w:r>
+      </w:hyperlink>
+      <w:r>
+        <w:t xml:space="preserve">: Create online executable environments.</w:t>
+      </w:r>
+    </w:p>
+    <w:p>
+      <w:pPr>
+        <w:pStyle w:val="Compact"/>
+        <w:numPr>
+          <w:ilvl w:val="0"/>
           <w:numId w:val="1167"/>
         </w:numPr>
       </w:pPr>
-      <w:hyperlink r:id="rId262">
-        <w:r>
-          <w:rPr>
-            <w:rStyle w:val="Hyperlink"/>
-          </w:rPr>
-          <w:t xml:space="preserve">Binder</w:t>
-        </w:r>
-      </w:hyperlink>
-      <w:r>
-        <w:t xml:space="preserve">: Create online executable environments.</w:t>
+      <w:hyperlink r:id="rId261">
+        <w:r>
+          <w:rPr>
+            <w:rStyle w:val="Hyperlink"/>
+          </w:rPr>
+          <w:t xml:space="preserve">Docker</w:t>
+        </w:r>
+      </w:hyperlink>
+      <w:r>
+        <w:t xml:space="preserve">: Containerization for full reproducibility.</w:t>
       </w:r>
     </w:p>
     <w:p>
@@ -12330,26 +12330,6 @@
         <w:numPr>
           <w:ilvl w:val="0"/>
           <w:numId w:val="1168"/>
-        </w:numPr>
-      </w:pPr>
-      <w:hyperlink r:id="rId261">
-        <w:r>
-          <w:rPr>
-            <w:rStyle w:val="Hyperlink"/>
-          </w:rPr>
-          <w:t xml:space="preserve">Docker</w:t>
-        </w:r>
-      </w:hyperlink>
-      <w:r>
-        <w:t xml:space="preserve">: Containerization for full reproducibility.</w:t>
-      </w:r>
-    </w:p>
-    <w:p>
-      <w:pPr>
-        <w:pStyle w:val="Compact"/>
-        <w:numPr>
-          <w:ilvl w:val="0"/>
-          <w:numId w:val="1169"/>
         </w:numPr>
       </w:pPr>
       <w:hyperlink r:id="rId264">
@@ -12404,7 +12384,7 @@
         <w:pStyle w:val="Compact"/>
         <w:numPr>
           <w:ilvl w:val="0"/>
-          <w:numId w:val="1170"/>
+          <w:numId w:val="1169"/>
         </w:numPr>
       </w:pPr>
       <w:r>
@@ -12426,7 +12406,7 @@
         <w:pStyle w:val="Compact"/>
         <w:numPr>
           <w:ilvl w:val="0"/>
-          <w:numId w:val="1170"/>
+          <w:numId w:val="1169"/>
         </w:numPr>
       </w:pPr>
       <w:r>
@@ -12488,156 +12468,176 @@
         <w:pStyle w:val="Compact"/>
         <w:numPr>
           <w:ilvl w:val="0"/>
+          <w:numId w:val="1169"/>
+        </w:numPr>
+      </w:pPr>
+      <w:r>
+        <w:rPr>
+          <w:b/>
+          <w:bCs/>
+        </w:rPr>
+        <w:t xml:space="preserve">Update your data dictionary and README files.</w:t>
+      </w:r>
+      <w:r>
+        <w:t xml:space="preserve"> </w:t>
+      </w:r>
+      <w:r>
+        <w:t xml:space="preserve">Your data documentation should be updated to include all data exclusion, change in range of possible values, etc. (see</w:t>
+      </w:r>
+      <w:r>
+        <w:t xml:space="preserve"> </w:t>
+      </w:r>
+      <w:hyperlink w:anchor="sec-data-management">
+        <w:r>
+          <w:rPr>
+            <w:rStyle w:val="Hyperlink"/>
+          </w:rPr>
+          <w:t xml:space="preserve">Section 2.2</w:t>
+        </w:r>
+      </w:hyperlink>
+      <w:r>
+        <w:t xml:space="preserve">).</w:t>
+      </w:r>
+    </w:p>
+    <w:p>
+      <w:pPr>
+        <w:pStyle w:val="FirstParagraph"/>
+      </w:pPr>
+      <w:r>
+        <w:t xml:space="preserve">Example README to allow team members to review your code:</w:t>
+      </w:r>
+    </w:p>
+    <w:p>
+      <w:pPr>
+        <w:pStyle w:val="SourceCode"/>
+      </w:pPr>
+      <w:r>
+        <w:rPr>
+          <w:rStyle w:val="FunctionTok"/>
+        </w:rPr>
+        <w:t xml:space="preserve"># Analysis of Treatment Effects</w:t>
+      </w:r>
+      <w:r>
+        <w:br/>
+      </w:r>
+      <w:r>
+        <w:br/>
+      </w:r>
+      <w:r>
+        <w:rPr>
+          <w:rStyle w:val="FunctionTok"/>
+        </w:rPr>
+        <w:t xml:space="preserve">## Requirements</w:t>
+      </w:r>
+      <w:r>
+        <w:br/>
+      </w:r>
+      <w:r>
+        <w:rPr>
+          <w:rStyle w:val="SpecialStringTok"/>
+        </w:rPr>
+        <w:t xml:space="preserve">- </w:t>
+      </w:r>
+      <w:r>
+        <w:rPr>
+          <w:rStyle w:val="NormalTok"/>
+        </w:rPr>
+        <w:t xml:space="preserve">R version 4.3+</w:t>
+      </w:r>
+      <w:r>
+        <w:br/>
+      </w:r>
+      <w:r>
+        <w:rPr>
+          <w:rStyle w:val="SpecialStringTok"/>
+        </w:rPr>
+        <w:t xml:space="preserve">- </w:t>
+      </w:r>
+      <w:r>
+        <w:rPr>
+          <w:rStyle w:val="NormalTok"/>
+        </w:rPr>
+        <w:t xml:space="preserve">Packages listed in renv.lock</w:t>
+      </w:r>
+      <w:r>
+        <w:br/>
+      </w:r>
+      <w:r>
+        <w:br/>
+      </w:r>
+      <w:r>
+        <w:rPr>
+          <w:rStyle w:val="FunctionTok"/>
+        </w:rPr>
+        <w:t xml:space="preserve">## Running the Analysis</w:t>
+      </w:r>
+      <w:r>
+        <w:br/>
+      </w:r>
+      <w:r>
+        <w:rPr>
+          <w:rStyle w:val="SpecialStringTok"/>
+        </w:rPr>
+        <w:t xml:space="preserve">1. </w:t>
+      </w:r>
+      <w:r>
+        <w:rPr>
+          <w:rStyle w:val="NormalTok"/>
+        </w:rPr>
+        <w:t xml:space="preserve">Install dependencies: </w:t>
+      </w:r>
+      <w:r>
+        <w:rPr>
+          <w:rStyle w:val="InformationTok"/>
+        </w:rPr>
+        <w:t xml:space="preserve">`renv::restore()`</w:t>
+      </w:r>
+      <w:r>
+        <w:br/>
+      </w:r>
+      <w:r>
+        <w:rPr>
+          <w:rStyle w:val="SpecialStringTok"/>
+        </w:rPr>
+        <w:t xml:space="preserve">2. </w:t>
+      </w:r>
+      <w:r>
+        <w:rPr>
+          <w:rStyle w:val="NormalTok"/>
+        </w:rPr>
+        <w:t xml:space="preserve">Run scripts in order: 01_preprocessing.R, 02_analysis.R</w:t>
+      </w:r>
+    </w:p>
+    <w:bookmarkStart w:id="270" w:name="sec-documentation-03-lm"/>
+    <w:p>
+      <w:pPr>
+        <w:pStyle w:val="Heading4"/>
+      </w:pPr>
+      <w:r>
+        <w:t xml:space="preserve"> </w:t>
+      </w:r>
+      <w:r>
+        <w:t xml:space="preserve">LEARN MORE</w:t>
+      </w:r>
+    </w:p>
+    <w:p>
+      <w:pPr>
+        <w:pStyle w:val="Compact"/>
+        <w:numPr>
+          <w:ilvl w:val="0"/>
           <w:numId w:val="1170"/>
         </w:numPr>
       </w:pPr>
-      <w:r>
-        <w:rPr>
-          <w:b/>
-          <w:bCs/>
-        </w:rPr>
-        <w:t xml:space="preserve">Update your data dictionary and README files.</w:t>
-      </w:r>
-      <w:r>
-        <w:t xml:space="preserve"> </w:t>
-      </w:r>
-      <w:r>
-        <w:t xml:space="preserve">Your data documentation should be updated to include all data exclusion, change in range of possible values, etc. (see</w:t>
-      </w:r>
-      <w:r>
-        <w:t xml:space="preserve"> </w:t>
-      </w:r>
-      <w:hyperlink w:anchor="sec-data-management">
-        <w:r>
-          <w:rPr>
-            <w:rStyle w:val="Hyperlink"/>
-          </w:rPr>
-          <w:t xml:space="preserve">Section 2.2</w:t>
-        </w:r>
-      </w:hyperlink>
-      <w:r>
-        <w:t xml:space="preserve">).</w:t>
-      </w:r>
-    </w:p>
-    <w:p>
-      <w:pPr>
-        <w:pStyle w:val="FirstParagraph"/>
-      </w:pPr>
-      <w:r>
-        <w:t xml:space="preserve">Example README to allow team members to review your code:</w:t>
-      </w:r>
-    </w:p>
-    <w:p>
-      <w:pPr>
-        <w:pStyle w:val="SourceCode"/>
-      </w:pPr>
-      <w:r>
-        <w:rPr>
-          <w:rStyle w:val="FunctionTok"/>
-        </w:rPr>
-        <w:t xml:space="preserve"># Analysis of Treatment Effects</w:t>
-      </w:r>
-      <w:r>
-        <w:br/>
-      </w:r>
-      <w:r>
-        <w:br/>
-      </w:r>
-      <w:r>
-        <w:rPr>
-          <w:rStyle w:val="FunctionTok"/>
-        </w:rPr>
-        <w:t xml:space="preserve">## Requirements</w:t>
-      </w:r>
-      <w:r>
-        <w:br/>
-      </w:r>
-      <w:r>
-        <w:rPr>
-          <w:rStyle w:val="SpecialStringTok"/>
-        </w:rPr>
-        <w:t xml:space="preserve">- </w:t>
-      </w:r>
-      <w:r>
-        <w:rPr>
-          <w:rStyle w:val="NormalTok"/>
-        </w:rPr>
-        <w:t xml:space="preserve">R version 4.3+</w:t>
-      </w:r>
-      <w:r>
-        <w:br/>
-      </w:r>
-      <w:r>
-        <w:rPr>
-          <w:rStyle w:val="SpecialStringTok"/>
-        </w:rPr>
-        <w:t xml:space="preserve">- </w:t>
-      </w:r>
-      <w:r>
-        <w:rPr>
-          <w:rStyle w:val="NormalTok"/>
-        </w:rPr>
-        <w:t xml:space="preserve">Packages listed in renv.lock</w:t>
-      </w:r>
-      <w:r>
-        <w:br/>
-      </w:r>
-      <w:r>
-        <w:br/>
-      </w:r>
-      <w:r>
-        <w:rPr>
-          <w:rStyle w:val="FunctionTok"/>
-        </w:rPr>
-        <w:t xml:space="preserve">## Running the Analysis</w:t>
-      </w:r>
-      <w:r>
-        <w:br/>
-      </w:r>
-      <w:r>
-        <w:rPr>
-          <w:rStyle w:val="SpecialStringTok"/>
-        </w:rPr>
-        <w:t xml:space="preserve">1. </w:t>
-      </w:r>
-      <w:r>
-        <w:rPr>
-          <w:rStyle w:val="NormalTok"/>
-        </w:rPr>
-        <w:t xml:space="preserve">Install dependencies: </w:t>
-      </w:r>
-      <w:r>
-        <w:rPr>
-          <w:rStyle w:val="InformationTok"/>
-        </w:rPr>
-        <w:t xml:space="preserve">`renv::restore()`</w:t>
-      </w:r>
-      <w:r>
-        <w:br/>
-      </w:r>
-      <w:r>
-        <w:rPr>
-          <w:rStyle w:val="SpecialStringTok"/>
-        </w:rPr>
-        <w:t xml:space="preserve">2. </w:t>
-      </w:r>
-      <w:r>
-        <w:rPr>
-          <w:rStyle w:val="NormalTok"/>
-        </w:rPr>
-        <w:t xml:space="preserve">Run scripts in order: 01_preprocessing.R, 02_analysis.R</w:t>
-      </w:r>
-    </w:p>
-    <w:bookmarkStart w:id="270" w:name="sec-documentation-03-lm"/>
-    <w:p>
-      <w:pPr>
-        <w:pStyle w:val="Heading4"/>
-      </w:pPr>
-      <w:r>
-        <w:t xml:space="preserve"> </w:t>
-      </w:r>
-      <w:r>
-        <w:t xml:space="preserve">LEARN MORE</w:t>
+      <w:hyperlink r:id="rId236">
+        <w:r>
+          <w:rPr>
+            <w:rStyle w:val="Hyperlink"/>
+          </w:rPr>
+          <w:t xml:space="preserve">Readable code lecture</w:t>
+        </w:r>
+      </w:hyperlink>
+      <w:r>
+        <w:t xml:space="preserve">: Tips to write clear, understandable, and maintainable code.(1h)</w:t>
       </w:r>
     </w:p>
     <w:p>
@@ -12648,16 +12648,16 @@
           <w:numId w:val="1171"/>
         </w:numPr>
       </w:pPr>
-      <w:hyperlink r:id="rId236">
-        <w:r>
-          <w:rPr>
-            <w:rStyle w:val="Hyperlink"/>
-          </w:rPr>
-          <w:t xml:space="preserve">Readable code lecture</w:t>
-        </w:r>
-      </w:hyperlink>
-      <w:r>
-        <w:t xml:space="preserve">: Tips to write clear, understandable, and maintainable code.(1h)</w:t>
+      <w:hyperlink r:id="rId181">
+        <w:r>
+          <w:rPr>
+            <w:rStyle w:val="Hyperlink"/>
+          </w:rPr>
+          <w:t xml:space="preserve">Data Documentation &amp; Validation</w:t>
+        </w:r>
+      </w:hyperlink>
+      <w:r>
+        <w:t xml:space="preserve">: Create validation rules and automated checks for your research data. (1h)</w:t>
       </w:r>
     </w:p>
     <w:p>
@@ -12666,26 +12666,6 @@
         <w:numPr>
           <w:ilvl w:val="0"/>
           <w:numId w:val="1172"/>
-        </w:numPr>
-      </w:pPr>
-      <w:hyperlink r:id="rId181">
-        <w:r>
-          <w:rPr>
-            <w:rStyle w:val="Hyperlink"/>
-          </w:rPr>
-          <w:t xml:space="preserve">Data Documentation &amp; Validation</w:t>
-        </w:r>
-      </w:hyperlink>
-      <w:r>
-        <w:t xml:space="preserve">: Create validation rules and automated checks for your research data. (1h)</w:t>
-      </w:r>
-    </w:p>
-    <w:p>
-      <w:pPr>
-        <w:pStyle w:val="Compact"/>
-        <w:numPr>
-          <w:ilvl w:val="0"/>
-          <w:numId w:val="1173"/>
         </w:numPr>
       </w:pPr>
       <w:hyperlink r:id="rId51">
@@ -12916,6 +12896,137 @@
         <w:pStyle w:val="Compact"/>
         <w:numPr>
           <w:ilvl w:val="0"/>
+          <w:numId w:val="1173"/>
+        </w:numPr>
+      </w:pPr>
+      <w:r>
+        <w:rPr>
+          <w:b/>
+          <w:bCs/>
+        </w:rPr>
+        <w:t xml:space="preserve">Create an analysis report with Quarto.</w:t>
+      </w:r>
+      <w:r>
+        <w:t xml:space="preserve"> </w:t>
+      </w:r>
+      <w:r>
+        <w:t xml:space="preserve">To make your results reproducible, you should provide the analysis code that creates the results of the manuscript with explanations for each of the steps. Quarto is an ideal tool for this (see</w:t>
+      </w:r>
+      <w:r>
+        <w:t xml:space="preserve"> </w:t>
+      </w:r>
+      <w:hyperlink r:id="rId277">
+        <w:r>
+          <w:rPr>
+            <w:rStyle w:val="Hyperlink"/>
+          </w:rPr>
+          <w:t xml:space="preserve">Quarto tutorial</w:t>
+        </w:r>
+      </w:hyperlink>
+      <w:r>
+        <w:t xml:space="preserve">). Your analysis report should contain your research question, data loading instructions, preprocessing steps, statistical procedures, tables and figures, session info and software versions (in the report itself or in your README).</w:t>
+      </w:r>
+    </w:p>
+    <w:p>
+      <w:pPr>
+        <w:pStyle w:val="FirstParagraph"/>
+      </w:pPr>
+      <w:r>
+        <w:t xml:space="preserve">This will facilitate your own revisions, code-review by your team,</w:t>
+      </w:r>
+      <w:r>
+        <w:t xml:space="preserve"> </w:t>
+      </w:r>
+      <w:r>
+        <w:rPr>
+          <w:b/>
+          <w:bCs/>
+        </w:rPr>
+        <w:t xml:space="preserve">reproducibility checks</w:t>
+      </w:r>
+      <w:r>
+        <w:t xml:space="preserve"> </w:t>
+      </w:r>
+      <w:r>
+        <w:t xml:space="preserve">that some journals conduct as part of peer-review, and verification of results reproducibility by other researchers. The code repository can be published with simulated, synthetic, or real data, depending on the project, together with the respective article (see</w:t>
+      </w:r>
+      <w:r>
+        <w:t xml:space="preserve"> </w:t>
+      </w:r>
+      <w:hyperlink w:anchor="sec-open-source-code">
+        <w:r>
+          <w:rPr>
+            <w:rStyle w:val="Hyperlink"/>
+          </w:rPr>
+          <w:t xml:space="preserve">Section 4.2</w:t>
+        </w:r>
+      </w:hyperlink>
+      <w:r>
+        <w:t xml:space="preserve">).</w:t>
+      </w:r>
+    </w:p>
+    <w:p>
+      <w:pPr>
+        <w:pStyle w:val="BodyText"/>
+      </w:pPr>
+      <w:r>
+        <w:t xml:space="preserve">Creating a reproducible analysis report in Quarto currently represents</w:t>
+      </w:r>
+      <w:r>
+        <w:t xml:space="preserve"> </w:t>
+      </w:r>
+      <w:r>
+        <w:rPr>
+          <w:b/>
+          <w:bCs/>
+        </w:rPr>
+        <w:t xml:space="preserve">state-of-the-art practice for demonstrating the computational reproducibility of a study</w:t>
+      </w:r>
+      <w:r>
+        <w:t xml:space="preserve">, and we recommend adopting this approach as a minimum standard.</w:t>
+      </w:r>
+    </w:p>
+    <w:p>
+      <w:pPr>
+        <w:pStyle w:val="BodyText"/>
+      </w:pPr>
+      <w:r>
+        <w:t xml:space="preserve">Quarto can also be used to generate additional reporting outputs, such as manuscripts, presentations, and websites, in a fully reproducible manner. However, adopting a fully</w:t>
+      </w:r>
+      <w:r>
+        <w:t xml:space="preserve"> </w:t>
+      </w:r>
+      <w:r>
+        <w:rPr>
+          <w:b/>
+          <w:bCs/>
+        </w:rPr>
+        <w:t xml:space="preserve">reproducible workflow for all outputs will require additional coordination and time</w:t>
+      </w:r>
+      <w:r>
+        <w:t xml:space="preserve">, particularly when working with collaborators who use different tools or workflows.</w:t>
+      </w:r>
+    </w:p>
+    <w:p>
+      <w:pPr>
+        <w:pStyle w:val="BodyText"/>
+      </w:pPr>
+      <w:r>
+        <w:t xml:space="preserve">Reproducible Manuscript: The Ultimate Reproducible Report</w:t>
+      </w:r>
+    </w:p>
+    <w:p>
+      <w:pPr>
+        <w:pStyle w:val="BodyText"/>
+      </w:pPr>
+      <w:r>
+        <w:t xml:space="preserve">If you do not want to break the reproducibility chain by copy and pasting new results, tables, and figures into e.g. a Word document, you can write your entire manuscript in Quarto.</w:t>
+      </w:r>
+    </w:p>
+    <w:p>
+      <w:pPr>
+        <w:numPr>
+          <w:ilvl w:val="0"/>
           <w:numId w:val="1174"/>
         </w:numPr>
       </w:pPr>
@@ -12924,13 +13035,16 @@
           <w:b/>
           <w:bCs/>
         </w:rPr>
-        <w:t xml:space="preserve">Create an analysis report with Quarto.</w:t>
-      </w:r>
-      <w:r>
-        <w:t xml:space="preserve"> </w:t>
-      </w:r>
-      <w:r>
-        <w:t xml:space="preserve">To make your results reproducible, you should provide the analysis code that creates the results of the manuscript with explanations for each of the steps. Quarto is an ideal tool for this (see</w:t>
+        <w:t xml:space="preserve">Include bibliographic references in your Quarto document</w:t>
+      </w:r>
+      <w:r>
+        <w:t xml:space="preserve">.</w:t>
+      </w:r>
+      <w:r>
+        <w:t xml:space="preserve"> </w:t>
+      </w:r>
+      <w:r>
+        <w:t xml:space="preserve">You can directly source .bib files into your Quarto document or use the open source reference management software Zotero integrated in RStudio to cite articles and have them automatically formatted in any journal standards (see</w:t>
       </w:r>
       <w:r>
         <w:t xml:space="preserve"> </w:t>
@@ -12944,7 +13058,167 @@
         </w:r>
       </w:hyperlink>
       <w:r>
-        <w:t xml:space="preserve">). Your analysis report should contain your research question, data loading instructions, preprocessing steps, statistical procedures, tables and figures, session info and software versions (in the report itself or in your README).</w:t>
+        <w:t xml:space="preserve"> </w:t>
+      </w:r>
+      <w:r>
+        <w:t xml:space="preserve">and</w:t>
+      </w:r>
+      <w:r>
+        <w:t xml:space="preserve"> </w:t>
+      </w:r>
+      <w:hyperlink r:id="rId14">
+        <w:r>
+          <w:rPr>
+            <w:rStyle w:val="Hyperlink"/>
+          </w:rPr>
+          <w:t xml:space="preserve">Zotero tutorial</w:t>
+        </w:r>
+      </w:hyperlink>
+      <w:r>
+        <w:t xml:space="preserve">).</w:t>
+      </w:r>
+    </w:p>
+    <w:p>
+      <w:pPr>
+        <w:numPr>
+          <w:ilvl w:val="0"/>
+          <w:numId w:val="1174"/>
+        </w:numPr>
+      </w:pPr>
+      <w:r>
+        <w:rPr>
+          <w:b/>
+          <w:bCs/>
+        </w:rPr>
+        <w:t xml:space="preserve">Use a template document for major formatting aspects</w:t>
+      </w:r>
+      <w:r>
+        <w:t xml:space="preserve">.</w:t>
+      </w:r>
+      <w:r>
+        <w:t xml:space="preserve"> </w:t>
+      </w:r>
+      <w:r>
+        <w:t xml:space="preserve">You can use e.g. a Word template to create your output with e.g. specific header and legend formatting.</w:t>
+      </w:r>
+      <w:r>
+        <w:t xml:space="preserve"> </w:t>
+      </w:r>
+      <w:r>
+        <w:t xml:space="preserve">Some journals offer Quarto templates for further formatting requirements (see</w:t>
+      </w:r>
+      <w:r>
+        <w:t xml:space="preserve"> </w:t>
+      </w:r>
+      <w:hyperlink r:id="rId278">
+        <w:r>
+          <w:rPr>
+            <w:rStyle w:val="Hyperlink"/>
+          </w:rPr>
+          <w:t xml:space="preserve">list of Quarto extensions</w:t>
+        </w:r>
+      </w:hyperlink>
+      <w:r>
+        <w:t xml:space="preserve">).</w:t>
+      </w:r>
+      <w:r>
+        <w:t xml:space="preserve"> </w:t>
+      </w:r>
+      <w:r>
+        <w:t xml:space="preserve">Some journals offer LaTeX or Word templates; you can adapt these by modifying Quarto’s YAML header and markdown content to create your own Quarto template.</w:t>
+      </w:r>
+    </w:p>
+    <w:p>
+      <w:pPr>
+        <w:numPr>
+          <w:ilvl w:val="0"/>
+          <w:numId w:val="1174"/>
+        </w:numPr>
+      </w:pPr>
+      <w:r>
+        <w:rPr>
+          <w:b/>
+          <w:bCs/>
+        </w:rPr>
+        <w:t xml:space="preserve">Adapt your workflow to your collaborators.</w:t>
+      </w:r>
+      <w:r>
+        <w:t xml:space="preserve"> </w:t>
+      </w:r>
+      <w:r>
+        <w:t xml:space="preserve">Ideally, all your team mates have also adopted the use of Git and GitHub or LRZ GitLab and the use of issues and branches to work collaboratively (see</w:t>
+      </w:r>
+      <w:r>
+        <w:t xml:space="preserve"> </w:t>
+      </w:r>
+      <w:hyperlink w:anchor="sec-data-processing-analysis">
+        <w:r>
+          <w:rPr>
+            <w:rStyle w:val="Hyperlink"/>
+          </w:rPr>
+          <w:t xml:space="preserve">3.1.2. Version Control</w:t>
+        </w:r>
+      </w:hyperlink>
+      <w:r>
+        <w:t xml:space="preserve">). A compromise with collaborators who do not use Git is to render your draft manuscript to e.g. Word and share it through cloud-based collaborative document editing e.g. </w:t>
+      </w:r>
+      <w:hyperlink r:id="rId125">
+        <w:r>
+          <w:rPr>
+            <w:rStyle w:val="Hyperlink"/>
+          </w:rPr>
+          <w:t xml:space="preserve">LRZ Sync &amp; Share</w:t>
+        </w:r>
+      </w:hyperlink>
+      <w:r>
+        <w:t xml:space="preserve"> </w:t>
+      </w:r>
+      <w:r>
+        <w:t xml:space="preserve">or</w:t>
+      </w:r>
+      <w:r>
+        <w:t xml:space="preserve"> </w:t>
+      </w:r>
+      <w:hyperlink r:id="rId279">
+        <w:r>
+          <w:rPr>
+            <w:rStyle w:val="Hyperlink"/>
+          </w:rPr>
+          <w:t xml:space="preserve">Google Docs</w:t>
+        </w:r>
+      </w:hyperlink>
+      <w:r>
+        <w:t xml:space="preserve"> </w:t>
+      </w:r>
+      <w:r>
+        <w:t xml:space="preserve">with collaborators using the suggestion / track changes mode. Then, the lead author transcribes all edits manually, or with the help of e.g. R packages such as</w:t>
+      </w:r>
+      <w:r>
+        <w:t xml:space="preserve"> </w:t>
+      </w:r>
+      <w:r>
+        <w:rPr>
+          <w:rStyle w:val="VerbatimChar"/>
+        </w:rPr>
+        <w:t xml:space="preserve">trackdown</w:t>
+      </w:r>
+      <w:r>
+        <w:t xml:space="preserve"> </w:t>
+      </w:r>
+      <w:r>
+        <w:t xml:space="preserve">or</w:t>
+      </w:r>
+      <w:r>
+        <w:t xml:space="preserve"> </w:t>
+      </w:r>
+      <w:r>
+        <w:rPr>
+          <w:rStyle w:val="VerbatimChar"/>
+        </w:rPr>
+        <w:t xml:space="preserve">officer</w:t>
+      </w:r>
+      <w:r>
+        <w:t xml:space="preserve">, and addresses all comments in their quarto version before re-rendering for a second round of revisions, potentially with additional analyses.</w:t>
       </w:r>
     </w:p>
     <w:p>
@@ -12952,37 +13226,7 @@
         <w:pStyle w:val="FirstParagraph"/>
       </w:pPr>
       <w:r>
-        <w:t xml:space="preserve">This will facilitate your own revisions, code-review by your team,</w:t>
-      </w:r>
-      <w:r>
-        <w:t xml:space="preserve"> </w:t>
-      </w:r>
-      <w:r>
-        <w:rPr>
-          <w:b/>
-          <w:bCs/>
-        </w:rPr>
-        <w:t xml:space="preserve">reproducibility checks</w:t>
-      </w:r>
-      <w:r>
-        <w:t xml:space="preserve"> </w:t>
-      </w:r>
-      <w:r>
-        <w:t xml:space="preserve">that some journals conduct as part of peer-review, and verification of results reproducibility by other researchers. The code repository can be published with simulated, synthetic, or real data, depending on the project, together with the respective article (see</w:t>
-      </w:r>
-      <w:r>
-        <w:t xml:space="preserve"> </w:t>
-      </w:r>
-      <w:hyperlink w:anchor="sec-open-source-code">
-        <w:r>
-          <w:rPr>
-            <w:rStyle w:val="Hyperlink"/>
-          </w:rPr>
-          <w:t xml:space="preserve">Section 4.2</w:t>
-        </w:r>
-      </w:hyperlink>
-      <w:r>
-        <w:t xml:space="preserve">).</w:t>
+        <w:t xml:space="preserve">Reproducible Presentations &amp; Websites: Further Reproducible Outputs for Outreach</w:t>
       </w:r>
     </w:p>
     <w:p>
@@ -12990,57 +13234,7 @@
         <w:pStyle w:val="BodyText"/>
       </w:pPr>
       <w:r>
-        <w:t xml:space="preserve">Creating a reproducible analysis report in Quarto currently represents</w:t>
-      </w:r>
-      <w:r>
-        <w:t xml:space="preserve"> </w:t>
-      </w:r>
-      <w:r>
-        <w:rPr>
-          <w:b/>
-          <w:bCs/>
-        </w:rPr>
-        <w:t xml:space="preserve">state-of-the-art practice for demonstrating the computational reproducibility of a study</w:t>
-      </w:r>
-      <w:r>
-        <w:t xml:space="preserve">, and we recommend adopting this approach as a minimum standard.</w:t>
-      </w:r>
-    </w:p>
-    <w:p>
-      <w:pPr>
-        <w:pStyle w:val="BodyText"/>
-      </w:pPr>
-      <w:r>
-        <w:t xml:space="preserve">Quarto can also be used to generate additional reporting outputs, such as manuscripts, presentations, and websites, in a fully reproducible manner. However, adopting a fully</w:t>
-      </w:r>
-      <w:r>
-        <w:t xml:space="preserve"> </w:t>
-      </w:r>
-      <w:r>
-        <w:rPr>
-          <w:b/>
-          <w:bCs/>
-        </w:rPr>
-        <w:t xml:space="preserve">reproducible workflow for all outputs will require additional coordination and time</w:t>
-      </w:r>
-      <w:r>
-        <w:t xml:space="preserve">, particularly when working with collaborators who use different tools or workflows.</w:t>
-      </w:r>
-    </w:p>
-    <w:p>
-      <w:pPr>
-        <w:pStyle w:val="BodyText"/>
-      </w:pPr>
-      <w:r>
-        <w:t xml:space="preserve">Reproducible Manuscript: The Ultimate Reproducible Report</w:t>
-      </w:r>
-    </w:p>
-    <w:p>
-      <w:pPr>
-        <w:pStyle w:val="BodyText"/>
-      </w:pPr>
-      <w:r>
-        <w:t xml:space="preserve">If you do not want to break the reproducibility chain by copy and pasting new results, tables, and figures into e.g. a Word document, you can write your entire manuscript in Quarto.</w:t>
+        <w:t xml:space="preserve">Using the same Quarto environment, you can also:</w:t>
       </w:r>
     </w:p>
     <w:p>
@@ -13055,291 +13249,97 @@
           <w:b/>
           <w:bCs/>
         </w:rPr>
-        <w:t xml:space="preserve">Include bibliographic references in your Quarto document</w:t>
-      </w:r>
-      <w:r>
-        <w:t xml:space="preserve">.</w:t>
-      </w:r>
-      <w:r>
-        <w:t xml:space="preserve"> </w:t>
-      </w:r>
-      <w:r>
-        <w:t xml:space="preserve">You can directly source .bib files into your Quarto document or use the open source reference management software Zotero integrated in RStudio to cite articles and have them automatically formatted in any journal standards (see</w:t>
-      </w:r>
-      <w:r>
-        <w:t xml:space="preserve"> </w:t>
-      </w:r>
+        <w:t xml:space="preserve">Convert your analyses report into a reproducible presentation.</w:t>
+      </w:r>
+      <w:r>
+        <w:t xml:space="preserve"> </w:t>
+      </w:r>
+      <w:r>
+        <w:t xml:space="preserve">To get feedback on your analyses, you can output a report into a slide presentation with presenter notes. Slides remain dynamically linked to the underlying analyses. Any modification to the data or code automatically propagates to tables, visualizations, and reported results, eliminating inconsistencies between presentation and computation.</w:t>
+      </w:r>
+    </w:p>
+    <w:p>
+      <w:pPr>
+        <w:numPr>
+          <w:ilvl w:val="0"/>
+          <w:numId w:val="1175"/>
+        </w:numPr>
+      </w:pPr>
+      <w:r>
+        <w:rPr>
+          <w:b/>
+          <w:bCs/>
+        </w:rPr>
+        <w:t xml:space="preserve">Create reproducible website to support your research or teaching</w:t>
+      </w:r>
+      <w:r>
+        <w:t xml:space="preserve">. Quarto also enables the creation of reproducible and interactive websites by linking content directly to data, code, and analyses within a unified publishing workflow. Pages, figures, tables, and teaching materials update automatically when the underlying sources change, ensuring consistency across outputs. This approach simplifies maintenance, and allows websites to evolve as living, version-controlled resources rather than static collections of files. Examples of websites, interactive reports and other formats can be explored on the</w:t>
+      </w:r>
+      <w:r>
+        <w:t xml:space="preserve"> </w:t>
+      </w:r>
+      <w:hyperlink r:id="rId280">
+        <w:r>
+          <w:rPr>
+            <w:rStyle w:val="Hyperlink"/>
+          </w:rPr>
+          <w:t xml:space="preserve">Quarto Gallery</w:t>
+        </w:r>
+      </w:hyperlink>
+      <w:r>
+        <w:t xml:space="preserve">. This website and our self-paced tutorials are all Quarto websites.</w:t>
+      </w:r>
+    </w:p>
+    <w:bookmarkStart w:id="281" w:name="sec-results-reproducibility-lm"/>
+    <w:p>
+      <w:pPr>
+        <w:pStyle w:val="Heading4"/>
+      </w:pPr>
+      <w:r>
+        <w:t xml:space="preserve"> </w:t>
+      </w:r>
+      <w:r>
+        <w:t xml:space="preserve">LEARN MORE</w:t>
+      </w:r>
+    </w:p>
+    <w:p>
+      <w:pPr>
+        <w:pStyle w:val="Compact"/>
+        <w:numPr>
+          <w:ilvl w:val="0"/>
+          <w:numId w:val="1176"/>
+        </w:numPr>
+      </w:pPr>
       <w:hyperlink r:id="rId277">
         <w:r>
           <w:rPr>
             <w:rStyle w:val="Hyperlink"/>
           </w:rPr>
-          <w:t xml:space="preserve">Quarto tutorial</w:t>
-        </w:r>
-      </w:hyperlink>
-      <w:r>
-        <w:t xml:space="preserve"> </w:t>
-      </w:r>
-      <w:r>
-        <w:t xml:space="preserve">and</w:t>
-      </w:r>
-      <w:r>
-        <w:t xml:space="preserve"> </w:t>
-      </w:r>
+          <w:t xml:space="preserve">Quarto Tutorial</w:t>
+        </w:r>
+      </w:hyperlink>
+      <w:r>
+        <w:t xml:space="preserve">: Reproducible documents combining code and narrative (2h)</w:t>
+      </w:r>
+    </w:p>
+    <w:p>
+      <w:pPr>
+        <w:pStyle w:val="Compact"/>
+        <w:numPr>
+          <w:ilvl w:val="0"/>
+          <w:numId w:val="1177"/>
+        </w:numPr>
+      </w:pPr>
       <w:hyperlink r:id="rId14">
         <w:r>
           <w:rPr>
             <w:rStyle w:val="Hyperlink"/>
           </w:rPr>
-          <w:t xml:space="preserve">Zotero tutorial</w:t>
-        </w:r>
-      </w:hyperlink>
-      <w:r>
-        <w:t xml:space="preserve">).</w:t>
-      </w:r>
-    </w:p>
-    <w:p>
-      <w:pPr>
-        <w:numPr>
-          <w:ilvl w:val="0"/>
-          <w:numId w:val="1175"/>
-        </w:numPr>
-      </w:pPr>
-      <w:r>
-        <w:rPr>
-          <w:b/>
-          <w:bCs/>
-        </w:rPr>
-        <w:t xml:space="preserve">Use a template document for major formatting aspects</w:t>
-      </w:r>
-      <w:r>
-        <w:t xml:space="preserve">.</w:t>
-      </w:r>
-      <w:r>
-        <w:t xml:space="preserve"> </w:t>
-      </w:r>
-      <w:r>
-        <w:t xml:space="preserve">You can use e.g. a Word template to create your output with e.g. specific header and legend formatting.</w:t>
-      </w:r>
-      <w:r>
-        <w:t xml:space="preserve"> </w:t>
-      </w:r>
-      <w:r>
-        <w:t xml:space="preserve">Some journals offer Quarto templates for further formatting requirements (see</w:t>
-      </w:r>
-      <w:r>
-        <w:t xml:space="preserve"> </w:t>
-      </w:r>
-      <w:hyperlink r:id="rId278">
-        <w:r>
-          <w:rPr>
-            <w:rStyle w:val="Hyperlink"/>
-          </w:rPr>
-          <w:t xml:space="preserve">list of Quarto extensions</w:t>
-        </w:r>
-      </w:hyperlink>
-      <w:r>
-        <w:t xml:space="preserve">).</w:t>
-      </w:r>
-      <w:r>
-        <w:t xml:space="preserve"> </w:t>
-      </w:r>
-      <w:r>
-        <w:t xml:space="preserve">Some journals offer LaTeX or Word templates; you can adapt these by modifying Quarto’s YAML header and markdown content to create your own Quarto template.</w:t>
-      </w:r>
-    </w:p>
-    <w:p>
-      <w:pPr>
-        <w:numPr>
-          <w:ilvl w:val="0"/>
-          <w:numId w:val="1175"/>
-        </w:numPr>
-      </w:pPr>
-      <w:r>
-        <w:rPr>
-          <w:b/>
-          <w:bCs/>
-        </w:rPr>
-        <w:t xml:space="preserve">Adapt your workflow to your collaborators.</w:t>
-      </w:r>
-      <w:r>
-        <w:t xml:space="preserve"> </w:t>
-      </w:r>
-      <w:r>
-        <w:t xml:space="preserve">Ideally, all your team mates have also adopted the use of Git and GitHub or LRZ GitLab and the use of issues and branches to work collaboratively (see</w:t>
-      </w:r>
-      <w:r>
-        <w:t xml:space="preserve"> </w:t>
-      </w:r>
-      <w:hyperlink w:anchor="sec-data-processing-analysis">
-        <w:r>
-          <w:rPr>
-            <w:rStyle w:val="Hyperlink"/>
-          </w:rPr>
-          <w:t xml:space="preserve">3.1.2. Version Control</w:t>
-        </w:r>
-      </w:hyperlink>
-      <w:r>
-        <w:t xml:space="preserve">). A compromise with collaborators who do not use Git is to render your draft manuscript to e.g. Word and share it through cloud-based collaborative document editing e.g. </w:t>
-      </w:r>
-      <w:hyperlink r:id="rId125">
-        <w:r>
-          <w:rPr>
-            <w:rStyle w:val="Hyperlink"/>
-          </w:rPr>
-          <w:t xml:space="preserve">LRZ Sync &amp; Share</w:t>
-        </w:r>
-      </w:hyperlink>
-      <w:r>
-        <w:t xml:space="preserve"> </w:t>
-      </w:r>
-      <w:r>
-        <w:t xml:space="preserve">or</w:t>
-      </w:r>
-      <w:r>
-        <w:t xml:space="preserve"> </w:t>
-      </w:r>
-      <w:hyperlink r:id="rId279">
-        <w:r>
-          <w:rPr>
-            <w:rStyle w:val="Hyperlink"/>
-          </w:rPr>
-          <w:t xml:space="preserve">Google Docs</w:t>
-        </w:r>
-      </w:hyperlink>
-      <w:r>
-        <w:t xml:space="preserve"> </w:t>
-      </w:r>
-      <w:r>
-        <w:t xml:space="preserve">with collaborators using the suggestion / track changes mode. Then, the lead author transcribes all edits manually, or with the help of e.g. R packages such as</w:t>
-      </w:r>
-      <w:r>
-        <w:t xml:space="preserve"> </w:t>
-      </w:r>
-      <w:r>
-        <w:rPr>
-          <w:rStyle w:val="VerbatimChar"/>
-        </w:rPr>
-        <w:t xml:space="preserve">trackdown</w:t>
-      </w:r>
-      <w:r>
-        <w:t xml:space="preserve"> </w:t>
-      </w:r>
-      <w:r>
-        <w:t xml:space="preserve">or</w:t>
-      </w:r>
-      <w:r>
-        <w:t xml:space="preserve"> </w:t>
-      </w:r>
-      <w:r>
-        <w:rPr>
-          <w:rStyle w:val="VerbatimChar"/>
-        </w:rPr>
-        <w:t xml:space="preserve">officer</w:t>
-      </w:r>
-      <w:r>
-        <w:t xml:space="preserve">, and addresses all comments in their quarto version before re-rendering for a second round of revisions, potentially with additional analyses.</w:t>
-      </w:r>
-    </w:p>
-    <w:p>
-      <w:pPr>
-        <w:pStyle w:val="FirstParagraph"/>
-      </w:pPr>
-      <w:r>
-        <w:t xml:space="preserve">Reproducible Presentations &amp; Websites: Further Reproducible Outputs for Outreach</w:t>
-      </w:r>
-    </w:p>
-    <w:p>
-      <w:pPr>
-        <w:pStyle w:val="BodyText"/>
-      </w:pPr>
-      <w:r>
-        <w:t xml:space="preserve">Using the same Quarto environment, you can also:</w:t>
-      </w:r>
-    </w:p>
-    <w:p>
-      <w:pPr>
-        <w:numPr>
-          <w:ilvl w:val="0"/>
-          <w:numId w:val="1176"/>
-        </w:numPr>
-      </w:pPr>
-      <w:r>
-        <w:rPr>
-          <w:b/>
-          <w:bCs/>
-        </w:rPr>
-        <w:t xml:space="preserve">Convert your analyses report into a reproducible presentation.</w:t>
-      </w:r>
-      <w:r>
-        <w:t xml:space="preserve"> </w:t>
-      </w:r>
-      <w:r>
-        <w:t xml:space="preserve">To get feedback on your analyses, you can output a report into a slide presentation with presenter notes. Slides remain dynamically linked to the underlying analyses. Any modification to the data or code automatically propagates to tables, visualizations, and reported results, eliminating inconsistencies between presentation and computation.</w:t>
-      </w:r>
-    </w:p>
-    <w:p>
-      <w:pPr>
-        <w:numPr>
-          <w:ilvl w:val="0"/>
-          <w:numId w:val="1176"/>
-        </w:numPr>
-      </w:pPr>
-      <w:r>
-        <w:rPr>
-          <w:b/>
-          <w:bCs/>
-        </w:rPr>
-        <w:t xml:space="preserve">Create reproducible website to support your research or teaching</w:t>
-      </w:r>
-      <w:r>
-        <w:t xml:space="preserve">. Quarto also enables the creation of reproducible and interactive websites by linking content directly to data, code, and analyses within a unified publishing workflow. Pages, figures, tables, and teaching materials update automatically when the underlying sources change, ensuring consistency across outputs. This approach simplifies maintenance, and allows websites to evolve as living, version-controlled resources rather than static collections of files. Examples of websites, interactive reports and other formats can be explored on the</w:t>
-      </w:r>
-      <w:r>
-        <w:t xml:space="preserve"> </w:t>
-      </w:r>
-      <w:hyperlink r:id="rId280">
-        <w:r>
-          <w:rPr>
-            <w:rStyle w:val="Hyperlink"/>
-          </w:rPr>
-          <w:t xml:space="preserve">Quarto Gallery</w:t>
-        </w:r>
-      </w:hyperlink>
-      <w:r>
-        <w:t xml:space="preserve">. This website and our self-paced tutorials are all Quarto websites.</w:t>
-      </w:r>
-    </w:p>
-    <w:bookmarkStart w:id="281" w:name="sec-results-reproducibility-lm"/>
-    <w:p>
-      <w:pPr>
-        <w:pStyle w:val="Heading4"/>
-      </w:pPr>
-      <w:r>
-        <w:t xml:space="preserve"> </w:t>
-      </w:r>
-      <w:r>
-        <w:t xml:space="preserve">LEARN MORE</w:t>
-      </w:r>
-    </w:p>
-    <w:p>
-      <w:pPr>
-        <w:pStyle w:val="Compact"/>
-        <w:numPr>
-          <w:ilvl w:val="0"/>
-          <w:numId w:val="1177"/>
-        </w:numPr>
-      </w:pPr>
-      <w:hyperlink r:id="rId277">
-        <w:r>
-          <w:rPr>
-            <w:rStyle w:val="Hyperlink"/>
-          </w:rPr>
-          <w:t xml:space="preserve">Quarto Tutorial</w:t>
-        </w:r>
-      </w:hyperlink>
-      <w:r>
-        <w:t xml:space="preserve">: Reproducible documents combining code and narrative (2h)</w:t>
+          <w:t xml:space="preserve">Introduction to Zotero</w:t>
+        </w:r>
+      </w:hyperlink>
+      <w:r>
+        <w:t xml:space="preserve">: Use a reference manager that integrates to RStudio. (1h)</w:t>
       </w:r>
     </w:p>
     <w:p>
@@ -13350,16 +13350,16 @@
           <w:numId w:val="1178"/>
         </w:numPr>
       </w:pPr>
-      <w:hyperlink r:id="rId14">
-        <w:r>
-          <w:rPr>
-            <w:rStyle w:val="Hyperlink"/>
-          </w:rPr>
-          <w:t xml:space="preserve">Introduction to Zotero</w:t>
-        </w:r>
-      </w:hyperlink>
-      <w:r>
-        <w:t xml:space="preserve">: Use a reference manager that integrates to RStudio. (1h)</w:t>
+      <w:hyperlink r:id="rId49">
+        <w:r>
+          <w:rPr>
+            <w:rStyle w:val="Hyperlink"/>
+          </w:rPr>
+          <w:t xml:space="preserve">Git Tutorial</w:t>
+        </w:r>
+      </w:hyperlink>
+      <w:r>
+        <w:t xml:space="preserve">: Use version control system Git from within RStudio. (2h)</w:t>
       </w:r>
     </w:p>
     <w:p>
@@ -13370,16 +13370,16 @@
           <w:numId w:val="1179"/>
         </w:numPr>
       </w:pPr>
-      <w:hyperlink r:id="rId49">
-        <w:r>
-          <w:rPr>
-            <w:rStyle w:val="Hyperlink"/>
-          </w:rPr>
-          <w:t xml:space="preserve">Git Tutorial</w:t>
-        </w:r>
-      </w:hyperlink>
-      <w:r>
-        <w:t xml:space="preserve">: Use version control system Git from within RStudio. (2h)</w:t>
+      <w:hyperlink r:id="rId50">
+        <w:r>
+          <w:rPr>
+            <w:rStyle w:val="Hyperlink"/>
+          </w:rPr>
+          <w:t xml:space="preserve">GitHub Tutorial</w:t>
+        </w:r>
+      </w:hyperlink>
+      <w:r>
+        <w:t xml:space="preserve">: Collaborative coding with GitHub and RStudio (1h)</w:t>
       </w:r>
     </w:p>
     <w:p>
@@ -13388,26 +13388,6 @@
         <w:numPr>
           <w:ilvl w:val="0"/>
           <w:numId w:val="1180"/>
-        </w:numPr>
-      </w:pPr>
-      <w:hyperlink r:id="rId50">
-        <w:r>
-          <w:rPr>
-            <w:rStyle w:val="Hyperlink"/>
-          </w:rPr>
-          <w:t xml:space="preserve">GitHub Tutorial</w:t>
-        </w:r>
-      </w:hyperlink>
-      <w:r>
-        <w:t xml:space="preserve">: Collaborative coding with GitHub and RStudio (1h)</w:t>
-      </w:r>
-    </w:p>
-    <w:p>
-      <w:pPr>
-        <w:pStyle w:val="Compact"/>
-        <w:numPr>
-          <w:ilvl w:val="0"/>
-          <w:numId w:val="1181"/>
         </w:numPr>
       </w:pPr>
       <w:hyperlink r:id="rId245">
@@ -13440,19 +13420,39 @@
         <w:pStyle w:val="Compact"/>
         <w:numPr>
           <w:ilvl w:val="0"/>
+          <w:numId w:val="1181"/>
+        </w:numPr>
+      </w:pPr>
+      <w:hyperlink r:id="rId196">
+        <w:r>
+          <w:rPr>
+            <w:rStyle w:val="Hyperlink"/>
+          </w:rPr>
+          <w:t xml:space="preserve">LRZ Gitlab</w:t>
+        </w:r>
+      </w:hyperlink>
+      <w:r>
+        <w:t xml:space="preserve">: Institutional Git hosting for LMU Munich.</w:t>
+      </w:r>
+    </w:p>
+    <w:p>
+      <w:pPr>
+        <w:pStyle w:val="Compact"/>
+        <w:numPr>
+          <w:ilvl w:val="0"/>
           <w:numId w:val="1182"/>
         </w:numPr>
       </w:pPr>
-      <w:hyperlink r:id="rId196">
-        <w:r>
-          <w:rPr>
-            <w:rStyle w:val="Hyperlink"/>
-          </w:rPr>
-          <w:t xml:space="preserve">LRZ Gitlab</w:t>
-        </w:r>
-      </w:hyperlink>
-      <w:r>
-        <w:t xml:space="preserve">: Institutional Git hosting for LMU Munich.</w:t>
+      <w:hyperlink r:id="rId125">
+        <w:r>
+          <w:rPr>
+            <w:rStyle w:val="Hyperlink"/>
+          </w:rPr>
+          <w:t xml:space="preserve">LRZ Sync &amp; Share</w:t>
+        </w:r>
+      </w:hyperlink>
+      <w:r>
+        <w:t xml:space="preserve">: Cloud storage service for LMU Munich</w:t>
       </w:r>
     </w:p>
     <w:p>
@@ -13461,26 +13461,6 @@
         <w:numPr>
           <w:ilvl w:val="0"/>
           <w:numId w:val="1183"/>
-        </w:numPr>
-      </w:pPr>
-      <w:hyperlink r:id="rId125">
-        <w:r>
-          <w:rPr>
-            <w:rStyle w:val="Hyperlink"/>
-          </w:rPr>
-          <w:t xml:space="preserve">LRZ Sync &amp; Share</w:t>
-        </w:r>
-      </w:hyperlink>
-      <w:r>
-        <w:t xml:space="preserve">: Cloud storage service for LMU Munich</w:t>
-      </w:r>
-    </w:p>
-    <w:p>
-      <w:pPr>
-        <w:pStyle w:val="Compact"/>
-        <w:numPr>
-          <w:ilvl w:val="0"/>
-          <w:numId w:val="1184"/>
         </w:numPr>
       </w:pPr>
       <w:hyperlink r:id="rId255">
@@ -13574,7 +13554,7 @@
         <w:pStyle w:val="Compact"/>
         <w:numPr>
           <w:ilvl w:val="0"/>
-          <w:numId w:val="1185"/>
+          <w:numId w:val="1184"/>
         </w:numPr>
       </w:pPr>
       <w:r>
@@ -13596,7 +13576,7 @@
         <w:pStyle w:val="Compact"/>
         <w:numPr>
           <w:ilvl w:val="0"/>
-          <w:numId w:val="1185"/>
+          <w:numId w:val="1184"/>
         </w:numPr>
       </w:pPr>
       <w:r>
@@ -13618,7 +13598,7 @@
         <w:pStyle w:val="Compact"/>
         <w:numPr>
           <w:ilvl w:val="0"/>
-          <w:numId w:val="1185"/>
+          <w:numId w:val="1184"/>
         </w:numPr>
       </w:pPr>
       <w:r>
@@ -13640,7 +13620,7 @@
         <w:pStyle w:val="Compact"/>
         <w:numPr>
           <w:ilvl w:val="0"/>
-          <w:numId w:val="1185"/>
+          <w:numId w:val="1184"/>
         </w:numPr>
       </w:pPr>
       <w:r>
@@ -13662,7 +13642,7 @@
         <w:pStyle w:val="Compact"/>
         <w:numPr>
           <w:ilvl w:val="0"/>
-          <w:numId w:val="1185"/>
+          <w:numId w:val="1184"/>
         </w:numPr>
       </w:pPr>
       <w:r>
@@ -13684,7 +13664,7 @@
         <w:pStyle w:val="Compact"/>
         <w:numPr>
           <w:ilvl w:val="0"/>
-          <w:numId w:val="1185"/>
+          <w:numId w:val="1184"/>
         </w:numPr>
       </w:pPr>
       <w:r>
@@ -13706,7 +13686,7 @@
         <w:pStyle w:val="Compact"/>
         <w:numPr>
           <w:ilvl w:val="0"/>
-          <w:numId w:val="1185"/>
+          <w:numId w:val="1184"/>
         </w:numPr>
       </w:pPr>
       <w:r>
@@ -13741,7 +13721,7 @@
         <w:pStyle w:val="Compact"/>
         <w:numPr>
           <w:ilvl w:val="0"/>
-          <w:numId w:val="1185"/>
+          <w:numId w:val="1184"/>
         </w:numPr>
       </w:pPr>
       <w:r>
@@ -13763,7 +13743,7 @@
         <w:pStyle w:val="Compact"/>
         <w:numPr>
           <w:ilvl w:val="0"/>
-          <w:numId w:val="1185"/>
+          <w:numId w:val="1184"/>
         </w:numPr>
       </w:pPr>
       <w:r>
@@ -13785,7 +13765,7 @@
         <w:pStyle w:val="Compact"/>
         <w:numPr>
           <w:ilvl w:val="0"/>
-          <w:numId w:val="1185"/>
+          <w:numId w:val="1184"/>
         </w:numPr>
       </w:pPr>
       <w:r>
@@ -13930,7 +13910,7 @@
         <w:pStyle w:val="Compact"/>
         <w:numPr>
           <w:ilvl w:val="0"/>
-          <w:numId w:val="1186"/>
+          <w:numId w:val="1185"/>
         </w:numPr>
       </w:pPr>
       <w:hyperlink r:id="rId188">
@@ -14002,11 +13982,23 @@
         <w:pStyle w:val="Compact"/>
         <w:numPr>
           <w:ilvl w:val="0"/>
+          <w:numId w:val="1186"/>
+        </w:numPr>
+      </w:pPr>
+      <w:r>
+        <w:t xml:space="preserve">Use the lab’s standard folder structure</w:t>
+      </w:r>
+    </w:p>
+    <w:p>
+      <w:pPr>
+        <w:pStyle w:val="Compact"/>
+        <w:numPr>
+          <w:ilvl w:val="0"/>
           <w:numId w:val="1187"/>
         </w:numPr>
       </w:pPr>
       <w:r>
-        <w:t xml:space="preserve">Use the lab’s standard folder structure</w:t>
+        <w:t xml:space="preserve">Use version-control with Git and LRZ GitLab or GitHub</w:t>
       </w:r>
     </w:p>
     <w:p>
@@ -14018,7 +14010,22 @@
         </w:numPr>
       </w:pPr>
       <w:r>
-        <w:t xml:space="preserve">Use version-control with Git and LRZ GitLab or GitHub</w:t>
+        <w:t xml:space="preserve">Use Renv or equivalent for package management</w:t>
+      </w:r>
+    </w:p>
+    <w:p>
+      <w:pPr>
+        <w:pStyle w:val="FirstParagraph"/>
+      </w:pPr>
+      <w:r>
+        <w:rPr>
+          <w:b/>
+          <w:bCs/>
+        </w:rPr>
+        <w:t xml:space="preserve">Repository Content</w:t>
+      </w:r>
+      <w:r>
+        <w:t xml:space="preserve"> </w:t>
       </w:r>
     </w:p>
     <w:p>
@@ -14030,7 +14037,55 @@
         </w:numPr>
       </w:pPr>
       <w:r>
-        <w:t xml:space="preserve">Use Renv or equivalent for package management</w:t>
+        <w:t xml:space="preserve">Raw data or access procedure documented</w:t>
+      </w:r>
+    </w:p>
+    <w:p>
+      <w:pPr>
+        <w:pStyle w:val="Compact"/>
+        <w:numPr>
+          <w:ilvl w:val="0"/>
+          <w:numId w:val="1190"/>
+        </w:numPr>
+      </w:pPr>
+      <w:r>
+        <w:t xml:space="preserve">Data dictionary (codebook) available</w:t>
+      </w:r>
+    </w:p>
+    <w:p>
+      <w:pPr>
+        <w:pStyle w:val="Compact"/>
+        <w:numPr>
+          <w:ilvl w:val="0"/>
+          <w:numId w:val="1191"/>
+        </w:numPr>
+      </w:pPr>
+      <w:r>
+        <w:t xml:space="preserve">Scripts ordered for raw data extraction, processing, and analysis</w:t>
+      </w:r>
+    </w:p>
+    <w:p>
+      <w:pPr>
+        <w:pStyle w:val="Compact"/>
+        <w:numPr>
+          <w:ilvl w:val="0"/>
+          <w:numId w:val="1192"/>
+        </w:numPr>
+      </w:pPr>
+      <w:r>
+        <w:t xml:space="preserve">Results generated from a Quarto reproducible analysis report</w:t>
+      </w:r>
+    </w:p>
+    <w:p>
+      <w:pPr>
+        <w:pStyle w:val="Compact"/>
+        <w:numPr>
+          <w:ilvl w:val="0"/>
+          <w:numId w:val="1193"/>
+        </w:numPr>
+      </w:pPr>
+      <w:r>
+        <w:t xml:space="preserve">README describing usage, dependencies, and session info</w:t>
       </w:r>
     </w:p>
     <w:p>
@@ -14042,58 +14097,10 @@
           <w:b/>
           <w:bCs/>
         </w:rPr>
-        <w:t xml:space="preserve">Repository Content</w:t>
-      </w:r>
-      <w:r>
-        <w:t xml:space="preserve"> </w:t>
-      </w:r>
-    </w:p>
-    <w:p>
-      <w:pPr>
-        <w:pStyle w:val="Compact"/>
-        <w:numPr>
-          <w:ilvl w:val="0"/>
-          <w:numId w:val="1190"/>
-        </w:numPr>
-      </w:pPr>
-      <w:r>
-        <w:t xml:space="preserve">Raw data or access procedure documented</w:t>
-      </w:r>
-    </w:p>
-    <w:p>
-      <w:pPr>
-        <w:pStyle w:val="Compact"/>
-        <w:numPr>
-          <w:ilvl w:val="0"/>
-          <w:numId w:val="1191"/>
-        </w:numPr>
-      </w:pPr>
-      <w:r>
-        <w:t xml:space="preserve">Data dictionary (codebook) available</w:t>
-      </w:r>
-    </w:p>
-    <w:p>
-      <w:pPr>
-        <w:pStyle w:val="Compact"/>
-        <w:numPr>
-          <w:ilvl w:val="0"/>
-          <w:numId w:val="1192"/>
-        </w:numPr>
-      </w:pPr>
-      <w:r>
-        <w:t xml:space="preserve">Scripts ordered for raw data extraction, processing, and analysis</w:t>
-      </w:r>
-    </w:p>
-    <w:p>
-      <w:pPr>
-        <w:pStyle w:val="Compact"/>
-        <w:numPr>
-          <w:ilvl w:val="0"/>
-          <w:numId w:val="1193"/>
-        </w:numPr>
-      </w:pPr>
-      <w:r>
-        <w:t xml:space="preserve">Results generated from a Quarto reproducible analysis report</w:t>
+        <w:t xml:space="preserve">R Scripts</w:t>
+      </w:r>
+      <w:r>
+        <w:t xml:space="preserve"> </w:t>
       </w:r>
     </w:p>
     <w:p>
@@ -14105,7 +14112,91 @@
         </w:numPr>
       </w:pPr>
       <w:r>
-        <w:t xml:space="preserve">README describing usage, dependencies, and session info</w:t>
+        <w:t xml:space="preserve">Metadata/header identifying author, date, and purpose</w:t>
+      </w:r>
+    </w:p>
+    <w:p>
+      <w:pPr>
+        <w:pStyle w:val="Compact"/>
+        <w:numPr>
+          <w:ilvl w:val="0"/>
+          <w:numId w:val="1195"/>
+        </w:numPr>
+      </w:pPr>
+      <w:r>
+        <w:t xml:space="preserve">Readable structure and consistent naming</w:t>
+      </w:r>
+    </w:p>
+    <w:p>
+      <w:pPr>
+        <w:pStyle w:val="Compact"/>
+        <w:numPr>
+          <w:ilvl w:val="0"/>
+          <w:numId w:val="1196"/>
+        </w:numPr>
+      </w:pPr>
+      <w:r>
+        <w:t xml:space="preserve">Informative comments about analytic decisions</w:t>
+      </w:r>
+    </w:p>
+    <w:p>
+      <w:pPr>
+        <w:pStyle w:val="Compact"/>
+        <w:numPr>
+          <w:ilvl w:val="0"/>
+          <w:numId w:val="1197"/>
+        </w:numPr>
+      </w:pPr>
+      <w:r>
+        <w:t xml:space="preserve">No sensitive information in the code (e.g., passwords, patient identifiers)</w:t>
+      </w:r>
+    </w:p>
+    <w:p>
+      <w:pPr>
+        <w:pStyle w:val="Compact"/>
+        <w:numPr>
+          <w:ilvl w:val="0"/>
+          <w:numId w:val="1198"/>
+        </w:numPr>
+      </w:pPr>
+      <w:r>
+        <w:t xml:space="preserve">Functions used to avoid duplication</w:t>
+      </w:r>
+    </w:p>
+    <w:p>
+      <w:pPr>
+        <w:pStyle w:val="Compact"/>
+        <w:numPr>
+          <w:ilvl w:val="0"/>
+          <w:numId w:val="1199"/>
+        </w:numPr>
+      </w:pPr>
+      <w:r>
+        <w:t xml:space="preserve">Seeds set to create reproducible random computations</w:t>
+      </w:r>
+    </w:p>
+    <w:p>
+      <w:pPr>
+        <w:pStyle w:val="Compact"/>
+        <w:numPr>
+          <w:ilvl w:val="0"/>
+          <w:numId w:val="1200"/>
+        </w:numPr>
+      </w:pPr>
+      <w:r>
+        <w:t xml:space="preserve">Figures and other generated outputs are accessible (e.g. colorblind friendly)</w:t>
+      </w:r>
+    </w:p>
+    <w:p>
+      <w:pPr>
+        <w:pStyle w:val="Compact"/>
+        <w:numPr>
+          <w:ilvl w:val="0"/>
+          <w:numId w:val="1201"/>
+        </w:numPr>
+      </w:pPr>
+      <w:r>
+        <w:t xml:space="preserve">Style guide followed (e.g., styler, lintr)</w:t>
       </w:r>
     </w:p>
     <w:p>
@@ -14117,94 +14208,7 @@
           <w:b/>
           <w:bCs/>
         </w:rPr>
-        <w:t xml:space="preserve">R Scripts</w:t>
-      </w:r>
-      <w:r>
-        <w:t xml:space="preserve"> </w:t>
-      </w:r>
-    </w:p>
-    <w:p>
-      <w:pPr>
-        <w:pStyle w:val="Compact"/>
-        <w:numPr>
-          <w:ilvl w:val="0"/>
-          <w:numId w:val="1195"/>
-        </w:numPr>
-      </w:pPr>
-      <w:r>
-        <w:t xml:space="preserve">Metadata/header identifying author, date, and purpose</w:t>
-      </w:r>
-    </w:p>
-    <w:p>
-      <w:pPr>
-        <w:pStyle w:val="Compact"/>
-        <w:numPr>
-          <w:ilvl w:val="0"/>
-          <w:numId w:val="1196"/>
-        </w:numPr>
-      </w:pPr>
-      <w:r>
-        <w:t xml:space="preserve">Readable structure and consistent naming</w:t>
-      </w:r>
-    </w:p>
-    <w:p>
-      <w:pPr>
-        <w:pStyle w:val="Compact"/>
-        <w:numPr>
-          <w:ilvl w:val="0"/>
-          <w:numId w:val="1197"/>
-        </w:numPr>
-      </w:pPr>
-      <w:r>
-        <w:t xml:space="preserve">Informative comments about analytic decisions</w:t>
-      </w:r>
-    </w:p>
-    <w:p>
-      <w:pPr>
-        <w:pStyle w:val="Compact"/>
-        <w:numPr>
-          <w:ilvl w:val="0"/>
-          <w:numId w:val="1198"/>
-        </w:numPr>
-      </w:pPr>
-      <w:r>
-        <w:t xml:space="preserve">No sensitive information in the code (e.g., passwords, patient identifiers)</w:t>
-      </w:r>
-    </w:p>
-    <w:p>
-      <w:pPr>
-        <w:pStyle w:val="Compact"/>
-        <w:numPr>
-          <w:ilvl w:val="0"/>
-          <w:numId w:val="1199"/>
-        </w:numPr>
-      </w:pPr>
-      <w:r>
-        <w:t xml:space="preserve">Functions used to avoid duplication</w:t>
-      </w:r>
-    </w:p>
-    <w:p>
-      <w:pPr>
-        <w:pStyle w:val="Compact"/>
-        <w:numPr>
-          <w:ilvl w:val="0"/>
-          <w:numId w:val="1200"/>
-        </w:numPr>
-      </w:pPr>
-      <w:r>
-        <w:t xml:space="preserve">Seeds set to create reproducible random computations</w:t>
-      </w:r>
-    </w:p>
-    <w:p>
-      <w:pPr>
-        <w:pStyle w:val="Compact"/>
-        <w:numPr>
-          <w:ilvl w:val="0"/>
-          <w:numId w:val="1201"/>
-        </w:numPr>
-      </w:pPr>
-      <w:r>
-        <w:t xml:space="preserve">Figures and other generated outputs are accessible (e.g. colorblind friendly)</w:t>
+        <w:t xml:space="preserve">2. Before presenting results to the research group: conduct internal code peer review</w:t>
       </w:r>
     </w:p>
     <w:p>
@@ -14216,7 +14220,91 @@
         </w:numPr>
       </w:pPr>
       <w:r>
-        <w:t xml:space="preserve">Style guide followed (e.g., styler, lintr)</w:t>
+        <w:t xml:space="preserve">Collaboration workflow established (e.g., branch or live review)</w:t>
+      </w:r>
+    </w:p>
+    <w:p>
+      <w:pPr>
+        <w:pStyle w:val="Compact"/>
+        <w:numPr>
+          <w:ilvl w:val="0"/>
+          <w:numId w:val="1203"/>
+        </w:numPr>
+      </w:pPr>
+      <w:r>
+        <w:t xml:space="preserve">Code runs without errors on a different computer</w:t>
+      </w:r>
+    </w:p>
+    <w:p>
+      <w:pPr>
+        <w:pStyle w:val="Compact"/>
+        <w:numPr>
+          <w:ilvl w:val="0"/>
+          <w:numId w:val="1204"/>
+        </w:numPr>
+      </w:pPr>
+      <w:r>
+        <w:t xml:space="preserve">Results, figures, tables are reproducible</w:t>
+      </w:r>
+    </w:p>
+    <w:p>
+      <w:pPr>
+        <w:pStyle w:val="Compact"/>
+        <w:numPr>
+          <w:ilvl w:val="0"/>
+          <w:numId w:val="1205"/>
+        </w:numPr>
+      </w:pPr>
+      <w:r>
+        <w:t xml:space="preserve">Code is well-organized, readable, and commented</w:t>
+      </w:r>
+    </w:p>
+    <w:p>
+      <w:pPr>
+        <w:pStyle w:val="Compact"/>
+        <w:numPr>
+          <w:ilvl w:val="0"/>
+          <w:numId w:val="1206"/>
+        </w:numPr>
+      </w:pPr>
+      <w:r>
+        <w:t xml:space="preserve">All functions are documented</w:t>
+      </w:r>
+    </w:p>
+    <w:p>
+      <w:pPr>
+        <w:pStyle w:val="Compact"/>
+        <w:numPr>
+          <w:ilvl w:val="0"/>
+          <w:numId w:val="1207"/>
+        </w:numPr>
+      </w:pPr>
+      <w:r>
+        <w:t xml:space="preserve">Sensitive information removed</w:t>
+      </w:r>
+    </w:p>
+    <w:p>
+      <w:pPr>
+        <w:pStyle w:val="Compact"/>
+        <w:numPr>
+          <w:ilvl w:val="0"/>
+          <w:numId w:val="1208"/>
+        </w:numPr>
+      </w:pPr>
+      <w:r>
+        <w:t xml:space="preserve">(for co-authors): Methods used are correct</w:t>
+      </w:r>
+    </w:p>
+    <w:p>
+      <w:pPr>
+        <w:pStyle w:val="Compact"/>
+        <w:numPr>
+          <w:ilvl w:val="0"/>
+          <w:numId w:val="1209"/>
+        </w:numPr>
+      </w:pPr>
+      <w:r>
+        <w:t xml:space="preserve">(for co-authors): Methods match the pre-analysis plan or deviation are documented</w:t>
       </w:r>
     </w:p>
     <w:p>
@@ -14228,91 +14316,7 @@
           <w:b/>
           <w:bCs/>
         </w:rPr>
-        <w:t xml:space="preserve">2. Before presenting results to the research group: conduct internal code peer review</w:t>
-      </w:r>
-    </w:p>
-    <w:p>
-      <w:pPr>
-        <w:pStyle w:val="Compact"/>
-        <w:numPr>
-          <w:ilvl w:val="0"/>
-          <w:numId w:val="1203"/>
-        </w:numPr>
-      </w:pPr>
-      <w:r>
-        <w:t xml:space="preserve">Collaboration workflow established (e.g., branch or live review)</w:t>
-      </w:r>
-    </w:p>
-    <w:p>
-      <w:pPr>
-        <w:pStyle w:val="Compact"/>
-        <w:numPr>
-          <w:ilvl w:val="0"/>
-          <w:numId w:val="1204"/>
-        </w:numPr>
-      </w:pPr>
-      <w:r>
-        <w:t xml:space="preserve">Code runs without errors on a different computer</w:t>
-      </w:r>
-    </w:p>
-    <w:p>
-      <w:pPr>
-        <w:pStyle w:val="Compact"/>
-        <w:numPr>
-          <w:ilvl w:val="0"/>
-          <w:numId w:val="1205"/>
-        </w:numPr>
-      </w:pPr>
-      <w:r>
-        <w:t xml:space="preserve">Results, figures, tables are reproducible</w:t>
-      </w:r>
-    </w:p>
-    <w:p>
-      <w:pPr>
-        <w:pStyle w:val="Compact"/>
-        <w:numPr>
-          <w:ilvl w:val="0"/>
-          <w:numId w:val="1206"/>
-        </w:numPr>
-      </w:pPr>
-      <w:r>
-        <w:t xml:space="preserve">Code is well-organized, readable, and commented</w:t>
-      </w:r>
-    </w:p>
-    <w:p>
-      <w:pPr>
-        <w:pStyle w:val="Compact"/>
-        <w:numPr>
-          <w:ilvl w:val="0"/>
-          <w:numId w:val="1207"/>
-        </w:numPr>
-      </w:pPr>
-      <w:r>
-        <w:t xml:space="preserve">All functions are documented</w:t>
-      </w:r>
-    </w:p>
-    <w:p>
-      <w:pPr>
-        <w:pStyle w:val="Compact"/>
-        <w:numPr>
-          <w:ilvl w:val="0"/>
-          <w:numId w:val="1208"/>
-        </w:numPr>
-      </w:pPr>
-      <w:r>
-        <w:t xml:space="preserve">Sensitive information removed</w:t>
-      </w:r>
-    </w:p>
-    <w:p>
-      <w:pPr>
-        <w:pStyle w:val="Compact"/>
-        <w:numPr>
-          <w:ilvl w:val="0"/>
-          <w:numId w:val="1209"/>
-        </w:numPr>
-      </w:pPr>
-      <w:r>
-        <w:t xml:space="preserve">(for co-authors): Methods used are correct</w:t>
+        <w:t xml:space="preserve">3. Before sharing outside the group</w:t>
       </w:r>
     </w:p>
     <w:p>
@@ -14324,19 +14328,7 @@
         </w:numPr>
       </w:pPr>
       <w:r>
-        <w:t xml:space="preserve">(for co-authors): Methods match the pre-analysis plan or deviation are documented</w:t>
-      </w:r>
-    </w:p>
-    <w:p>
-      <w:pPr>
-        <w:pStyle w:val="FirstParagraph"/>
-      </w:pPr>
-      <w:r>
-        <w:rPr>
-          <w:b/>
-          <w:bCs/>
-        </w:rPr>
-        <w:t xml:space="preserve">3. Before sharing outside the group</w:t>
+        <w:t xml:space="preserve">README provides complete instructions to reproduce results</w:t>
       </w:r>
     </w:p>
     <w:p>
@@ -14348,7 +14340,7 @@
         </w:numPr>
       </w:pPr>
       <w:r>
-        <w:t xml:space="preserve">README provides complete instructions to reproduce results</w:t>
+        <w:t xml:space="preserve">Results reproducible from the report</w:t>
       </w:r>
     </w:p>
     <w:p>
@@ -14360,7 +14352,7 @@
         </w:numPr>
       </w:pPr>
       <w:r>
-        <w:t xml:space="preserve">Results reproducible from the report</w:t>
+        <w:t xml:space="preserve">Sensitive information removed and restricted data protected</w:t>
       </w:r>
     </w:p>
     <w:p>
@@ -14372,7 +14364,7 @@
         </w:numPr>
       </w:pPr>
       <w:r>
-        <w:t xml:space="preserve">Sensitive information removed and restricted data protected</w:t>
+        <w:t xml:space="preserve">Code peer-reviewed by co-authors</w:t>
       </w:r>
     </w:p>
     <w:p>
@@ -14384,7 +14376,7 @@
         </w:numPr>
       </w:pPr>
       <w:r>
-        <w:t xml:space="preserve">Code peer-reviewed by co-authors</w:t>
+        <w:t xml:space="preserve">Reporting of results follow relevant guidelines (e.g. effect size, confidence intervals, model specification)</w:t>
       </w:r>
     </w:p>
     <w:p>
@@ -14393,18 +14385,6 @@
         <w:numPr>
           <w:ilvl w:val="0"/>
           <w:numId w:val="1215"/>
-        </w:numPr>
-      </w:pPr>
-      <w:r>
-        <w:t xml:space="preserve">Reporting of results follow relevant guidelines (e.g. effect size, confidence intervals, model specification)</w:t>
-      </w:r>
-    </w:p>
-    <w:p>
-      <w:pPr>
-        <w:pStyle w:val="Compact"/>
-        <w:numPr>
-          <w:ilvl w:val="0"/>
-          <w:numId w:val="1216"/>
         </w:numPr>
       </w:pPr>
       <w:r>
@@ -14525,7 +14505,7 @@
         <w:pStyle w:val="Compact"/>
         <w:numPr>
           <w:ilvl w:val="0"/>
-          <w:numId w:val="1217"/>
+          <w:numId w:val="1216"/>
         </w:numPr>
       </w:pPr>
       <w:r>
@@ -14541,7 +14521,7 @@
         <w:pStyle w:val="Compact"/>
         <w:numPr>
           <w:ilvl w:val="0"/>
-          <w:numId w:val="1217"/>
+          <w:numId w:val="1216"/>
         </w:numPr>
       </w:pPr>
       <w:r>
@@ -14563,7 +14543,7 @@
         <w:pStyle w:val="Compact"/>
         <w:numPr>
           <w:ilvl w:val="0"/>
-          <w:numId w:val="1217"/>
+          <w:numId w:val="1216"/>
         </w:numPr>
       </w:pPr>
       <w:r>
@@ -14626,125 +14606,369 @@
       <w:pPr>
         <w:numPr>
           <w:ilvl w:val="0"/>
+          <w:numId w:val="1217"/>
+        </w:numPr>
+      </w:pPr>
+      <w:r>
+        <w:rPr>
+          <w:b/>
+          <w:bCs/>
+        </w:rPr>
+        <w:t xml:space="preserve">Open data</w:t>
+      </w:r>
+      <w:r>
+        <w:t xml:space="preserve"> </w:t>
+      </w:r>
+      <w:r>
+        <w:t xml:space="preserve">can be downloaded by anyone without restrictions. This maximizes reuse but is only appropriate when data contains no personal information or has been fully anonymized.</w:t>
+      </w:r>
+    </w:p>
+    <w:p>
+      <w:pPr>
+        <w:numPr>
+          <w:ilvl w:val="0"/>
+          <w:numId w:val="1217"/>
+        </w:numPr>
+      </w:pPr>
+      <w:r>
+        <w:rPr>
+          <w:b/>
+          <w:bCs/>
+        </w:rPr>
+        <w:t xml:space="preserve">Restricted access</w:t>
+      </w:r>
+      <w:r>
+        <w:t xml:space="preserve"> </w:t>
+      </w:r>
+      <w:r>
+        <w:t xml:space="preserve">means the metadata is available on a professional repository and clear instructions of the conditions of access to the data are provided. Requesting the data often requires describing the purpose of reuse (sometimes in the form of a preregistration, see</w:t>
+      </w:r>
+      <w:r>
+        <w:t xml:space="preserve"> </w:t>
+      </w:r>
+      <w:hyperlink w:anchor="sec-study-design-analysis-plan">
+        <w:r>
+          <w:rPr>
+            <w:rStyle w:val="Hyperlink"/>
+          </w:rPr>
+          <w:t xml:space="preserve">Section 1.4</w:t>
+        </w:r>
+      </w:hyperlink>
+      <w:r>
+        <w:t xml:space="preserve">), signing a Data Use Agreement, and agreeing to further conditions. This can be organized automatically through the repository or through contacting the authors</w:t>
+      </w:r>
+      <w:r>
+        <w:t xml:space="preserve">. This balances reuse with protection.</w:t>
+      </w:r>
+    </w:p>
+    <w:p>
+      <w:pPr>
+        <w:numPr>
+          <w:ilvl w:val="0"/>
+          <w:numId w:val="1217"/>
+        </w:numPr>
+      </w:pPr>
+      <w:r>
+        <w:rPr>
+          <w:b/>
+          <w:bCs/>
+        </w:rPr>
+        <w:t xml:space="preserve">Metadata only</w:t>
+      </w:r>
+      <w:r>
+        <w:t xml:space="preserve"> </w:t>
+      </w:r>
+      <w:r>
+        <w:t xml:space="preserve">describes what data exists without sharing the data itself. Others can discover your work and contact you to discuss access. This is appropriate when data cannot be shared due to legal or ethical constraints.</w:t>
+      </w:r>
+      <w:r>
+        <w:t xml:space="preserve"> </w:t>
+      </w:r>
+      <w:r>
+        <w:t xml:space="preserve">Making your data Findable by sharing your metadata on a professional repository is the first step to making your data FAIR, as emphasized by the</w:t>
+      </w:r>
+      <w:r>
+        <w:t xml:space="preserve"> </w:t>
+      </w:r>
+      <w:hyperlink r:id="rId61">
+        <w:r>
+          <w:rPr>
+            <w:rStyle w:val="Hyperlink"/>
+          </w:rPr>
+          <w:t xml:space="preserve">LMU Guidelines for Safeguarding Good Scientific Practice</w:t>
+        </w:r>
+      </w:hyperlink>
+      <w:r>
+        <w:t xml:space="preserve"> </w:t>
+      </w:r>
+      <w:r>
+        <w:t xml:space="preserve">(see also</w:t>
+      </w:r>
+      <w:r>
+        <w:t xml:space="preserve"> </w:t>
+      </w:r>
+      <w:hyperlink w:anchor="sec-legal-requirements">
+        <w:r>
+          <w:rPr>
+            <w:rStyle w:val="Hyperlink"/>
+          </w:rPr>
+          <w:t xml:space="preserve">Section 1.2</w:t>
+        </w:r>
+      </w:hyperlink>
+      <w:r>
+        <w:t xml:space="preserve">)</w:t>
+      </w:r>
+    </w:p>
+    <w:p>
+      <w:pPr>
+        <w:pStyle w:val="FirstParagraph"/>
+      </w:pPr>
+      <w:r>
+        <w:t xml:space="preserve">When deciding whether data should be shared, consider the following:</w:t>
+      </w:r>
+    </w:p>
+    <w:p>
+      <w:pPr>
+        <w:pStyle w:val="Compact"/>
+        <w:numPr>
+          <w:ilvl w:val="0"/>
           <w:numId w:val="1218"/>
         </w:numPr>
       </w:pPr>
       <w:r>
-        <w:rPr>
-          <w:b/>
-          <w:bCs/>
-        </w:rPr>
-        <w:t xml:space="preserve">Open data</w:t>
-      </w:r>
-      <w:r>
-        <w:t xml:space="preserve"> </w:t>
-      </w:r>
-      <w:r>
-        <w:t xml:space="preserve">can be downloaded by anyone without restrictions. This maximizes reuse but is only appropriate when data contains no personal information or has been fully anonymized.</w:t>
-      </w:r>
-    </w:p>
-    <w:p>
-      <w:pPr>
+        <w:t xml:space="preserve">Ensure that data sharing is compatible with the</w:t>
+      </w:r>
+      <w:r>
+        <w:t xml:space="preserve"> </w:t>
+      </w:r>
+      <w:r>
+        <w:rPr>
+          <w:b/>
+          <w:bCs/>
+        </w:rPr>
+        <w:t xml:space="preserve">informed consent</w:t>
+      </w:r>
+      <w:r>
+        <w:t xml:space="preserve"> </w:t>
+      </w:r>
+      <w:r>
+        <w:t xml:space="preserve">provided by participants.</w:t>
+      </w:r>
+    </w:p>
+    <w:p>
+      <w:pPr>
+        <w:pStyle w:val="Compact"/>
         <w:numPr>
           <w:ilvl w:val="0"/>
           <w:numId w:val="1218"/>
         </w:numPr>
       </w:pPr>
       <w:r>
-        <w:rPr>
-          <w:b/>
-          <w:bCs/>
-        </w:rPr>
-        <w:t xml:space="preserve">Restricted access</w:t>
-      </w:r>
-      <w:r>
-        <w:t xml:space="preserve"> </w:t>
-      </w:r>
-      <w:r>
-        <w:t xml:space="preserve">means the metadata is available on a professional repository and clear instructions of the conditions of access to the data are provided. Requesting the data often requires describing the purpose of reuse (sometimes in the form of a preregistration, see</w:t>
-      </w:r>
-      <w:r>
-        <w:t xml:space="preserve"> </w:t>
-      </w:r>
-      <w:hyperlink w:anchor="sec-study-design-analysis-plan">
-        <w:r>
-          <w:rPr>
-            <w:rStyle w:val="Hyperlink"/>
-          </w:rPr>
-          <w:t xml:space="preserve">Section 1.4</w:t>
-        </w:r>
-      </w:hyperlink>
-      <w:r>
-        <w:t xml:space="preserve">), signing a Data Use Agreement, and agreeing to further conditions. This can be organized automatically through the repository or through contacting the authors</w:t>
-      </w:r>
-      <w:r>
-        <w:t xml:space="preserve">. This balances reuse with protection.</w:t>
-      </w:r>
-    </w:p>
-    <w:p>
-      <w:pPr>
+        <w:t xml:space="preserve">Check what your</w:t>
+      </w:r>
+      <w:r>
+        <w:t xml:space="preserve"> </w:t>
+      </w:r>
+      <w:r>
+        <w:rPr>
+          <w:b/>
+          <w:bCs/>
+        </w:rPr>
+        <w:t xml:space="preserve">ethics approval</w:t>
+      </w:r>
+      <w:r>
+        <w:t xml:space="preserve"> </w:t>
+      </w:r>
+      <w:r>
+        <w:t xml:space="preserve">allows.</w:t>
+      </w:r>
+    </w:p>
+    <w:p>
+      <w:pPr>
+        <w:pStyle w:val="Compact"/>
         <w:numPr>
           <w:ilvl w:val="0"/>
           <w:numId w:val="1218"/>
         </w:numPr>
       </w:pPr>
       <w:r>
-        <w:rPr>
-          <w:b/>
-          <w:bCs/>
-        </w:rPr>
-        <w:t xml:space="preserve">Metadata only</w:t>
-      </w:r>
-      <w:r>
-        <w:t xml:space="preserve"> </w:t>
-      </w:r>
-      <w:r>
-        <w:t xml:space="preserve">describes what data exists without sharing the data itself. Others can discover your work and contact you to discuss access. This is appropriate when data cannot be shared due to legal or ethical constraints.</w:t>
-      </w:r>
-      <w:r>
-        <w:t xml:space="preserve"> </w:t>
-      </w:r>
-      <w:r>
-        <w:t xml:space="preserve">Making your data Findable by sharing your metadata on a professional repository is the first step to making your data FAIR, as emphasized by the</w:t>
-      </w:r>
-      <w:r>
-        <w:t xml:space="preserve"> </w:t>
-      </w:r>
-      <w:hyperlink r:id="rId61">
-        <w:r>
-          <w:rPr>
-            <w:rStyle w:val="Hyperlink"/>
-          </w:rPr>
-          <w:t xml:space="preserve">LMU Guidelines for Safeguarding Good Scientific Practice</w:t>
-        </w:r>
-      </w:hyperlink>
-      <w:r>
-        <w:t xml:space="preserve"> </w:t>
-      </w:r>
-      <w:r>
-        <w:t xml:space="preserve">(see also</w:t>
-      </w:r>
-      <w:r>
-        <w:t xml:space="preserve"> </w:t>
-      </w:r>
-      <w:hyperlink w:anchor="sec-legal-requirements">
-        <w:r>
-          <w:rPr>
-            <w:rStyle w:val="Hyperlink"/>
-          </w:rPr>
-          <w:t xml:space="preserve">Section 1.2</w:t>
-        </w:r>
-      </w:hyperlink>
-      <w:r>
-        <w:t xml:space="preserve">)</w:t>
-      </w:r>
-    </w:p>
-    <w:p>
-      <w:pPr>
-        <w:pStyle w:val="FirstParagraph"/>
-      </w:pPr>
-      <w:r>
-        <w:t xml:space="preserve">When deciding whether data should be shared, consider the following:</w:t>
+        <w:t xml:space="preserve">Consider whether the data can be</w:t>
+      </w:r>
+      <w:r>
+        <w:t xml:space="preserve"> </w:t>
+      </w:r>
+      <w:r>
+        <w:rPr>
+          <w:b/>
+          <w:bCs/>
+        </w:rPr>
+        <w:t xml:space="preserve">anonymized</w:t>
+      </w:r>
+      <w:r>
+        <w:t xml:space="preserve"> </w:t>
+      </w:r>
+      <w:r>
+        <w:t xml:space="preserve">without losing scientific value (see</w:t>
+      </w:r>
+      <w:r>
+        <w:t xml:space="preserve"> </w:t>
+      </w:r>
+      <w:hyperlink w:anchor="sec-ethics-and-privacy">
+        <w:r>
+          <w:rPr>
+            <w:rStyle w:val="Hyperlink"/>
+          </w:rPr>
+          <w:t xml:space="preserve">Section 2.3</w:t>
+        </w:r>
+      </w:hyperlink>
+      <w:r>
+        <w:t xml:space="preserve">).</w:t>
+      </w:r>
+    </w:p>
+    <w:p>
+      <w:pPr>
+        <w:pStyle w:val="Compact"/>
+        <w:numPr>
+          <w:ilvl w:val="0"/>
+          <w:numId w:val="1218"/>
+        </w:numPr>
+      </w:pPr>
+      <w:r>
+        <w:t xml:space="preserve">If you work with</w:t>
+      </w:r>
+      <w:r>
+        <w:t xml:space="preserve"> </w:t>
+      </w:r>
+      <w:r>
+        <w:rPr>
+          <w:b/>
+          <w:bCs/>
+        </w:rPr>
+        <w:t xml:space="preserve">sensitive data</w:t>
+      </w:r>
+      <w:r>
+        <w:t xml:space="preserve">, you may consult the University’s</w:t>
+      </w:r>
+      <w:r>
+        <w:t xml:space="preserve"> </w:t>
+      </w:r>
+      <w:hyperlink r:id="rId71">
+        <w:r>
+          <w:rPr>
+            <w:rStyle w:val="Hyperlink"/>
+          </w:rPr>
+          <w:t xml:space="preserve">data protection officer</w:t>
+        </w:r>
+      </w:hyperlink>
+      <w:r>
+        <w:t xml:space="preserve">.</w:t>
+      </w:r>
+    </w:p>
+    <w:p>
+      <w:pPr>
+        <w:pStyle w:val="Compact"/>
+        <w:numPr>
+          <w:ilvl w:val="0"/>
+          <w:numId w:val="1218"/>
+        </w:numPr>
+      </w:pPr>
+      <w:r>
+        <w:t xml:space="preserve">If your research outputs could have</w:t>
+      </w:r>
+      <w:r>
+        <w:t xml:space="preserve"> </w:t>
+      </w:r>
+      <w:r>
+        <w:rPr>
+          <w:b/>
+          <w:bCs/>
+        </w:rPr>
+        <w:t xml:space="preserve">dual-use</w:t>
+      </w:r>
+      <w:r>
+        <w:t xml:space="preserve"> </w:t>
+      </w:r>
+      <w:r>
+        <w:t xml:space="preserve">implications (e.g. that could also be applied for military or malicious purposes), consult the relevant regulations (e.g. European Commission’s policy (</w:t>
+      </w:r>
+      <w:hyperlink r:id="rId298">
+        <w:r>
+          <w:rPr>
+            <w:rStyle w:val="Hyperlink"/>
+          </w:rPr>
+          <w:t xml:space="preserve">Dual-Use Regulation 2021/821</w:t>
+        </w:r>
+      </w:hyperlink>
+      <w:r>
+        <w:t xml:space="preserve">)) and contact the University’s</w:t>
+      </w:r>
+      <w:r>
+        <w:t xml:space="preserve"> </w:t>
+      </w:r>
+      <w:hyperlink r:id="rId299">
+        <w:r>
+          <w:rPr>
+            <w:rStyle w:val="Hyperlink"/>
+          </w:rPr>
+          <w:t xml:space="preserve">Export Control service</w:t>
+        </w:r>
+      </w:hyperlink>
+      <w:r>
+        <w:t xml:space="preserve">.</w:t>
+      </w:r>
+    </w:p>
+    <w:p>
+      <w:pPr>
+        <w:pStyle w:val="Compact"/>
+        <w:numPr>
+          <w:ilvl w:val="0"/>
+          <w:numId w:val="1218"/>
+        </w:numPr>
+      </w:pPr>
+      <w:r>
+        <w:t xml:space="preserve">If your research may lead to</w:t>
+      </w:r>
+      <w:r>
+        <w:t xml:space="preserve"> </w:t>
+      </w:r>
+      <w:r>
+        <w:rPr>
+          <w:b/>
+          <w:bCs/>
+        </w:rPr>
+        <w:t xml:space="preserve">patents or commercialization</w:t>
+      </w:r>
+      <w:r>
+        <w:t xml:space="preserve">, contact the the University’s</w:t>
+      </w:r>
+      <w:r>
+        <w:t xml:space="preserve"> </w:t>
+      </w:r>
+      <w:hyperlink r:id="rId300">
+        <w:r>
+          <w:rPr>
+            <w:rStyle w:val="Hyperlink"/>
+          </w:rPr>
+          <w:t xml:space="preserve">IP Management team</w:t>
+        </w:r>
+      </w:hyperlink>
+      <w:r>
+        <w:t xml:space="preserve"> </w:t>
+      </w:r>
+      <w:r>
+        <w:t xml:space="preserve">before sharing data. Early consultation helps ensure that intellectual property rights are not compromised.</w:t>
+      </w:r>
+    </w:p>
+    <w:bookmarkStart w:id="301" w:name="sec-open-vs-restricted-lm"/>
+    <w:p>
+      <w:pPr>
+        <w:pStyle w:val="Heading4"/>
+      </w:pPr>
+      <w:r>
+        <w:t xml:space="preserve"> </w:t>
+      </w:r>
+      <w:r>
+        <w:t xml:space="preserve">LEARN MORE</w:t>
       </w:r>
     </w:p>
     <w:p>
@@ -14755,240 +14979,16 @@
           <w:numId w:val="1219"/>
         </w:numPr>
       </w:pPr>
-      <w:r>
-        <w:t xml:space="preserve">Ensure that data sharing is compatible with the</w:t>
-      </w:r>
-      <w:r>
-        <w:t xml:space="preserve"> </w:t>
-      </w:r>
-      <w:r>
-        <w:rPr>
-          <w:b/>
-          <w:bCs/>
-        </w:rPr>
-        <w:t xml:space="preserve">informed consent</w:t>
-      </w:r>
-      <w:r>
-        <w:t xml:space="preserve"> </w:t>
-      </w:r>
-      <w:r>
-        <w:t xml:space="preserve">provided by participants.</w:t>
-      </w:r>
-    </w:p>
-    <w:p>
-      <w:pPr>
-        <w:pStyle w:val="Compact"/>
-        <w:numPr>
-          <w:ilvl w:val="0"/>
-          <w:numId w:val="1219"/>
-        </w:numPr>
-      </w:pPr>
-      <w:r>
-        <w:t xml:space="preserve">Check what your</w:t>
-      </w:r>
-      <w:r>
-        <w:t xml:space="preserve"> </w:t>
-      </w:r>
-      <w:r>
-        <w:rPr>
-          <w:b/>
-          <w:bCs/>
-        </w:rPr>
-        <w:t xml:space="preserve">ethics approval</w:t>
-      </w:r>
-      <w:r>
-        <w:t xml:space="preserve"> </w:t>
-      </w:r>
-      <w:r>
-        <w:t xml:space="preserve">allows.</w:t>
-      </w:r>
-    </w:p>
-    <w:p>
-      <w:pPr>
-        <w:pStyle w:val="Compact"/>
-        <w:numPr>
-          <w:ilvl w:val="0"/>
-          <w:numId w:val="1219"/>
-        </w:numPr>
-      </w:pPr>
-      <w:r>
-        <w:t xml:space="preserve">Consider whether the data can be</w:t>
-      </w:r>
-      <w:r>
-        <w:t xml:space="preserve"> </w:t>
-      </w:r>
-      <w:r>
-        <w:rPr>
-          <w:b/>
-          <w:bCs/>
-        </w:rPr>
-        <w:t xml:space="preserve">anonymized</w:t>
-      </w:r>
-      <w:r>
-        <w:t xml:space="preserve"> </w:t>
-      </w:r>
-      <w:r>
-        <w:t xml:space="preserve">without losing scientific value (see</w:t>
-      </w:r>
-      <w:r>
-        <w:t xml:space="preserve"> </w:t>
-      </w:r>
-      <w:hyperlink w:anchor="sec-ethics-and-privacy">
-        <w:r>
-          <w:rPr>
-            <w:rStyle w:val="Hyperlink"/>
-          </w:rPr>
-          <w:t xml:space="preserve">Section 2.3</w:t>
-        </w:r>
-      </w:hyperlink>
-      <w:r>
-        <w:t xml:space="preserve">).</w:t>
-      </w:r>
-    </w:p>
-    <w:p>
-      <w:pPr>
-        <w:pStyle w:val="Compact"/>
-        <w:numPr>
-          <w:ilvl w:val="0"/>
-          <w:numId w:val="1219"/>
-        </w:numPr>
-      </w:pPr>
-      <w:r>
-        <w:t xml:space="preserve">If you work with</w:t>
-      </w:r>
-      <w:r>
-        <w:t xml:space="preserve"> </w:t>
-      </w:r>
-      <w:r>
-        <w:rPr>
-          <w:b/>
-          <w:bCs/>
-        </w:rPr>
-        <w:t xml:space="preserve">sensitive data</w:t>
-      </w:r>
-      <w:r>
-        <w:t xml:space="preserve">, you may consult the University’s</w:t>
-      </w:r>
-      <w:r>
-        <w:t xml:space="preserve"> </w:t>
-      </w:r>
-      <w:hyperlink r:id="rId71">
-        <w:r>
-          <w:rPr>
-            <w:rStyle w:val="Hyperlink"/>
-          </w:rPr>
-          <w:t xml:space="preserve">data protection officer</w:t>
-        </w:r>
-      </w:hyperlink>
-      <w:r>
-        <w:t xml:space="preserve">.</w:t>
-      </w:r>
-    </w:p>
-    <w:p>
-      <w:pPr>
-        <w:pStyle w:val="Compact"/>
-        <w:numPr>
-          <w:ilvl w:val="0"/>
-          <w:numId w:val="1219"/>
-        </w:numPr>
-      </w:pPr>
-      <w:r>
-        <w:t xml:space="preserve">If your research outputs could have</w:t>
-      </w:r>
-      <w:r>
-        <w:t xml:space="preserve"> </w:t>
-      </w:r>
-      <w:r>
-        <w:rPr>
-          <w:b/>
-          <w:bCs/>
-        </w:rPr>
-        <w:t xml:space="preserve">dual-use</w:t>
-      </w:r>
-      <w:r>
-        <w:t xml:space="preserve"> </w:t>
-      </w:r>
-      <w:r>
-        <w:t xml:space="preserve">implications (e.g. that could also be applied for military or malicious purposes), consult the relevant regulations (e.g. European Commission’s policy (</w:t>
-      </w:r>
-      <w:hyperlink r:id="rId298">
-        <w:r>
-          <w:rPr>
-            <w:rStyle w:val="Hyperlink"/>
-          </w:rPr>
-          <w:t xml:space="preserve">Dual-Use Regulation 2021/821</w:t>
-        </w:r>
-      </w:hyperlink>
-      <w:r>
-        <w:t xml:space="preserve">)) and contact the University’s</w:t>
-      </w:r>
-      <w:r>
-        <w:t xml:space="preserve"> </w:t>
-      </w:r>
-      <w:hyperlink r:id="rId299">
-        <w:r>
-          <w:rPr>
-            <w:rStyle w:val="Hyperlink"/>
-          </w:rPr>
-          <w:t xml:space="preserve">Export Control service</w:t>
-        </w:r>
-      </w:hyperlink>
-      <w:r>
-        <w:t xml:space="preserve">.</w:t>
-      </w:r>
-    </w:p>
-    <w:p>
-      <w:pPr>
-        <w:pStyle w:val="Compact"/>
-        <w:numPr>
-          <w:ilvl w:val="0"/>
-          <w:numId w:val="1219"/>
-        </w:numPr>
-      </w:pPr>
-      <w:r>
-        <w:t xml:space="preserve">If your research may lead to</w:t>
-      </w:r>
-      <w:r>
-        <w:t xml:space="preserve"> </w:t>
-      </w:r>
-      <w:r>
-        <w:rPr>
-          <w:b/>
-          <w:bCs/>
-        </w:rPr>
-        <w:t xml:space="preserve">patents or commercialization</w:t>
-      </w:r>
-      <w:r>
-        <w:t xml:space="preserve">, contact the the University’s</w:t>
-      </w:r>
-      <w:r>
-        <w:t xml:space="preserve"> </w:t>
-      </w:r>
-      <w:hyperlink r:id="rId300">
-        <w:r>
-          <w:rPr>
-            <w:rStyle w:val="Hyperlink"/>
-          </w:rPr>
-          <w:t xml:space="preserve">IP Management team</w:t>
-        </w:r>
-      </w:hyperlink>
-      <w:r>
-        <w:t xml:space="preserve"> </w:t>
-      </w:r>
-      <w:r>
-        <w:t xml:space="preserve">before sharing data. Early consultation helps ensure that intellectual property rights are not compromised.</w:t>
-      </w:r>
-    </w:p>
-    <w:bookmarkStart w:id="301" w:name="sec-open-vs-restricted-lm"/>
-    <w:p>
-      <w:pPr>
-        <w:pStyle w:val="Heading4"/>
-      </w:pPr>
-      <w:r>
-        <w:t xml:space="preserve"> </w:t>
-      </w:r>
-      <w:r>
-        <w:t xml:space="preserve">LEARN MORE</w:t>
+      <w:hyperlink r:id="rId85">
+        <w:r>
+          <w:rPr>
+            <w:rStyle w:val="Hyperlink"/>
+          </w:rPr>
+          <w:t xml:space="preserve">Why share data openly?</w:t>
+        </w:r>
+      </w:hyperlink>
+      <w:r>
+        <w:t xml:space="preserve">: An introduction to the what, why, and how to make data open (30 min)</w:t>
       </w:r>
     </w:p>
     <w:p>
@@ -14999,16 +14999,16 @@
           <w:numId w:val="1220"/>
         </w:numPr>
       </w:pPr>
-      <w:hyperlink r:id="rId85">
-        <w:r>
-          <w:rPr>
-            <w:rStyle w:val="Hyperlink"/>
-          </w:rPr>
-          <w:t xml:space="preserve">Why share data openly?</w:t>
-        </w:r>
-      </w:hyperlink>
-      <w:r>
-        <w:t xml:space="preserve">: An introduction to the what, why, and how to make data open (30 min)</w:t>
+      <w:hyperlink r:id="rId86">
+        <w:r>
+          <w:rPr>
+            <w:rStyle w:val="Hyperlink"/>
+          </w:rPr>
+          <w:t xml:space="preserve">Maintaining Privacy with Open Data</w:t>
+        </w:r>
+      </w:hyperlink>
+      <w:r>
+        <w:t xml:space="preserve">: How to make data open without revealing sensitive information (1h)</w:t>
       </w:r>
     </w:p>
     <w:p>
@@ -15017,26 +15017,6 @@
         <w:numPr>
           <w:ilvl w:val="0"/>
           <w:numId w:val="1221"/>
-        </w:numPr>
-      </w:pPr>
-      <w:hyperlink r:id="rId86">
-        <w:r>
-          <w:rPr>
-            <w:rStyle w:val="Hyperlink"/>
-          </w:rPr>
-          <w:t xml:space="preserve">Maintaining Privacy with Open Data</w:t>
-        </w:r>
-      </w:hyperlink>
-      <w:r>
-        <w:t xml:space="preserve">: How to make data open without revealing sensitive information (1h)</w:t>
-      </w:r>
-    </w:p>
-    <w:p>
-      <w:pPr>
-        <w:pStyle w:val="Compact"/>
-        <w:numPr>
-          <w:ilvl w:val="0"/>
-          <w:numId w:val="1222"/>
         </w:numPr>
       </w:pPr>
       <w:hyperlink r:id="rId77">
@@ -15069,27 +15049,27 @@
         <w:pStyle w:val="Compact"/>
         <w:numPr>
           <w:ilvl w:val="0"/>
+          <w:numId w:val="1222"/>
+        </w:numPr>
+      </w:pPr>
+      <w:hyperlink r:id="rId61">
+        <w:r>
+          <w:rPr>
+            <w:rStyle w:val="Hyperlink"/>
+          </w:rPr>
+          <w:t xml:space="preserve">LMU Guidelines for Safeguarding Good Scientific Practice</w:t>
+        </w:r>
+      </w:hyperlink>
+      <w:r>
+        <w:t xml:space="preserve">: Implementation of the German Research Foundation’s (DFG) Code of Conduct</w:t>
+      </w:r>
+    </w:p>
+    <w:p>
+      <w:pPr>
+        <w:pStyle w:val="Compact"/>
+        <w:numPr>
+          <w:ilvl w:val="0"/>
           <w:numId w:val="1223"/>
-        </w:numPr>
-      </w:pPr>
-      <w:hyperlink r:id="rId61">
-        <w:r>
-          <w:rPr>
-            <w:rStyle w:val="Hyperlink"/>
-          </w:rPr>
-          <w:t xml:space="preserve">LMU Guidelines for Safeguarding Good Scientific Practice</w:t>
-        </w:r>
-      </w:hyperlink>
-      <w:r>
-        <w:t xml:space="preserve">: Implementation of the German Research Foundation’s (DFG) Code of Conduct</w:t>
-      </w:r>
-    </w:p>
-    <w:p>
-      <w:pPr>
-        <w:pStyle w:val="Compact"/>
-        <w:numPr>
-          <w:ilvl w:val="0"/>
-          <w:numId w:val="1224"/>
         </w:numPr>
       </w:pPr>
       <w:hyperlink r:id="rId298">
@@ -15129,161 +15109,181 @@
       <w:pPr>
         <w:numPr>
           <w:ilvl w:val="0"/>
+          <w:numId w:val="1224"/>
+        </w:numPr>
+      </w:pPr>
+      <w:r>
+        <w:rPr>
+          <w:b/>
+          <w:bCs/>
+        </w:rPr>
+        <w:t xml:space="preserve">Expand your README</w:t>
+      </w:r>
+      <w:r>
+        <w:t xml:space="preserve"> </w:t>
+      </w:r>
+      <w:r>
+        <w:t xml:space="preserve">to include the research context (who created the data, what it contains, when and where it was collected, why it was generated, how it was produced), how to cite the dataset, and any access conditions.</w:t>
+      </w:r>
+    </w:p>
+    <w:p>
+      <w:pPr>
+        <w:numPr>
+          <w:ilvl w:val="0"/>
+          <w:numId w:val="1224"/>
+        </w:numPr>
+      </w:pPr>
+      <w:r>
+        <w:rPr>
+          <w:b/>
+          <w:bCs/>
+        </w:rPr>
+        <w:t xml:space="preserve">Review your data dictionary</w:t>
+      </w:r>
+      <w:r>
+        <w:t xml:space="preserve"> </w:t>
+      </w:r>
+      <w:r>
+        <w:t xml:space="preserve">to ensure every variable is fully described. What was obvious to you during analysis may need explanation for others.</w:t>
+      </w:r>
+    </w:p>
+    <w:p>
+      <w:pPr>
+        <w:numPr>
+          <w:ilvl w:val="0"/>
+          <w:numId w:val="1224"/>
+        </w:numPr>
+      </w:pPr>
+      <w:r>
+        <w:rPr>
+          <w:b/>
+          <w:bCs/>
+        </w:rPr>
+        <w:t xml:space="preserve">Confirm you follow community standards.</w:t>
+      </w:r>
+      <w:r>
+        <w:t xml:space="preserve"> </w:t>
+      </w:r>
+      <w:r>
+        <w:t xml:space="preserve">Many fields have established formats for sharing data (e.g.,</w:t>
+      </w:r>
+      <w:r>
+        <w:t xml:space="preserve"> </w:t>
+      </w:r>
+      <w:hyperlink r:id="rId305">
+        <w:r>
+          <w:rPr>
+            <w:rStyle w:val="Hyperlink"/>
+          </w:rPr>
+          <w:t xml:space="preserve">BIDS</w:t>
+        </w:r>
+      </w:hyperlink>
+      <w:r>
+        <w:t xml:space="preserve"> </w:t>
+      </w:r>
+      <w:r>
+        <w:t xml:space="preserve">for neuroimaging, see</w:t>
+      </w:r>
+      <w:r>
+        <w:t xml:space="preserve"> </w:t>
+      </w:r>
+      <w:hyperlink r:id="rId187">
+        <w:r>
+          <w:rPr>
+            <w:rStyle w:val="Hyperlink"/>
+          </w:rPr>
+          <w:t xml:space="preserve">FAIRsharing</w:t>
+        </w:r>
+      </w:hyperlink>
+      <w:r>
+        <w:t xml:space="preserve"> </w:t>
+      </w:r>
+      <w:r>
+        <w:t xml:space="preserve">and</w:t>
+      </w:r>
+      <w:r>
+        <w:t xml:space="preserve"> </w:t>
+      </w:r>
+      <w:hyperlink r:id="rId159">
+        <w:r>
+          <w:rPr>
+            <w:rStyle w:val="Hyperlink"/>
+          </w:rPr>
+          <w:t xml:space="preserve">RDMkit</w:t>
+        </w:r>
+      </w:hyperlink>
+      <w:r>
+        <w:t xml:space="preserve"> </w:t>
+      </w:r>
+      <w:r>
+        <w:t xml:space="preserve">to review discipline specific organizational and metadata standards). Using these makes your data immediately usable with existing tools (see also</w:t>
+      </w:r>
+      <w:r>
+        <w:t xml:space="preserve"> </w:t>
+      </w:r>
+      <w:hyperlink w:anchor="sec-data-management">
+        <w:r>
+          <w:rPr>
+            <w:rStyle w:val="Hyperlink"/>
+          </w:rPr>
+          <w:t xml:space="preserve">Section 2.2</w:t>
+        </w:r>
+      </w:hyperlink>
+      <w:r>
+        <w:t xml:space="preserve">).</w:t>
+      </w:r>
+    </w:p>
+    <w:p>
+      <w:pPr>
+        <w:numPr>
+          <w:ilvl w:val="0"/>
+          <w:numId w:val="1224"/>
+        </w:numPr>
+      </w:pPr>
+      <w:r>
+        <w:rPr>
+          <w:b/>
+          <w:bCs/>
+        </w:rPr>
+        <w:t xml:space="preserve">Verify anonymization.</w:t>
+      </w:r>
+      <w:r>
+        <w:t xml:space="preserve"> </w:t>
+      </w:r>
+      <w:r>
+        <w:t xml:space="preserve">Check that no personal information remains in the data files, metadata, or filenames.</w:t>
+      </w:r>
+    </w:p>
+    <w:bookmarkStart w:id="307" w:name="sec-preparing-your-data-lm"/>
+    <w:p>
+      <w:pPr>
+        <w:pStyle w:val="Heading4"/>
+      </w:pPr>
+      <w:r>
+        <w:t xml:space="preserve"> </w:t>
+      </w:r>
+      <w:r>
+        <w:t xml:space="preserve">LEARN MORE</w:t>
+      </w:r>
+    </w:p>
+    <w:p>
+      <w:pPr>
+        <w:pStyle w:val="Compact"/>
+        <w:numPr>
+          <w:ilvl w:val="0"/>
           <w:numId w:val="1225"/>
         </w:numPr>
       </w:pPr>
-      <w:r>
-        <w:rPr>
-          <w:b/>
-          <w:bCs/>
-        </w:rPr>
-        <w:t xml:space="preserve">Expand your README</w:t>
-      </w:r>
-      <w:r>
-        <w:t xml:space="preserve"> </w:t>
-      </w:r>
-      <w:r>
-        <w:t xml:space="preserve">to include the research context (who created the data, what it contains, when and where it was collected, why it was generated, how it was produced), how to cite the dataset, and any access conditions.</w:t>
-      </w:r>
-    </w:p>
-    <w:p>
-      <w:pPr>
-        <w:numPr>
-          <w:ilvl w:val="0"/>
-          <w:numId w:val="1225"/>
-        </w:numPr>
-      </w:pPr>
-      <w:r>
-        <w:rPr>
-          <w:b/>
-          <w:bCs/>
-        </w:rPr>
-        <w:t xml:space="preserve">Review your data dictionary</w:t>
-      </w:r>
-      <w:r>
-        <w:t xml:space="preserve"> </w:t>
-      </w:r>
-      <w:r>
-        <w:t xml:space="preserve">to ensure every variable is fully described. What was obvious to you during analysis may need explanation for others.</w:t>
-      </w:r>
-    </w:p>
-    <w:p>
-      <w:pPr>
-        <w:numPr>
-          <w:ilvl w:val="0"/>
-          <w:numId w:val="1225"/>
-        </w:numPr>
-      </w:pPr>
-      <w:r>
-        <w:rPr>
-          <w:b/>
-          <w:bCs/>
-        </w:rPr>
-        <w:t xml:space="preserve">Confirm you follow community standards.</w:t>
-      </w:r>
-      <w:r>
-        <w:t xml:space="preserve"> </w:t>
-      </w:r>
-      <w:r>
-        <w:t xml:space="preserve">Many fields have established formats for sharing data (e.g.,</w:t>
-      </w:r>
-      <w:r>
-        <w:t xml:space="preserve"> </w:t>
-      </w:r>
-      <w:hyperlink r:id="rId305">
-        <w:r>
-          <w:rPr>
-            <w:rStyle w:val="Hyperlink"/>
-          </w:rPr>
-          <w:t xml:space="preserve">BIDS</w:t>
-        </w:r>
-      </w:hyperlink>
-      <w:r>
-        <w:t xml:space="preserve"> </w:t>
-      </w:r>
-      <w:r>
-        <w:t xml:space="preserve">for neuroimaging, see</w:t>
-      </w:r>
-      <w:r>
-        <w:t xml:space="preserve"> </w:t>
-      </w:r>
-      <w:hyperlink r:id="rId187">
-        <w:r>
-          <w:rPr>
-            <w:rStyle w:val="Hyperlink"/>
-          </w:rPr>
-          <w:t xml:space="preserve">FAIRsharing</w:t>
-        </w:r>
-      </w:hyperlink>
-      <w:r>
-        <w:t xml:space="preserve"> </w:t>
-      </w:r>
-      <w:r>
-        <w:t xml:space="preserve">and</w:t>
-      </w:r>
-      <w:r>
-        <w:t xml:space="preserve"> </w:t>
-      </w:r>
-      <w:hyperlink r:id="rId159">
-        <w:r>
-          <w:rPr>
-            <w:rStyle w:val="Hyperlink"/>
-          </w:rPr>
-          <w:t xml:space="preserve">RDMkit</w:t>
-        </w:r>
-      </w:hyperlink>
-      <w:r>
-        <w:t xml:space="preserve"> </w:t>
-      </w:r>
-      <w:r>
-        <w:t xml:space="preserve">to review discipline specific organizational and metadata standards). Using these makes your data immediately usable with existing tools (see also</w:t>
-      </w:r>
-      <w:r>
-        <w:t xml:space="preserve"> </w:t>
-      </w:r>
-      <w:hyperlink w:anchor="sec-data-management">
-        <w:r>
-          <w:rPr>
-            <w:rStyle w:val="Hyperlink"/>
-          </w:rPr>
-          <w:t xml:space="preserve">Section 2.2</w:t>
-        </w:r>
-      </w:hyperlink>
-      <w:r>
-        <w:t xml:space="preserve">).</w:t>
-      </w:r>
-    </w:p>
-    <w:p>
-      <w:pPr>
-        <w:numPr>
-          <w:ilvl w:val="0"/>
-          <w:numId w:val="1225"/>
-        </w:numPr>
-      </w:pPr>
-      <w:r>
-        <w:rPr>
-          <w:b/>
-          <w:bCs/>
-        </w:rPr>
-        <w:t xml:space="preserve">Verify anonymization.</w:t>
-      </w:r>
-      <w:r>
-        <w:t xml:space="preserve"> </w:t>
-      </w:r>
-      <w:r>
-        <w:t xml:space="preserve">Check that no personal information remains in the data files, metadata, or filenames.</w:t>
-      </w:r>
-    </w:p>
-    <w:bookmarkStart w:id="307" w:name="sec-preparing-your-data-lm"/>
-    <w:p>
-      <w:pPr>
-        <w:pStyle w:val="Heading4"/>
-      </w:pPr>
-      <w:r>
-        <w:t xml:space="preserve"> </w:t>
-      </w:r>
-      <w:r>
-        <w:t xml:space="preserve">LEARN MORE</w:t>
+      <w:hyperlink r:id="rId306">
+        <w:r>
+          <w:rPr>
+            <w:rStyle w:val="Hyperlink"/>
+          </w:rPr>
+          <w:t xml:space="preserve">FAIR Data Management</w:t>
+        </w:r>
+      </w:hyperlink>
+      <w:r>
+        <w:t xml:space="preserve">: Manage data following FAIR principles. Covers READMEs, data dictionaries, file formats, and standards. (2h)</w:t>
       </w:r>
     </w:p>
     <w:p>
@@ -15294,16 +15294,16 @@
           <w:numId w:val="1226"/>
         </w:numPr>
       </w:pPr>
-      <w:hyperlink r:id="rId306">
-        <w:r>
-          <w:rPr>
-            <w:rStyle w:val="Hyperlink"/>
-          </w:rPr>
-          <w:t xml:space="preserve">FAIR Data Management</w:t>
-        </w:r>
-      </w:hyperlink>
-      <w:r>
-        <w:t xml:space="preserve">: Manage data following FAIR principles. Covers READMEs, data dictionaries, file formats, and standards. (2h)</w:t>
+      <w:hyperlink r:id="rId181">
+        <w:r>
+          <w:rPr>
+            <w:rStyle w:val="Hyperlink"/>
+          </w:rPr>
+          <w:t xml:space="preserve">Data Documentation &amp; Validation</w:t>
+        </w:r>
+      </w:hyperlink>
+      <w:r>
+        <w:t xml:space="preserve">: Create data dictionaries and READMEs for your data. (1h)</w:t>
       </w:r>
     </w:p>
     <w:p>
@@ -15312,26 +15312,6 @@
         <w:numPr>
           <w:ilvl w:val="0"/>
           <w:numId w:val="1227"/>
-        </w:numPr>
-      </w:pPr>
-      <w:hyperlink r:id="rId181">
-        <w:r>
-          <w:rPr>
-            <w:rStyle w:val="Hyperlink"/>
-          </w:rPr>
-          <w:t xml:space="preserve">Data Documentation &amp; Validation</w:t>
-        </w:r>
-      </w:hyperlink>
-      <w:r>
-        <w:t xml:space="preserve">: Create data dictionaries and READMEs for your data. (1h)</w:t>
-      </w:r>
-    </w:p>
-    <w:p>
-      <w:pPr>
-        <w:pStyle w:val="Compact"/>
-        <w:numPr>
-          <w:ilvl w:val="0"/>
-          <w:numId w:val="1228"/>
         </w:numPr>
       </w:pPr>
       <w:hyperlink r:id="rId77">
@@ -15364,27 +15344,27 @@
         <w:pStyle w:val="Compact"/>
         <w:numPr>
           <w:ilvl w:val="0"/>
+          <w:numId w:val="1228"/>
+        </w:numPr>
+      </w:pPr>
+      <w:hyperlink r:id="rId187">
+        <w:r>
+          <w:rPr>
+            <w:rStyle w:val="Hyperlink"/>
+          </w:rPr>
+          <w:t xml:space="preserve">FAIRsharing</w:t>
+        </w:r>
+      </w:hyperlink>
+      <w:r>
+        <w:t xml:space="preserve">: Search by discipline to find metadata standards, reporting guidelines, and data policies for your field.</w:t>
+      </w:r>
+    </w:p>
+    <w:p>
+      <w:pPr>
+        <w:pStyle w:val="Compact"/>
+        <w:numPr>
+          <w:ilvl w:val="0"/>
           <w:numId w:val="1229"/>
-        </w:numPr>
-      </w:pPr>
-      <w:hyperlink r:id="rId187">
-        <w:r>
-          <w:rPr>
-            <w:rStyle w:val="Hyperlink"/>
-          </w:rPr>
-          <w:t xml:space="preserve">FAIRsharing</w:t>
-        </w:r>
-      </w:hyperlink>
-      <w:r>
-        <w:t xml:space="preserve">: Search by discipline to find metadata standards, reporting guidelines, and data policies for your field.</w:t>
-      </w:r>
-    </w:p>
-    <w:p>
-      <w:pPr>
-        <w:pStyle w:val="Compact"/>
-        <w:numPr>
-          <w:ilvl w:val="0"/>
-          <w:numId w:val="1230"/>
         </w:numPr>
       </w:pPr>
       <w:hyperlink r:id="rId159">
@@ -15424,25 +15404,174 @@
       <w:pPr>
         <w:numPr>
           <w:ilvl w:val="0"/>
+          <w:numId w:val="1230"/>
+        </w:numPr>
+      </w:pPr>
+      <w:r>
+        <w:rPr>
+          <w:b/>
+          <w:bCs/>
+        </w:rPr>
+        <w:t xml:space="preserve">Discipline-specific repositories</w:t>
+      </w:r>
+      <w:r>
+        <w:t xml:space="preserve"> </w:t>
+      </w:r>
+      <w:r>
+        <w:t xml:space="preserve">are often the best choice. They use metadata standards your community expects, making your data findable by researchers in your field. Search</w:t>
+      </w:r>
+      <w:r>
+        <w:t xml:space="preserve"> </w:t>
+      </w:r>
+      <w:hyperlink r:id="rId27">
+        <w:r>
+          <w:rPr>
+            <w:rStyle w:val="Hyperlink"/>
+          </w:rPr>
+          <w:t xml:space="preserve">re3data</w:t>
+        </w:r>
+      </w:hyperlink>
+      <w:r>
+        <w:t xml:space="preserve"> </w:t>
+      </w:r>
+      <w:r>
+        <w:t xml:space="preserve">to find repositories for your domain.</w:t>
+      </w:r>
+    </w:p>
+    <w:p>
+      <w:pPr>
+        <w:numPr>
+          <w:ilvl w:val="0"/>
+          <w:numId w:val="1230"/>
+        </w:numPr>
+      </w:pPr>
+      <w:r>
+        <w:rPr>
+          <w:b/>
+          <w:bCs/>
+        </w:rPr>
+        <w:t xml:space="preserve">General-purpose repositories</w:t>
+      </w:r>
+      <w:r>
+        <w:t xml:space="preserve"> </w:t>
+      </w:r>
+      <w:r>
+        <w:t xml:space="preserve">like</w:t>
+      </w:r>
+      <w:r>
+        <w:t xml:space="preserve"> </w:t>
+      </w:r>
+      <w:hyperlink r:id="rId31">
+        <w:r>
+          <w:rPr>
+            <w:rStyle w:val="Hyperlink"/>
+          </w:rPr>
+          <w:t xml:space="preserve">Zenodo</w:t>
+        </w:r>
+      </w:hyperlink>
+      <w:r>
+        <w:t xml:space="preserve"> </w:t>
+      </w:r>
+      <w:r>
+        <w:t xml:space="preserve">accept any data type. They provide DOIs and long-term preservation, but may lack the specialized metadata fields of discipline-specific options.</w:t>
+      </w:r>
+    </w:p>
+    <w:p>
+      <w:pPr>
+        <w:numPr>
+          <w:ilvl w:val="0"/>
+          <w:numId w:val="1230"/>
+        </w:numPr>
+      </w:pPr>
+      <w:r>
+        <w:rPr>
+          <w:b/>
+          <w:bCs/>
+        </w:rPr>
+        <w:t xml:space="preserve">Institutional repositories</w:t>
+      </w:r>
+      <w:r>
+        <w:t xml:space="preserve"> </w:t>
+      </w:r>
+      <w:r>
+        <w:t xml:space="preserve">may be required by your funder. Choosing the LMU repository</w:t>
+      </w:r>
+      <w:r>
+        <w:t xml:space="preserve"> </w:t>
+      </w:r>
+      <w:hyperlink r:id="rId311">
+        <w:r>
+          <w:rPr>
+            <w:rStyle w:val="Hyperlink"/>
+          </w:rPr>
+          <w:t xml:space="preserve">Open Data LMU</w:t>
+        </w:r>
+      </w:hyperlink>
+      <w:r>
+        <w:t xml:space="preserve"> </w:t>
+      </w:r>
+      <w:r>
+        <w:t xml:space="preserve">also ensures you can get the support of the</w:t>
+      </w:r>
+      <w:r>
+        <w:t xml:space="preserve"> </w:t>
+      </w:r>
+      <w:hyperlink r:id="rId72">
+        <w:r>
+          <w:rPr>
+            <w:rStyle w:val="Hyperlink"/>
+          </w:rPr>
+          <w:t xml:space="preserve">Research Data Management team of the University Library</w:t>
+        </w:r>
+      </w:hyperlink>
+      <w:r>
+        <w:t xml:space="preserve">.</w:t>
+      </w:r>
+    </w:p>
+    <w:p>
+      <w:pPr>
+        <w:pStyle w:val="FirstParagraph"/>
+      </w:pPr>
+      <w:r>
+        <w:t xml:space="preserve">Whichever you choose, ensure the repository provides a</w:t>
+      </w:r>
+      <w:r>
+        <w:t xml:space="preserve"> </w:t>
+      </w:r>
+      <w:r>
+        <w:rPr>
+          <w:b/>
+          <w:bCs/>
+        </w:rPr>
+        <w:t xml:space="preserve">DOI</w:t>
+      </w:r>
+      <w:r>
+        <w:t xml:space="preserve"> </w:t>
+      </w:r>
+      <w:r>
+        <w:t xml:space="preserve">(Digital Object Identifier) so your data can be cited and tracked.</w:t>
+      </w:r>
+    </w:p>
+    <w:bookmarkStart w:id="312" w:name="sec-where-to-deposit-tr"/>
+    <w:p>
+      <w:pPr>
+        <w:pStyle w:val="Heading4"/>
+      </w:pPr>
+      <w:r>
+        <w:t xml:space="preserve"> </w:t>
+      </w:r>
+      <w:r>
+        <w:t xml:space="preserve">TOOLS &amp; RESOURCES</w:t>
+      </w:r>
+    </w:p>
+    <w:p>
+      <w:pPr>
+        <w:pStyle w:val="Compact"/>
+        <w:numPr>
+          <w:ilvl w:val="0"/>
           <w:numId w:val="1231"/>
         </w:numPr>
       </w:pPr>
-      <w:r>
-        <w:rPr>
-          <w:b/>
-          <w:bCs/>
-        </w:rPr>
-        <w:t xml:space="preserve">Discipline-specific repositories</w:t>
-      </w:r>
-      <w:r>
-        <w:t xml:space="preserve"> </w:t>
-      </w:r>
-      <w:r>
-        <w:t xml:space="preserve">are often the best choice. They use metadata standards your community expects, making your data findable by researchers in your field. Search</w:t>
-      </w:r>
-      <w:r>
-        <w:t xml:space="preserve"> </w:t>
-      </w:r>
       <w:hyperlink r:id="rId27">
         <w:r>
           <w:rPr>
@@ -15452,36 +15581,18 @@
         </w:r>
       </w:hyperlink>
       <w:r>
-        <w:t xml:space="preserve"> </w:t>
-      </w:r>
-      <w:r>
-        <w:t xml:space="preserve">to find repositories for your domain.</w:t>
-      </w:r>
-    </w:p>
-    <w:p>
-      <w:pPr>
-        <w:numPr>
-          <w:ilvl w:val="0"/>
-          <w:numId w:val="1231"/>
-        </w:numPr>
-      </w:pPr>
-      <w:r>
-        <w:rPr>
-          <w:b/>
-          <w:bCs/>
-        </w:rPr>
-        <w:t xml:space="preserve">General-purpose repositories</w:t>
-      </w:r>
-      <w:r>
-        <w:t xml:space="preserve"> </w:t>
-      </w:r>
-      <w:r>
-        <w:t xml:space="preserve">like</w:t>
-      </w:r>
-      <w:r>
-        <w:t xml:space="preserve"> </w:t>
-      </w:r>
-      <w:hyperlink r:id="rId31">
+        <w:t xml:space="preserve">: Registry of research data repositories.</w:t>
+      </w:r>
+    </w:p>
+    <w:p>
+      <w:pPr>
+        <w:pStyle w:val="Compact"/>
+        <w:numPr>
+          <w:ilvl w:val="0"/>
+          <w:numId w:val="1232"/>
+        </w:numPr>
+      </w:pPr>
+      <w:hyperlink r:id="rId38">
         <w:r>
           <w:rPr>
             <w:rStyle w:val="Hyperlink"/>
@@ -15490,135 +15601,7 @@
         </w:r>
       </w:hyperlink>
       <w:r>
-        <w:t xml:space="preserve"> </w:t>
-      </w:r>
-      <w:r>
-        <w:t xml:space="preserve">or</w:t>
-      </w:r>
-      <w:r>
-        <w:t xml:space="preserve"> </w:t>
-      </w:r>
-      <w:hyperlink r:id="rId102">
-        <w:r>
-          <w:rPr>
-            <w:rStyle w:val="Hyperlink"/>
-          </w:rPr>
-          <w:t xml:space="preserve">OSF</w:t>
-        </w:r>
-      </w:hyperlink>
-      <w:r>
-        <w:t xml:space="preserve"> </w:t>
-      </w:r>
-      <w:r>
-        <w:t xml:space="preserve">accept any data type. They provide DOIs and long-term preservation, but may lack the specialized metadata fields of discipline-specific options.</w:t>
-      </w:r>
-    </w:p>
-    <w:p>
-      <w:pPr>
-        <w:numPr>
-          <w:ilvl w:val="0"/>
-          <w:numId w:val="1231"/>
-        </w:numPr>
-      </w:pPr>
-      <w:r>
-        <w:rPr>
-          <w:b/>
-          <w:bCs/>
-        </w:rPr>
-        <w:t xml:space="preserve">Institutional repositories</w:t>
-      </w:r>
-      <w:r>
-        <w:t xml:space="preserve"> </w:t>
-      </w:r>
-      <w:r>
-        <w:t xml:space="preserve">may be required by your funder. Choosing the LMU repository</w:t>
-      </w:r>
-      <w:r>
-        <w:t xml:space="preserve"> </w:t>
-      </w:r>
-      <w:hyperlink r:id="rId311">
-        <w:r>
-          <w:rPr>
-            <w:rStyle w:val="Hyperlink"/>
-          </w:rPr>
-          <w:t xml:space="preserve">Open Data LMU</w:t>
-        </w:r>
-      </w:hyperlink>
-      <w:r>
-        <w:t xml:space="preserve"> </w:t>
-      </w:r>
-      <w:r>
-        <w:t xml:space="preserve">also ensures you can get the support of the</w:t>
-      </w:r>
-      <w:r>
-        <w:t xml:space="preserve"> </w:t>
-      </w:r>
-      <w:hyperlink r:id="rId72">
-        <w:r>
-          <w:rPr>
-            <w:rStyle w:val="Hyperlink"/>
-          </w:rPr>
-          <w:t xml:space="preserve">Research Data Management team of the University Library</w:t>
-        </w:r>
-      </w:hyperlink>
-      <w:r>
-        <w:t xml:space="preserve">.</w:t>
-      </w:r>
-    </w:p>
-    <w:p>
-      <w:pPr>
-        <w:pStyle w:val="FirstParagraph"/>
-      </w:pPr>
-      <w:r>
-        <w:t xml:space="preserve">Whichever you choose, ensure the repository provides a</w:t>
-      </w:r>
-      <w:r>
-        <w:t xml:space="preserve"> </w:t>
-      </w:r>
-      <w:r>
-        <w:rPr>
-          <w:b/>
-          <w:bCs/>
-        </w:rPr>
-        <w:t xml:space="preserve">DOI</w:t>
-      </w:r>
-      <w:r>
-        <w:t xml:space="preserve"> </w:t>
-      </w:r>
-      <w:r>
-        <w:t xml:space="preserve">(Digital Object Identifier) so your data can be cited and tracked.</w:t>
-      </w:r>
-    </w:p>
-    <w:bookmarkStart w:id="312" w:name="sec-where-to-deposit-tr"/>
-    <w:p>
-      <w:pPr>
-        <w:pStyle w:val="Heading4"/>
-      </w:pPr>
-      <w:r>
-        <w:t xml:space="preserve"> </w:t>
-      </w:r>
-      <w:r>
-        <w:t xml:space="preserve">TOOLS &amp; RESOURCES</w:t>
-      </w:r>
-    </w:p>
-    <w:p>
-      <w:pPr>
-        <w:pStyle w:val="Compact"/>
-        <w:numPr>
-          <w:ilvl w:val="0"/>
-          <w:numId w:val="1232"/>
-        </w:numPr>
-      </w:pPr>
-      <w:hyperlink r:id="rId27">
-        <w:r>
-          <w:rPr>
-            <w:rStyle w:val="Hyperlink"/>
-          </w:rPr>
-          <w:t xml:space="preserve">re3data</w:t>
-        </w:r>
-      </w:hyperlink>
-      <w:r>
-        <w:t xml:space="preserve">: Registry of research data repositories.</w:t>
+        <w:t xml:space="preserve">: General-purpose repository for data, software, reports.</w:t>
       </w:r>
     </w:p>
     <w:p>
@@ -15627,46 +15610,6 @@
         <w:numPr>
           <w:ilvl w:val="0"/>
           <w:numId w:val="1233"/>
-        </w:numPr>
-      </w:pPr>
-      <w:hyperlink r:id="rId19">
-        <w:r>
-          <w:rPr>
-            <w:rStyle w:val="Hyperlink"/>
-          </w:rPr>
-          <w:t xml:space="preserve">Open Science Framework</w:t>
-        </w:r>
-      </w:hyperlink>
-      <w:r>
-        <w:t xml:space="preserve">: General-purpose repository for data, materials, reports.</w:t>
-      </w:r>
-    </w:p>
-    <w:p>
-      <w:pPr>
-        <w:pStyle w:val="Compact"/>
-        <w:numPr>
-          <w:ilvl w:val="0"/>
-          <w:numId w:val="1234"/>
-        </w:numPr>
-      </w:pPr>
-      <w:hyperlink r:id="rId38">
-        <w:r>
-          <w:rPr>
-            <w:rStyle w:val="Hyperlink"/>
-          </w:rPr>
-          <w:t xml:space="preserve">Zenodo</w:t>
-        </w:r>
-      </w:hyperlink>
-      <w:r>
-        <w:t xml:space="preserve">: General-purpose repository for data, software, reports.</w:t>
-      </w:r>
-    </w:p>
-    <w:p>
-      <w:pPr>
-        <w:pStyle w:val="Compact"/>
-        <w:numPr>
-          <w:ilvl w:val="0"/>
-          <w:numId w:val="1235"/>
         </w:numPr>
       </w:pPr>
       <w:hyperlink r:id="rId311">
@@ -15715,7 +15658,7 @@
         <w:pStyle w:val="Compact"/>
         <w:numPr>
           <w:ilvl w:val="0"/>
-          <w:numId w:val="1236"/>
+          <w:numId w:val="1234"/>
         </w:numPr>
       </w:pPr>
       <w:r>
@@ -15737,7 +15680,7 @@
         <w:pStyle w:val="Compact"/>
         <w:numPr>
           <w:ilvl w:val="0"/>
-          <w:numId w:val="1236"/>
+          <w:numId w:val="1234"/>
         </w:numPr>
       </w:pPr>
       <w:r>
@@ -15759,7 +15702,7 @@
         <w:pStyle w:val="Compact"/>
         <w:numPr>
           <w:ilvl w:val="0"/>
-          <w:numId w:val="1236"/>
+          <w:numId w:val="1234"/>
         </w:numPr>
       </w:pPr>
       <w:r>
@@ -15781,7 +15724,7 @@
         <w:pStyle w:val="Compact"/>
         <w:numPr>
           <w:ilvl w:val="0"/>
-          <w:numId w:val="1236"/>
+          <w:numId w:val="1234"/>
         </w:numPr>
       </w:pPr>
       <w:r>
@@ -15884,7 +15827,7 @@
         <w:pStyle w:val="Compact"/>
         <w:numPr>
           <w:ilvl w:val="0"/>
-          <w:numId w:val="1237"/>
+          <w:numId w:val="1235"/>
         </w:numPr>
       </w:pPr>
       <w:hyperlink r:id="rId48">
@@ -15929,7 +15872,7 @@
         <w:pStyle w:val="Compact"/>
         <w:numPr>
           <w:ilvl w:val="0"/>
-          <w:numId w:val="1238"/>
+          <w:numId w:val="1236"/>
         </w:numPr>
       </w:pPr>
       <w:r>
@@ -15941,7 +15884,7 @@
         <w:pStyle w:val="Compact"/>
         <w:numPr>
           <w:ilvl w:val="0"/>
-          <w:numId w:val="1238"/>
+          <w:numId w:val="1236"/>
         </w:numPr>
       </w:pPr>
       <w:r>
@@ -15953,7 +15896,7 @@
         <w:pStyle w:val="Compact"/>
         <w:numPr>
           <w:ilvl w:val="0"/>
-          <w:numId w:val="1238"/>
+          <w:numId w:val="1236"/>
         </w:numPr>
       </w:pPr>
       <w:r>
@@ -16056,7 +15999,7 @@
         <w:pStyle w:val="Compact"/>
         <w:numPr>
           <w:ilvl w:val="0"/>
-          <w:numId w:val="1239"/>
+          <w:numId w:val="1237"/>
         </w:numPr>
       </w:pPr>
       <w:r>
@@ -16087,7 +16030,7 @@
         <w:pStyle w:val="Compact"/>
         <w:numPr>
           <w:ilvl w:val="0"/>
-          <w:numId w:val="1239"/>
+          <w:numId w:val="1237"/>
         </w:numPr>
       </w:pPr>
       <w:r>
@@ -16117,7 +16060,7 @@
         <w:pStyle w:val="Compact"/>
         <w:numPr>
           <w:ilvl w:val="0"/>
-          <w:numId w:val="1239"/>
+          <w:numId w:val="1237"/>
         </w:numPr>
       </w:pPr>
       <w:r>
@@ -16133,7 +16076,7 @@
         <w:pStyle w:val="Compact"/>
         <w:numPr>
           <w:ilvl w:val="0"/>
-          <w:numId w:val="1239"/>
+          <w:numId w:val="1237"/>
         </w:numPr>
       </w:pPr>
       <w:r>
@@ -16187,7 +16130,7 @@
         <w:pStyle w:val="Compact"/>
         <w:numPr>
           <w:ilvl w:val="0"/>
-          <w:numId w:val="1240"/>
+          <w:numId w:val="1238"/>
         </w:numPr>
       </w:pPr>
       <w:r>
@@ -16233,7 +16176,7 @@
         <w:pStyle w:val="Compact"/>
         <w:numPr>
           <w:ilvl w:val="0"/>
-          <w:numId w:val="1240"/>
+          <w:numId w:val="1238"/>
         </w:numPr>
       </w:pPr>
       <w:r>
@@ -16275,7 +16218,7 @@
         <w:pStyle w:val="Compact"/>
         <w:numPr>
           <w:ilvl w:val="0"/>
-          <w:numId w:val="1241"/>
+          <w:numId w:val="1239"/>
         </w:numPr>
       </w:pPr>
       <w:r>
@@ -16297,7 +16240,7 @@
         <w:pStyle w:val="Compact"/>
         <w:numPr>
           <w:ilvl w:val="0"/>
-          <w:numId w:val="1241"/>
+          <w:numId w:val="1239"/>
         </w:numPr>
       </w:pPr>
       <w:r>
@@ -16319,7 +16262,7 @@
         <w:pStyle w:val="Compact"/>
         <w:numPr>
           <w:ilvl w:val="0"/>
-          <w:numId w:val="1241"/>
+          <w:numId w:val="1239"/>
         </w:numPr>
       </w:pPr>
       <w:r>
@@ -16572,7 +16515,7 @@
         <w:pStyle w:val="Compact"/>
         <w:numPr>
           <w:ilvl w:val="0"/>
-          <w:numId w:val="1242"/>
+          <w:numId w:val="1240"/>
         </w:numPr>
       </w:pPr>
       <w:hyperlink r:id="rId51">
@@ -16621,109 +16564,149 @@
         <w:pStyle w:val="Compact"/>
         <w:numPr>
           <w:ilvl w:val="0"/>
+          <w:numId w:val="1241"/>
+        </w:numPr>
+      </w:pPr>
+      <w:r>
+        <w:rPr>
+          <w:b/>
+          <w:bCs/>
+        </w:rPr>
+        <w:t xml:space="preserve">The real (anonymized) data.</w:t>
+      </w:r>
+      <w:r>
+        <w:t xml:space="preserve"> </w:t>
+      </w:r>
+      <w:r>
+        <w:t xml:space="preserve">This can be done either (1) by including the dataset in the repository so that the code can access it locally and run directly, or (2) by configuring the code to retrieve the data from an external source, such as a database, API, or external data repository. A practical workflow is to include</w:t>
+      </w:r>
+      <w:r>
+        <w:t xml:space="preserve"> </w:t>
+      </w:r>
+      <w:r>
+        <w:t xml:space="preserve">“small”</w:t>
+      </w:r>
+      <w:r>
+        <w:t xml:space="preserve">/one-shot datasets directly into a combined code/data-project (e.g. on GitHub), and to store</w:t>
+      </w:r>
+      <w:r>
+        <w:t xml:space="preserve"> </w:t>
+      </w:r>
+      <w:r>
+        <w:t xml:space="preserve">“large”</w:t>
+      </w:r>
+      <w:r>
+        <w:t xml:space="preserve">/reusable datasets (which deserve their own DOI) separately in a repository specialized for research data.</w:t>
+      </w:r>
+    </w:p>
+    <w:p>
+      <w:pPr>
+        <w:pStyle w:val="Compact"/>
+        <w:numPr>
+          <w:ilvl w:val="0"/>
+          <w:numId w:val="1241"/>
+        </w:numPr>
+      </w:pPr>
+      <w:r>
+        <w:rPr>
+          <w:b/>
+          <w:bCs/>
+        </w:rPr>
+        <w:t xml:space="preserve">Simulated random data.</w:t>
+      </w:r>
+      <w:r>
+        <w:t xml:space="preserve"> </w:t>
+      </w:r>
+      <w:r>
+        <w:t xml:space="preserve">This option mainly demonstrates that the code runs without errors. However, the original results cannot be verified and further analyses are not meaningful. See our</w:t>
+      </w:r>
+      <w:r>
+        <w:t xml:space="preserve"> </w:t>
+      </w:r>
+      <w:hyperlink r:id="rId108">
+        <w:r>
+          <w:rPr>
+            <w:rStyle w:val="Hyperlink"/>
+          </w:rPr>
+          <w:t xml:space="preserve">data simulation tutorial</w:t>
+        </w:r>
+      </w:hyperlink>
+      <w:r>
+        <w:t xml:space="preserve">.</w:t>
+      </w:r>
+    </w:p>
+    <w:p>
+      <w:pPr>
+        <w:pStyle w:val="Compact"/>
+        <w:numPr>
+          <w:ilvl w:val="0"/>
+          <w:numId w:val="1241"/>
+        </w:numPr>
+      </w:pPr>
+      <w:r>
+        <w:rPr>
+          <w:b/>
+          <w:bCs/>
+        </w:rPr>
+        <w:t xml:space="preserve">Synthetic data that mimic key properties of the real data.</w:t>
+      </w:r>
+      <w:r>
+        <w:t xml:space="preserve"> </w:t>
+      </w:r>
+      <w:r>
+        <w:t xml:space="preserve">When privacy-sensitive data cannot be shared, synthetic datasets can provide a useful alternative. Compared with purely random simulated data, synthetic data can resemble the structure and characteristics of the original dataset, allowing other researchers to rerun the analyses and assess whether the main results can be reproduced. In addition, openly shared synthetic data enable exploratory analyses that may generate new hypotheses, and in some cases analyses conducted on synthetic data can approximate results obtained from the real data.</w:t>
+      </w:r>
+    </w:p>
+    <w:bookmarkStart w:id="330" w:name="sec-real-simulated-or-synthetic-data-lm"/>
+    <w:p>
+      <w:pPr>
+        <w:pStyle w:val="Heading4"/>
+      </w:pPr>
+      <w:r>
+        <w:t xml:space="preserve"> </w:t>
+      </w:r>
+      <w:r>
+        <w:t xml:space="preserve">LEARN MORE</w:t>
+      </w:r>
+    </w:p>
+    <w:p>
+      <w:pPr>
+        <w:pStyle w:val="Compact"/>
+        <w:numPr>
+          <w:ilvl w:val="0"/>
+          <w:numId w:val="1242"/>
+        </w:numPr>
+      </w:pPr>
+      <w:hyperlink r:id="rId306">
+        <w:r>
+          <w:rPr>
+            <w:rStyle w:val="Hyperlink"/>
+          </w:rPr>
+          <w:t xml:space="preserve">FAIR Data Management</w:t>
+        </w:r>
+      </w:hyperlink>
+      <w:r>
+        <w:t xml:space="preserve">: Manage data following FAIR principles. Covers READMEs, data dictionaries, file formats, and standards. (2h)</w:t>
+      </w:r>
+    </w:p>
+    <w:p>
+      <w:pPr>
+        <w:pStyle w:val="Compact"/>
+        <w:numPr>
+          <w:ilvl w:val="0"/>
           <w:numId w:val="1243"/>
         </w:numPr>
       </w:pPr>
-      <w:r>
-        <w:rPr>
-          <w:b/>
-          <w:bCs/>
-        </w:rPr>
-        <w:t xml:space="preserve">The real (anonymized) data.</w:t>
-      </w:r>
-      <w:r>
-        <w:t xml:space="preserve"> </w:t>
-      </w:r>
-      <w:r>
-        <w:t xml:space="preserve">This can be done either (1) by including the dataset in the repository so that the code can access it locally and run directly, or (2) by configuring the code to retrieve the data from an external source, such as a database, API, or external data repository. A practical workflow is to include</w:t>
-      </w:r>
-      <w:r>
-        <w:t xml:space="preserve"> </w:t>
-      </w:r>
-      <w:r>
-        <w:t xml:space="preserve">“small”</w:t>
-      </w:r>
-      <w:r>
-        <w:t xml:space="preserve">/one-shot datasets directly into a combined code/data-project (e.g. on GitHub), and to store</w:t>
-      </w:r>
-      <w:r>
-        <w:t xml:space="preserve"> </w:t>
-      </w:r>
-      <w:r>
-        <w:t xml:space="preserve">“large”</w:t>
-      </w:r>
-      <w:r>
-        <w:t xml:space="preserve">/reusable datasets (which deserve their own DOI) separately in a repository specialized for research data.</w:t>
-      </w:r>
-    </w:p>
-    <w:p>
-      <w:pPr>
-        <w:pStyle w:val="Compact"/>
-        <w:numPr>
-          <w:ilvl w:val="0"/>
-          <w:numId w:val="1243"/>
-        </w:numPr>
-      </w:pPr>
-      <w:r>
-        <w:rPr>
-          <w:b/>
-          <w:bCs/>
-        </w:rPr>
-        <w:t xml:space="preserve">Simulated random data.</w:t>
-      </w:r>
-      <w:r>
-        <w:t xml:space="preserve"> </w:t>
-      </w:r>
-      <w:r>
-        <w:t xml:space="preserve">This option mainly demonstrates that the code runs without errors. However, the original results cannot be verified and further analyses are not meaningful. See our</w:t>
-      </w:r>
-      <w:r>
-        <w:t xml:space="preserve"> </w:t>
-      </w:r>
       <w:hyperlink r:id="rId108">
         <w:r>
           <w:rPr>
             <w:rStyle w:val="Hyperlink"/>
           </w:rPr>
-          <w:t xml:space="preserve">data simulation tutorial</w:t>
-        </w:r>
-      </w:hyperlink>
-      <w:r>
-        <w:t xml:space="preserve">.</w:t>
-      </w:r>
-    </w:p>
-    <w:p>
-      <w:pPr>
-        <w:pStyle w:val="Compact"/>
-        <w:numPr>
-          <w:ilvl w:val="0"/>
-          <w:numId w:val="1243"/>
-        </w:numPr>
-      </w:pPr>
-      <w:r>
-        <w:rPr>
-          <w:b/>
-          <w:bCs/>
-        </w:rPr>
-        <w:t xml:space="preserve">Synthetic data that mimic key properties of the real data.</w:t>
-      </w:r>
-      <w:r>
-        <w:t xml:space="preserve"> </w:t>
-      </w:r>
-      <w:r>
-        <w:t xml:space="preserve">When privacy-sensitive data cannot be shared, synthetic datasets can provide a useful alternative. Compared with purely random simulated data, synthetic data can resemble the structure and characteristics of the original dataset, allowing other researchers to rerun the analyses and assess whether the main results can be reproduced. In addition, openly shared synthetic data enable exploratory analyses that may generate new hypotheses, and in some cases analyses conducted on synthetic data can approximate results obtained from the real data.</w:t>
-      </w:r>
-    </w:p>
-    <w:bookmarkStart w:id="330" w:name="sec-real-simulated-or-synthetic-data-lm"/>
-    <w:p>
-      <w:pPr>
-        <w:pStyle w:val="Heading4"/>
-      </w:pPr>
-      <w:r>
-        <w:t xml:space="preserve"> </w:t>
-      </w:r>
-      <w:r>
-        <w:t xml:space="preserve">LEARN MORE</w:t>
+          <w:t xml:space="preserve">Data simulation in R</w:t>
+        </w:r>
+      </w:hyperlink>
+      <w:r>
+        <w:t xml:space="preserve">: Easy data simulations in R. (2h)</w:t>
       </w:r>
     </w:p>
     <w:p>
@@ -16732,46 +16715,6 @@
         <w:numPr>
           <w:ilvl w:val="0"/>
           <w:numId w:val="1244"/>
-        </w:numPr>
-      </w:pPr>
-      <w:hyperlink r:id="rId306">
-        <w:r>
-          <w:rPr>
-            <w:rStyle w:val="Hyperlink"/>
-          </w:rPr>
-          <w:t xml:space="preserve">FAIR Data Management</w:t>
-        </w:r>
-      </w:hyperlink>
-      <w:r>
-        <w:t xml:space="preserve">: Manage data following FAIR principles. Covers READMEs, data dictionaries, file formats, and standards. (2h)</w:t>
-      </w:r>
-    </w:p>
-    <w:p>
-      <w:pPr>
-        <w:pStyle w:val="Compact"/>
-        <w:numPr>
-          <w:ilvl w:val="0"/>
-          <w:numId w:val="1245"/>
-        </w:numPr>
-      </w:pPr>
-      <w:hyperlink r:id="rId108">
-        <w:r>
-          <w:rPr>
-            <w:rStyle w:val="Hyperlink"/>
-          </w:rPr>
-          <w:t xml:space="preserve">Data simulation in R</w:t>
-        </w:r>
-      </w:hyperlink>
-      <w:r>
-        <w:t xml:space="preserve">: Easy data simulations in R. (2h)</w:t>
-      </w:r>
-    </w:p>
-    <w:p>
-      <w:pPr>
-        <w:pStyle w:val="Compact"/>
-        <w:numPr>
-          <w:ilvl w:val="0"/>
-          <w:numId w:val="1246"/>
         </w:numPr>
       </w:pPr>
       <w:hyperlink r:id="rId213">
@@ -16826,150 +16769,150 @@
         <w:pStyle w:val="Compact"/>
         <w:numPr>
           <w:ilvl w:val="0"/>
+          <w:numId w:val="1245"/>
+        </w:numPr>
+      </w:pPr>
+      <w:r>
+        <w:rPr>
+          <w:b/>
+          <w:bCs/>
+        </w:rPr>
+        <w:t xml:space="preserve">CC0 (Public Domain)</w:t>
+      </w:r>
+      <w:r>
+        <w:t xml:space="preserve"> </w:t>
+      </w:r>
+      <w:r>
+        <w:t xml:space="preserve">places no restrictions. Anyone can use, modify, and redistribute without attribution. Recommended for generic code where maximum reuse is the goal.</w:t>
+      </w:r>
+    </w:p>
+    <w:p>
+      <w:pPr>
+        <w:pStyle w:val="Compact"/>
+        <w:numPr>
+          <w:ilvl w:val="0"/>
+          <w:numId w:val="1245"/>
+        </w:numPr>
+      </w:pPr>
+      <w:r>
+        <w:rPr>
+          <w:b/>
+          <w:bCs/>
+        </w:rPr>
+        <w:t xml:space="preserve">MIT</w:t>
+      </w:r>
+      <w:r>
+        <w:t xml:space="preserve"> </w:t>
+      </w:r>
+      <w:r>
+        <w:t xml:space="preserve">is a simple license that requires users to credit you when they reuse, modify, and redistribute your code.</w:t>
+      </w:r>
+    </w:p>
+    <w:p>
+      <w:pPr>
+        <w:pStyle w:val="Compact"/>
+        <w:numPr>
+          <w:ilvl w:val="0"/>
+          <w:numId w:val="1245"/>
+        </w:numPr>
+      </w:pPr>
+      <w:r>
+        <w:rPr>
+          <w:b/>
+          <w:bCs/>
+        </w:rPr>
+        <w:t xml:space="preserve">Apache 2.0</w:t>
+      </w:r>
+      <w:r>
+        <w:t xml:space="preserve"> </w:t>
+      </w:r>
+      <w:r>
+        <w:t xml:space="preserve">is a safer license (covering more legal cases) that requires users to credit you and state the changes you made to the code.</w:t>
+      </w:r>
+    </w:p>
+    <w:p>
+      <w:pPr>
+        <w:pStyle w:val="FirstParagraph"/>
+      </w:pPr>
+      <w:r>
+        <w:t xml:space="preserve">Learn more about open licenses for data and code in our</w:t>
+      </w:r>
+      <w:r>
+        <w:t xml:space="preserve"> </w:t>
+      </w:r>
+      <w:hyperlink r:id="rId48">
+        <w:r>
+          <w:rPr>
+            <w:rStyle w:val="Hyperlink"/>
+          </w:rPr>
+          <w:t xml:space="preserve">code publishing tutorial</w:t>
+        </w:r>
+      </w:hyperlink>
+      <w:r>
+        <w:t xml:space="preserve"> </w:t>
+      </w:r>
+      <w:r>
+        <w:t xml:space="preserve">or using the tool</w:t>
+      </w:r>
+      <w:r>
+        <w:t xml:space="preserve"> </w:t>
+      </w:r>
+      <w:r>
+        <w:t xml:space="preserve">‘</w:t>
+      </w:r>
+      <w:hyperlink r:id="rId333">
+        <w:r>
+          <w:rPr>
+            <w:rStyle w:val="Hyperlink"/>
+          </w:rPr>
+          <w:t xml:space="preserve">Choose an open source license</w:t>
+        </w:r>
+      </w:hyperlink>
+      <w:r>
+        <w:t xml:space="preserve">’</w:t>
+      </w:r>
+      <w:r>
+        <w:t xml:space="preserve">.</w:t>
+      </w:r>
+    </w:p>
+    <w:bookmarkStart w:id="335" w:name="sec-code-licenses-lm"/>
+    <w:p>
+      <w:pPr>
+        <w:pStyle w:val="Heading4"/>
+      </w:pPr>
+      <w:r>
+        <w:t xml:space="preserve"> </w:t>
+      </w:r>
+      <w:r>
+        <w:t xml:space="preserve">LEARN MORE</w:t>
+      </w:r>
+    </w:p>
+    <w:p>
+      <w:pPr>
+        <w:pStyle w:val="Compact"/>
+        <w:numPr>
+          <w:ilvl w:val="0"/>
+          <w:numId w:val="1246"/>
+        </w:numPr>
+      </w:pPr>
+      <w:hyperlink r:id="rId48">
+        <w:r>
+          <w:rPr>
+            <w:rStyle w:val="Hyperlink"/>
+          </w:rPr>
+          <w:t xml:space="preserve">Choose a License</w:t>
+        </w:r>
+      </w:hyperlink>
+      <w:r>
+        <w:t xml:space="preserve">: License decision flowchart for data and code.</w:t>
+      </w:r>
+    </w:p>
+    <w:p>
+      <w:pPr>
+        <w:pStyle w:val="Compact"/>
+        <w:numPr>
+          <w:ilvl w:val="0"/>
           <w:numId w:val="1247"/>
-        </w:numPr>
-      </w:pPr>
-      <w:r>
-        <w:rPr>
-          <w:b/>
-          <w:bCs/>
-        </w:rPr>
-        <w:t xml:space="preserve">CC0 (Public Domain)</w:t>
-      </w:r>
-      <w:r>
-        <w:t xml:space="preserve"> </w:t>
-      </w:r>
-      <w:r>
-        <w:t xml:space="preserve">places no restrictions. Anyone can use, modify, and redistribute without attribution. Recommended for generic code where maximum reuse is the goal.</w:t>
-      </w:r>
-    </w:p>
-    <w:p>
-      <w:pPr>
-        <w:pStyle w:val="Compact"/>
-        <w:numPr>
-          <w:ilvl w:val="0"/>
-          <w:numId w:val="1247"/>
-        </w:numPr>
-      </w:pPr>
-      <w:r>
-        <w:rPr>
-          <w:b/>
-          <w:bCs/>
-        </w:rPr>
-        <w:t xml:space="preserve">MIT</w:t>
-      </w:r>
-      <w:r>
-        <w:t xml:space="preserve"> </w:t>
-      </w:r>
-      <w:r>
-        <w:t xml:space="preserve">is a simple license that requires users to credit you when they reuse, modify, and redistribute your code.</w:t>
-      </w:r>
-    </w:p>
-    <w:p>
-      <w:pPr>
-        <w:pStyle w:val="Compact"/>
-        <w:numPr>
-          <w:ilvl w:val="0"/>
-          <w:numId w:val="1247"/>
-        </w:numPr>
-      </w:pPr>
-      <w:r>
-        <w:rPr>
-          <w:b/>
-          <w:bCs/>
-        </w:rPr>
-        <w:t xml:space="preserve">Apache 2.0</w:t>
-      </w:r>
-      <w:r>
-        <w:t xml:space="preserve"> </w:t>
-      </w:r>
-      <w:r>
-        <w:t xml:space="preserve">is a safer license (covering more legal cases) that requires users to credit you and state the changes you made to the code.</w:t>
-      </w:r>
-    </w:p>
-    <w:p>
-      <w:pPr>
-        <w:pStyle w:val="FirstParagraph"/>
-      </w:pPr>
-      <w:r>
-        <w:t xml:space="preserve">Learn more about open licenses for data and code in our</w:t>
-      </w:r>
-      <w:r>
-        <w:t xml:space="preserve"> </w:t>
-      </w:r>
-      <w:hyperlink r:id="rId48">
-        <w:r>
-          <w:rPr>
-            <w:rStyle w:val="Hyperlink"/>
-          </w:rPr>
-          <w:t xml:space="preserve">code publishing tutorial</w:t>
-        </w:r>
-      </w:hyperlink>
-      <w:r>
-        <w:t xml:space="preserve"> </w:t>
-      </w:r>
-      <w:r>
-        <w:t xml:space="preserve">or using the tool</w:t>
-      </w:r>
-      <w:r>
-        <w:t xml:space="preserve"> </w:t>
-      </w:r>
-      <w:r>
-        <w:t xml:space="preserve">‘</w:t>
-      </w:r>
-      <w:hyperlink r:id="rId333">
-        <w:r>
-          <w:rPr>
-            <w:rStyle w:val="Hyperlink"/>
-          </w:rPr>
-          <w:t xml:space="preserve">Choose an open source license</w:t>
-        </w:r>
-      </w:hyperlink>
-      <w:r>
-        <w:t xml:space="preserve">’</w:t>
-      </w:r>
-      <w:r>
-        <w:t xml:space="preserve">.</w:t>
-      </w:r>
-    </w:p>
-    <w:bookmarkStart w:id="335" w:name="sec-code-licenses-lm"/>
-    <w:p>
-      <w:pPr>
-        <w:pStyle w:val="Heading4"/>
-      </w:pPr>
-      <w:r>
-        <w:t xml:space="preserve"> </w:t>
-      </w:r>
-      <w:r>
-        <w:t xml:space="preserve">LEARN MORE</w:t>
-      </w:r>
-    </w:p>
-    <w:p>
-      <w:pPr>
-        <w:pStyle w:val="Compact"/>
-        <w:numPr>
-          <w:ilvl w:val="0"/>
-          <w:numId w:val="1248"/>
-        </w:numPr>
-      </w:pPr>
-      <w:hyperlink r:id="rId48">
-        <w:r>
-          <w:rPr>
-            <w:rStyle w:val="Hyperlink"/>
-          </w:rPr>
-          <w:t xml:space="preserve">Choose a License</w:t>
-        </w:r>
-      </w:hyperlink>
-      <w:r>
-        <w:t xml:space="preserve">: License decision flowchart for data and code.</w:t>
-      </w:r>
-    </w:p>
-    <w:p>
-      <w:pPr>
-        <w:pStyle w:val="Compact"/>
-        <w:numPr>
-          <w:ilvl w:val="0"/>
-          <w:numId w:val="1249"/>
         </w:numPr>
       </w:pPr>
       <w:hyperlink r:id="rId334">
@@ -17010,7 +16953,7 @@
         <w:pStyle w:val="Compact"/>
         <w:numPr>
           <w:ilvl w:val="0"/>
-          <w:numId w:val="1250"/>
+          <w:numId w:val="1248"/>
         </w:numPr>
       </w:pPr>
       <w:r>
@@ -17032,7 +16975,7 @@
         <w:pStyle w:val="Compact"/>
         <w:numPr>
           <w:ilvl w:val="0"/>
-          <w:numId w:val="1250"/>
+          <w:numId w:val="1248"/>
         </w:numPr>
       </w:pPr>
       <w:r>
@@ -17072,7 +17015,7 @@
         <w:pStyle w:val="Compact"/>
         <w:numPr>
           <w:ilvl w:val="0"/>
-          <w:numId w:val="1250"/>
+          <w:numId w:val="1248"/>
         </w:numPr>
       </w:pPr>
       <w:r>
@@ -17094,7 +17037,7 @@
         <w:pStyle w:val="Compact"/>
         <w:numPr>
           <w:ilvl w:val="0"/>
-          <w:numId w:val="1250"/>
+          <w:numId w:val="1248"/>
         </w:numPr>
       </w:pPr>
       <w:r>
@@ -17116,7 +17059,7 @@
         <w:pStyle w:val="Compact"/>
         <w:numPr>
           <w:ilvl w:val="0"/>
-          <w:numId w:val="1250"/>
+          <w:numId w:val="1248"/>
         </w:numPr>
       </w:pPr>
       <w:r>
@@ -17138,7 +17081,7 @@
         <w:pStyle w:val="Compact"/>
         <w:numPr>
           <w:ilvl w:val="0"/>
-          <w:numId w:val="1250"/>
+          <w:numId w:val="1248"/>
         </w:numPr>
       </w:pPr>
       <w:r>
@@ -17339,7 +17282,7 @@
         <w:pStyle w:val="Compact"/>
         <w:numPr>
           <w:ilvl w:val="0"/>
-          <w:numId w:val="1251"/>
+          <w:numId w:val="1249"/>
         </w:numPr>
       </w:pPr>
       <w:hyperlink r:id="rId51">
@@ -17372,7 +17315,7 @@
         <w:pStyle w:val="Compact"/>
         <w:numPr>
           <w:ilvl w:val="0"/>
-          <w:numId w:val="1252"/>
+          <w:numId w:val="1250"/>
         </w:numPr>
       </w:pPr>
       <w:hyperlink r:id="rId38">
@@ -17448,7 +17391,7 @@
         <w:pStyle w:val="Compact"/>
         <w:numPr>
           <w:ilvl w:val="0"/>
-          <w:numId w:val="1253"/>
+          <w:numId w:val="1251"/>
         </w:numPr>
       </w:pPr>
       <w:r>
@@ -17495,7 +17438,7 @@
         <w:pStyle w:val="Compact"/>
         <w:numPr>
           <w:ilvl w:val="0"/>
-          <w:numId w:val="1253"/>
+          <w:numId w:val="1251"/>
         </w:numPr>
       </w:pPr>
       <w:r>
@@ -17511,12 +17454,12 @@
       <w:r>
         <w:t xml:space="preserve">on e.g. </w:t>
       </w:r>
-      <w:hyperlink r:id="rId102">
-        <w:r>
-          <w:rPr>
-            <w:rStyle w:val="Hyperlink"/>
-          </w:rPr>
-          <w:t xml:space="preserve">OSF</w:t>
+      <w:hyperlink r:id="rId38">
+        <w:r>
+          <w:rPr>
+            <w:rStyle w:val="Hyperlink"/>
+          </w:rPr>
+          <w:t xml:space="preserve">Zenodo</w:t>
         </w:r>
       </w:hyperlink>
     </w:p>
@@ -17533,7 +17476,7 @@
         <w:pStyle w:val="Compact"/>
         <w:numPr>
           <w:ilvl w:val="0"/>
-          <w:numId w:val="1254"/>
+          <w:numId w:val="1252"/>
         </w:numPr>
       </w:pPr>
       <w:r>
@@ -17555,7 +17498,7 @@
         <w:pStyle w:val="Compact"/>
         <w:numPr>
           <w:ilvl w:val="0"/>
-          <w:numId w:val="1254"/>
+          <w:numId w:val="1252"/>
         </w:numPr>
       </w:pPr>
       <w:r>
@@ -17630,47 +17573,47 @@
         <w:pStyle w:val="Compact"/>
         <w:numPr>
           <w:ilvl w:val="0"/>
+          <w:numId w:val="1253"/>
+        </w:numPr>
+      </w:pPr>
+      <w:hyperlink r:id="rId126">
+        <w:r>
+          <w:rPr>
+            <w:rStyle w:val="Hyperlink"/>
+          </w:rPr>
+          <w:t xml:space="preserve">Protocols.io</w:t>
+        </w:r>
+      </w:hyperlink>
+      <w:r>
+        <w:t xml:space="preserve">: Share, discover, cite, and improve research protocols.</w:t>
+      </w:r>
+    </w:p>
+    <w:p>
+      <w:pPr>
+        <w:pStyle w:val="Compact"/>
+        <w:numPr>
+          <w:ilvl w:val="0"/>
+          <w:numId w:val="1254"/>
+        </w:numPr>
+      </w:pPr>
+      <w:hyperlink r:id="rId102">
+        <w:r>
+          <w:rPr>
+            <w:rStyle w:val="Hyperlink"/>
+          </w:rPr>
+          <w:t xml:space="preserve">OSF</w:t>
+        </w:r>
+      </w:hyperlink>
+      <w:r>
+        <w:t xml:space="preserve">: Project management platform including storage and DOI.</w:t>
+      </w:r>
+    </w:p>
+    <w:p>
+      <w:pPr>
+        <w:pStyle w:val="Compact"/>
+        <w:numPr>
+          <w:ilvl w:val="0"/>
           <w:numId w:val="1255"/>
-        </w:numPr>
-      </w:pPr>
-      <w:hyperlink r:id="rId126">
-        <w:r>
-          <w:rPr>
-            <w:rStyle w:val="Hyperlink"/>
-          </w:rPr>
-          <w:t xml:space="preserve">Protocols.io</w:t>
-        </w:r>
-      </w:hyperlink>
-      <w:r>
-        <w:t xml:space="preserve">: Share, discover, cite, and improve research protocols.</w:t>
-      </w:r>
-    </w:p>
-    <w:p>
-      <w:pPr>
-        <w:pStyle w:val="Compact"/>
-        <w:numPr>
-          <w:ilvl w:val="0"/>
-          <w:numId w:val="1256"/>
-        </w:numPr>
-      </w:pPr>
-      <w:hyperlink r:id="rId102">
-        <w:r>
-          <w:rPr>
-            <w:rStyle w:val="Hyperlink"/>
-          </w:rPr>
-          <w:t xml:space="preserve">OSF</w:t>
-        </w:r>
-      </w:hyperlink>
-      <w:r>
-        <w:t xml:space="preserve">: Project management platform including storage and DOI.</w:t>
-      </w:r>
-    </w:p>
-    <w:p>
-      <w:pPr>
-        <w:pStyle w:val="Compact"/>
-        <w:numPr>
-          <w:ilvl w:val="0"/>
-          <w:numId w:val="1257"/>
         </w:numPr>
       </w:pPr>
       <w:hyperlink r:id="rId348">
@@ -17758,7 +17701,7 @@
         <w:pStyle w:val="Compact"/>
         <w:numPr>
           <w:ilvl w:val="0"/>
-          <w:numId w:val="1258"/>
+          <w:numId w:val="1256"/>
         </w:numPr>
       </w:pPr>
       <w:r>
@@ -17780,7 +17723,7 @@
         <w:pStyle w:val="Compact"/>
         <w:numPr>
           <w:ilvl w:val="0"/>
-          <w:numId w:val="1258"/>
+          <w:numId w:val="1256"/>
         </w:numPr>
       </w:pPr>
       <w:r>
@@ -17799,7 +17742,7 @@
         <w:pStyle w:val="Compact"/>
         <w:numPr>
           <w:ilvl w:val="0"/>
-          <w:numId w:val="1258"/>
+          <w:numId w:val="1256"/>
         </w:numPr>
       </w:pPr>
       <w:r>
@@ -17821,7 +17764,7 @@
         <w:pStyle w:val="Compact"/>
         <w:numPr>
           <w:ilvl w:val="0"/>
-          <w:numId w:val="1258"/>
+          <w:numId w:val="1256"/>
         </w:numPr>
       </w:pPr>
       <w:r>
@@ -17924,7 +17867,7 @@
         <w:pStyle w:val="Compact"/>
         <w:numPr>
           <w:ilvl w:val="0"/>
-          <w:numId w:val="1259"/>
+          <w:numId w:val="1257"/>
         </w:numPr>
       </w:pPr>
       <w:r>
@@ -17960,7 +17903,7 @@
         <w:pStyle w:val="Compact"/>
         <w:numPr>
           <w:ilvl w:val="0"/>
-          <w:numId w:val="1259"/>
+          <w:numId w:val="1257"/>
         </w:numPr>
       </w:pPr>
       <w:r>
@@ -17979,7 +17922,7 @@
         <w:pStyle w:val="Compact"/>
         <w:numPr>
           <w:ilvl w:val="0"/>
-          <w:numId w:val="1259"/>
+          <w:numId w:val="1257"/>
         </w:numPr>
       </w:pPr>
       <w:r>
@@ -18209,7 +18152,7 @@
         <w:pStyle w:val="Compact"/>
         <w:numPr>
           <w:ilvl w:val="0"/>
-          <w:numId w:val="1260"/>
+          <w:numId w:val="1258"/>
         </w:numPr>
       </w:pPr>
       <w:hyperlink r:id="rId360">
@@ -18229,7 +18172,7 @@
         <w:pStyle w:val="Compact"/>
         <w:numPr>
           <w:ilvl w:val="0"/>
-          <w:numId w:val="1261"/>
+          <w:numId w:val="1259"/>
         </w:numPr>
       </w:pPr>
       <w:hyperlink r:id="rId361">
@@ -18487,7 +18430,7 @@
         <w:pStyle w:val="Compact"/>
         <w:numPr>
           <w:ilvl w:val="0"/>
-          <w:numId w:val="1262"/>
+          <w:numId w:val="1260"/>
         </w:numPr>
       </w:pPr>
       <w:hyperlink r:id="rId368">
@@ -18527,32 +18470,188 @@
       <w:pPr>
         <w:numPr>
           <w:ilvl w:val="0"/>
+          <w:numId w:val="1261"/>
+        </w:numPr>
+      </w:pPr>
+      <w:r>
+        <w:rPr>
+          <w:b/>
+          <w:bCs/>
+        </w:rPr>
+        <w:t xml:space="preserve">Check what your target journal’s open access policies are.</w:t>
+      </w:r>
+      <w:r>
+        <w:t xml:space="preserve"> </w:t>
+      </w:r>
+      <w:hyperlink r:id="rId361">
+        <w:r>
+          <w:rPr>
+            <w:rStyle w:val="Hyperlink"/>
+          </w:rPr>
+          <w:t xml:space="preserve">Jisc’ Open Policy Finder</w:t>
+        </w:r>
+      </w:hyperlink>
+      <w:r>
+        <w:t xml:space="preserve"> </w:t>
+      </w:r>
+      <w:r>
+        <w:t xml:space="preserve">provides clear information about whether you are allowed to archive various versions of manuscripts. For instance, your target journal may, or may not, allow you to deposit:</w:t>
+      </w:r>
+    </w:p>
+    <w:p>
+      <w:pPr>
+        <w:pStyle w:val="Compact"/>
+        <w:numPr>
+          <w:ilvl w:val="1"/>
+          <w:numId w:val="1262"/>
+        </w:numPr>
+      </w:pPr>
+      <w:r>
+        <w:t xml:space="preserve">the version submitted to the journal (preprint)</w:t>
+      </w:r>
+    </w:p>
+    <w:p>
+      <w:pPr>
+        <w:pStyle w:val="Compact"/>
+        <w:numPr>
+          <w:ilvl w:val="1"/>
+          <w:numId w:val="1262"/>
+        </w:numPr>
+      </w:pPr>
+      <w:r>
+        <w:t xml:space="preserve">the accepted manuscript version (postprint)</w:t>
+      </w:r>
+    </w:p>
+    <w:p>
+      <w:pPr>
+        <w:pStyle w:val="Compact"/>
+        <w:numPr>
+          <w:ilvl w:val="1"/>
+          <w:numId w:val="1262"/>
+        </w:numPr>
+      </w:pPr>
+      <w:r>
+        <w:t xml:space="preserve">the published version</w:t>
+      </w:r>
+    </w:p>
+    <w:p>
+      <w:pPr>
+        <w:pStyle w:val="Compact"/>
+        <w:numPr>
+          <w:ilvl w:val="2"/>
           <w:numId w:val="1263"/>
         </w:numPr>
       </w:pPr>
       <w:r>
-        <w:rPr>
-          <w:b/>
-          <w:bCs/>
-        </w:rPr>
-        <w:t xml:space="preserve">Check what your target journal’s open access policies are.</w:t>
-      </w:r>
-      <w:r>
-        <w:t xml:space="preserve"> </w:t>
-      </w:r>
-      <w:hyperlink r:id="rId361">
-        <w:r>
-          <w:rPr>
-            <w:rStyle w:val="Hyperlink"/>
-          </w:rPr>
-          <w:t xml:space="preserve">Jisc’ Open Policy Finder</w:t>
-        </w:r>
-      </w:hyperlink>
-      <w:r>
-        <w:t xml:space="preserve"> </w:t>
-      </w:r>
-      <w:r>
-        <w:t xml:space="preserve">provides clear information about whether you are allowed to archive various versions of manuscripts. For instance, your target journal may, or may not, allow you to deposit:</w:t>
+        <w:t xml:space="preserve">on a specific location (e.g. preprint repository, institutional repository, funders repository, author’s personal website)</w:t>
+      </w:r>
+    </w:p>
+    <w:p>
+      <w:pPr>
+        <w:pStyle w:val="Compact"/>
+        <w:numPr>
+          <w:ilvl w:val="2"/>
+          <w:numId w:val="1263"/>
+        </w:numPr>
+      </w:pPr>
+      <w:r>
+        <w:t xml:space="preserve">after a specific amount of time (e.g. 6 or 12-month embargo)</w:t>
+      </w:r>
+    </w:p>
+    <w:p>
+      <w:pPr>
+        <w:pStyle w:val="Compact"/>
+        <w:numPr>
+          <w:ilvl w:val="2"/>
+          <w:numId w:val="1263"/>
+        </w:numPr>
+      </w:pPr>
+      <w:r>
+        <w:t xml:space="preserve">under a specific license (e.g. CC-BY (recommended for maximum reuse), CC-BY-NC-ND)</w:t>
+      </w:r>
+    </w:p>
+    <w:p>
+      <w:pPr>
+        <w:numPr>
+          <w:ilvl w:val="0"/>
+          <w:numId w:val="1261"/>
+        </w:numPr>
+      </w:pPr>
+      <w:r>
+        <w:rPr>
+          <w:b/>
+          <w:bCs/>
+        </w:rPr>
+        <w:t xml:space="preserve">Disclose the state of peer review on each preprint version.</w:t>
+      </w:r>
+      <w:r>
+        <w:t xml:space="preserve"> </w:t>
+      </w:r>
+      <w:r>
+        <w:t xml:space="preserve">Use watermarks such as</w:t>
+      </w:r>
+      <w:r>
+        <w:t xml:space="preserve"> </w:t>
+      </w:r>
+      <w:r>
+        <w:t xml:space="preserve">‘Draft’</w:t>
+      </w:r>
+      <w:r>
+        <w:t xml:space="preserve"> </w:t>
+      </w:r>
+      <w:r>
+        <w:t xml:space="preserve">and</w:t>
+      </w:r>
+      <w:r>
+        <w:t xml:space="preserve"> </w:t>
+      </w:r>
+      <w:r>
+        <w:t xml:space="preserve">‘Revised Draft’</w:t>
+      </w:r>
+      <w:r>
+        <w:t xml:space="preserve"> </w:t>
+      </w:r>
+      <w:r>
+        <w:t xml:space="preserve">for your preprint, with a statement on the title page highlighting that the work has not been peer reviewed. For postprints, indicate that the version was accepted through peer review, and link to the DOI of the official journal version.</w:t>
+      </w:r>
+    </w:p>
+    <w:p>
+      <w:pPr>
+        <w:numPr>
+          <w:ilvl w:val="0"/>
+          <w:numId w:val="1261"/>
+        </w:numPr>
+      </w:pPr>
+      <w:r>
+        <w:rPr>
+          <w:b/>
+          <w:bCs/>
+        </w:rPr>
+        <w:t xml:space="preserve">Get a DOI for each public version of your manuscript.</w:t>
+      </w:r>
+      <w:r>
+        <w:t xml:space="preserve"> </w:t>
+      </w:r>
+      <w:r>
+        <w:t xml:space="preserve">When updating your preprint through the revision cycle, get a citable DOI (as provided by the repository).</w:t>
+      </w:r>
+    </w:p>
+    <w:p>
+      <w:pPr>
+        <w:numPr>
+          <w:ilvl w:val="0"/>
+          <w:numId w:val="1261"/>
+        </w:numPr>
+      </w:pPr>
+      <w:r>
+        <w:rPr>
+          <w:b/>
+          <w:bCs/>
+        </w:rPr>
+        <w:t xml:space="preserve">Maintain as much rights to your own work as possible</w:t>
+      </w:r>
+      <w:r>
+        <w:t xml:space="preserve">.</w:t>
       </w:r>
     </w:p>
     <w:p>
@@ -18564,7 +18663,46 @@
         </w:numPr>
       </w:pPr>
       <w:r>
-        <w:t xml:space="preserve">the version submitted to the journal (preprint)</w:t>
+        <w:t xml:space="preserve">Prior to submitting your manuscript, deposit your manuscript’s conceptual figures on a repository (e.g. </w:t>
+      </w:r>
+      <w:hyperlink r:id="rId31">
+        <w:r>
+          <w:rPr>
+            <w:rStyle w:val="Hyperlink"/>
+          </w:rPr>
+          <w:t xml:space="preserve">Zenodo</w:t>
+        </w:r>
+      </w:hyperlink>
+      <w:r>
+        <w:t xml:space="preserve">,</w:t>
+      </w:r>
+      <w:r>
+        <w:t xml:space="preserve"> </w:t>
+      </w:r>
+      <w:hyperlink r:id="rId102">
+        <w:r>
+          <w:rPr>
+            <w:rStyle w:val="Hyperlink"/>
+          </w:rPr>
+          <w:t xml:space="preserve">OSF</w:t>
+        </w:r>
+      </w:hyperlink>
+      <w:r>
+        <w:t xml:space="preserve">), under an open license (e.g. </w:t>
+      </w:r>
+      <w:hyperlink r:id="rId373">
+        <w:r>
+          <w:rPr>
+            <w:rStyle w:val="Hyperlink"/>
+          </w:rPr>
+          <w:t xml:space="preserve">CC.BY 4.0</w:t>
+        </w:r>
+      </w:hyperlink>
+      <w:r>
+        <w:t xml:space="preserve"> </w:t>
+      </w:r>
+      <w:r>
+        <w:t xml:space="preserve">allowing reuse and modification while requiring authors to get credited), and get a DOI for it to cite your own figure in your manuscript. This way, you (and possibly other researchers), can reuse them in future manuscripts without asking permission from the publisher, by indicating the DOI and license in the figure legend.</w:t>
       </w:r>
     </w:p>
     <w:p>
@@ -18573,201 +18711,6 @@
         <w:numPr>
           <w:ilvl w:val="1"/>
           <w:numId w:val="1264"/>
-        </w:numPr>
-      </w:pPr>
-      <w:r>
-        <w:t xml:space="preserve">the accepted manuscript version (postprint)</w:t>
-      </w:r>
-    </w:p>
-    <w:p>
-      <w:pPr>
-        <w:pStyle w:val="Compact"/>
-        <w:numPr>
-          <w:ilvl w:val="1"/>
-          <w:numId w:val="1264"/>
-        </w:numPr>
-      </w:pPr>
-      <w:r>
-        <w:t xml:space="preserve">the published version</w:t>
-      </w:r>
-    </w:p>
-    <w:p>
-      <w:pPr>
-        <w:pStyle w:val="Compact"/>
-        <w:numPr>
-          <w:ilvl w:val="2"/>
-          <w:numId w:val="1265"/>
-        </w:numPr>
-      </w:pPr>
-      <w:r>
-        <w:t xml:space="preserve">on a specific location (e.g. preprint repository, institutional repository, funders repository, author’s personal website)</w:t>
-      </w:r>
-    </w:p>
-    <w:p>
-      <w:pPr>
-        <w:pStyle w:val="Compact"/>
-        <w:numPr>
-          <w:ilvl w:val="2"/>
-          <w:numId w:val="1265"/>
-        </w:numPr>
-      </w:pPr>
-      <w:r>
-        <w:t xml:space="preserve">after a specific amount of time (e.g. 6 or 12-month embargo)</w:t>
-      </w:r>
-    </w:p>
-    <w:p>
-      <w:pPr>
-        <w:pStyle w:val="Compact"/>
-        <w:numPr>
-          <w:ilvl w:val="2"/>
-          <w:numId w:val="1265"/>
-        </w:numPr>
-      </w:pPr>
-      <w:r>
-        <w:t xml:space="preserve">under a specific license (e.g. CC-BY (recommended for maximum reuse), CC-BY-NC-ND)</w:t>
-      </w:r>
-    </w:p>
-    <w:p>
-      <w:pPr>
-        <w:numPr>
-          <w:ilvl w:val="0"/>
-          <w:numId w:val="1263"/>
-        </w:numPr>
-      </w:pPr>
-      <w:r>
-        <w:rPr>
-          <w:b/>
-          <w:bCs/>
-        </w:rPr>
-        <w:t xml:space="preserve">Disclose the state of peer review on each preprint version.</w:t>
-      </w:r>
-      <w:r>
-        <w:t xml:space="preserve"> </w:t>
-      </w:r>
-      <w:r>
-        <w:t xml:space="preserve">Use watermarks such as</w:t>
-      </w:r>
-      <w:r>
-        <w:t xml:space="preserve"> </w:t>
-      </w:r>
-      <w:r>
-        <w:t xml:space="preserve">‘Draft’</w:t>
-      </w:r>
-      <w:r>
-        <w:t xml:space="preserve"> </w:t>
-      </w:r>
-      <w:r>
-        <w:t xml:space="preserve">and</w:t>
-      </w:r>
-      <w:r>
-        <w:t xml:space="preserve"> </w:t>
-      </w:r>
-      <w:r>
-        <w:t xml:space="preserve">‘Revised Draft’</w:t>
-      </w:r>
-      <w:r>
-        <w:t xml:space="preserve"> </w:t>
-      </w:r>
-      <w:r>
-        <w:t xml:space="preserve">for your preprint, with a statement on the title page highlighting that the work has not been peer reviewed. For postprints, indicate that the version was accepted through peer review, and link to the DOI of the official journal version.</w:t>
-      </w:r>
-    </w:p>
-    <w:p>
-      <w:pPr>
-        <w:numPr>
-          <w:ilvl w:val="0"/>
-          <w:numId w:val="1263"/>
-        </w:numPr>
-      </w:pPr>
-      <w:r>
-        <w:rPr>
-          <w:b/>
-          <w:bCs/>
-        </w:rPr>
-        <w:t xml:space="preserve">Get a DOI for each public version of your manuscript.</w:t>
-      </w:r>
-      <w:r>
-        <w:t xml:space="preserve"> </w:t>
-      </w:r>
-      <w:r>
-        <w:t xml:space="preserve">When updating your preprint through the revision cycle, get a citable DOI (as provided by the repository).</w:t>
-      </w:r>
-    </w:p>
-    <w:p>
-      <w:pPr>
-        <w:numPr>
-          <w:ilvl w:val="0"/>
-          <w:numId w:val="1263"/>
-        </w:numPr>
-      </w:pPr>
-      <w:r>
-        <w:rPr>
-          <w:b/>
-          <w:bCs/>
-        </w:rPr>
-        <w:t xml:space="preserve">Maintain as much rights to your own work as possible</w:t>
-      </w:r>
-      <w:r>
-        <w:t xml:space="preserve">.</w:t>
-      </w:r>
-    </w:p>
-    <w:p>
-      <w:pPr>
-        <w:pStyle w:val="Compact"/>
-        <w:numPr>
-          <w:ilvl w:val="1"/>
-          <w:numId w:val="1266"/>
-        </w:numPr>
-      </w:pPr>
-      <w:r>
-        <w:t xml:space="preserve">Prior to submitting your manuscript, deposit your manuscript’s conceptual figures on a repository (e.g. </w:t>
-      </w:r>
-      <w:hyperlink r:id="rId31">
-        <w:r>
-          <w:rPr>
-            <w:rStyle w:val="Hyperlink"/>
-          </w:rPr>
-          <w:t xml:space="preserve">Zenodo</w:t>
-        </w:r>
-      </w:hyperlink>
-      <w:r>
-        <w:t xml:space="preserve">,</w:t>
-      </w:r>
-      <w:r>
-        <w:t xml:space="preserve"> </w:t>
-      </w:r>
-      <w:hyperlink r:id="rId102">
-        <w:r>
-          <w:rPr>
-            <w:rStyle w:val="Hyperlink"/>
-          </w:rPr>
-          <w:t xml:space="preserve">OSF</w:t>
-        </w:r>
-      </w:hyperlink>
-      <w:r>
-        <w:t xml:space="preserve">), under an open license (e.g. </w:t>
-      </w:r>
-      <w:hyperlink r:id="rId373">
-        <w:r>
-          <w:rPr>
-            <w:rStyle w:val="Hyperlink"/>
-          </w:rPr>
-          <w:t xml:space="preserve">CC.BY 4.0</w:t>
-        </w:r>
-      </w:hyperlink>
-      <w:r>
-        <w:t xml:space="preserve"> </w:t>
-      </w:r>
-      <w:r>
-        <w:t xml:space="preserve">allowing reuse and modification while requiring authors to get credited), and get a DOI for it to cite your own figure in your manuscript. This way, you (and possibly other researchers), can reuse them in future manuscripts without asking permission from the publisher, by indicating the DOI and license in the figure legend.</w:t>
-      </w:r>
-    </w:p>
-    <w:p>
-      <w:pPr>
-        <w:pStyle w:val="Compact"/>
-        <w:numPr>
-          <w:ilvl w:val="1"/>
-          <w:numId w:val="1266"/>
         </w:numPr>
       </w:pPr>
       <w:r>
@@ -18919,19 +18862,59 @@
         <w:pStyle w:val="Compact"/>
         <w:numPr>
           <w:ilvl w:val="0"/>
+          <w:numId w:val="1265"/>
+        </w:numPr>
+      </w:pPr>
+      <w:hyperlink r:id="rId361">
+        <w:r>
+          <w:rPr>
+            <w:rStyle w:val="Hyperlink"/>
+          </w:rPr>
+          <w:t xml:space="preserve">Jisc’ Open Policy Finder</w:t>
+        </w:r>
+      </w:hyperlink>
+      <w:r>
+        <w:t xml:space="preserve">: Clear summary of journals’ open access policies.</w:t>
+      </w:r>
+    </w:p>
+    <w:p>
+      <w:pPr>
+        <w:pStyle w:val="Compact"/>
+        <w:numPr>
+          <w:ilvl w:val="0"/>
+          <w:numId w:val="1266"/>
+        </w:numPr>
+      </w:pPr>
+      <w:hyperlink r:id="rId377">
+        <w:r>
+          <w:rPr>
+            <w:rStyle w:val="Hyperlink"/>
+          </w:rPr>
+          <w:t xml:space="preserve">Open Access LMU</w:t>
+        </w:r>
+      </w:hyperlink>
+      <w:r>
+        <w:t xml:space="preserve">: Institutional publication repository.</w:t>
+      </w:r>
+    </w:p>
+    <w:p>
+      <w:pPr>
+        <w:pStyle w:val="Compact"/>
+        <w:numPr>
+          <w:ilvl w:val="0"/>
           <w:numId w:val="1267"/>
         </w:numPr>
       </w:pPr>
-      <w:hyperlink r:id="rId361">
-        <w:r>
-          <w:rPr>
-            <w:rStyle w:val="Hyperlink"/>
-          </w:rPr>
-          <w:t xml:space="preserve">Jisc’ Open Policy Finder</w:t>
-        </w:r>
-      </w:hyperlink>
-      <w:r>
-        <w:t xml:space="preserve">: Clear summary of journals’ open access policies.</w:t>
+      <w:hyperlink r:id="rId378">
+        <w:r>
+          <w:rPr>
+            <w:rStyle w:val="Hyperlink"/>
+          </w:rPr>
+          <w:t xml:space="preserve">OSF Preprints</w:t>
+        </w:r>
+      </w:hyperlink>
+      <w:r>
+        <w:t xml:space="preserve">: Multidisciplinary preprint service.</w:t>
       </w:r>
     </w:p>
     <w:p>
@@ -18942,16 +18925,16 @@
           <w:numId w:val="1268"/>
         </w:numPr>
       </w:pPr>
-      <w:hyperlink r:id="rId377">
-        <w:r>
-          <w:rPr>
-            <w:rStyle w:val="Hyperlink"/>
-          </w:rPr>
-          <w:t xml:space="preserve">Open Access LMU</w:t>
-        </w:r>
-      </w:hyperlink>
-      <w:r>
-        <w:t xml:space="preserve">: Institutional publication repository.</w:t>
+      <w:hyperlink r:id="rId379">
+        <w:r>
+          <w:rPr>
+            <w:rStyle w:val="Hyperlink"/>
+          </w:rPr>
+          <w:t xml:space="preserve">bioRxiv</w:t>
+        </w:r>
+      </w:hyperlink>
+      <w:r>
+        <w:t xml:space="preserve">: Biological sciences preprints.</w:t>
       </w:r>
     </w:p>
     <w:p>
@@ -18962,16 +18945,16 @@
           <w:numId w:val="1269"/>
         </w:numPr>
       </w:pPr>
-      <w:hyperlink r:id="rId378">
-        <w:r>
-          <w:rPr>
-            <w:rStyle w:val="Hyperlink"/>
-          </w:rPr>
-          <w:t xml:space="preserve">OSF Preprints</w:t>
-        </w:r>
-      </w:hyperlink>
-      <w:r>
-        <w:t xml:space="preserve">: Multidisciplinary preprint service.</w:t>
+      <w:hyperlink r:id="rId380">
+        <w:r>
+          <w:rPr>
+            <w:rStyle w:val="Hyperlink"/>
+          </w:rPr>
+          <w:t xml:space="preserve">medRxiv</w:t>
+        </w:r>
+      </w:hyperlink>
+      <w:r>
+        <w:t xml:space="preserve">: Medical and health sciences preprints.</w:t>
       </w:r>
     </w:p>
     <w:p>
@@ -18980,46 +18963,6 @@
         <w:numPr>
           <w:ilvl w:val="0"/>
           <w:numId w:val="1270"/>
-        </w:numPr>
-      </w:pPr>
-      <w:hyperlink r:id="rId379">
-        <w:r>
-          <w:rPr>
-            <w:rStyle w:val="Hyperlink"/>
-          </w:rPr>
-          <w:t xml:space="preserve">bioRxiv</w:t>
-        </w:r>
-      </w:hyperlink>
-      <w:r>
-        <w:t xml:space="preserve">: Biological sciences preprints.</w:t>
-      </w:r>
-    </w:p>
-    <w:p>
-      <w:pPr>
-        <w:pStyle w:val="Compact"/>
-        <w:numPr>
-          <w:ilvl w:val="0"/>
-          <w:numId w:val="1271"/>
-        </w:numPr>
-      </w:pPr>
-      <w:hyperlink r:id="rId380">
-        <w:r>
-          <w:rPr>
-            <w:rStyle w:val="Hyperlink"/>
-          </w:rPr>
-          <w:t xml:space="preserve">medRxiv</w:t>
-        </w:r>
-      </w:hyperlink>
-      <w:r>
-        <w:t xml:space="preserve">: Medical and health sciences preprints.</w:t>
-      </w:r>
-    </w:p>
-    <w:p>
-      <w:pPr>
-        <w:pStyle w:val="Compact"/>
-        <w:numPr>
-          <w:ilvl w:val="0"/>
-          <w:numId w:val="1272"/>
         </w:numPr>
       </w:pPr>
       <w:hyperlink r:id="rId381">
@@ -19117,7 +19060,7 @@
         <w:pStyle w:val="Compact"/>
         <w:numPr>
           <w:ilvl w:val="0"/>
-          <w:numId w:val="1273"/>
+          <w:numId w:val="1271"/>
         </w:numPr>
       </w:pPr>
       <w:r>
@@ -19161,7 +19104,7 @@
         <w:pStyle w:val="Compact"/>
         <w:numPr>
           <w:ilvl w:val="0"/>
-          <w:numId w:val="1273"/>
+          <w:numId w:val="1271"/>
         </w:numPr>
       </w:pPr>
       <w:r>
@@ -19273,7 +19216,7 @@
         <w:pStyle w:val="Compact"/>
         <w:numPr>
           <w:ilvl w:val="0"/>
-          <w:numId w:val="1274"/>
+          <w:numId w:val="1272"/>
         </w:numPr>
       </w:pPr>
       <w:r>
@@ -19312,7 +19255,7 @@
         <w:pStyle w:val="Compact"/>
         <w:numPr>
           <w:ilvl w:val="1"/>
-          <w:numId w:val="1275"/>
+          <w:numId w:val="1273"/>
         </w:numPr>
       </w:pPr>
       <w:r>
@@ -19341,7 +19284,7 @@
         <w:pStyle w:val="Compact"/>
         <w:numPr>
           <w:ilvl w:val="1"/>
-          <w:numId w:val="1275"/>
+          <w:numId w:val="1273"/>
         </w:numPr>
       </w:pPr>
       <w:r>
@@ -19370,7 +19313,7 @@
         <w:pStyle w:val="Compact"/>
         <w:numPr>
           <w:ilvl w:val="0"/>
-          <w:numId w:val="1274"/>
+          <w:numId w:val="1272"/>
         </w:numPr>
       </w:pPr>
       <w:r>
@@ -19417,105 +19360,145 @@
         <w:pStyle w:val="Compact"/>
         <w:numPr>
           <w:ilvl w:val="0"/>
+          <w:numId w:val="1274"/>
+        </w:numPr>
+      </w:pPr>
+      <w:r>
+        <w:rPr>
+          <w:b/>
+          <w:bCs/>
+        </w:rPr>
+        <w:t xml:space="preserve">Create an Open Researcher and Contributor ID</w:t>
+      </w:r>
+      <w:r>
+        <w:t xml:space="preserve"> </w:t>
+      </w:r>
+      <w:r>
+        <w:t xml:space="preserve">(</w:t>
+      </w:r>
+      <w:hyperlink r:id="rId394">
+        <w:r>
+          <w:rPr>
+            <w:rStyle w:val="Hyperlink"/>
+          </w:rPr>
+          <w:t xml:space="preserve">ORCID</w:t>
+        </w:r>
+      </w:hyperlink>
+      <w:r>
+        <w:t xml:space="preserve">), a free, unique, persistent identifier for individuals, to distinguish yourself and claim credit for your work automatically, no matter how many people have your same (or similar) name.</w:t>
+      </w:r>
+    </w:p>
+    <w:p>
+      <w:pPr>
+        <w:pStyle w:val="Compact"/>
+        <w:numPr>
+          <w:ilvl w:val="0"/>
+          <w:numId w:val="1274"/>
+        </w:numPr>
+      </w:pPr>
+      <w:r>
+        <w:rPr>
+          <w:b/>
+          <w:bCs/>
+        </w:rPr>
+        <w:t xml:space="preserve">Associate your ORCID to all your research outputs.</w:t>
+      </w:r>
+      <w:r>
+        <w:t xml:space="preserve"> </w:t>
+      </w:r>
+      <w:r>
+        <w:t xml:space="preserve">The vast majority of publishers, funders, and data and code repositories prompt for authors and contributors’ ORCID. You can also sign in to many academic and institutional services with your ORCID (e.g. </w:t>
+      </w:r>
+      <w:hyperlink r:id="rId31">
+        <w:r>
+          <w:rPr>
+            <w:rStyle w:val="Hyperlink"/>
+          </w:rPr>
+          <w:t xml:space="preserve">Zenodo</w:t>
+        </w:r>
+      </w:hyperlink>
+      <w:r>
+        <w:t xml:space="preserve">,</w:t>
+      </w:r>
+      <w:r>
+        <w:t xml:space="preserve"> </w:t>
+      </w:r>
+      <w:hyperlink r:id="rId102">
+        <w:r>
+          <w:rPr>
+            <w:rStyle w:val="Hyperlink"/>
+          </w:rPr>
+          <w:t xml:space="preserve">OSF</w:t>
+        </w:r>
+      </w:hyperlink>
+      <w:r>
+        <w:t xml:space="preserve">,</w:t>
+      </w:r>
+      <w:r>
+        <w:t xml:space="preserve"> </w:t>
+      </w:r>
+      <w:hyperlink r:id="rId87">
+        <w:r>
+          <w:rPr>
+            <w:rStyle w:val="Hyperlink"/>
+          </w:rPr>
+          <w:t xml:space="preserve">RDMO</w:t>
+        </w:r>
+      </w:hyperlink>
+      <w:r>
+        <w:t xml:space="preserve">).</w:t>
+      </w:r>
+    </w:p>
+    <w:bookmarkStart w:id="395" w:name="sec-authorship-and-orcid-tr"/>
+    <w:p>
+      <w:pPr>
+        <w:pStyle w:val="Heading4"/>
+      </w:pPr>
+      <w:r>
+        <w:t xml:space="preserve"> </w:t>
+      </w:r>
+      <w:r>
+        <w:t xml:space="preserve">TOOLS &amp; RESOURCES</w:t>
+      </w:r>
+    </w:p>
+    <w:p>
+      <w:pPr>
+        <w:pStyle w:val="Compact"/>
+        <w:numPr>
+          <w:ilvl w:val="0"/>
+          <w:numId w:val="1275"/>
+        </w:numPr>
+      </w:pPr>
+      <w:hyperlink r:id="rId61">
+        <w:r>
+          <w:rPr>
+            <w:rStyle w:val="Hyperlink"/>
+          </w:rPr>
+          <w:t xml:space="preserve">LMU Guidelines for Safeguarding Good Scientific Practice</w:t>
+        </w:r>
+      </w:hyperlink>
+      <w:r>
+        <w:t xml:space="preserve">: Implementation of the German Research Foundation’s (DFG) Code of Conduct</w:t>
+      </w:r>
+    </w:p>
+    <w:p>
+      <w:pPr>
+        <w:pStyle w:val="Compact"/>
+        <w:numPr>
+          <w:ilvl w:val="0"/>
           <w:numId w:val="1276"/>
         </w:numPr>
       </w:pPr>
-      <w:r>
-        <w:rPr>
-          <w:b/>
-          <w:bCs/>
-        </w:rPr>
-        <w:t xml:space="preserve">Create an Open Researcher and Contributor ID</w:t>
-      </w:r>
-      <w:r>
-        <w:t xml:space="preserve"> </w:t>
-      </w:r>
-      <w:r>
-        <w:t xml:space="preserve">(</w:t>
-      </w:r>
-      <w:hyperlink r:id="rId394">
-        <w:r>
-          <w:rPr>
-            <w:rStyle w:val="Hyperlink"/>
-          </w:rPr>
-          <w:t xml:space="preserve">ORCID</w:t>
-        </w:r>
-      </w:hyperlink>
-      <w:r>
-        <w:t xml:space="preserve">), a free, unique, persistent identifier for individuals, to distinguish yourself and claim credit for your work automatically, no matter how many people have your same (or similar) name.</w:t>
-      </w:r>
-    </w:p>
-    <w:p>
-      <w:pPr>
-        <w:pStyle w:val="Compact"/>
-        <w:numPr>
-          <w:ilvl w:val="0"/>
-          <w:numId w:val="1276"/>
-        </w:numPr>
-      </w:pPr>
-      <w:r>
-        <w:rPr>
-          <w:b/>
-          <w:bCs/>
-        </w:rPr>
-        <w:t xml:space="preserve">Associate your ORCID to all your research outputs.</w:t>
-      </w:r>
-      <w:r>
-        <w:t xml:space="preserve"> </w:t>
-      </w:r>
-      <w:r>
-        <w:t xml:space="preserve">The vast majority of publishers, funders, and data and code repositories prompt for authors and contributors’ ORCID. You can also sign in to many academic and institutional services with your ORCID (e.g. </w:t>
-      </w:r>
-      <w:hyperlink r:id="rId31">
-        <w:r>
-          <w:rPr>
-            <w:rStyle w:val="Hyperlink"/>
-          </w:rPr>
-          <w:t xml:space="preserve">Zenodo</w:t>
-        </w:r>
-      </w:hyperlink>
-      <w:r>
-        <w:t xml:space="preserve">,</w:t>
-      </w:r>
-      <w:r>
-        <w:t xml:space="preserve"> </w:t>
-      </w:r>
-      <w:hyperlink r:id="rId102">
-        <w:r>
-          <w:rPr>
-            <w:rStyle w:val="Hyperlink"/>
-          </w:rPr>
-          <w:t xml:space="preserve">OSF</w:t>
-        </w:r>
-      </w:hyperlink>
-      <w:r>
-        <w:t xml:space="preserve">,</w:t>
-      </w:r>
-      <w:r>
-        <w:t xml:space="preserve"> </w:t>
-      </w:r>
-      <w:hyperlink r:id="rId87">
-        <w:r>
-          <w:rPr>
-            <w:rStyle w:val="Hyperlink"/>
-          </w:rPr>
-          <w:t xml:space="preserve">RDMO</w:t>
-        </w:r>
-      </w:hyperlink>
-      <w:r>
-        <w:t xml:space="preserve">).</w:t>
-      </w:r>
-    </w:p>
-    <w:bookmarkStart w:id="395" w:name="sec-authorship-and-orcid-tr"/>
-    <w:p>
-      <w:pPr>
-        <w:pStyle w:val="Heading4"/>
-      </w:pPr>
-      <w:r>
-        <w:t xml:space="preserve"> </w:t>
-      </w:r>
-      <w:r>
-        <w:t xml:space="preserve">TOOLS &amp; RESOURCES</w:t>
+      <w:hyperlink r:id="rId390">
+        <w:r>
+          <w:rPr>
+            <w:rStyle w:val="Hyperlink"/>
+          </w:rPr>
+          <w:t xml:space="preserve">CRediT</w:t>
+        </w:r>
+      </w:hyperlink>
+      <w:r>
+        <w:t xml:space="preserve">: Contributor Role Taxonomy.</w:t>
       </w:r>
     </w:p>
     <w:p>
@@ -19524,46 +19507,6 @@
         <w:numPr>
           <w:ilvl w:val="0"/>
           <w:numId w:val="1277"/>
-        </w:numPr>
-      </w:pPr>
-      <w:hyperlink r:id="rId61">
-        <w:r>
-          <w:rPr>
-            <w:rStyle w:val="Hyperlink"/>
-          </w:rPr>
-          <w:t xml:space="preserve">LMU Guidelines for Safeguarding Good Scientific Practice</w:t>
-        </w:r>
-      </w:hyperlink>
-      <w:r>
-        <w:t xml:space="preserve">: Implementation of the German Research Foundation’s (DFG) Code of Conduct</w:t>
-      </w:r>
-    </w:p>
-    <w:p>
-      <w:pPr>
-        <w:pStyle w:val="Compact"/>
-        <w:numPr>
-          <w:ilvl w:val="0"/>
-          <w:numId w:val="1278"/>
-        </w:numPr>
-      </w:pPr>
-      <w:hyperlink r:id="rId390">
-        <w:r>
-          <w:rPr>
-            <w:rStyle w:val="Hyperlink"/>
-          </w:rPr>
-          <w:t xml:space="preserve">CRediT</w:t>
-        </w:r>
-      </w:hyperlink>
-      <w:r>
-        <w:t xml:space="preserve">: Contributor Role Taxonomy.</w:t>
-      </w:r>
-    </w:p>
-    <w:p>
-      <w:pPr>
-        <w:pStyle w:val="Compact"/>
-        <w:numPr>
-          <w:ilvl w:val="0"/>
-          <w:numId w:val="1279"/>
         </w:numPr>
       </w:pPr>
       <w:hyperlink r:id="rId394">
@@ -19596,7 +19539,7 @@
         <w:pStyle w:val="Compact"/>
         <w:numPr>
           <w:ilvl w:val="0"/>
-          <w:numId w:val="1280"/>
+          <w:numId w:val="1278"/>
         </w:numPr>
       </w:pPr>
       <w:r>
@@ -19618,7 +19561,7 @@
         <w:pStyle w:val="Compact"/>
         <w:numPr>
           <w:ilvl w:val="0"/>
-          <w:numId w:val="1280"/>
+          <w:numId w:val="1278"/>
         </w:numPr>
       </w:pPr>
       <w:r>
@@ -19854,7 +19797,7 @@
         <w:pStyle w:val="Compact"/>
         <w:numPr>
           <w:ilvl w:val="0"/>
-          <w:numId w:val="1281"/>
+          <w:numId w:val="1279"/>
         </w:numPr>
       </w:pPr>
       <w:hyperlink r:id="rId398">
@@ -19887,21 +19830,158 @@
         <w:pStyle w:val="Compact"/>
         <w:numPr>
           <w:ilvl w:val="0"/>
+          <w:numId w:val="1280"/>
+        </w:numPr>
+      </w:pPr>
+      <w:r>
+        <w:rPr>
+          <w:b/>
+          <w:bCs/>
+        </w:rPr>
+        <w:t xml:space="preserve">Request a Digital Object Identifiers (DOI) for each of your research outputs</w:t>
+      </w:r>
+      <w:r>
+        <w:t xml:space="preserve"> </w:t>
+      </w:r>
+      <w:r>
+        <w:t xml:space="preserve">(data, code, preprint, preregistration)</w:t>
+      </w:r>
+    </w:p>
+    <w:p>
+      <w:pPr>
+        <w:pStyle w:val="Compact"/>
+        <w:numPr>
+          <w:ilvl w:val="1"/>
+          <w:numId w:val="1281"/>
+        </w:numPr>
+      </w:pPr>
+      <w:r>
+        <w:t xml:space="preserve">you automatically get a DOI from professional repository for outputs you make public</w:t>
+      </w:r>
+    </w:p>
+    <w:p>
+      <w:pPr>
+        <w:pStyle w:val="Compact"/>
+        <w:numPr>
+          <w:ilvl w:val="1"/>
+          <w:numId w:val="1281"/>
+        </w:numPr>
+      </w:pPr>
+      <w:r>
+        <w:t xml:space="preserve">for a code repository you first want to keep private on e.g. </w:t>
+      </w:r>
+      <w:hyperlink r:id="rId31">
+        <w:r>
+          <w:rPr>
+            <w:rStyle w:val="Hyperlink"/>
+          </w:rPr>
+          <w:t xml:space="preserve">Zenodo</w:t>
+        </w:r>
+      </w:hyperlink>
+      <w:r>
+        <w:t xml:space="preserve">, you can request a DOI (by ticking a box) to reserve a DOI link and already cite it in your manuscript.</w:t>
+      </w:r>
+    </w:p>
+    <w:p>
+      <w:pPr>
+        <w:pStyle w:val="Compact"/>
+        <w:numPr>
+          <w:ilvl w:val="1"/>
+          <w:numId w:val="1281"/>
+        </w:numPr>
+      </w:pPr>
+      <w:r>
+        <w:t xml:space="preserve">for a preregistration you first embargoed (i.e. kept private for a set period of time) on e.g. the</w:t>
+      </w:r>
+      <w:r>
+        <w:t xml:space="preserve"> </w:t>
+      </w:r>
+      <w:hyperlink r:id="rId102">
+        <w:r>
+          <w:rPr>
+            <w:rStyle w:val="Hyperlink"/>
+          </w:rPr>
+          <w:t xml:space="preserve">OSF</w:t>
+        </w:r>
+      </w:hyperlink>
+      <w:r>
+        <w:t xml:space="preserve">, you must first make it public to obtain a DOI to include in your manuscript.</w:t>
+      </w:r>
+    </w:p>
+    <w:p>
+      <w:pPr>
+        <w:pStyle w:val="Compact"/>
+        <w:numPr>
+          <w:ilvl w:val="0"/>
+          <w:numId w:val="1280"/>
+        </w:numPr>
+      </w:pPr>
+      <w:r>
+        <w:rPr>
+          <w:b/>
+          <w:bCs/>
+        </w:rPr>
+        <w:t xml:space="preserve">Add persistent identifiers of connected outputs in their reciprocal metadata</w:t>
+      </w:r>
+      <w:r>
+        <w:t xml:space="preserve"> </w:t>
+      </w:r>
+      <w:r>
+        <w:t xml:space="preserve">to connect all parts of a project.</w:t>
+      </w:r>
+    </w:p>
+    <w:p>
+      <w:pPr>
+        <w:pStyle w:val="Compact"/>
+        <w:numPr>
+          <w:ilvl w:val="1"/>
           <w:numId w:val="1282"/>
         </w:numPr>
       </w:pPr>
       <w:r>
-        <w:rPr>
-          <w:b/>
-          <w:bCs/>
-        </w:rPr>
-        <w:t xml:space="preserve">Request a Digital Object Identifiers (DOI) for each of your research outputs</w:t>
-      </w:r>
-      <w:r>
-        <w:t xml:space="preserve"> </w:t>
-      </w:r>
-      <w:r>
-        <w:t xml:space="preserve">(data, code, preprint, preregistration)</w:t>
+        <w:t xml:space="preserve">include the DOI of your data, code, and preregistration in your manuscript and in the metadata field provided by your publisher if prompted.</w:t>
+      </w:r>
+    </w:p>
+    <w:p>
+      <w:pPr>
+        <w:pStyle w:val="Compact"/>
+        <w:numPr>
+          <w:ilvl w:val="1"/>
+          <w:numId w:val="1282"/>
+        </w:numPr>
+      </w:pPr>
+      <w:r>
+        <w:t xml:space="preserve">add the DOI of your code repository in the metadata of your published data and reciprocally, either in the description text or in the metadata fields provided by repositories like</w:t>
+      </w:r>
+      <w:r>
+        <w:t xml:space="preserve"> </w:t>
+      </w:r>
+      <w:hyperlink r:id="rId31">
+        <w:r>
+          <w:rPr>
+            <w:rStyle w:val="Hyperlink"/>
+          </w:rPr>
+          <w:t xml:space="preserve">Zenodo</w:t>
+        </w:r>
+      </w:hyperlink>
+      <w:r>
+        <w:t xml:space="preserve">.</w:t>
+      </w:r>
+    </w:p>
+    <w:p>
+      <w:pPr>
+        <w:pStyle w:val="Compact"/>
+        <w:numPr>
+          <w:ilvl w:val="0"/>
+          <w:numId w:val="1280"/>
+        </w:numPr>
+      </w:pPr>
+      <w:r>
+        <w:rPr>
+          <w:b/>
+          <w:bCs/>
+        </w:rPr>
+        <w:t xml:space="preserve">Add the persistent identifier of a published version of an output to all public versions of that output</w:t>
       </w:r>
     </w:p>
     <w:p>
@@ -19913,7 +19993,7 @@
         </w:numPr>
       </w:pPr>
       <w:r>
-        <w:t xml:space="preserve">you automatically get a DOI from professional repository for outputs you make public</w:t>
+        <w:t xml:space="preserve">add the DOI of the published article (provided by your publisher) in the metadata of your preprint.</w:t>
       </w:r>
     </w:p>
     <w:p>
@@ -19922,143 +20002,6 @@
         <w:numPr>
           <w:ilvl w:val="1"/>
           <w:numId w:val="1283"/>
-        </w:numPr>
-      </w:pPr>
-      <w:r>
-        <w:t xml:space="preserve">for a code repository you first want to keep private on e.g. </w:t>
-      </w:r>
-      <w:hyperlink r:id="rId31">
-        <w:r>
-          <w:rPr>
-            <w:rStyle w:val="Hyperlink"/>
-          </w:rPr>
-          <w:t xml:space="preserve">Zenodo</w:t>
-        </w:r>
-      </w:hyperlink>
-      <w:r>
-        <w:t xml:space="preserve">, you can request a DOI (by ticking a box) to reserve a DOI link and already cite it in your manuscript.</w:t>
-      </w:r>
-    </w:p>
-    <w:p>
-      <w:pPr>
-        <w:pStyle w:val="Compact"/>
-        <w:numPr>
-          <w:ilvl w:val="1"/>
-          <w:numId w:val="1283"/>
-        </w:numPr>
-      </w:pPr>
-      <w:r>
-        <w:t xml:space="preserve">for a preregistration you first embargoed (i.e. kept private for a set period of time) on e.g. the</w:t>
-      </w:r>
-      <w:r>
-        <w:t xml:space="preserve"> </w:t>
-      </w:r>
-      <w:hyperlink r:id="rId102">
-        <w:r>
-          <w:rPr>
-            <w:rStyle w:val="Hyperlink"/>
-          </w:rPr>
-          <w:t xml:space="preserve">OSF</w:t>
-        </w:r>
-      </w:hyperlink>
-      <w:r>
-        <w:t xml:space="preserve">, you must first make it public to obtain a DOI to include in your manuscript.</w:t>
-      </w:r>
-    </w:p>
-    <w:p>
-      <w:pPr>
-        <w:pStyle w:val="Compact"/>
-        <w:numPr>
-          <w:ilvl w:val="0"/>
-          <w:numId w:val="1282"/>
-        </w:numPr>
-      </w:pPr>
-      <w:r>
-        <w:rPr>
-          <w:b/>
-          <w:bCs/>
-        </w:rPr>
-        <w:t xml:space="preserve">Add persistent identifiers of connected outputs in their reciprocal metadata</w:t>
-      </w:r>
-      <w:r>
-        <w:t xml:space="preserve"> </w:t>
-      </w:r>
-      <w:r>
-        <w:t xml:space="preserve">to connect all parts of a project.</w:t>
-      </w:r>
-    </w:p>
-    <w:p>
-      <w:pPr>
-        <w:pStyle w:val="Compact"/>
-        <w:numPr>
-          <w:ilvl w:val="1"/>
-          <w:numId w:val="1284"/>
-        </w:numPr>
-      </w:pPr>
-      <w:r>
-        <w:t xml:space="preserve">include the DOI of your data, code, and preregistration in your manuscript and in the metadata field provided by your publisher if prompted.</w:t>
-      </w:r>
-    </w:p>
-    <w:p>
-      <w:pPr>
-        <w:pStyle w:val="Compact"/>
-        <w:numPr>
-          <w:ilvl w:val="1"/>
-          <w:numId w:val="1284"/>
-        </w:numPr>
-      </w:pPr>
-      <w:r>
-        <w:t xml:space="preserve">add the DOI of your code repository in the metadata of your published data and reciprocally, either in the description text or in the metadata fields provided by repositories like</w:t>
-      </w:r>
-      <w:r>
-        <w:t xml:space="preserve"> </w:t>
-      </w:r>
-      <w:hyperlink r:id="rId31">
-        <w:r>
-          <w:rPr>
-            <w:rStyle w:val="Hyperlink"/>
-          </w:rPr>
-          <w:t xml:space="preserve">Zenodo</w:t>
-        </w:r>
-      </w:hyperlink>
-      <w:r>
-        <w:t xml:space="preserve">.</w:t>
-      </w:r>
-    </w:p>
-    <w:p>
-      <w:pPr>
-        <w:pStyle w:val="Compact"/>
-        <w:numPr>
-          <w:ilvl w:val="0"/>
-          <w:numId w:val="1282"/>
-        </w:numPr>
-      </w:pPr>
-      <w:r>
-        <w:rPr>
-          <w:b/>
-          <w:bCs/>
-        </w:rPr>
-        <w:t xml:space="preserve">Add the persistent identifier of a published version of an output to all public versions of that output</w:t>
-      </w:r>
-    </w:p>
-    <w:p>
-      <w:pPr>
-        <w:pStyle w:val="Compact"/>
-        <w:numPr>
-          <w:ilvl w:val="1"/>
-          <w:numId w:val="1285"/>
-        </w:numPr>
-      </w:pPr>
-      <w:r>
-        <w:t xml:space="preserve">add the DOI of the published article (provided by your publisher) in the metadata of your preprint.</w:t>
-      </w:r>
-    </w:p>
-    <w:p>
-      <w:pPr>
-        <w:pStyle w:val="Compact"/>
-        <w:numPr>
-          <w:ilvl w:val="1"/>
-          <w:numId w:val="1285"/>
         </w:numPr>
       </w:pPr>
       <w:r>
@@ -20134,11 +20077,35 @@
         <w:pStyle w:val="Compact"/>
         <w:numPr>
           <w:ilvl w:val="0"/>
+          <w:numId w:val="1284"/>
+        </w:numPr>
+      </w:pPr>
+      <w:r>
+        <w:t xml:space="preserve">Complete metadata, README (with instructions), and documentation (e.g. data dictionary)</w:t>
+      </w:r>
+    </w:p>
+    <w:p>
+      <w:pPr>
+        <w:pStyle w:val="Compact"/>
+        <w:numPr>
+          <w:ilvl w:val="0"/>
+          <w:numId w:val="1285"/>
+        </w:numPr>
+      </w:pPr>
+      <w:r>
+        <w:t xml:space="preserve">No sensitive information in any files to be shared</w:t>
+      </w:r>
+    </w:p>
+    <w:p>
+      <w:pPr>
+        <w:pStyle w:val="Compact"/>
+        <w:numPr>
+          <w:ilvl w:val="0"/>
           <w:numId w:val="1286"/>
         </w:numPr>
       </w:pPr>
       <w:r>
-        <w:t xml:space="preserve">Complete metadata, README (with instructions), and documentation (e.g. data dictionary)</w:t>
+        <w:t xml:space="preserve">Simulated or synthetic data created to run the code instead of real data (if needed)</w:t>
       </w:r>
     </w:p>
     <w:p>
@@ -20150,7 +20117,7 @@
         </w:numPr>
       </w:pPr>
       <w:r>
-        <w:t xml:space="preserve">No sensitive information in any files to be shared</w:t>
+        <w:t xml:space="preserve">Data quality validated, code peer-reviewed, materials checked and cleaned</w:t>
       </w:r>
     </w:p>
     <w:p>
@@ -20162,7 +20129,7 @@
         </w:numPr>
       </w:pPr>
       <w:r>
-        <w:t xml:space="preserve">Simulated or synthetic data created to run the code instead of real data (if needed)</w:t>
+        <w:t xml:space="preserve">Results reproducible, following reporting guidelines, separated in preregistered vs exploratory</w:t>
       </w:r>
     </w:p>
     <w:p>
@@ -20174,7 +20141,19 @@
         </w:numPr>
       </w:pPr>
       <w:r>
-        <w:t xml:space="preserve">Data quality validated, code peer-reviewed, materials checked and cleaned</w:t>
+        <w:t xml:space="preserve">All authors have an ORCID</w:t>
+      </w:r>
+    </w:p>
+    <w:p>
+      <w:pPr>
+        <w:pStyle w:val="FirstParagraph"/>
+      </w:pPr>
+      <w:r>
+        <w:rPr>
+          <w:b/>
+          <w:bCs/>
+        </w:rPr>
+        <w:t xml:space="preserve">Upon publishing resources</w:t>
       </w:r>
     </w:p>
     <w:p>
@@ -20186,7 +20165,7 @@
         </w:numPr>
       </w:pPr>
       <w:r>
-        <w:t xml:space="preserve">Results reproducible, following reporting guidelines, separated in preregistered vs exploratory</w:t>
+        <w:t xml:space="preserve">Add an open license (e.g. CC-BY 4.0 for data and materials, Apache 2.0 for code)</w:t>
       </w:r>
     </w:p>
     <w:p>
@@ -20198,7 +20177,43 @@
         </w:numPr>
       </w:pPr>
       <w:r>
-        <w:t xml:space="preserve">All authors have an ORCID</w:t>
+        <w:t xml:space="preserve">Fill out the metadata of the repository where the resources are deposited</w:t>
+      </w:r>
+    </w:p>
+    <w:p>
+      <w:pPr>
+        <w:pStyle w:val="Compact"/>
+        <w:numPr>
+          <w:ilvl w:val="0"/>
+          <w:numId w:val="1292"/>
+        </w:numPr>
+      </w:pPr>
+      <w:r>
+        <w:t xml:space="preserve">Link authors’ ORCID, and the ROR of their organizations and funders to all resources</w:t>
+      </w:r>
+    </w:p>
+    <w:p>
+      <w:pPr>
+        <w:pStyle w:val="Compact"/>
+        <w:numPr>
+          <w:ilvl w:val="0"/>
+          <w:numId w:val="1293"/>
+        </w:numPr>
+      </w:pPr>
+      <w:r>
+        <w:t xml:space="preserve">Release publicly and get a DOI</w:t>
+      </w:r>
+    </w:p>
+    <w:p>
+      <w:pPr>
+        <w:pStyle w:val="Compact"/>
+        <w:numPr>
+          <w:ilvl w:val="0"/>
+          <w:numId w:val="1294"/>
+        </w:numPr>
+      </w:pPr>
+      <w:r>
+        <w:t xml:space="preserve">Modify the metadata of all resources to include the DOIs of other connected resources</w:t>
       </w:r>
     </w:p>
     <w:p>
@@ -20210,43 +20225,7 @@
           <w:b/>
           <w:bCs/>
         </w:rPr>
-        <w:t xml:space="preserve">Upon publishing resources</w:t>
-      </w:r>
-    </w:p>
-    <w:p>
-      <w:pPr>
-        <w:pStyle w:val="Compact"/>
-        <w:numPr>
-          <w:ilvl w:val="0"/>
-          <w:numId w:val="1292"/>
-        </w:numPr>
-      </w:pPr>
-      <w:r>
-        <w:t xml:space="preserve">Add an open license (e.g. CC-BY 4.0 for data and materials, Apache 2.0 for code)</w:t>
-      </w:r>
-    </w:p>
-    <w:p>
-      <w:pPr>
-        <w:pStyle w:val="Compact"/>
-        <w:numPr>
-          <w:ilvl w:val="0"/>
-          <w:numId w:val="1293"/>
-        </w:numPr>
-      </w:pPr>
-      <w:r>
-        <w:t xml:space="preserve">Fill out the metadata of the repository where the resources are deposited</w:t>
-      </w:r>
-    </w:p>
-    <w:p>
-      <w:pPr>
-        <w:pStyle w:val="Compact"/>
-        <w:numPr>
-          <w:ilvl w:val="0"/>
-          <w:numId w:val="1294"/>
-        </w:numPr>
-      </w:pPr>
-      <w:r>
-        <w:t xml:space="preserve">Link authors’ ORCID, and the ROR of their organizations and funders to all resources</w:t>
+        <w:t xml:space="preserve">Upon submitting an article</w:t>
       </w:r>
     </w:p>
     <w:p>
@@ -20258,7 +20237,7 @@
         </w:numPr>
       </w:pPr>
       <w:r>
-        <w:t xml:space="preserve">Release publicly and get a DOI</w:t>
+        <w:t xml:space="preserve">Include the DOI of all resources (data, code, materials, conceptual figures) in the manuscript</w:t>
       </w:r>
     </w:p>
     <w:p>
@@ -20270,7 +20249,31 @@
         </w:numPr>
       </w:pPr>
       <w:r>
-        <w:t xml:space="preserve">Modify the metadata of all resources to include the DOIs of other connected resources</w:t>
+        <w:t xml:space="preserve">Use CRediT taxonomy to give attribution to all contributors</w:t>
+      </w:r>
+    </w:p>
+    <w:p>
+      <w:pPr>
+        <w:pStyle w:val="Compact"/>
+        <w:numPr>
+          <w:ilvl w:val="0"/>
+          <w:numId w:val="1297"/>
+        </w:numPr>
+      </w:pPr>
+      <w:r>
+        <w:t xml:space="preserve">Deposit a preprint (if allowed) on preprint server or institutional repository</w:t>
+      </w:r>
+    </w:p>
+    <w:p>
+      <w:pPr>
+        <w:pStyle w:val="Compact"/>
+        <w:numPr>
+          <w:ilvl w:val="0"/>
+          <w:numId w:val="1298"/>
+        </w:numPr>
+      </w:pPr>
+      <w:r>
+        <w:t xml:space="preserve">Request an open license (CC-BY 4.0) for the article if possible to allow redistribution</w:t>
       </w:r>
     </w:p>
     <w:p>
@@ -20282,31 +20285,7 @@
           <w:b/>
           <w:bCs/>
         </w:rPr>
-        <w:t xml:space="preserve">Upon submitting an article</w:t>
-      </w:r>
-    </w:p>
-    <w:p>
-      <w:pPr>
-        <w:pStyle w:val="Compact"/>
-        <w:numPr>
-          <w:ilvl w:val="0"/>
-          <w:numId w:val="1297"/>
-        </w:numPr>
-      </w:pPr>
-      <w:r>
-        <w:t xml:space="preserve">Include the DOI of all resources (data, code, materials, conceptual figures) in the manuscript</w:t>
-      </w:r>
-    </w:p>
-    <w:p>
-      <w:pPr>
-        <w:pStyle w:val="Compact"/>
-        <w:numPr>
-          <w:ilvl w:val="0"/>
-          <w:numId w:val="1298"/>
-        </w:numPr>
-      </w:pPr>
-      <w:r>
-        <w:t xml:space="preserve">Use CRediT taxonomy to give attribution to all contributors</w:t>
+        <w:t xml:space="preserve">After acceptance of an article</w:t>
       </w:r>
     </w:p>
     <w:p>
@@ -20318,7 +20297,7 @@
         </w:numPr>
       </w:pPr>
       <w:r>
-        <w:t xml:space="preserve">Deposit a preprint (if allowed) on preprint server or institutional repository</w:t>
+        <w:t xml:space="preserve">Update the preprint with a postprint (if allowed)</w:t>
       </w:r>
     </w:p>
     <w:p>
@@ -20330,19 +20309,7 @@
         </w:numPr>
       </w:pPr>
       <w:r>
-        <w:t xml:space="preserve">Request an open license (CC-BY 4.0) for the article if possible to allow redistribution</w:t>
-      </w:r>
-    </w:p>
-    <w:p>
-      <w:pPr>
-        <w:pStyle w:val="FirstParagraph"/>
-      </w:pPr>
-      <w:r>
-        <w:rPr>
-          <w:b/>
-          <w:bCs/>
-        </w:rPr>
-        <w:t xml:space="preserve">After acceptance of an article</w:t>
+        <w:t xml:space="preserve">Link the DOI of the published article to the preprint/postprint</w:t>
       </w:r>
     </w:p>
     <w:p>
@@ -20354,7 +20321,7 @@
         </w:numPr>
       </w:pPr>
       <w:r>
-        <w:t xml:space="preserve">Update the preprint with a postprint (if allowed)</w:t>
+        <w:t xml:space="preserve">Handle data access requests if only metadata were shared</w:t>
       </w:r>
     </w:p>
     <w:p>
@@ -20363,30 +20330,6 @@
         <w:numPr>
           <w:ilvl w:val="0"/>
           <w:numId w:val="1302"/>
-        </w:numPr>
-      </w:pPr>
-      <w:r>
-        <w:t xml:space="preserve">Link the DOI of the published article to the preprint/postprint</w:t>
-      </w:r>
-    </w:p>
-    <w:p>
-      <w:pPr>
-        <w:pStyle w:val="Compact"/>
-        <w:numPr>
-          <w:ilvl w:val="0"/>
-          <w:numId w:val="1303"/>
-        </w:numPr>
-      </w:pPr>
-      <w:r>
-        <w:t xml:space="preserve">Handle data access requests if only metadata were shared</w:t>
-      </w:r>
-    </w:p>
-    <w:p>
-      <w:pPr>
-        <w:pStyle w:val="Compact"/>
-        <w:numPr>
-          <w:ilvl w:val="0"/>
-          <w:numId w:val="1304"/>
         </w:numPr>
       </w:pPr>
       <w:r>
@@ -21104,7 +21047,7 @@
     <w:abstractNumId w:val="991"/>
   </w:num>
   <w:num w:numId="1135">
-    <w:abstractNumId w:val="991"/>
+    <w:abstractNumId w:val="992"/>
   </w:num>
   <w:num w:numId="1136">
     <w:abstractNumId w:val="992"/>
@@ -21146,7 +21089,7 @@
     <w:abstractNumId w:val="992"/>
   </w:num>
   <w:num w:numId="1149">
-    <w:abstractNumId w:val="992"/>
+    <w:abstractNumId w:val="991"/>
   </w:num>
   <w:num w:numId="1150">
     <w:abstractNumId w:val="991"/>
@@ -21257,7 +21200,7 @@
     <w:abstractNumId w:val="991"/>
   </w:num>
   <w:num w:numId="1186">
-    <w:abstractNumId w:val="991"/>
+    <w:abstractNumId w:val="992"/>
   </w:num>
   <w:num w:numId="1187">
     <w:abstractNumId w:val="992"/>
@@ -21347,7 +21290,7 @@
     <w:abstractNumId w:val="992"/>
   </w:num>
   <w:num w:numId="1216">
-    <w:abstractNumId w:val="992"/>
+    <w:abstractNumId w:val="991"/>
   </w:num>
   <w:num w:numId="1217">
     <w:abstractNumId w:val="991"/>
@@ -21551,10 +21494,10 @@
     <w:abstractNumId w:val="991"/>
   </w:num>
   <w:num w:numId="1284">
-    <w:abstractNumId w:val="991"/>
+    <w:abstractNumId w:val="992"/>
   </w:num>
   <w:num w:numId="1285">
-    <w:abstractNumId w:val="991"/>
+    <w:abstractNumId w:val="992"/>
   </w:num>
   <w:num w:numId="1286">
     <w:abstractNumId w:val="992"/>
@@ -21605,12 +21548,6 @@
     <w:abstractNumId w:val="992"/>
   </w:num>
   <w:num w:numId="1302">
-    <w:abstractNumId w:val="992"/>
-  </w:num>
-  <w:num w:numId="1303">
-    <w:abstractNumId w:val="992"/>
-  </w:num>
-  <w:num w:numId="1304">
     <w:abstractNumId w:val="992"/>
   </w:num>
 </w:numbering>

--- a/training/research-cycle-handbook/research-handbook.docx
+++ b/training/research-cycle-handbook/research-handbook.docx
@@ -8068,7 +8068,7 @@
         </w:r>
       </w:hyperlink>
       <w:r>
-        <w:t xml:space="preserve">: Cloud storage service for LMU Munich</w:t>
+        <w:t xml:space="preserve">: File sync and share service for LMU Munich.</w:t>
       </w:r>
     </w:p>
     <w:p>
@@ -8088,7 +8088,7 @@
         </w:r>
       </w:hyperlink>
       <w:r>
-        <w:t xml:space="preserve">: Long-term archival storage for LMU Munich</w:t>
+        <w:t xml:space="preserve">: Data-intensive research storage for LMU Munich.</w:t>
       </w:r>
     </w:p>
     <w:bookmarkEnd w:id="170"/>
@@ -11459,7 +11459,7 @@
         </w:r>
       </w:hyperlink>
       <w:r>
-        <w:t xml:space="preserve">: Virtual machines and HPC for LMU Munich</w:t>
+        <w:t xml:space="preserve">: Virtual machines and HPC for LMU Munich.</w:t>
       </w:r>
     </w:p>
     <w:bookmarkEnd w:id="246"/>
@@ -12305,7 +12305,7 @@
         </w:r>
       </w:hyperlink>
       <w:r>
-        <w:t xml:space="preserve">: Institutional open source chat service for LMU Munich.</w:t>
+        <w:t xml:space="preserve">: Institutional chat service for LMU Munich.</w:t>
       </w:r>
     </w:p>
     <w:bookmarkEnd w:id="260"/>
@@ -13740,7 +13740,7 @@
         </w:r>
       </w:hyperlink>
       <w:r>
-        <w:t xml:space="preserve">: Cloud storage service for LMU Munich</w:t>
+        <w:t xml:space="preserve">: File sync and share service for LMU Munich.</w:t>
       </w:r>
     </w:p>
     <w:p>
@@ -13760,7 +13760,7 @@
         </w:r>
       </w:hyperlink>
       <w:r>
-        <w:t xml:space="preserve">: Institutional open source chat service for LMU Munich.</w:t>
+        <w:t xml:space="preserve">: Institutional chat service for LMU Munich.</w:t>
       </w:r>
     </w:p>
     <w:bookmarkEnd w:id="286"/>

--- a/training/research-cycle-handbook/research-handbook.docx
+++ b/training/research-cycle-handbook/research-handbook.docx
@@ -10778,7 +10778,7 @@
     </w:p>
     <w:bookmarkEnd w:id="236"/>
     <w:bookmarkEnd w:id="237"/>
-    <w:bookmarkStart w:id="299" w:name="sec-analyze-and-collaborate-chapter"/>
+    <w:bookmarkStart w:id="301" w:name="sec-analyze-and-collaborate-chapter"/>
     <w:p>
       <w:pPr>
         <w:pStyle w:val="Heading1"/>
@@ -10787,7 +10787,7 @@
         <w:t xml:space="preserve">3. Analyze &amp; Collaborate</w:t>
       </w:r>
     </w:p>
-    <w:bookmarkStart w:id="278" w:name="accordion-data-processing-analysis"/>
+    <w:bookmarkStart w:id="280" w:name="accordion-data-processing-analysis"/>
     <w:p>
       <w:pPr>
         <w:pStyle w:val="FirstParagraph"/>
@@ -10809,7 +10809,7 @@
       </w:r>
     </w:p>
     <w:bookmarkEnd w:id="238"/>
-    <w:bookmarkStart w:id="277" w:name="collapse-data-processing-analysis"/>
+    <w:bookmarkStart w:id="279" w:name="collapse-data-processing-analysis"/>
     <w:p>
       <w:pPr>
         <w:pStyle w:val="FirstParagraph"/>
@@ -10881,7 +10881,7 @@
         <w:t xml:space="preserve">This section outlines a recommended workflow for R users.</w:t>
       </w:r>
     </w:p>
-    <w:bookmarkStart w:id="276" w:name="data-processing-analysis-collapse"/>
+    <w:bookmarkStart w:id="278" w:name="data-processing-analysis-collapse"/>
     <w:bookmarkStart w:id="239" w:name="sec-programming"/>
     <w:p>
       <w:pPr>
@@ -10892,7 +10892,7 @@
       </w:r>
     </w:p>
     <w:bookmarkEnd w:id="239"/>
-    <w:bookmarkStart w:id="247" w:name="collapse-programming"/>
+    <w:bookmarkStart w:id="249" w:name="collapse-programming"/>
     <w:p>
       <w:pPr>
         <w:pStyle w:val="Compact"/>
@@ -10925,30 +10925,42 @@
       <w:r>
         <w:t xml:space="preserve">).</w:t>
       </w:r>
-      <w:r>
-        <w:t xml:space="preserve"> </w:t>
-      </w:r>
-      <w:r>
-        <w:rPr>
-          <w:b/>
-          <w:bCs/>
-        </w:rPr>
-        <w:t xml:space="preserve">Use relative paths</w:t>
-      </w:r>
-      <w:r>
-        <w:t xml:space="preserve"> </w:t>
-      </w:r>
-      <w:r>
-        <w:t xml:space="preserve">(i.e. </w:t>
+    </w:p>
+    <w:p>
+      <w:pPr>
+        <w:pStyle w:val="Compact"/>
+        <w:numPr>
+          <w:ilvl w:val="0"/>
+          <w:numId w:val="1150"/>
+        </w:numPr>
+      </w:pPr>
+      <w:r>
+        <w:rPr>
+          <w:b/>
+          <w:bCs/>
+        </w:rPr>
+        <w:t xml:space="preserve">Use relative paths so the project stays portable.</w:t>
+      </w:r>
+      <w:r>
+        <w:t xml:space="preserve"> </w:t>
+      </w:r>
+      <w:r>
+        <w:t xml:space="preserve">In an RStudio project, the working directory of an R script is the project root by default, so</w:t>
+      </w:r>
+      <w:r>
+        <w:t xml:space="preserve"> </w:t>
       </w:r>
       <w:r>
         <w:rPr>
           <w:rStyle w:val="VerbatimChar"/>
         </w:rPr>
-        <w:t xml:space="preserve">“./subfolder”</w:t>
-      </w:r>
-      <w:r>
-        <w:t xml:space="preserve">, where</w:t>
+        <w:t xml:space="preserve">read.csv("01_data/raw/data.csv")</w:t>
+      </w:r>
+      <w:r>
+        <w:t xml:space="preserve"> </w:t>
+      </w:r>
+      <w:r>
+        <w:t xml:space="preserve">works from any script. For a Quarto file the working directory is the folder of that file, so the same line would need</w:t>
       </w:r>
       <w:r>
         <w:t xml:space="preserve"> </w:t>
@@ -10957,26 +10969,90 @@
         <w:rPr>
           <w:rStyle w:val="VerbatimChar"/>
         </w:rPr>
+        <w:t xml:space="preserve">"../01_data/raw/data.csv"</w:t>
+      </w:r>
+      <w:r>
+        <w:t xml:space="preserve">, and would break if you move the file within the project. The</w:t>
+      </w:r>
+      <w:r>
+        <w:t xml:space="preserve"> </w:t>
+      </w:r>
+      <w:hyperlink r:id="rId240">
+        <w:r>
+          <w:rPr>
+            <w:rStyle w:val="VerbatimChar"/>
+          </w:rPr>
+          <w:t xml:space="preserve">here</w:t>
+        </w:r>
+      </w:hyperlink>
+      <w:r>
+        <w:t xml:space="preserve"> </w:t>
+      </w:r>
+      <w:r>
+        <w:t xml:space="preserve">package avoids this:</w:t>
+      </w:r>
+      <w:r>
+        <w:t xml:space="preserve"> </w:t>
+      </w:r>
+      <w:r>
+        <w:rPr>
+          <w:rStyle w:val="VerbatimChar"/>
+        </w:rPr>
+        <w:t xml:space="preserve">read.csv(here::here("01_data", "raw", "data.csv"))</w:t>
+      </w:r>
+      <w:r>
+        <w:t xml:space="preserve"> </w:t>
+      </w:r>
+      <w:r>
+        <w:t xml:space="preserve">works the same in R scripts and Quarto files and always starts from the project root (see our</w:t>
+      </w:r>
+      <w:r>
+        <w:t xml:space="preserve"> </w:t>
+      </w:r>
+      <w:hyperlink r:id="rId241">
+        <w:r>
+          <w:rPr>
+            <w:rStyle w:val="Hyperlink"/>
+          </w:rPr>
+          <w:t xml:space="preserve">R tutorial</w:t>
+        </w:r>
+      </w:hyperlink>
+      <w:r>
+        <w:t xml:space="preserve">).</w:t>
+      </w:r>
+    </w:p>
+    <w:p>
+      <w:pPr>
+        <w:pStyle w:val="Compact"/>
+        <w:numPr>
+          <w:ilvl w:val="0"/>
+          <w:numId w:val="1150"/>
+        </w:numPr>
+      </w:pPr>
+      <w:r>
+        <w:rPr>
+          <w:b/>
+          <w:bCs/>
+        </w:rPr>
+        <w:t xml:space="preserve">Use a standard folder structure</w:t>
+      </w:r>
+      <w:r>
+        <w:t xml:space="preserve">. Your code repository should include a standard folder structure that make sense for your type of research, ideally shared across your team members. You can for instance use our</w:t>
+      </w:r>
+      <w:r>
+        <w:t xml:space="preserve"> </w:t>
+      </w:r>
+      <w:hyperlink r:id="rId175">
+        <w:r>
+          <w:rPr>
+            <w:rStyle w:val="Hyperlink"/>
+          </w:rPr>
+          <w:t xml:space="preserve">research project template</w:t>
+        </w:r>
+      </w:hyperlink>
+      <w:r>
         <w:t xml:space="preserve">.</w:t>
       </w:r>
-      <w:r>
-        <w:t xml:space="preserve"> </w:t>
-      </w:r>
-      <w:r>
-        <w:t xml:space="preserve">represents the root of your .Rproj directory) or the library</w:t>
-      </w:r>
-      <w:r>
-        <w:t xml:space="preserve"> </w:t>
-      </w:r>
-      <w:r>
-        <w:rPr>
-          <w:rStyle w:val="VerbatimChar"/>
-        </w:rPr>
-        <w:t xml:space="preserve">here</w:t>
-      </w:r>
-      <w:r>
-        <w:t xml:space="preserve">, so the project stays portable to another environment</w:t>
-      </w:r>
     </w:p>
     <w:p>
       <w:pPr>
@@ -10991,24 +11067,38 @@
           <w:b/>
           <w:bCs/>
         </w:rPr>
-        <w:t xml:space="preserve">Use a standard folder structure</w:t>
-      </w:r>
-      <w:r>
-        <w:t xml:space="preserve">. Your code repository should include a standard folder structure that make sense for your type of research, ideally shared across your team members. You can for instance use our</w:t>
-      </w:r>
-      <w:r>
-        <w:t xml:space="preserve"> </w:t>
-      </w:r>
-      <w:hyperlink r:id="rId175">
-        <w:r>
-          <w:rPr>
-            <w:rStyle w:val="Hyperlink"/>
-          </w:rPr>
-          <w:t xml:space="preserve">research project template</w:t>
-        </w:r>
-      </w:hyperlink>
-      <w:r>
-        <w:t xml:space="preserve">.</w:t>
+        <w:t xml:space="preserve">Stop clicking, start coding</w:t>
+      </w:r>
+      <w:r>
+        <w:t xml:space="preserve">. Automatize all possible steps, including data acquisition (see</w:t>
+      </w:r>
+      <w:r>
+        <w:t xml:space="preserve"> </w:t>
+      </w:r>
+      <w:hyperlink w:anchor="sec-data-collection">
+        <w:r>
+          <w:rPr>
+            <w:rStyle w:val="Hyperlink"/>
+          </w:rPr>
+          <w:t xml:space="preserve">Section 2.1</w:t>
+        </w:r>
+      </w:hyperlink>
+      <w:r>
+        <w:t xml:space="preserve">), data processing and transformation, data analyses, data visualization, and results reporting (see</w:t>
+      </w:r>
+      <w:r>
+        <w:t xml:space="preserve"> </w:t>
+      </w:r>
+      <w:hyperlink w:anchor="sec-reporting-results">
+        <w:r>
+          <w:rPr>
+            <w:rStyle w:val="Hyperlink"/>
+          </w:rPr>
+          <w:t xml:space="preserve">3.2. Reporting Results</w:t>
+        </w:r>
+      </w:hyperlink>
+      <w:r>
+        <w:t xml:space="preserve">)</w:t>
       </w:r>
     </w:p>
     <w:p>
@@ -11024,53 +11114,6 @@
           <w:b/>
           <w:bCs/>
         </w:rPr>
-        <w:t xml:space="preserve">Stop clicking, start coding</w:t>
-      </w:r>
-      <w:r>
-        <w:t xml:space="preserve">. Automatize all possible steps, including data acquisition (see</w:t>
-      </w:r>
-      <w:r>
-        <w:t xml:space="preserve"> </w:t>
-      </w:r>
-      <w:hyperlink w:anchor="sec-data-collection">
-        <w:r>
-          <w:rPr>
-            <w:rStyle w:val="Hyperlink"/>
-          </w:rPr>
-          <w:t xml:space="preserve">Section 2.1</w:t>
-        </w:r>
-      </w:hyperlink>
-      <w:r>
-        <w:t xml:space="preserve">), data processing and transformation, data analyses, data visualization, and results reporting (see</w:t>
-      </w:r>
-      <w:r>
-        <w:t xml:space="preserve"> </w:t>
-      </w:r>
-      <w:hyperlink w:anchor="sec-reporting-results">
-        <w:r>
-          <w:rPr>
-            <w:rStyle w:val="Hyperlink"/>
-          </w:rPr>
-          <w:t xml:space="preserve">3.2. Reporting Results</w:t>
-        </w:r>
-      </w:hyperlink>
-      <w:r>
-        <w:t xml:space="preserve">)</w:t>
-      </w:r>
-    </w:p>
-    <w:p>
-      <w:pPr>
-        <w:pStyle w:val="Compact"/>
-        <w:numPr>
-          <w:ilvl w:val="0"/>
-          <w:numId w:val="1150"/>
-        </w:numPr>
-      </w:pPr>
-      <w:r>
-        <w:rPr>
-          <w:b/>
-          <w:bCs/>
-        </w:rPr>
         <w:t xml:space="preserve">Structure, comment, and standardize your scripts.</w:t>
       </w:r>
       <w:r>
@@ -11082,7 +11125,7 @@
       <w:r>
         <w:t xml:space="preserve"> </w:t>
       </w:r>
-      <w:hyperlink r:id="rId240">
+      <w:hyperlink r:id="rId242">
         <w:r>
           <w:rPr>
             <w:rStyle w:val="Hyperlink"/>
@@ -11258,7 +11301,7 @@
       <w:r>
         <w:t xml:space="preserve">to increase readability. Use automated styling tools (e.g. </w:t>
       </w:r>
-      <w:hyperlink r:id="rId241">
+      <w:hyperlink r:id="rId243">
         <w:r>
           <w:rPr>
             <w:rStyle w:val="VerbatimChar"/>
@@ -11272,57 +11315,185 @@
       <w:r>
         <w:t xml:space="preserve"> </w:t>
       </w:r>
+      <w:hyperlink r:id="rId244">
+        <w:r>
+          <w:rPr>
+            <w:rStyle w:val="VerbatimChar"/>
+          </w:rPr>
+          <w:t xml:space="preserve">lintr</w:t>
+        </w:r>
+      </w:hyperlink>
+      <w:r>
+        <w:t xml:space="preserve">, and</w:t>
+      </w:r>
+      <w:r>
+        <w:t xml:space="preserve"> </w:t>
+      </w:r>
+      <w:hyperlink r:id="rId245">
+        <w:r>
+          <w:rPr>
+            <w:rStyle w:val="VerbatimChar"/>
+          </w:rPr>
+          <w:t xml:space="preserve">Air</w:t>
+        </w:r>
+      </w:hyperlink>
+      <w:r>
+        <w:t xml:space="preserve"> </w:t>
+      </w:r>
+      <w:r>
+        <w:t xml:space="preserve">for R).</w:t>
+      </w:r>
+    </w:p>
+    <w:p>
+      <w:pPr>
+        <w:pStyle w:val="Compact"/>
+        <w:numPr>
+          <w:ilvl w:val="0"/>
+          <w:numId w:val="1150"/>
+        </w:numPr>
+      </w:pPr>
+      <w:r>
+        <w:rPr>
+          <w:b/>
+          <w:bCs/>
+        </w:rPr>
+        <w:t xml:space="preserve">Use LRZ Compute Cloud for data-intensive analyses</w:t>
+      </w:r>
+      <w:r>
+        <w:t xml:space="preserve">.</w:t>
+      </w:r>
+      <w:r>
+        <w:t xml:space="preserve"> </w:t>
+      </w:r>
+      <w:hyperlink r:id="rId246">
+        <w:r>
+          <w:rPr>
+            <w:rStyle w:val="Hyperlink"/>
+          </w:rPr>
+          <w:t xml:space="preserve">LRZ Supercomputing</w:t>
+        </w:r>
+      </w:hyperlink>
+      <w:r>
+        <w:t xml:space="preserve"> </w:t>
+      </w:r>
+      <w:r>
+        <w:t xml:space="preserve">provide virtual machines, high-performance computing, and storage to researchers of LMU Munich.</w:t>
+      </w:r>
+    </w:p>
+    <w:bookmarkStart w:id="247" w:name="sec-programming-lm"/>
+    <w:p>
+      <w:pPr>
+        <w:pStyle w:val="Heading4"/>
+      </w:pPr>
+      <w:r>
+        <w:t xml:space="preserve"> </w:t>
+      </w:r>
+      <w:r>
+        <w:t xml:space="preserve">LEARN MORE</w:t>
+      </w:r>
+    </w:p>
+    <w:p>
+      <w:pPr>
+        <w:pStyle w:val="Compact"/>
+        <w:numPr>
+          <w:ilvl w:val="0"/>
+          <w:numId w:val="1152"/>
+        </w:numPr>
+      </w:pPr>
+      <w:hyperlink r:id="rId113">
+        <w:r>
+          <w:rPr>
+            <w:rStyle w:val="Hyperlink"/>
+          </w:rPr>
+          <w:t xml:space="preserve">R Tutorial</w:t>
+        </w:r>
+      </w:hyperlink>
+      <w:r>
+        <w:t xml:space="preserve">: Process your data reproducibly in R. (3h)</w:t>
+      </w:r>
+    </w:p>
+    <w:p>
+      <w:pPr>
+        <w:pStyle w:val="Compact"/>
+        <w:numPr>
+          <w:ilvl w:val="0"/>
+          <w:numId w:val="1153"/>
+        </w:numPr>
+      </w:pPr>
+      <w:hyperlink r:id="rId112">
+        <w:r>
+          <w:rPr>
+            <w:rStyle w:val="Hyperlink"/>
+          </w:rPr>
+          <w:t xml:space="preserve">Data simulation in R</w:t>
+        </w:r>
+      </w:hyperlink>
+      <w:r>
+        <w:t xml:space="preserve">: Set seeds and define functions to generate random data (2h)</w:t>
+      </w:r>
+    </w:p>
+    <w:p>
+      <w:pPr>
+        <w:pStyle w:val="Compact"/>
+        <w:numPr>
+          <w:ilvl w:val="0"/>
+          <w:numId w:val="1154"/>
+        </w:numPr>
+      </w:pPr>
       <w:hyperlink r:id="rId242">
         <w:r>
           <w:rPr>
-            <w:rStyle w:val="VerbatimChar"/>
-          </w:rPr>
-          <w:t xml:space="preserve">lintr</w:t>
-        </w:r>
-      </w:hyperlink>
-      <w:r>
-        <w:t xml:space="preserve">, and</w:t>
-      </w:r>
-      <w:r>
-        <w:t xml:space="preserve"> </w:t>
-      </w:r>
-      <w:hyperlink r:id="rId243">
-        <w:r>
-          <w:rPr>
-            <w:rStyle w:val="VerbatimChar"/>
-          </w:rPr>
-          <w:t xml:space="preserve">Air</w:t>
-        </w:r>
-      </w:hyperlink>
-      <w:r>
-        <w:t xml:space="preserve"> </w:t>
-      </w:r>
-      <w:r>
-        <w:t xml:space="preserve">for R).</w:t>
-      </w:r>
-    </w:p>
-    <w:p>
-      <w:pPr>
-        <w:pStyle w:val="Compact"/>
-        <w:numPr>
-          <w:ilvl w:val="0"/>
-          <w:numId w:val="1150"/>
-        </w:numPr>
-      </w:pPr>
-      <w:r>
-        <w:rPr>
-          <w:b/>
-          <w:bCs/>
-        </w:rPr>
-        <w:t xml:space="preserve">Use LRZ Compute Cloud for data-intensive analyses</w:t>
-      </w:r>
-      <w:r>
-        <w:t xml:space="preserve">.</w:t>
-      </w:r>
-      <w:r>
-        <w:t xml:space="preserve"> </w:t>
-      </w:r>
-      <w:hyperlink r:id="rId244">
+            <w:rStyle w:val="Hyperlink"/>
+          </w:rPr>
+          <w:t xml:space="preserve">Readable code lecture</w:t>
+        </w:r>
+      </w:hyperlink>
+      <w:r>
+        <w:t xml:space="preserve">: Tips to write clear, understandable, and maintainable code. (1h)</w:t>
+      </w:r>
+    </w:p>
+    <w:bookmarkEnd w:id="247"/>
+    <w:bookmarkStart w:id="248" w:name="sec-programming-tr"/>
+    <w:p>
+      <w:pPr>
+        <w:pStyle w:val="Heading4"/>
+      </w:pPr>
+      <w:r>
+        <w:t xml:space="preserve"> </w:t>
+      </w:r>
+      <w:r>
+        <w:t xml:space="preserve">TOOLS &amp; RESOURCES</w:t>
+      </w:r>
+    </w:p>
+    <w:p>
+      <w:pPr>
+        <w:pStyle w:val="Compact"/>
+        <w:numPr>
+          <w:ilvl w:val="0"/>
+          <w:numId w:val="1155"/>
+        </w:numPr>
+      </w:pPr>
+      <w:hyperlink r:id="rId175">
+        <w:r>
+          <w:rPr>
+            <w:rStyle w:val="Hyperlink"/>
+          </w:rPr>
+          <w:t xml:space="preserve">Research Project Template</w:t>
+        </w:r>
+      </w:hyperlink>
+      <w:r>
+        <w:t xml:space="preserve">: Project folder separating raw &amp; processed data, code, and outputs.</w:t>
+      </w:r>
+    </w:p>
+    <w:p>
+      <w:pPr>
+        <w:pStyle w:val="Compact"/>
+        <w:numPr>
+          <w:ilvl w:val="0"/>
+          <w:numId w:val="1156"/>
+        </w:numPr>
+      </w:pPr>
+      <w:hyperlink r:id="rId246">
         <w:r>
           <w:rPr>
             <w:rStyle w:val="Hyperlink"/>
@@ -11331,140 +11502,12 @@
         </w:r>
       </w:hyperlink>
       <w:r>
-        <w:t xml:space="preserve"> </w:t>
-      </w:r>
-      <w:r>
-        <w:t xml:space="preserve">provide virtual machines, high-performance computing, and storage to researchers of LMU Munich.</w:t>
-      </w:r>
-    </w:p>
-    <w:bookmarkStart w:id="245" w:name="sec-programming-lm"/>
-    <w:p>
-      <w:pPr>
-        <w:pStyle w:val="Heading4"/>
-      </w:pPr>
-      <w:r>
-        <w:t xml:space="preserve"> </w:t>
-      </w:r>
-      <w:r>
-        <w:t xml:space="preserve">LEARN MORE</w:t>
-      </w:r>
-    </w:p>
-    <w:p>
-      <w:pPr>
-        <w:pStyle w:val="Compact"/>
-        <w:numPr>
-          <w:ilvl w:val="0"/>
-          <w:numId w:val="1152"/>
-        </w:numPr>
-      </w:pPr>
-      <w:hyperlink r:id="rId113">
-        <w:r>
-          <w:rPr>
-            <w:rStyle w:val="Hyperlink"/>
-          </w:rPr>
-          <w:t xml:space="preserve">R Tutorial</w:t>
-        </w:r>
-      </w:hyperlink>
-      <w:r>
-        <w:t xml:space="preserve">: Process your data reproducibly in R. (3h)</w:t>
-      </w:r>
-    </w:p>
-    <w:p>
-      <w:pPr>
-        <w:pStyle w:val="Compact"/>
-        <w:numPr>
-          <w:ilvl w:val="0"/>
-          <w:numId w:val="1153"/>
-        </w:numPr>
-      </w:pPr>
-      <w:hyperlink r:id="rId112">
-        <w:r>
-          <w:rPr>
-            <w:rStyle w:val="Hyperlink"/>
-          </w:rPr>
-          <w:t xml:space="preserve">Data simulation in R</w:t>
-        </w:r>
-      </w:hyperlink>
-      <w:r>
-        <w:t xml:space="preserve">: Set seeds and define functions to generate random data (2h)</w:t>
-      </w:r>
-    </w:p>
-    <w:p>
-      <w:pPr>
-        <w:pStyle w:val="Compact"/>
-        <w:numPr>
-          <w:ilvl w:val="0"/>
-          <w:numId w:val="1154"/>
-        </w:numPr>
-      </w:pPr>
-      <w:hyperlink r:id="rId240">
-        <w:r>
-          <w:rPr>
-            <w:rStyle w:val="Hyperlink"/>
-          </w:rPr>
-          <w:t xml:space="preserve">Readable code lecture</w:t>
-        </w:r>
-      </w:hyperlink>
-      <w:r>
-        <w:t xml:space="preserve">: Tips to write clear, understandable, and maintainable code. (1h)</w:t>
-      </w:r>
-    </w:p>
-    <w:bookmarkEnd w:id="245"/>
-    <w:bookmarkStart w:id="246" w:name="sec-programming-tr"/>
-    <w:p>
-      <w:pPr>
-        <w:pStyle w:val="Heading4"/>
-      </w:pPr>
-      <w:r>
-        <w:t xml:space="preserve"> </w:t>
-      </w:r>
-      <w:r>
-        <w:t xml:space="preserve">TOOLS &amp; RESOURCES</w:t>
-      </w:r>
-    </w:p>
-    <w:p>
-      <w:pPr>
-        <w:pStyle w:val="Compact"/>
-        <w:numPr>
-          <w:ilvl w:val="0"/>
-          <w:numId w:val="1155"/>
-        </w:numPr>
-      </w:pPr>
-      <w:hyperlink r:id="rId175">
-        <w:r>
-          <w:rPr>
-            <w:rStyle w:val="Hyperlink"/>
-          </w:rPr>
-          <w:t xml:space="preserve">Research Project Template</w:t>
-        </w:r>
-      </w:hyperlink>
-      <w:r>
-        <w:t xml:space="preserve">: Project folder separating raw &amp; processed data, code, and outputs.</w:t>
-      </w:r>
-    </w:p>
-    <w:p>
-      <w:pPr>
-        <w:pStyle w:val="Compact"/>
-        <w:numPr>
-          <w:ilvl w:val="0"/>
-          <w:numId w:val="1156"/>
-        </w:numPr>
-      </w:pPr>
-      <w:hyperlink r:id="rId244">
-        <w:r>
-          <w:rPr>
-            <w:rStyle w:val="Hyperlink"/>
-          </w:rPr>
-          <w:t xml:space="preserve">LRZ Supercomputing</w:t>
-        </w:r>
-      </w:hyperlink>
-      <w:r>
         <w:t xml:space="preserve">: Virtual machines and HPC for LMU Munich.</w:t>
       </w:r>
     </w:p>
-    <w:bookmarkEnd w:id="246"/>
-    <w:bookmarkEnd w:id="247"/>
-    <w:bookmarkStart w:id="248" w:name="sec-version-control-03"/>
+    <w:bookmarkEnd w:id="248"/>
+    <w:bookmarkEnd w:id="249"/>
+    <w:bookmarkStart w:id="250" w:name="sec-version-control-03"/>
     <w:p>
       <w:pPr>
         <w:pStyle w:val="Heading3"/>
@@ -11473,8 +11516,8 @@
         <w:t xml:space="preserve">3.1.2 Version Control</w:t>
       </w:r>
     </w:p>
-    <w:bookmarkEnd w:id="248"/>
-    <w:bookmarkStart w:id="261" w:name="collapse-version-control-03"/>
+    <w:bookmarkEnd w:id="250"/>
+    <w:bookmarkStart w:id="263" w:name="collapse-version-control-03"/>
     <w:p>
       <w:pPr>
         <w:pStyle w:val="FirstParagraph"/>
@@ -11514,7 +11557,7 @@
       <w:r>
         <w:t xml:space="preserve"> </w:t>
       </w:r>
-      <w:hyperlink r:id="rId249">
+      <w:hyperlink r:id="rId251">
         <w:r>
           <w:rPr>
             <w:rStyle w:val="Hyperlink"/>
@@ -11585,7 +11628,7 @@
       <w:r>
         <w:t xml:space="preserve"> </w:t>
       </w:r>
-      <w:hyperlink r:id="rId250">
+      <w:hyperlink r:id="rId252">
         <w:r>
           <w:rPr>
             <w:rStyle w:val="Hyperlink"/>
@@ -11638,12 +11681,12 @@
                 <wp:inline>
                   <wp:extent cx="152400" cy="152400"/>
                   <wp:effectExtent b="0" l="0" r="0" t="0"/>
-                  <wp:docPr descr="" title="" id="251" name="Picture"/>
+                  <wp:docPr descr="" title="" id="253" name="Picture"/>
                   <a:graphic>
                     <a:graphicData uri="http://schemas.openxmlformats.org/drawingml/2006/picture">
                       <pic:pic>
                         <pic:nvPicPr>
-                          <pic:cNvPr descr="/opt/quarto/share/formats/docx/note.png" id="252" name="Picture"/>
+                          <pic:cNvPr descr="/opt/quarto/share/formats/docx/note.png" id="254" name="Picture"/>
                           <pic:cNvPicPr>
                             <a:picLocks noChangeArrowheads="1" noChangeAspect="1"/>
                           </pic:cNvPicPr>
@@ -11891,12 +11934,12 @@
                 <wp:inline>
                   <wp:extent cx="152400" cy="152400"/>
                   <wp:effectExtent b="0" l="0" r="0" t="0"/>
-                  <wp:docPr descr="" title="" id="253" name="Picture"/>
+                  <wp:docPr descr="" title="" id="255" name="Picture"/>
                   <a:graphic>
                     <a:graphicData uri="http://schemas.openxmlformats.org/drawingml/2006/picture">
                       <pic:pic>
                         <pic:nvPicPr>
-                          <pic:cNvPr descr="/opt/quarto/share/formats/docx/important.png" id="254" name="Picture"/>
+                          <pic:cNvPr descr="/opt/quarto/share/formats/docx/important.png" id="256" name="Picture"/>
                           <pic:cNvPicPr>
                             <a:picLocks noChangeArrowheads="1" noChangeAspect="1"/>
                           </pic:cNvPicPr>
@@ -12022,7 +12065,7 @@
             <w:r>
               <w:t xml:space="preserve"> </w:t>
             </w:r>
-            <w:hyperlink r:id="rId255">
+            <w:hyperlink r:id="rId257">
               <w:r>
                 <w:rPr>
                   <w:rStyle w:val="Hyperlink"/>
@@ -12090,12 +12133,12 @@
                 <wp:inline>
                   <wp:extent cx="152400" cy="152400"/>
                   <wp:effectExtent b="0" l="0" r="0" t="0"/>
-                  <wp:docPr descr="" title="" id="256" name="Picture"/>
+                  <wp:docPr descr="" title="" id="258" name="Picture"/>
                   <a:graphic>
                     <a:graphicData uri="http://schemas.openxmlformats.org/drawingml/2006/picture">
                       <pic:pic>
                         <pic:nvPicPr>
-                          <pic:cNvPr descr="/opt/quarto/share/formats/docx/tip.png" id="257" name="Picture"/>
+                          <pic:cNvPr descr="/opt/quarto/share/formats/docx/tip.png" id="259" name="Picture"/>
                           <pic:cNvPicPr>
                             <a:picLocks noChangeArrowheads="1" noChangeAspect="1"/>
                           </pic:cNvPicPr>
@@ -12203,7 +12246,7 @@
         </w:tc>
       </w:tr>
     </w:tbl>
-    <w:bookmarkStart w:id="258" w:name="sec-version-control-03-lm"/>
+    <w:bookmarkStart w:id="260" w:name="sec-version-control-03-lm"/>
     <w:p>
       <w:pPr>
         <w:pStyle w:val="Heading4"/>
@@ -12255,8 +12298,8 @@
         <w:t xml:space="preserve">: Collaborative coding with GitHub and RStudio (1h)</w:t>
       </w:r>
     </w:p>
-    <w:bookmarkEnd w:id="258"/>
-    <w:bookmarkStart w:id="260" w:name="sec-version-control-03-tr"/>
+    <w:bookmarkEnd w:id="260"/>
+    <w:bookmarkStart w:id="262" w:name="sec-version-control-03-tr"/>
     <w:p>
       <w:pPr>
         <w:pStyle w:val="Heading4"/>
@@ -12296,7 +12339,7 @@
           <w:numId w:val="1162"/>
         </w:numPr>
       </w:pPr>
-      <w:hyperlink r:id="rId259">
+      <w:hyperlink r:id="rId261">
         <w:r>
           <w:rPr>
             <w:rStyle w:val="Hyperlink"/>
@@ -12308,9 +12351,9 @@
         <w:t xml:space="preserve">: Institutional chat service for LMU Munich.</w:t>
       </w:r>
     </w:p>
-    <w:bookmarkEnd w:id="260"/>
-    <w:bookmarkEnd w:id="261"/>
-    <w:bookmarkStart w:id="262" w:name="sec-computational-env-management"/>
+    <w:bookmarkEnd w:id="262"/>
+    <w:bookmarkEnd w:id="263"/>
+    <w:bookmarkStart w:id="264" w:name="sec-computational-env-management"/>
     <w:p>
       <w:pPr>
         <w:pStyle w:val="Heading3"/>
@@ -12319,8 +12362,8 @@
         <w:t xml:space="preserve">3.1.3 Computational Environment Management</w:t>
       </w:r>
     </w:p>
-    <w:bookmarkEnd w:id="262"/>
-    <w:bookmarkStart w:id="272" w:name="collapse-computational-env-management"/>
+    <w:bookmarkEnd w:id="264"/>
+    <w:bookmarkStart w:id="274" w:name="collapse-computational-env-management"/>
     <w:p>
       <w:pPr>
         <w:pStyle w:val="FirstParagraph"/>
@@ -12328,7 +12371,7 @@
       <w:r>
         <w:t xml:space="preserve">Manage your computational environment by explicitly recording the software, package versions, and dependencies required for your analyses, ensuring results can be reproduced across systems and over time. Tools such as packages managers (e.g. </w:t>
       </w:r>
-      <w:hyperlink r:id="rId263">
+      <w:hyperlink r:id="rId265">
         <w:r>
           <w:rPr>
             <w:rStyle w:val="Hyperlink"/>
@@ -12345,7 +12388,7 @@
       <w:r>
         <w:t xml:space="preserve"> </w:t>
       </w:r>
-      <w:hyperlink r:id="rId264">
+      <w:hyperlink r:id="rId266">
         <w:r>
           <w:rPr>
             <w:rStyle w:val="Hyperlink"/>
@@ -12359,7 +12402,7 @@
       <w:r>
         <w:t xml:space="preserve">for Python packages) or broader containers (e.g. </w:t>
       </w:r>
-      <w:hyperlink r:id="rId265">
+      <w:hyperlink r:id="rId267">
         <w:r>
           <w:rPr>
             <w:rStyle w:val="Hyperlink"/>
@@ -12376,7 +12419,7 @@
       <w:r>
         <w:t xml:space="preserve"> </w:t>
       </w:r>
-      <w:hyperlink r:id="rId266">
+      <w:hyperlink r:id="rId268">
         <w:r>
           <w:rPr>
             <w:rStyle w:val="Hyperlink"/>
@@ -12420,65 +12463,207 @@
       <w:r>
         <w:t xml:space="preserve"> </w:t>
       </w:r>
+      <w:hyperlink r:id="rId269">
+        <w:r>
+          <w:rPr>
+            <w:rStyle w:val="Hyperlink"/>
+          </w:rPr>
+          <w:t xml:space="preserve">renv tutorial</w:t>
+        </w:r>
+      </w:hyperlink>
+      <w:r>
+        <w:t xml:space="preserve">). This way, you or someone else can reproduce your results on another computer or at a later time using the same R packages versions.</w:t>
+      </w:r>
+    </w:p>
+    <w:p>
+      <w:pPr>
+        <w:pStyle w:val="FirstParagraph"/>
+      </w:pPr>
+      <w:r>
+        <w:t xml:space="preserve">Before publishing your project (see</w:t>
+      </w:r>
+      <w:r>
+        <w:t xml:space="preserve"> </w:t>
+      </w:r>
+      <w:hyperlink w:anchor="sec-preserve-and-share-chapter">
+        <w:r>
+          <w:rPr>
+            <w:rStyle w:val="Hyperlink"/>
+          </w:rPr>
+          <w:t xml:space="preserve">Section 4</w:t>
+        </w:r>
+      </w:hyperlink>
+      <w:r>
+        <w:t xml:space="preserve">):</w:t>
+      </w:r>
+    </w:p>
+    <w:p>
+      <w:pPr>
+        <w:pStyle w:val="Compact"/>
+        <w:numPr>
+          <w:ilvl w:val="0"/>
+          <w:numId w:val="1164"/>
+        </w:numPr>
+      </w:pPr>
+      <w:r>
+        <w:rPr>
+          <w:b/>
+          <w:bCs/>
+        </w:rPr>
+        <w:t xml:space="preserve">Record your dependencies</w:t>
+      </w:r>
+      <w:r>
+        <w:t xml:space="preserve"> </w:t>
+      </w:r>
+      <w:r>
+        <w:t xml:space="preserve">in your README file for possible reconstruction with</w:t>
+      </w:r>
+      <w:r>
+        <w:t xml:space="preserve"> </w:t>
+      </w:r>
+      <w:hyperlink r:id="rId270">
+        <w:r>
+          <w:rPr>
+            <w:rStyle w:val="Hyperlink"/>
+          </w:rPr>
+          <w:t xml:space="preserve">repo2docker</w:t>
+        </w:r>
+      </w:hyperlink>
+      <w:r>
+        <w:t xml:space="preserve"> </w:t>
+      </w:r>
+      <w:r>
+        <w:t xml:space="preserve">or binder (see</w:t>
+      </w:r>
+      <w:r>
+        <w:t xml:space="preserve"> </w:t>
+      </w:r>
+      <w:hyperlink r:id="rId271">
+        <w:r>
+          <w:rPr>
+            <w:rStyle w:val="Hyperlink"/>
+          </w:rPr>
+          <w:t xml:space="preserve">Code Publishing tutorial</w:t>
+        </w:r>
+      </w:hyperlink>
+      <w:r>
+        <w:t xml:space="preserve">).</w:t>
+      </w:r>
+    </w:p>
+    <w:bookmarkStart w:id="272" w:name="sec-computational-env-management-lm"/>
+    <w:p>
+      <w:pPr>
+        <w:pStyle w:val="Heading4"/>
+      </w:pPr>
+      <w:r>
+        <w:t xml:space="preserve"> </w:t>
+      </w:r>
+      <w:r>
+        <w:t xml:space="preserve">LEARN MORE</w:t>
+      </w:r>
+    </w:p>
+    <w:p>
+      <w:pPr>
+        <w:pStyle w:val="Compact"/>
+        <w:numPr>
+          <w:ilvl w:val="0"/>
+          <w:numId w:val="1165"/>
+        </w:numPr>
+      </w:pPr>
+      <w:hyperlink r:id="rId269">
+        <w:r>
+          <w:rPr>
+            <w:rStyle w:val="Hyperlink"/>
+          </w:rPr>
+          <w:t xml:space="preserve">Renv Tutorial</w:t>
+        </w:r>
+      </w:hyperlink>
+      <w:r>
+        <w:t xml:space="preserve">: Manage the version of your R packages (1h)</w:t>
+      </w:r>
+    </w:p>
+    <w:p>
+      <w:pPr>
+        <w:pStyle w:val="Compact"/>
+        <w:numPr>
+          <w:ilvl w:val="0"/>
+          <w:numId w:val="1166"/>
+        </w:numPr>
+      </w:pPr>
+      <w:hyperlink r:id="rId52">
+        <w:r>
+          <w:rPr>
+            <w:rStyle w:val="Hyperlink"/>
+          </w:rPr>
+          <w:t xml:space="preserve">Code Publishing Tutorial</w:t>
+        </w:r>
+      </w:hyperlink>
+      <w:r>
+        <w:t xml:space="preserve">: Publish your reproducible project on Zenodo (2h)</w:t>
+      </w:r>
+    </w:p>
+    <w:bookmarkEnd w:id="272"/>
+    <w:bookmarkStart w:id="273" w:name="sec-computational-env-management-tr"/>
+    <w:p>
+      <w:pPr>
+        <w:pStyle w:val="Heading4"/>
+      </w:pPr>
+      <w:r>
+        <w:t xml:space="preserve"> </w:t>
+      </w:r>
+      <w:r>
+        <w:t xml:space="preserve">TOOLS &amp; RESOURCES</w:t>
+      </w:r>
+    </w:p>
+    <w:p>
+      <w:pPr>
+        <w:pStyle w:val="Compact"/>
+        <w:numPr>
+          <w:ilvl w:val="0"/>
+          <w:numId w:val="1167"/>
+        </w:numPr>
+      </w:pPr>
+      <w:hyperlink r:id="rId268">
+        <w:r>
+          <w:rPr>
+            <w:rStyle w:val="Hyperlink"/>
+          </w:rPr>
+          <w:t xml:space="preserve">Binder</w:t>
+        </w:r>
+      </w:hyperlink>
+      <w:r>
+        <w:t xml:space="preserve">: Create online executable environments.</w:t>
+      </w:r>
+    </w:p>
+    <w:p>
+      <w:pPr>
+        <w:pStyle w:val="Compact"/>
+        <w:numPr>
+          <w:ilvl w:val="0"/>
+          <w:numId w:val="1168"/>
+        </w:numPr>
+      </w:pPr>
       <w:hyperlink r:id="rId267">
         <w:r>
           <w:rPr>
             <w:rStyle w:val="Hyperlink"/>
           </w:rPr>
-          <w:t xml:space="preserve">renv tutorial</w:t>
-        </w:r>
-      </w:hyperlink>
-      <w:r>
-        <w:t xml:space="preserve">). This way, you or someone else can reproduce your results on another computer or at a later time using the same R packages versions.</w:t>
-      </w:r>
-    </w:p>
-    <w:p>
-      <w:pPr>
-        <w:pStyle w:val="FirstParagraph"/>
-      </w:pPr>
-      <w:r>
-        <w:t xml:space="preserve">Before publishing your project (see</w:t>
-      </w:r>
-      <w:r>
-        <w:t xml:space="preserve"> </w:t>
-      </w:r>
-      <w:hyperlink w:anchor="sec-preserve-and-share-chapter">
-        <w:r>
-          <w:rPr>
-            <w:rStyle w:val="Hyperlink"/>
-          </w:rPr>
-          <w:t xml:space="preserve">Section 4</w:t>
-        </w:r>
-      </w:hyperlink>
-      <w:r>
-        <w:t xml:space="preserve">):</w:t>
-      </w:r>
-    </w:p>
-    <w:p>
-      <w:pPr>
-        <w:pStyle w:val="Compact"/>
-        <w:numPr>
-          <w:ilvl w:val="0"/>
-          <w:numId w:val="1164"/>
-        </w:numPr>
-      </w:pPr>
-      <w:r>
-        <w:rPr>
-          <w:b/>
-          <w:bCs/>
-        </w:rPr>
-        <w:t xml:space="preserve">Record your dependencies</w:t>
-      </w:r>
-      <w:r>
-        <w:t xml:space="preserve"> </w:t>
-      </w:r>
-      <w:r>
-        <w:t xml:space="preserve">in your README file for possible reconstruction with</w:t>
-      </w:r>
-      <w:r>
-        <w:t xml:space="preserve"> </w:t>
-      </w:r>
-      <w:hyperlink r:id="rId268">
+          <w:t xml:space="preserve">Docker</w:t>
+        </w:r>
+      </w:hyperlink>
+      <w:r>
+        <w:t xml:space="preserve">: Containerization for full reproducibility.</w:t>
+      </w:r>
+    </w:p>
+    <w:p>
+      <w:pPr>
+        <w:pStyle w:val="Compact"/>
+        <w:numPr>
+          <w:ilvl w:val="0"/>
+          <w:numId w:val="1169"/>
+        </w:numPr>
+      </w:pPr>
+      <w:hyperlink r:id="rId270">
         <w:r>
           <w:rPr>
             <w:rStyle w:val="Hyperlink"/>
@@ -12487,154 +12672,12 @@
         </w:r>
       </w:hyperlink>
       <w:r>
-        <w:t xml:space="preserve"> </w:t>
-      </w:r>
-      <w:r>
-        <w:t xml:space="preserve">or binder (see</w:t>
-      </w:r>
-      <w:r>
-        <w:t xml:space="preserve"> </w:t>
-      </w:r>
-      <w:hyperlink r:id="rId269">
-        <w:r>
-          <w:rPr>
-            <w:rStyle w:val="Hyperlink"/>
-          </w:rPr>
-          <w:t xml:space="preserve">Code Publishing tutorial</w:t>
-        </w:r>
-      </w:hyperlink>
-      <w:r>
-        <w:t xml:space="preserve">).</w:t>
-      </w:r>
-    </w:p>
-    <w:bookmarkStart w:id="270" w:name="sec-computational-env-management-lm"/>
-    <w:p>
-      <w:pPr>
-        <w:pStyle w:val="Heading4"/>
-      </w:pPr>
-      <w:r>
-        <w:t xml:space="preserve"> </w:t>
-      </w:r>
-      <w:r>
-        <w:t xml:space="preserve">LEARN MORE</w:t>
-      </w:r>
-    </w:p>
-    <w:p>
-      <w:pPr>
-        <w:pStyle w:val="Compact"/>
-        <w:numPr>
-          <w:ilvl w:val="0"/>
-          <w:numId w:val="1165"/>
-        </w:numPr>
-      </w:pPr>
-      <w:hyperlink r:id="rId267">
-        <w:r>
-          <w:rPr>
-            <w:rStyle w:val="Hyperlink"/>
-          </w:rPr>
-          <w:t xml:space="preserve">Renv Tutorial</w:t>
-        </w:r>
-      </w:hyperlink>
-      <w:r>
-        <w:t xml:space="preserve">: Manage the version of your R packages (1h)</w:t>
-      </w:r>
-    </w:p>
-    <w:p>
-      <w:pPr>
-        <w:pStyle w:val="Compact"/>
-        <w:numPr>
-          <w:ilvl w:val="0"/>
-          <w:numId w:val="1166"/>
-        </w:numPr>
-      </w:pPr>
-      <w:hyperlink r:id="rId52">
-        <w:r>
-          <w:rPr>
-            <w:rStyle w:val="Hyperlink"/>
-          </w:rPr>
-          <w:t xml:space="preserve">Code Publishing Tutorial</w:t>
-        </w:r>
-      </w:hyperlink>
-      <w:r>
-        <w:t xml:space="preserve">: Publish your reproducible project on Zenodo (2h)</w:t>
-      </w:r>
-    </w:p>
-    <w:bookmarkEnd w:id="270"/>
-    <w:bookmarkStart w:id="271" w:name="sec-computational-env-management-tr"/>
-    <w:p>
-      <w:pPr>
-        <w:pStyle w:val="Heading4"/>
-      </w:pPr>
-      <w:r>
-        <w:t xml:space="preserve"> </w:t>
-      </w:r>
-      <w:r>
-        <w:t xml:space="preserve">TOOLS &amp; RESOURCES</w:t>
-      </w:r>
-    </w:p>
-    <w:p>
-      <w:pPr>
-        <w:pStyle w:val="Compact"/>
-        <w:numPr>
-          <w:ilvl w:val="0"/>
-          <w:numId w:val="1167"/>
-        </w:numPr>
-      </w:pPr>
-      <w:hyperlink r:id="rId266">
-        <w:r>
-          <w:rPr>
-            <w:rStyle w:val="Hyperlink"/>
-          </w:rPr>
-          <w:t xml:space="preserve">Binder</w:t>
-        </w:r>
-      </w:hyperlink>
-      <w:r>
-        <w:t xml:space="preserve">: Create online executable environments.</w:t>
-      </w:r>
-    </w:p>
-    <w:p>
-      <w:pPr>
-        <w:pStyle w:val="Compact"/>
-        <w:numPr>
-          <w:ilvl w:val="0"/>
-          <w:numId w:val="1168"/>
-        </w:numPr>
-      </w:pPr>
-      <w:hyperlink r:id="rId265">
-        <w:r>
-          <w:rPr>
-            <w:rStyle w:val="Hyperlink"/>
-          </w:rPr>
-          <w:t xml:space="preserve">Docker</w:t>
-        </w:r>
-      </w:hyperlink>
-      <w:r>
-        <w:t xml:space="preserve">: Containerization for full reproducibility.</w:t>
-      </w:r>
-    </w:p>
-    <w:p>
-      <w:pPr>
-        <w:pStyle w:val="Compact"/>
-        <w:numPr>
-          <w:ilvl w:val="0"/>
-          <w:numId w:val="1169"/>
-        </w:numPr>
-      </w:pPr>
-      <w:hyperlink r:id="rId268">
-        <w:r>
-          <w:rPr>
-            <w:rStyle w:val="Hyperlink"/>
-          </w:rPr>
-          <w:t xml:space="preserve">repo2docker</w:t>
-        </w:r>
-      </w:hyperlink>
-      <w:r>
         <w:t xml:space="preserve">: Build and run user environment containers.</w:t>
       </w:r>
     </w:p>
-    <w:bookmarkEnd w:id="271"/>
-    <w:bookmarkEnd w:id="272"/>
-    <w:bookmarkStart w:id="273" w:name="sec-documentation-03"/>
+    <w:bookmarkEnd w:id="273"/>
+    <w:bookmarkEnd w:id="274"/>
+    <w:bookmarkStart w:id="275" w:name="sec-documentation-03"/>
     <w:p>
       <w:pPr>
         <w:pStyle w:val="Heading3"/>
@@ -12643,8 +12686,8 @@
         <w:t xml:space="preserve">3.1.4 Documentation</w:t>
       </w:r>
     </w:p>
-    <w:bookmarkEnd w:id="273"/>
-    <w:bookmarkStart w:id="275" w:name="collapse-documentation-03"/>
+    <w:bookmarkEnd w:id="275"/>
+    <w:bookmarkStart w:id="277" w:name="collapse-documentation-03"/>
     <w:p>
       <w:pPr>
         <w:pStyle w:val="FirstParagraph"/>
@@ -12896,7 +12939,7 @@
         <w:t xml:space="preserve">Run scripts in order: 01_preprocessing.R, 02_analysis.R</w:t>
       </w:r>
     </w:p>
-    <w:bookmarkStart w:id="274" w:name="sec-documentation-03-lm"/>
+    <w:bookmarkStart w:id="276" w:name="sec-documentation-03-lm"/>
     <w:p>
       <w:pPr>
         <w:pStyle w:val="Heading4"/>
@@ -12916,7 +12959,7 @@
           <w:numId w:val="1171"/>
         </w:numPr>
       </w:pPr>
-      <w:hyperlink r:id="rId240">
+      <w:hyperlink r:id="rId242">
         <w:r>
           <w:rPr>
             <w:rStyle w:val="Hyperlink"/>
@@ -12968,12 +13011,12 @@
         <w:t xml:space="preserve">: Publish your reproducible project on Zenodo (2h)</w:t>
       </w:r>
     </w:p>
-    <w:bookmarkEnd w:id="274"/>
-    <w:bookmarkEnd w:id="275"/>
     <w:bookmarkEnd w:id="276"/>
     <w:bookmarkEnd w:id="277"/>
     <w:bookmarkEnd w:id="278"/>
-    <w:bookmarkStart w:id="297" w:name="accordion-reporting-results"/>
+    <w:bookmarkEnd w:id="279"/>
+    <w:bookmarkEnd w:id="280"/>
+    <w:bookmarkStart w:id="299" w:name="accordion-reporting-results"/>
     <w:p>
       <w:pPr>
         <w:pStyle w:val="FirstParagraph"/>
@@ -12985,7 +13028,7 @@
         <w:t xml:space="preserve"> </w:t>
       </w:r>
     </w:p>
-    <w:bookmarkStart w:id="279" w:name="sec-reporting-results"/>
+    <w:bookmarkStart w:id="281" w:name="sec-reporting-results"/>
     <w:p>
       <w:pPr>
         <w:pStyle w:val="Heading2"/>
@@ -12994,8 +13037,8 @@
         <w:t xml:space="preserve">3.2 Reporting Results</w:t>
       </w:r>
     </w:p>
-    <w:bookmarkEnd w:id="279"/>
-    <w:bookmarkStart w:id="296" w:name="collapse-reporting-results"/>
+    <w:bookmarkEnd w:id="281"/>
+    <w:bookmarkStart w:id="298" w:name="collapse-reporting-results"/>
     <w:p>
       <w:pPr>
         <w:pStyle w:val="FirstParagraph"/>
@@ -13036,8 +13079,8 @@
         <w:t xml:space="preserve">to facilitate statistical checks and future meta-analyses.</w:t>
       </w:r>
     </w:p>
-    <w:bookmarkStart w:id="295" w:name="reporting-results-collapse"/>
-    <w:bookmarkStart w:id="280" w:name="sec-results-reproducibility"/>
+    <w:bookmarkStart w:id="297" w:name="reporting-results-collapse"/>
+    <w:bookmarkStart w:id="282" w:name="sec-results-reproducibility"/>
     <w:p>
       <w:pPr>
         <w:pStyle w:val="Heading3"/>
@@ -13046,8 +13089,8 @@
         <w:t xml:space="preserve">3.2.1 Results reproducibility</w:t>
       </w:r>
     </w:p>
-    <w:bookmarkEnd w:id="280"/>
-    <w:bookmarkStart w:id="287" w:name="collapse-results-reproducibility"/>
+    <w:bookmarkEnd w:id="282"/>
+    <w:bookmarkStart w:id="289" w:name="collapse-results-reproducibility"/>
     <w:p>
       <w:pPr>
         <w:pStyle w:val="FirstParagraph"/>
@@ -13159,7 +13202,7 @@
       <w:r>
         <w:t xml:space="preserve"> </w:t>
       </w:r>
-      <w:hyperlink r:id="rId281">
+      <w:hyperlink r:id="rId283">
         <w:r>
           <w:rPr>
             <w:rStyle w:val="Hyperlink"/>
@@ -13203,7 +13246,7 @@
       <w:r>
         <w:t xml:space="preserve"> </w:t>
       </w:r>
-      <w:hyperlink r:id="rId281">
+      <w:hyperlink r:id="rId283">
         <w:r>
           <w:rPr>
             <w:rStyle w:val="Hyperlink"/>
@@ -13337,7 +13380,7 @@
       <w:r>
         <w:t xml:space="preserve"> </w:t>
       </w:r>
-      <w:hyperlink r:id="rId281">
+      <w:hyperlink r:id="rId283">
         <w:r>
           <w:rPr>
             <w:rStyle w:val="Hyperlink"/>
@@ -13398,7 +13441,7 @@
       <w:r>
         <w:t xml:space="preserve"> </w:t>
       </w:r>
-      <w:hyperlink r:id="rId282">
+      <w:hyperlink r:id="rId284">
         <w:r>
           <w:rPr>
             <w:rStyle w:val="Hyperlink"/>
@@ -13467,54 +13510,334 @@
       <w:r>
         <w:t xml:space="preserve"> </w:t>
       </w:r>
+      <w:hyperlink r:id="rId285">
+        <w:r>
+          <w:rPr>
+            <w:rStyle w:val="Hyperlink"/>
+          </w:rPr>
+          <w:t xml:space="preserve">Google Docs</w:t>
+        </w:r>
+      </w:hyperlink>
+      <w:r>
+        <w:t xml:space="preserve"> </w:t>
+      </w:r>
+      <w:r>
+        <w:t xml:space="preserve">with collaborators using the suggestion / track changes mode. Then, the lead author transcribes all edits manually, or with the help of e.g. R packages such as</w:t>
+      </w:r>
+      <w:r>
+        <w:t xml:space="preserve"> </w:t>
+      </w:r>
+      <w:r>
+        <w:rPr>
+          <w:rStyle w:val="VerbatimChar"/>
+        </w:rPr>
+        <w:t xml:space="preserve">trackdown</w:t>
+      </w:r>
+      <w:r>
+        <w:t xml:space="preserve"> </w:t>
+      </w:r>
+      <w:r>
+        <w:t xml:space="preserve">or</w:t>
+      </w:r>
+      <w:r>
+        <w:t xml:space="preserve"> </w:t>
+      </w:r>
+      <w:r>
+        <w:rPr>
+          <w:rStyle w:val="VerbatimChar"/>
+        </w:rPr>
+        <w:t xml:space="preserve">officer</w:t>
+      </w:r>
+      <w:r>
+        <w:t xml:space="preserve">, and addresses all comments in their quarto version before re-rendering for a second round of revisions, potentially with additional analyses.</w:t>
+      </w:r>
+    </w:p>
+    <w:p>
+      <w:pPr>
+        <w:pStyle w:val="FirstParagraph"/>
+      </w:pPr>
+      <w:r>
+        <w:t xml:space="preserve">Reproducible Presentations &amp; Websites: Further Reproducible Outputs for Outreach</w:t>
+      </w:r>
+    </w:p>
+    <w:p>
+      <w:pPr>
+        <w:pStyle w:val="BodyText"/>
+      </w:pPr>
+      <w:r>
+        <w:t xml:space="preserve">Using the same Quarto environment, you can also:</w:t>
+      </w:r>
+    </w:p>
+    <w:p>
+      <w:pPr>
+        <w:numPr>
+          <w:ilvl w:val="0"/>
+          <w:numId w:val="1176"/>
+        </w:numPr>
+      </w:pPr>
+      <w:r>
+        <w:rPr>
+          <w:b/>
+          <w:bCs/>
+        </w:rPr>
+        <w:t xml:space="preserve">Convert your analyses report into a reproducible presentation.</w:t>
+      </w:r>
+      <w:r>
+        <w:t xml:space="preserve"> </w:t>
+      </w:r>
+      <w:r>
+        <w:t xml:space="preserve">To get feedback on your analyses, you can output a report into a slide presentation with presenter notes. Slides remain dynamically linked to the underlying analyses. Any modification to the data or code automatically propagates to tables, visualizations, and reported results, eliminating inconsistencies between presentation and computation.</w:t>
+      </w:r>
+    </w:p>
+    <w:p>
+      <w:pPr>
+        <w:numPr>
+          <w:ilvl w:val="0"/>
+          <w:numId w:val="1176"/>
+        </w:numPr>
+      </w:pPr>
+      <w:r>
+        <w:rPr>
+          <w:b/>
+          <w:bCs/>
+        </w:rPr>
+        <w:t xml:space="preserve">Create reproducible website to support your research or teaching</w:t>
+      </w:r>
+      <w:r>
+        <w:t xml:space="preserve">. Quarto also enables the creation of reproducible and interactive websites by linking content directly to data, code, and analyses within a unified publishing workflow. Pages, figures, tables, and teaching materials update automatically when the underlying sources change, ensuring consistency across outputs. This approach simplifies maintenance, and allows websites to evolve as living, version-controlled resources rather than static collections of files. Examples of websites, interactive reports and other formats can be explored on the</w:t>
+      </w:r>
+      <w:r>
+        <w:t xml:space="preserve"> </w:t>
+      </w:r>
+      <w:hyperlink r:id="rId286">
+        <w:r>
+          <w:rPr>
+            <w:rStyle w:val="Hyperlink"/>
+          </w:rPr>
+          <w:t xml:space="preserve">Quarto Gallery</w:t>
+        </w:r>
+      </w:hyperlink>
+      <w:r>
+        <w:t xml:space="preserve">. This website and our self-paced tutorials are all Quarto websites.</w:t>
+      </w:r>
+    </w:p>
+    <w:bookmarkStart w:id="287" w:name="sec-results-reproducibility-lm"/>
+    <w:p>
+      <w:pPr>
+        <w:pStyle w:val="Heading4"/>
+      </w:pPr>
+      <w:r>
+        <w:t xml:space="preserve"> </w:t>
+      </w:r>
+      <w:r>
+        <w:t xml:space="preserve">LEARN MORE</w:t>
+      </w:r>
+    </w:p>
+    <w:p>
+      <w:pPr>
+        <w:pStyle w:val="Compact"/>
+        <w:numPr>
+          <w:ilvl w:val="0"/>
+          <w:numId w:val="1177"/>
+        </w:numPr>
+      </w:pPr>
       <w:hyperlink r:id="rId283">
         <w:r>
           <w:rPr>
             <w:rStyle w:val="Hyperlink"/>
           </w:rPr>
-          <w:t xml:space="preserve">Google Docs</w:t>
-        </w:r>
-      </w:hyperlink>
-      <w:r>
-        <w:t xml:space="preserve"> </w:t>
-      </w:r>
-      <w:r>
-        <w:t xml:space="preserve">with collaborators using the suggestion / track changes mode. Then, the lead author transcribes all edits manually, or with the help of e.g. R packages such as</w:t>
-      </w:r>
-      <w:r>
-        <w:t xml:space="preserve"> </w:t>
-      </w:r>
-      <w:r>
-        <w:rPr>
-          <w:rStyle w:val="VerbatimChar"/>
-        </w:rPr>
-        <w:t xml:space="preserve">trackdown</w:t>
-      </w:r>
-      <w:r>
-        <w:t xml:space="preserve"> </w:t>
-      </w:r>
-      <w:r>
-        <w:t xml:space="preserve">or</w:t>
-      </w:r>
-      <w:r>
-        <w:t xml:space="preserve"> </w:t>
-      </w:r>
-      <w:r>
-        <w:rPr>
-          <w:rStyle w:val="VerbatimChar"/>
-        </w:rPr>
-        <w:t xml:space="preserve">officer</w:t>
-      </w:r>
-      <w:r>
-        <w:t xml:space="preserve">, and addresses all comments in their quarto version before re-rendering for a second round of revisions, potentially with additional analyses.</w:t>
-      </w:r>
-    </w:p>
+          <w:t xml:space="preserve">Quarto Tutorial</w:t>
+        </w:r>
+      </w:hyperlink>
+      <w:r>
+        <w:t xml:space="preserve">: Reproducible documents combining code and narrative (2h)</w:t>
+      </w:r>
+    </w:p>
+    <w:p>
+      <w:pPr>
+        <w:pStyle w:val="Compact"/>
+        <w:numPr>
+          <w:ilvl w:val="0"/>
+          <w:numId w:val="1178"/>
+        </w:numPr>
+      </w:pPr>
+      <w:hyperlink r:id="rId14">
+        <w:r>
+          <w:rPr>
+            <w:rStyle w:val="Hyperlink"/>
+          </w:rPr>
+          <w:t xml:space="preserve">Introduction to Zotero</w:t>
+        </w:r>
+      </w:hyperlink>
+      <w:r>
+        <w:t xml:space="preserve">: Use a reference manager that integrates to RStudio. (1h)</w:t>
+      </w:r>
+    </w:p>
+    <w:p>
+      <w:pPr>
+        <w:pStyle w:val="Compact"/>
+        <w:numPr>
+          <w:ilvl w:val="0"/>
+          <w:numId w:val="1179"/>
+        </w:numPr>
+      </w:pPr>
+      <w:hyperlink r:id="rId50">
+        <w:r>
+          <w:rPr>
+            <w:rStyle w:val="Hyperlink"/>
+          </w:rPr>
+          <w:t xml:space="preserve">Git Tutorial</w:t>
+        </w:r>
+      </w:hyperlink>
+      <w:r>
+        <w:t xml:space="preserve">: Use version control system Git from within RStudio. (2h)</w:t>
+      </w:r>
+    </w:p>
+    <w:p>
+      <w:pPr>
+        <w:pStyle w:val="Compact"/>
+        <w:numPr>
+          <w:ilvl w:val="0"/>
+          <w:numId w:val="1180"/>
+        </w:numPr>
+      </w:pPr>
+      <w:hyperlink r:id="rId51">
+        <w:r>
+          <w:rPr>
+            <w:rStyle w:val="Hyperlink"/>
+          </w:rPr>
+          <w:t xml:space="preserve">GitHub Tutorial</w:t>
+        </w:r>
+      </w:hyperlink>
+      <w:r>
+        <w:t xml:space="preserve">: Collaborative coding with GitHub and RStudio (1h)</w:t>
+      </w:r>
+    </w:p>
+    <w:p>
+      <w:pPr>
+        <w:pStyle w:val="Compact"/>
+        <w:numPr>
+          <w:ilvl w:val="0"/>
+          <w:numId w:val="1181"/>
+        </w:numPr>
+      </w:pPr>
+      <w:hyperlink r:id="rId251">
+        <w:r>
+          <w:rPr>
+            <w:rStyle w:val="Hyperlink"/>
+          </w:rPr>
+          <w:t xml:space="preserve">Advanced Git Tutorial</w:t>
+        </w:r>
+      </w:hyperlink>
+      <w:r>
+        <w:t xml:space="preserve">: Use Git branches and further collaborative features (2h)</w:t>
+      </w:r>
+    </w:p>
+    <w:bookmarkEnd w:id="287"/>
+    <w:bookmarkStart w:id="288" w:name="sec-results-reproducibility-tr"/>
+    <w:p>
+      <w:pPr>
+        <w:pStyle w:val="Heading4"/>
+      </w:pPr>
+      <w:r>
+        <w:t xml:space="preserve"> </w:t>
+      </w:r>
+      <w:r>
+        <w:t xml:space="preserve">TOOLS &amp; RESOURCES</w:t>
+      </w:r>
+    </w:p>
+    <w:p>
+      <w:pPr>
+        <w:pStyle w:val="Compact"/>
+        <w:numPr>
+          <w:ilvl w:val="0"/>
+          <w:numId w:val="1182"/>
+        </w:numPr>
+      </w:pPr>
+      <w:hyperlink r:id="rId200">
+        <w:r>
+          <w:rPr>
+            <w:rStyle w:val="Hyperlink"/>
+          </w:rPr>
+          <w:t xml:space="preserve">LRZ Gitlab</w:t>
+        </w:r>
+      </w:hyperlink>
+      <w:r>
+        <w:t xml:space="preserve">: Institutional Git hosting for LMU Munich.</w:t>
+      </w:r>
+    </w:p>
+    <w:p>
+      <w:pPr>
+        <w:pStyle w:val="Compact"/>
+        <w:numPr>
+          <w:ilvl w:val="0"/>
+          <w:numId w:val="1183"/>
+        </w:numPr>
+      </w:pPr>
+      <w:hyperlink r:id="rId129">
+        <w:r>
+          <w:rPr>
+            <w:rStyle w:val="Hyperlink"/>
+          </w:rPr>
+          <w:t xml:space="preserve">LRZ Sync &amp; Share</w:t>
+        </w:r>
+      </w:hyperlink>
+      <w:r>
+        <w:t xml:space="preserve">: File sync and share service for LMU Munich.</w:t>
+      </w:r>
+    </w:p>
+    <w:p>
+      <w:pPr>
+        <w:pStyle w:val="Compact"/>
+        <w:numPr>
+          <w:ilvl w:val="0"/>
+          <w:numId w:val="1184"/>
+        </w:numPr>
+      </w:pPr>
+      <w:hyperlink r:id="rId261">
+        <w:r>
+          <w:rPr>
+            <w:rStyle w:val="Hyperlink"/>
+          </w:rPr>
+          <w:t xml:space="preserve">LMU Chat (Matrix)</w:t>
+        </w:r>
+      </w:hyperlink>
+      <w:r>
+        <w:t xml:space="preserve">: Institutional chat service for LMU Munich.</w:t>
+      </w:r>
+    </w:p>
+    <w:bookmarkEnd w:id="288"/>
+    <w:bookmarkEnd w:id="289"/>
+    <w:bookmarkStart w:id="290" w:name="sec-reporting-guidelines"/>
+    <w:p>
+      <w:pPr>
+        <w:pStyle w:val="Heading3"/>
+      </w:pPr>
+      <w:r>
+        <w:t xml:space="preserve">3.2.2 Reporting guidelines</w:t>
+      </w:r>
+    </w:p>
+    <w:bookmarkEnd w:id="290"/>
+    <w:bookmarkStart w:id="296" w:name="collapse-reporting-guidelines"/>
     <w:p>
       <w:pPr>
         <w:pStyle w:val="FirstParagraph"/>
       </w:pPr>
       <w:r>
-        <w:t xml:space="preserve">Reproducible Presentations &amp; Websites: Further Reproducible Outputs for Outreach</w:t>
+        <w:t xml:space="preserve">Transparent and complete reporting is essential for the interpretation, verification, and reuse of scientific results. To support this, many disciplines have developed reporting guidelines that specify the</w:t>
+      </w:r>
+      <w:r>
+        <w:t xml:space="preserve"> </w:t>
+      </w:r>
+      <w:r>
+        <w:rPr>
+          <w:b/>
+          <w:bCs/>
+        </w:rPr>
+        <w:t xml:space="preserve">minimum information that should be included when describing study design, data collection, analysis, and results</w:t>
+      </w:r>
+      <w:r>
+        <w:t xml:space="preserve">. These guidelines help ensure that studies can be critically evaluated, replicated, and included in evidence syntheses such as systematic reviews and meta-analyses.</w:t>
       </w:r>
     </w:p>
     <w:p>
@@ -13522,286 +13845,6 @@
         <w:pStyle w:val="BodyText"/>
       </w:pPr>
       <w:r>
-        <w:t xml:space="preserve">Using the same Quarto environment, you can also:</w:t>
-      </w:r>
-    </w:p>
-    <w:p>
-      <w:pPr>
-        <w:numPr>
-          <w:ilvl w:val="0"/>
-          <w:numId w:val="1176"/>
-        </w:numPr>
-      </w:pPr>
-      <w:r>
-        <w:rPr>
-          <w:b/>
-          <w:bCs/>
-        </w:rPr>
-        <w:t xml:space="preserve">Convert your analyses report into a reproducible presentation.</w:t>
-      </w:r>
-      <w:r>
-        <w:t xml:space="preserve"> </w:t>
-      </w:r>
-      <w:r>
-        <w:t xml:space="preserve">To get feedback on your analyses, you can output a report into a slide presentation with presenter notes. Slides remain dynamically linked to the underlying analyses. Any modification to the data or code automatically propagates to tables, visualizations, and reported results, eliminating inconsistencies between presentation and computation.</w:t>
-      </w:r>
-    </w:p>
-    <w:p>
-      <w:pPr>
-        <w:numPr>
-          <w:ilvl w:val="0"/>
-          <w:numId w:val="1176"/>
-        </w:numPr>
-      </w:pPr>
-      <w:r>
-        <w:rPr>
-          <w:b/>
-          <w:bCs/>
-        </w:rPr>
-        <w:t xml:space="preserve">Create reproducible website to support your research or teaching</w:t>
-      </w:r>
-      <w:r>
-        <w:t xml:space="preserve">. Quarto also enables the creation of reproducible and interactive websites by linking content directly to data, code, and analyses within a unified publishing workflow. Pages, figures, tables, and teaching materials update automatically when the underlying sources change, ensuring consistency across outputs. This approach simplifies maintenance, and allows websites to evolve as living, version-controlled resources rather than static collections of files. Examples of websites, interactive reports and other formats can be explored on the</w:t>
-      </w:r>
-      <w:r>
-        <w:t xml:space="preserve"> </w:t>
-      </w:r>
-      <w:hyperlink r:id="rId284">
-        <w:r>
-          <w:rPr>
-            <w:rStyle w:val="Hyperlink"/>
-          </w:rPr>
-          <w:t xml:space="preserve">Quarto Gallery</w:t>
-        </w:r>
-      </w:hyperlink>
-      <w:r>
-        <w:t xml:space="preserve">. This website and our self-paced tutorials are all Quarto websites.</w:t>
-      </w:r>
-    </w:p>
-    <w:bookmarkStart w:id="285" w:name="sec-results-reproducibility-lm"/>
-    <w:p>
-      <w:pPr>
-        <w:pStyle w:val="Heading4"/>
-      </w:pPr>
-      <w:r>
-        <w:t xml:space="preserve"> </w:t>
-      </w:r>
-      <w:r>
-        <w:t xml:space="preserve">LEARN MORE</w:t>
-      </w:r>
-    </w:p>
-    <w:p>
-      <w:pPr>
-        <w:pStyle w:val="Compact"/>
-        <w:numPr>
-          <w:ilvl w:val="0"/>
-          <w:numId w:val="1177"/>
-        </w:numPr>
-      </w:pPr>
-      <w:hyperlink r:id="rId281">
-        <w:r>
-          <w:rPr>
-            <w:rStyle w:val="Hyperlink"/>
-          </w:rPr>
-          <w:t xml:space="preserve">Quarto Tutorial</w:t>
-        </w:r>
-      </w:hyperlink>
-      <w:r>
-        <w:t xml:space="preserve">: Reproducible documents combining code and narrative (2h)</w:t>
-      </w:r>
-    </w:p>
-    <w:p>
-      <w:pPr>
-        <w:pStyle w:val="Compact"/>
-        <w:numPr>
-          <w:ilvl w:val="0"/>
-          <w:numId w:val="1178"/>
-        </w:numPr>
-      </w:pPr>
-      <w:hyperlink r:id="rId14">
-        <w:r>
-          <w:rPr>
-            <w:rStyle w:val="Hyperlink"/>
-          </w:rPr>
-          <w:t xml:space="preserve">Introduction to Zotero</w:t>
-        </w:r>
-      </w:hyperlink>
-      <w:r>
-        <w:t xml:space="preserve">: Use a reference manager that integrates to RStudio. (1h)</w:t>
-      </w:r>
-    </w:p>
-    <w:p>
-      <w:pPr>
-        <w:pStyle w:val="Compact"/>
-        <w:numPr>
-          <w:ilvl w:val="0"/>
-          <w:numId w:val="1179"/>
-        </w:numPr>
-      </w:pPr>
-      <w:hyperlink r:id="rId50">
-        <w:r>
-          <w:rPr>
-            <w:rStyle w:val="Hyperlink"/>
-          </w:rPr>
-          <w:t xml:space="preserve">Git Tutorial</w:t>
-        </w:r>
-      </w:hyperlink>
-      <w:r>
-        <w:t xml:space="preserve">: Use version control system Git from within RStudio. (2h)</w:t>
-      </w:r>
-    </w:p>
-    <w:p>
-      <w:pPr>
-        <w:pStyle w:val="Compact"/>
-        <w:numPr>
-          <w:ilvl w:val="0"/>
-          <w:numId w:val="1180"/>
-        </w:numPr>
-      </w:pPr>
-      <w:hyperlink r:id="rId51">
-        <w:r>
-          <w:rPr>
-            <w:rStyle w:val="Hyperlink"/>
-          </w:rPr>
-          <w:t xml:space="preserve">GitHub Tutorial</w:t>
-        </w:r>
-      </w:hyperlink>
-      <w:r>
-        <w:t xml:space="preserve">: Collaborative coding with GitHub and RStudio (1h)</w:t>
-      </w:r>
-    </w:p>
-    <w:p>
-      <w:pPr>
-        <w:pStyle w:val="Compact"/>
-        <w:numPr>
-          <w:ilvl w:val="0"/>
-          <w:numId w:val="1181"/>
-        </w:numPr>
-      </w:pPr>
-      <w:hyperlink r:id="rId249">
-        <w:r>
-          <w:rPr>
-            <w:rStyle w:val="Hyperlink"/>
-          </w:rPr>
-          <w:t xml:space="preserve">Advanced Git Tutorial</w:t>
-        </w:r>
-      </w:hyperlink>
-      <w:r>
-        <w:t xml:space="preserve">: Use Git branches and further collaborative features (2h)</w:t>
-      </w:r>
-    </w:p>
-    <w:bookmarkEnd w:id="285"/>
-    <w:bookmarkStart w:id="286" w:name="sec-results-reproducibility-tr"/>
-    <w:p>
-      <w:pPr>
-        <w:pStyle w:val="Heading4"/>
-      </w:pPr>
-      <w:r>
-        <w:t xml:space="preserve"> </w:t>
-      </w:r>
-      <w:r>
-        <w:t xml:space="preserve">TOOLS &amp; RESOURCES</w:t>
-      </w:r>
-    </w:p>
-    <w:p>
-      <w:pPr>
-        <w:pStyle w:val="Compact"/>
-        <w:numPr>
-          <w:ilvl w:val="0"/>
-          <w:numId w:val="1182"/>
-        </w:numPr>
-      </w:pPr>
-      <w:hyperlink r:id="rId200">
-        <w:r>
-          <w:rPr>
-            <w:rStyle w:val="Hyperlink"/>
-          </w:rPr>
-          <w:t xml:space="preserve">LRZ Gitlab</w:t>
-        </w:r>
-      </w:hyperlink>
-      <w:r>
-        <w:t xml:space="preserve">: Institutional Git hosting for LMU Munich.</w:t>
-      </w:r>
-    </w:p>
-    <w:p>
-      <w:pPr>
-        <w:pStyle w:val="Compact"/>
-        <w:numPr>
-          <w:ilvl w:val="0"/>
-          <w:numId w:val="1183"/>
-        </w:numPr>
-      </w:pPr>
-      <w:hyperlink r:id="rId129">
-        <w:r>
-          <w:rPr>
-            <w:rStyle w:val="Hyperlink"/>
-          </w:rPr>
-          <w:t xml:space="preserve">LRZ Sync &amp; Share</w:t>
-        </w:r>
-      </w:hyperlink>
-      <w:r>
-        <w:t xml:space="preserve">: File sync and share service for LMU Munich.</w:t>
-      </w:r>
-    </w:p>
-    <w:p>
-      <w:pPr>
-        <w:pStyle w:val="Compact"/>
-        <w:numPr>
-          <w:ilvl w:val="0"/>
-          <w:numId w:val="1184"/>
-        </w:numPr>
-      </w:pPr>
-      <w:hyperlink r:id="rId259">
-        <w:r>
-          <w:rPr>
-            <w:rStyle w:val="Hyperlink"/>
-          </w:rPr>
-          <w:t xml:space="preserve">LMU Chat (Matrix)</w:t>
-        </w:r>
-      </w:hyperlink>
-      <w:r>
-        <w:t xml:space="preserve">: Institutional chat service for LMU Munich.</w:t>
-      </w:r>
-    </w:p>
-    <w:bookmarkEnd w:id="286"/>
-    <w:bookmarkEnd w:id="287"/>
-    <w:bookmarkStart w:id="288" w:name="sec-reporting-guidelines"/>
-    <w:p>
-      <w:pPr>
-        <w:pStyle w:val="Heading3"/>
-      </w:pPr>
-      <w:r>
-        <w:t xml:space="preserve">3.2.2 Reporting guidelines</w:t>
-      </w:r>
-    </w:p>
-    <w:bookmarkEnd w:id="288"/>
-    <w:bookmarkStart w:id="294" w:name="collapse-reporting-guidelines"/>
-    <w:p>
-      <w:pPr>
-        <w:pStyle w:val="FirstParagraph"/>
-      </w:pPr>
-      <w:r>
-        <w:t xml:space="preserve">Transparent and complete reporting is essential for the interpretation, verification, and reuse of scientific results. To support this, many disciplines have developed reporting guidelines that specify the</w:t>
-      </w:r>
-      <w:r>
-        <w:t xml:space="preserve"> </w:t>
-      </w:r>
-      <w:r>
-        <w:rPr>
-          <w:b/>
-          <w:bCs/>
-        </w:rPr>
-        <w:t xml:space="preserve">minimum information that should be included when describing study design, data collection, analysis, and results</w:t>
-      </w:r>
-      <w:r>
-        <w:t xml:space="preserve">. These guidelines help ensure that studies can be critically evaluated, replicated, and included in evidence syntheses such as systematic reviews and meta-analyses.</w:t>
-      </w:r>
-    </w:p>
-    <w:p>
-      <w:pPr>
-        <w:pStyle w:val="BodyText"/>
-      </w:pPr>
-      <w:r>
         <w:t xml:space="preserve">A central resource for such guidelines is the</w:t>
       </w:r>
       <w:r>
@@ -13819,7 +13862,7 @@
         <w:t xml:space="preserve">, an international initiative collecting and promoting reporting standards across many study types and disciplines.</w:t>
       </w:r>
     </w:p>
-    <w:bookmarkStart w:id="292" w:name="sec-typical-reporting-items"/>
+    <w:bookmarkStart w:id="294" w:name="sec-typical-reporting-items"/>
     <w:p>
       <w:pPr>
         <w:pStyle w:val="Heading4"/>
@@ -14131,7 +14174,7 @@
       <w:r>
         <w:t xml:space="preserve"> </w:t>
       </w:r>
-      <w:hyperlink r:id="rId289">
+      <w:hyperlink r:id="rId291">
         <w:r>
           <w:rPr>
             <w:rStyle w:val="Hyperlink"/>
@@ -14148,7 +14191,7 @@
       <w:r>
         <w:t xml:space="preserve"> </w:t>
       </w:r>
-      <w:hyperlink r:id="rId290">
+      <w:hyperlink r:id="rId292">
         <w:r>
           <w:rPr>
             <w:rStyle w:val="Hyperlink"/>
@@ -14165,7 +14208,7 @@
       <w:r>
         <w:t xml:space="preserve"> </w:t>
       </w:r>
-      <w:hyperlink r:id="rId291">
+      <w:hyperlink r:id="rId293">
         <w:r>
           <w:rPr>
             <w:rStyle w:val="Hyperlink"/>
@@ -14180,8 +14223,8 @@
         <w:t xml:space="preserve">for systematic reviews.</w:t>
       </w:r>
     </w:p>
-    <w:bookmarkEnd w:id="292"/>
-    <w:bookmarkStart w:id="293" w:name="sec-reporting-guidelines-tr"/>
+    <w:bookmarkEnd w:id="294"/>
+    <w:bookmarkStart w:id="295" w:name="sec-reporting-guidelines-tr"/>
     <w:p>
       <w:pPr>
         <w:pStyle w:val="Heading4"/>
@@ -14213,489 +14256,489 @@
         <w:t xml:space="preserve">: Comprehensive database of reporting guidelines.</w:t>
       </w:r>
     </w:p>
-    <w:bookmarkEnd w:id="293"/>
-    <w:bookmarkEnd w:id="294"/>
     <w:bookmarkEnd w:id="295"/>
     <w:bookmarkEnd w:id="296"/>
     <w:bookmarkEnd w:id="297"/>
-    <w:bookmarkStart w:id="298" w:name="sec-analyze-and-collaborate-checklist"/>
-    <w:p>
-      <w:pPr>
-        <w:pStyle w:val="Heading2"/>
-      </w:pPr>
-      <w:r>
-        <w:t xml:space="preserve"> </w:t>
-      </w:r>
-      <w:r>
-        <w:t xml:space="preserve">Analyze &amp; Collaborate Checklist</w:t>
-      </w:r>
-    </w:p>
-    <w:p>
-      <w:pPr>
-        <w:pStyle w:val="FirstParagraph"/>
-      </w:pPr>
-      <w:r>
-        <w:t xml:space="preserve">This assumes a reproducible workflow using R. Not all items are relevant for all fields of research or study types.</w:t>
-      </w:r>
-    </w:p>
-    <w:p>
-      <w:pPr>
-        <w:pStyle w:val="BodyText"/>
-      </w:pPr>
-      <w:r>
-        <w:rPr>
-          <w:b/>
-          <w:bCs/>
-        </w:rPr>
-        <w:t xml:space="preserve">1. During data analyses: create and maintain a repository</w:t>
-      </w:r>
-    </w:p>
-    <w:p>
-      <w:pPr>
-        <w:pStyle w:val="BodyText"/>
-      </w:pPr>
-      <w:r>
-        <w:rPr>
-          <w:b/>
-          <w:bCs/>
-        </w:rPr>
-        <w:t xml:space="preserve">Repository Setup</w:t>
-      </w:r>
-      <w:r>
-        <w:t xml:space="preserve"> </w:t>
-      </w:r>
-    </w:p>
-    <w:p>
-      <w:pPr>
-        <w:pStyle w:val="Compact"/>
-        <w:numPr>
-          <w:ilvl w:val="0"/>
-          <w:numId w:val="1187"/>
-        </w:numPr>
-      </w:pPr>
-      <w:r>
-        <w:t xml:space="preserve">Use the lab’s standard folder structure</w:t>
-      </w:r>
-    </w:p>
-    <w:p>
-      <w:pPr>
-        <w:pStyle w:val="Compact"/>
-        <w:numPr>
-          <w:ilvl w:val="0"/>
-          <w:numId w:val="1188"/>
-        </w:numPr>
-      </w:pPr>
-      <w:r>
-        <w:t xml:space="preserve">Use version-control with Git and LRZ GitLab or GitHub</w:t>
-      </w:r>
-    </w:p>
-    <w:p>
-      <w:pPr>
-        <w:pStyle w:val="Compact"/>
-        <w:numPr>
-          <w:ilvl w:val="0"/>
-          <w:numId w:val="1189"/>
-        </w:numPr>
-      </w:pPr>
-      <w:r>
-        <w:t xml:space="preserve">Use Renv or equivalent for package management</w:t>
-      </w:r>
-    </w:p>
-    <w:p>
-      <w:pPr>
-        <w:pStyle w:val="FirstParagraph"/>
-      </w:pPr>
-      <w:r>
-        <w:rPr>
-          <w:b/>
-          <w:bCs/>
-        </w:rPr>
-        <w:t xml:space="preserve">Repository Content</w:t>
-      </w:r>
-      <w:r>
-        <w:t xml:space="preserve"> </w:t>
-      </w:r>
-    </w:p>
-    <w:p>
-      <w:pPr>
-        <w:pStyle w:val="Compact"/>
-        <w:numPr>
-          <w:ilvl w:val="0"/>
-          <w:numId w:val="1190"/>
-        </w:numPr>
-      </w:pPr>
-      <w:r>
-        <w:t xml:space="preserve">Raw data or access procedure documented</w:t>
-      </w:r>
-    </w:p>
-    <w:p>
-      <w:pPr>
-        <w:pStyle w:val="Compact"/>
-        <w:numPr>
-          <w:ilvl w:val="0"/>
-          <w:numId w:val="1191"/>
-        </w:numPr>
-      </w:pPr>
-      <w:r>
-        <w:t xml:space="preserve">Data dictionary (codebook) available</w:t>
-      </w:r>
-    </w:p>
-    <w:p>
-      <w:pPr>
-        <w:pStyle w:val="Compact"/>
-        <w:numPr>
-          <w:ilvl w:val="0"/>
-          <w:numId w:val="1192"/>
-        </w:numPr>
-      </w:pPr>
-      <w:r>
-        <w:t xml:space="preserve">Scripts ordered for raw data extraction, processing, and analysis</w:t>
-      </w:r>
-    </w:p>
-    <w:p>
-      <w:pPr>
-        <w:pStyle w:val="Compact"/>
-        <w:numPr>
-          <w:ilvl w:val="0"/>
-          <w:numId w:val="1193"/>
-        </w:numPr>
-      </w:pPr>
-      <w:r>
-        <w:t xml:space="preserve">Results generated from a Quarto reproducible analysis report</w:t>
-      </w:r>
-    </w:p>
-    <w:p>
-      <w:pPr>
-        <w:pStyle w:val="Compact"/>
-        <w:numPr>
-          <w:ilvl w:val="0"/>
-          <w:numId w:val="1194"/>
-        </w:numPr>
-      </w:pPr>
-      <w:r>
-        <w:t xml:space="preserve">README describing usage, dependencies, and session info</w:t>
-      </w:r>
-    </w:p>
-    <w:p>
-      <w:pPr>
-        <w:pStyle w:val="FirstParagraph"/>
-      </w:pPr>
-      <w:r>
-        <w:rPr>
-          <w:b/>
-          <w:bCs/>
-        </w:rPr>
-        <w:t xml:space="preserve">R Scripts</w:t>
-      </w:r>
-      <w:r>
-        <w:t xml:space="preserve"> </w:t>
-      </w:r>
-    </w:p>
-    <w:p>
-      <w:pPr>
-        <w:pStyle w:val="Compact"/>
-        <w:numPr>
-          <w:ilvl w:val="0"/>
-          <w:numId w:val="1195"/>
-        </w:numPr>
-      </w:pPr>
-      <w:r>
-        <w:t xml:space="preserve">Metadata/header identifying author, date, and purpose</w:t>
-      </w:r>
-    </w:p>
-    <w:p>
-      <w:pPr>
-        <w:pStyle w:val="Compact"/>
-        <w:numPr>
-          <w:ilvl w:val="0"/>
-          <w:numId w:val="1196"/>
-        </w:numPr>
-      </w:pPr>
-      <w:r>
-        <w:t xml:space="preserve">Readable structure and consistent naming</w:t>
-      </w:r>
-    </w:p>
-    <w:p>
-      <w:pPr>
-        <w:pStyle w:val="Compact"/>
-        <w:numPr>
-          <w:ilvl w:val="0"/>
-          <w:numId w:val="1197"/>
-        </w:numPr>
-      </w:pPr>
-      <w:r>
-        <w:t xml:space="preserve">Informative comments about analytic decisions</w:t>
-      </w:r>
-    </w:p>
-    <w:p>
-      <w:pPr>
-        <w:pStyle w:val="Compact"/>
-        <w:numPr>
-          <w:ilvl w:val="0"/>
-          <w:numId w:val="1198"/>
-        </w:numPr>
-      </w:pPr>
-      <w:r>
-        <w:t xml:space="preserve">No sensitive information in the code (e.g., passwords, patient identifiers)</w:t>
-      </w:r>
-    </w:p>
-    <w:p>
-      <w:pPr>
-        <w:pStyle w:val="Compact"/>
-        <w:numPr>
-          <w:ilvl w:val="0"/>
-          <w:numId w:val="1199"/>
-        </w:numPr>
-      </w:pPr>
-      <w:r>
-        <w:t xml:space="preserve">Functions used to avoid duplication</w:t>
-      </w:r>
-    </w:p>
-    <w:p>
-      <w:pPr>
-        <w:pStyle w:val="Compact"/>
-        <w:numPr>
-          <w:ilvl w:val="0"/>
-          <w:numId w:val="1200"/>
-        </w:numPr>
-      </w:pPr>
-      <w:r>
-        <w:t xml:space="preserve">Seeds set to create reproducible random computations</w:t>
-      </w:r>
-    </w:p>
-    <w:p>
-      <w:pPr>
-        <w:pStyle w:val="Compact"/>
-        <w:numPr>
-          <w:ilvl w:val="0"/>
-          <w:numId w:val="1201"/>
-        </w:numPr>
-      </w:pPr>
-      <w:r>
-        <w:t xml:space="preserve">Figures and other generated outputs are accessible (e.g. colorblind friendly)</w:t>
-      </w:r>
-    </w:p>
-    <w:p>
-      <w:pPr>
-        <w:pStyle w:val="Compact"/>
-        <w:numPr>
-          <w:ilvl w:val="0"/>
-          <w:numId w:val="1202"/>
-        </w:numPr>
-      </w:pPr>
-      <w:r>
-        <w:t xml:space="preserve">Style guide followed (e.g., styler, lintr)</w:t>
-      </w:r>
-    </w:p>
-    <w:p>
-      <w:pPr>
-        <w:pStyle w:val="FirstParagraph"/>
-      </w:pPr>
-      <w:r>
-        <w:rPr>
-          <w:b/>
-          <w:bCs/>
-        </w:rPr>
-        <w:t xml:space="preserve">2. Before presenting results to the research group: conduct internal code peer review</w:t>
-      </w:r>
-    </w:p>
-    <w:p>
-      <w:pPr>
-        <w:pStyle w:val="Compact"/>
-        <w:numPr>
-          <w:ilvl w:val="0"/>
-          <w:numId w:val="1203"/>
-        </w:numPr>
-      </w:pPr>
-      <w:r>
-        <w:t xml:space="preserve">Collaboration workflow established (e.g., branch or live review)</w:t>
-      </w:r>
-    </w:p>
-    <w:p>
-      <w:pPr>
-        <w:pStyle w:val="Compact"/>
-        <w:numPr>
-          <w:ilvl w:val="0"/>
-          <w:numId w:val="1204"/>
-        </w:numPr>
-      </w:pPr>
-      <w:r>
-        <w:t xml:space="preserve">Code runs without errors on a different computer</w:t>
-      </w:r>
-    </w:p>
-    <w:p>
-      <w:pPr>
-        <w:pStyle w:val="Compact"/>
-        <w:numPr>
-          <w:ilvl w:val="0"/>
-          <w:numId w:val="1205"/>
-        </w:numPr>
-      </w:pPr>
-      <w:r>
-        <w:t xml:space="preserve">Results, figures, tables are reproducible</w:t>
-      </w:r>
-    </w:p>
-    <w:p>
-      <w:pPr>
-        <w:pStyle w:val="Compact"/>
-        <w:numPr>
-          <w:ilvl w:val="0"/>
-          <w:numId w:val="1206"/>
-        </w:numPr>
-      </w:pPr>
-      <w:r>
-        <w:t xml:space="preserve">Code is well-organized, readable, and commented</w:t>
-      </w:r>
-    </w:p>
-    <w:p>
-      <w:pPr>
-        <w:pStyle w:val="Compact"/>
-        <w:numPr>
-          <w:ilvl w:val="0"/>
-          <w:numId w:val="1207"/>
-        </w:numPr>
-      </w:pPr>
-      <w:r>
-        <w:t xml:space="preserve">All functions are documented</w:t>
-      </w:r>
-    </w:p>
-    <w:p>
-      <w:pPr>
-        <w:pStyle w:val="Compact"/>
-        <w:numPr>
-          <w:ilvl w:val="0"/>
-          <w:numId w:val="1208"/>
-        </w:numPr>
-      </w:pPr>
-      <w:r>
-        <w:t xml:space="preserve">Sensitive information removed</w:t>
-      </w:r>
-    </w:p>
-    <w:p>
-      <w:pPr>
-        <w:pStyle w:val="Compact"/>
-        <w:numPr>
-          <w:ilvl w:val="0"/>
-          <w:numId w:val="1209"/>
-        </w:numPr>
-      </w:pPr>
-      <w:r>
-        <w:t xml:space="preserve">(for co-authors): Methods used are correct</w:t>
-      </w:r>
-    </w:p>
-    <w:p>
-      <w:pPr>
-        <w:pStyle w:val="Compact"/>
-        <w:numPr>
-          <w:ilvl w:val="0"/>
-          <w:numId w:val="1210"/>
-        </w:numPr>
-      </w:pPr>
-      <w:r>
-        <w:t xml:space="preserve">(for co-authors): Methods match the pre-analysis plan or deviation are documented</w:t>
-      </w:r>
-    </w:p>
-    <w:p>
-      <w:pPr>
-        <w:pStyle w:val="FirstParagraph"/>
-      </w:pPr>
-      <w:r>
-        <w:rPr>
-          <w:b/>
-          <w:bCs/>
-        </w:rPr>
-        <w:t xml:space="preserve">3. Before sharing outside the group</w:t>
-      </w:r>
-    </w:p>
-    <w:p>
-      <w:pPr>
-        <w:pStyle w:val="Compact"/>
-        <w:numPr>
-          <w:ilvl w:val="0"/>
-          <w:numId w:val="1211"/>
-        </w:numPr>
-      </w:pPr>
-      <w:r>
-        <w:t xml:space="preserve">README provides complete instructions to reproduce results</w:t>
-      </w:r>
-    </w:p>
-    <w:p>
-      <w:pPr>
-        <w:pStyle w:val="Compact"/>
-        <w:numPr>
-          <w:ilvl w:val="0"/>
-          <w:numId w:val="1212"/>
-        </w:numPr>
-      </w:pPr>
-      <w:r>
-        <w:t xml:space="preserve">Results reproducible from the report</w:t>
-      </w:r>
-    </w:p>
-    <w:p>
-      <w:pPr>
-        <w:pStyle w:val="Compact"/>
-        <w:numPr>
-          <w:ilvl w:val="0"/>
-          <w:numId w:val="1213"/>
-        </w:numPr>
-      </w:pPr>
-      <w:r>
-        <w:t xml:space="preserve">Sensitive information removed and restricted data protected</w:t>
-      </w:r>
-    </w:p>
-    <w:p>
-      <w:pPr>
-        <w:pStyle w:val="Compact"/>
-        <w:numPr>
-          <w:ilvl w:val="0"/>
-          <w:numId w:val="1214"/>
-        </w:numPr>
-      </w:pPr>
-      <w:r>
-        <w:t xml:space="preserve">Code peer-reviewed by co-authors</w:t>
-      </w:r>
-    </w:p>
-    <w:p>
-      <w:pPr>
-        <w:pStyle w:val="Compact"/>
-        <w:numPr>
-          <w:ilvl w:val="0"/>
-          <w:numId w:val="1215"/>
-        </w:numPr>
-      </w:pPr>
-      <w:r>
-        <w:t xml:space="preserve">Reporting of results follow relevant guidelines (e.g. effect size, confidence intervals, model specification)</w:t>
-      </w:r>
-    </w:p>
-    <w:p>
-      <w:pPr>
-        <w:pStyle w:val="Compact"/>
-        <w:numPr>
-          <w:ilvl w:val="0"/>
-          <w:numId w:val="1216"/>
-        </w:numPr>
-      </w:pPr>
-      <w:r>
-        <w:t xml:space="preserve">Results are separated in preregistered confirmatory vs non preregistered exploratory analyses</w:t>
-      </w:r>
-    </w:p>
-    <w:p>
-      <w:pPr>
-        <w:pStyle w:val="FirstParagraph"/>
-      </w:pPr>
-      <w:r>
-        <w:t xml:space="preserve">Download checklist</w:t>
-      </w:r>
-      <w:r>
-        <w:t xml:space="preserve"> </w:t>
-      </w:r>
-      <w:r>
-        <w:t xml:space="preserve"> </w:t>
-      </w:r>
-    </w:p>
     <w:bookmarkEnd w:id="298"/>
     <w:bookmarkEnd w:id="299"/>
-    <w:bookmarkStart w:id="416" w:name="sec-preserve-and-share-chapter"/>
+    <w:bookmarkStart w:id="300" w:name="sec-analyze-and-collaborate-checklist"/>
+    <w:p>
+      <w:pPr>
+        <w:pStyle w:val="Heading2"/>
+      </w:pPr>
+      <w:r>
+        <w:t xml:space="preserve"> </w:t>
+      </w:r>
+      <w:r>
+        <w:t xml:space="preserve">Analyze &amp; Collaborate Checklist</w:t>
+      </w:r>
+    </w:p>
+    <w:p>
+      <w:pPr>
+        <w:pStyle w:val="FirstParagraph"/>
+      </w:pPr>
+      <w:r>
+        <w:t xml:space="preserve">This assumes a reproducible workflow using R. Not all items are relevant for all fields of research or study types.</w:t>
+      </w:r>
+    </w:p>
+    <w:p>
+      <w:pPr>
+        <w:pStyle w:val="BodyText"/>
+      </w:pPr>
+      <w:r>
+        <w:rPr>
+          <w:b/>
+          <w:bCs/>
+        </w:rPr>
+        <w:t xml:space="preserve">1. During data analyses: create and maintain a repository</w:t>
+      </w:r>
+    </w:p>
+    <w:p>
+      <w:pPr>
+        <w:pStyle w:val="BodyText"/>
+      </w:pPr>
+      <w:r>
+        <w:rPr>
+          <w:b/>
+          <w:bCs/>
+        </w:rPr>
+        <w:t xml:space="preserve">Repository Setup</w:t>
+      </w:r>
+      <w:r>
+        <w:t xml:space="preserve"> </w:t>
+      </w:r>
+    </w:p>
+    <w:p>
+      <w:pPr>
+        <w:pStyle w:val="Compact"/>
+        <w:numPr>
+          <w:ilvl w:val="0"/>
+          <w:numId w:val="1187"/>
+        </w:numPr>
+      </w:pPr>
+      <w:r>
+        <w:t xml:space="preserve">Use the lab’s standard folder structure</w:t>
+      </w:r>
+    </w:p>
+    <w:p>
+      <w:pPr>
+        <w:pStyle w:val="Compact"/>
+        <w:numPr>
+          <w:ilvl w:val="0"/>
+          <w:numId w:val="1188"/>
+        </w:numPr>
+      </w:pPr>
+      <w:r>
+        <w:t xml:space="preserve">Use version-control with Git and LRZ GitLab or GitHub</w:t>
+      </w:r>
+    </w:p>
+    <w:p>
+      <w:pPr>
+        <w:pStyle w:val="Compact"/>
+        <w:numPr>
+          <w:ilvl w:val="0"/>
+          <w:numId w:val="1189"/>
+        </w:numPr>
+      </w:pPr>
+      <w:r>
+        <w:t xml:space="preserve">Use Renv or equivalent for package management</w:t>
+      </w:r>
+    </w:p>
+    <w:p>
+      <w:pPr>
+        <w:pStyle w:val="FirstParagraph"/>
+      </w:pPr>
+      <w:r>
+        <w:rPr>
+          <w:b/>
+          <w:bCs/>
+        </w:rPr>
+        <w:t xml:space="preserve">Repository Content</w:t>
+      </w:r>
+      <w:r>
+        <w:t xml:space="preserve"> </w:t>
+      </w:r>
+    </w:p>
+    <w:p>
+      <w:pPr>
+        <w:pStyle w:val="Compact"/>
+        <w:numPr>
+          <w:ilvl w:val="0"/>
+          <w:numId w:val="1190"/>
+        </w:numPr>
+      </w:pPr>
+      <w:r>
+        <w:t xml:space="preserve">Raw data or access procedure documented</w:t>
+      </w:r>
+    </w:p>
+    <w:p>
+      <w:pPr>
+        <w:pStyle w:val="Compact"/>
+        <w:numPr>
+          <w:ilvl w:val="0"/>
+          <w:numId w:val="1191"/>
+        </w:numPr>
+      </w:pPr>
+      <w:r>
+        <w:t xml:space="preserve">Data dictionary (codebook) available</w:t>
+      </w:r>
+    </w:p>
+    <w:p>
+      <w:pPr>
+        <w:pStyle w:val="Compact"/>
+        <w:numPr>
+          <w:ilvl w:val="0"/>
+          <w:numId w:val="1192"/>
+        </w:numPr>
+      </w:pPr>
+      <w:r>
+        <w:t xml:space="preserve">Scripts ordered for raw data extraction, processing, and analysis</w:t>
+      </w:r>
+    </w:p>
+    <w:p>
+      <w:pPr>
+        <w:pStyle w:val="Compact"/>
+        <w:numPr>
+          <w:ilvl w:val="0"/>
+          <w:numId w:val="1193"/>
+        </w:numPr>
+      </w:pPr>
+      <w:r>
+        <w:t xml:space="preserve">Results generated from a Quarto reproducible analysis report</w:t>
+      </w:r>
+    </w:p>
+    <w:p>
+      <w:pPr>
+        <w:pStyle w:val="Compact"/>
+        <w:numPr>
+          <w:ilvl w:val="0"/>
+          <w:numId w:val="1194"/>
+        </w:numPr>
+      </w:pPr>
+      <w:r>
+        <w:t xml:space="preserve">README describing usage, dependencies, and session info</w:t>
+      </w:r>
+    </w:p>
+    <w:p>
+      <w:pPr>
+        <w:pStyle w:val="FirstParagraph"/>
+      </w:pPr>
+      <w:r>
+        <w:rPr>
+          <w:b/>
+          <w:bCs/>
+        </w:rPr>
+        <w:t xml:space="preserve">R Scripts</w:t>
+      </w:r>
+      <w:r>
+        <w:t xml:space="preserve"> </w:t>
+      </w:r>
+    </w:p>
+    <w:p>
+      <w:pPr>
+        <w:pStyle w:val="Compact"/>
+        <w:numPr>
+          <w:ilvl w:val="0"/>
+          <w:numId w:val="1195"/>
+        </w:numPr>
+      </w:pPr>
+      <w:r>
+        <w:t xml:space="preserve">Metadata/header identifying author, date, and purpose</w:t>
+      </w:r>
+    </w:p>
+    <w:p>
+      <w:pPr>
+        <w:pStyle w:val="Compact"/>
+        <w:numPr>
+          <w:ilvl w:val="0"/>
+          <w:numId w:val="1196"/>
+        </w:numPr>
+      </w:pPr>
+      <w:r>
+        <w:t xml:space="preserve">Readable structure and consistent naming</w:t>
+      </w:r>
+    </w:p>
+    <w:p>
+      <w:pPr>
+        <w:pStyle w:val="Compact"/>
+        <w:numPr>
+          <w:ilvl w:val="0"/>
+          <w:numId w:val="1197"/>
+        </w:numPr>
+      </w:pPr>
+      <w:r>
+        <w:t xml:space="preserve">Informative comments about analytic decisions</w:t>
+      </w:r>
+    </w:p>
+    <w:p>
+      <w:pPr>
+        <w:pStyle w:val="Compact"/>
+        <w:numPr>
+          <w:ilvl w:val="0"/>
+          <w:numId w:val="1198"/>
+        </w:numPr>
+      </w:pPr>
+      <w:r>
+        <w:t xml:space="preserve">No sensitive information in the code (e.g., passwords, patient identifiers)</w:t>
+      </w:r>
+    </w:p>
+    <w:p>
+      <w:pPr>
+        <w:pStyle w:val="Compact"/>
+        <w:numPr>
+          <w:ilvl w:val="0"/>
+          <w:numId w:val="1199"/>
+        </w:numPr>
+      </w:pPr>
+      <w:r>
+        <w:t xml:space="preserve">Functions used to avoid duplication</w:t>
+      </w:r>
+    </w:p>
+    <w:p>
+      <w:pPr>
+        <w:pStyle w:val="Compact"/>
+        <w:numPr>
+          <w:ilvl w:val="0"/>
+          <w:numId w:val="1200"/>
+        </w:numPr>
+      </w:pPr>
+      <w:r>
+        <w:t xml:space="preserve">Seeds set to create reproducible random computations</w:t>
+      </w:r>
+    </w:p>
+    <w:p>
+      <w:pPr>
+        <w:pStyle w:val="Compact"/>
+        <w:numPr>
+          <w:ilvl w:val="0"/>
+          <w:numId w:val="1201"/>
+        </w:numPr>
+      </w:pPr>
+      <w:r>
+        <w:t xml:space="preserve">Figures and other generated outputs are accessible (e.g. colorblind friendly)</w:t>
+      </w:r>
+    </w:p>
+    <w:p>
+      <w:pPr>
+        <w:pStyle w:val="Compact"/>
+        <w:numPr>
+          <w:ilvl w:val="0"/>
+          <w:numId w:val="1202"/>
+        </w:numPr>
+      </w:pPr>
+      <w:r>
+        <w:t xml:space="preserve">Style guide followed (e.g., styler, lintr)</w:t>
+      </w:r>
+    </w:p>
+    <w:p>
+      <w:pPr>
+        <w:pStyle w:val="FirstParagraph"/>
+      </w:pPr>
+      <w:r>
+        <w:rPr>
+          <w:b/>
+          <w:bCs/>
+        </w:rPr>
+        <w:t xml:space="preserve">2. Before presenting results to the research group: conduct internal code peer review</w:t>
+      </w:r>
+    </w:p>
+    <w:p>
+      <w:pPr>
+        <w:pStyle w:val="Compact"/>
+        <w:numPr>
+          <w:ilvl w:val="0"/>
+          <w:numId w:val="1203"/>
+        </w:numPr>
+      </w:pPr>
+      <w:r>
+        <w:t xml:space="preserve">Collaboration workflow established (e.g., branch or live review)</w:t>
+      </w:r>
+    </w:p>
+    <w:p>
+      <w:pPr>
+        <w:pStyle w:val="Compact"/>
+        <w:numPr>
+          <w:ilvl w:val="0"/>
+          <w:numId w:val="1204"/>
+        </w:numPr>
+      </w:pPr>
+      <w:r>
+        <w:t xml:space="preserve">Code runs without errors on a different computer</w:t>
+      </w:r>
+    </w:p>
+    <w:p>
+      <w:pPr>
+        <w:pStyle w:val="Compact"/>
+        <w:numPr>
+          <w:ilvl w:val="0"/>
+          <w:numId w:val="1205"/>
+        </w:numPr>
+      </w:pPr>
+      <w:r>
+        <w:t xml:space="preserve">Results, figures, tables are reproducible</w:t>
+      </w:r>
+    </w:p>
+    <w:p>
+      <w:pPr>
+        <w:pStyle w:val="Compact"/>
+        <w:numPr>
+          <w:ilvl w:val="0"/>
+          <w:numId w:val="1206"/>
+        </w:numPr>
+      </w:pPr>
+      <w:r>
+        <w:t xml:space="preserve">Code is well-organized, readable, and commented</w:t>
+      </w:r>
+    </w:p>
+    <w:p>
+      <w:pPr>
+        <w:pStyle w:val="Compact"/>
+        <w:numPr>
+          <w:ilvl w:val="0"/>
+          <w:numId w:val="1207"/>
+        </w:numPr>
+      </w:pPr>
+      <w:r>
+        <w:t xml:space="preserve">All functions are documented</w:t>
+      </w:r>
+    </w:p>
+    <w:p>
+      <w:pPr>
+        <w:pStyle w:val="Compact"/>
+        <w:numPr>
+          <w:ilvl w:val="0"/>
+          <w:numId w:val="1208"/>
+        </w:numPr>
+      </w:pPr>
+      <w:r>
+        <w:t xml:space="preserve">Sensitive information removed</w:t>
+      </w:r>
+    </w:p>
+    <w:p>
+      <w:pPr>
+        <w:pStyle w:val="Compact"/>
+        <w:numPr>
+          <w:ilvl w:val="0"/>
+          <w:numId w:val="1209"/>
+        </w:numPr>
+      </w:pPr>
+      <w:r>
+        <w:t xml:space="preserve">(for co-authors): Methods used are correct</w:t>
+      </w:r>
+    </w:p>
+    <w:p>
+      <w:pPr>
+        <w:pStyle w:val="Compact"/>
+        <w:numPr>
+          <w:ilvl w:val="0"/>
+          <w:numId w:val="1210"/>
+        </w:numPr>
+      </w:pPr>
+      <w:r>
+        <w:t xml:space="preserve">(for co-authors): Methods match the pre-analysis plan or deviation are documented</w:t>
+      </w:r>
+    </w:p>
+    <w:p>
+      <w:pPr>
+        <w:pStyle w:val="FirstParagraph"/>
+      </w:pPr>
+      <w:r>
+        <w:rPr>
+          <w:b/>
+          <w:bCs/>
+        </w:rPr>
+        <w:t xml:space="preserve">3. Before sharing outside the group</w:t>
+      </w:r>
+    </w:p>
+    <w:p>
+      <w:pPr>
+        <w:pStyle w:val="Compact"/>
+        <w:numPr>
+          <w:ilvl w:val="0"/>
+          <w:numId w:val="1211"/>
+        </w:numPr>
+      </w:pPr>
+      <w:r>
+        <w:t xml:space="preserve">README provides complete instructions to reproduce results</w:t>
+      </w:r>
+    </w:p>
+    <w:p>
+      <w:pPr>
+        <w:pStyle w:val="Compact"/>
+        <w:numPr>
+          <w:ilvl w:val="0"/>
+          <w:numId w:val="1212"/>
+        </w:numPr>
+      </w:pPr>
+      <w:r>
+        <w:t xml:space="preserve">Results reproducible from the report</w:t>
+      </w:r>
+    </w:p>
+    <w:p>
+      <w:pPr>
+        <w:pStyle w:val="Compact"/>
+        <w:numPr>
+          <w:ilvl w:val="0"/>
+          <w:numId w:val="1213"/>
+        </w:numPr>
+      </w:pPr>
+      <w:r>
+        <w:t xml:space="preserve">Sensitive information removed and restricted data protected</w:t>
+      </w:r>
+    </w:p>
+    <w:p>
+      <w:pPr>
+        <w:pStyle w:val="Compact"/>
+        <w:numPr>
+          <w:ilvl w:val="0"/>
+          <w:numId w:val="1214"/>
+        </w:numPr>
+      </w:pPr>
+      <w:r>
+        <w:t xml:space="preserve">Code peer-reviewed by co-authors</w:t>
+      </w:r>
+    </w:p>
+    <w:p>
+      <w:pPr>
+        <w:pStyle w:val="Compact"/>
+        <w:numPr>
+          <w:ilvl w:val="0"/>
+          <w:numId w:val="1215"/>
+        </w:numPr>
+      </w:pPr>
+      <w:r>
+        <w:t xml:space="preserve">Reporting of results follow relevant guidelines (e.g. effect size, confidence intervals, model specification)</w:t>
+      </w:r>
+    </w:p>
+    <w:p>
+      <w:pPr>
+        <w:pStyle w:val="Compact"/>
+        <w:numPr>
+          <w:ilvl w:val="0"/>
+          <w:numId w:val="1216"/>
+        </w:numPr>
+      </w:pPr>
+      <w:r>
+        <w:t xml:space="preserve">Results are separated in preregistered confirmatory vs non preregistered exploratory analyses</w:t>
+      </w:r>
+    </w:p>
+    <w:p>
+      <w:pPr>
+        <w:pStyle w:val="FirstParagraph"/>
+      </w:pPr>
+      <w:r>
+        <w:t xml:space="preserve">Download checklist</w:t>
+      </w:r>
+      <w:r>
+        <w:t xml:space="preserve"> </w:t>
+      </w:r>
+      <w:r>
+        <w:t xml:space="preserve"> </w:t>
+      </w:r>
+    </w:p>
+    <w:bookmarkEnd w:id="300"/>
+    <w:bookmarkEnd w:id="301"/>
+    <w:bookmarkStart w:id="418" w:name="sec-preserve-and-share-chapter"/>
     <w:p>
       <w:pPr>
         <w:pStyle w:val="Heading1"/>
@@ -14704,7 +14747,7 @@
         <w:t xml:space="preserve">4. Preserve &amp; Share</w:t>
       </w:r>
     </w:p>
-    <w:bookmarkStart w:id="325" w:name="accordion-fair-data-sharing"/>
+    <w:bookmarkStart w:id="327" w:name="accordion-fair-data-sharing"/>
     <w:p>
       <w:pPr>
         <w:pStyle w:val="FirstParagraph"/>
@@ -14716,7 +14759,7 @@
         <w:t xml:space="preserve"> </w:t>
       </w:r>
     </w:p>
-    <w:bookmarkStart w:id="300" w:name="sec-fair-data-sharing"/>
+    <w:bookmarkStart w:id="302" w:name="sec-fair-data-sharing"/>
     <w:p>
       <w:pPr>
         <w:pStyle w:val="Heading2"/>
@@ -14725,8 +14768,8 @@
         <w:t xml:space="preserve">4.1 FAIR &amp; Responsible Data Sharing</w:t>
       </w:r>
     </w:p>
-    <w:bookmarkEnd w:id="300"/>
-    <w:bookmarkStart w:id="324" w:name="collapse-fair-data-sharing"/>
+    <w:bookmarkEnd w:id="302"/>
+    <w:bookmarkStart w:id="326" w:name="collapse-fair-data-sharing"/>
     <w:p>
       <w:pPr>
         <w:pStyle w:val="FirstParagraph"/>
@@ -14856,8 +14899,8 @@
         <w:t xml:space="preserve">These steps are straightforward if you followed previous recommendations: by this stage, you should already have a README, a data dictionary (codebook), organized files, and clear metadata.</w:t>
       </w:r>
     </w:p>
-    <w:bookmarkStart w:id="323" w:name="fair-data-sharing-collapse"/>
-    <w:bookmarkStart w:id="301" w:name="sec-open-vs-restricted"/>
+    <w:bookmarkStart w:id="325" w:name="fair-data-sharing-collapse"/>
+    <w:bookmarkStart w:id="303" w:name="sec-open-vs-restricted"/>
     <w:p>
       <w:pPr>
         <w:pStyle w:val="Heading3"/>
@@ -14866,8 +14909,8 @@
         <w:t xml:space="preserve">4.1.1 Open vs Restricted</w:t>
       </w:r>
     </w:p>
-    <w:bookmarkEnd w:id="301"/>
-    <w:bookmarkStart w:id="307" w:name="collapse-open-vs-restricted"/>
+    <w:bookmarkEnd w:id="303"/>
+    <w:bookmarkStart w:id="309" w:name="collapse-open-vs-restricted"/>
     <w:p>
       <w:pPr>
         <w:pStyle w:val="FirstParagraph"/>
@@ -15179,7 +15222,7 @@
       <w:r>
         <w:t xml:space="preserve">implications (e.g. that could also be applied for military or malicious purposes), consult the relevant regulations (e.g. European Commission’s policy (</w:t>
       </w:r>
-      <w:hyperlink r:id="rId302">
+      <w:hyperlink r:id="rId304">
         <w:r>
           <w:rPr>
             <w:rStyle w:val="Hyperlink"/>
@@ -15193,7 +15236,7 @@
       <w:r>
         <w:t xml:space="preserve"> </w:t>
       </w:r>
-      <w:hyperlink r:id="rId303">
+      <w:hyperlink r:id="rId305">
         <w:r>
           <w:rPr>
             <w:rStyle w:val="Hyperlink"/>
@@ -15288,22 +15331,317 @@
       <w:r>
         <w:t xml:space="preserve"> </w:t>
       </w:r>
+      <w:hyperlink r:id="rId306">
+        <w:r>
+          <w:rPr>
+            <w:rStyle w:val="Hyperlink"/>
+          </w:rPr>
+          <w:t xml:space="preserve">IP Management team</w:t>
+        </w:r>
+      </w:hyperlink>
+      <w:r>
+        <w:t xml:space="preserve"> </w:t>
+      </w:r>
+      <w:r>
+        <w:t xml:space="preserve">before sharing data. Early consultation helps ensure that intellectual property rights are not compromised.</w:t>
+      </w:r>
+    </w:p>
+    <w:bookmarkStart w:id="307" w:name="sec-open-vs-restricted-lm"/>
+    <w:p>
+      <w:pPr>
+        <w:pStyle w:val="Heading4"/>
+      </w:pPr>
+      <w:r>
+        <w:t xml:space="preserve"> </w:t>
+      </w:r>
+      <w:r>
+        <w:t xml:space="preserve">LEARN MORE</w:t>
+      </w:r>
+    </w:p>
+    <w:p>
+      <w:pPr>
+        <w:pStyle w:val="Compact"/>
+        <w:numPr>
+          <w:ilvl w:val="0"/>
+          <w:numId w:val="1220"/>
+        </w:numPr>
+      </w:pPr>
+      <w:hyperlink r:id="rId89">
+        <w:r>
+          <w:rPr>
+            <w:rStyle w:val="Hyperlink"/>
+          </w:rPr>
+          <w:t xml:space="preserve">Why share data openly?</w:t>
+        </w:r>
+      </w:hyperlink>
+      <w:r>
+        <w:t xml:space="preserve">: An introduction to the what, why, and how to make data open (30 min)</w:t>
+      </w:r>
+    </w:p>
+    <w:p>
+      <w:pPr>
+        <w:pStyle w:val="Compact"/>
+        <w:numPr>
+          <w:ilvl w:val="0"/>
+          <w:numId w:val="1221"/>
+        </w:numPr>
+      </w:pPr>
+      <w:hyperlink r:id="rId90">
+        <w:r>
+          <w:rPr>
+            <w:rStyle w:val="Hyperlink"/>
+          </w:rPr>
+          <w:t xml:space="preserve">Maintaining Privacy with Open Data</w:t>
+        </w:r>
+      </w:hyperlink>
+      <w:r>
+        <w:t xml:space="preserve">: How to make data open without revealing sensitive information (1h)</w:t>
+      </w:r>
+    </w:p>
+    <w:p>
+      <w:pPr>
+        <w:pStyle w:val="Compact"/>
+        <w:numPr>
+          <w:ilvl w:val="0"/>
+          <w:numId w:val="1222"/>
+        </w:numPr>
+      </w:pPr>
+      <w:hyperlink r:id="rId81">
+        <w:r>
+          <w:rPr>
+            <w:rStyle w:val="Hyperlink"/>
+          </w:rPr>
+          <w:t xml:space="preserve">Data Anonymization</w:t>
+        </w:r>
+      </w:hyperlink>
+      <w:r>
+        <w:t xml:space="preserve">: Implement data anonymization techniques in R. (3h)</w:t>
+      </w:r>
+    </w:p>
+    <w:bookmarkEnd w:id="307"/>
+    <w:bookmarkStart w:id="308" w:name="sec-open-vs-restricted-tr"/>
+    <w:p>
+      <w:pPr>
+        <w:pStyle w:val="Heading4"/>
+      </w:pPr>
+      <w:r>
+        <w:t xml:space="preserve"> </w:t>
+      </w:r>
+      <w:r>
+        <w:t xml:space="preserve">TOOLS &amp; RESOURCES</w:t>
+      </w:r>
+    </w:p>
+    <w:p>
+      <w:pPr>
+        <w:pStyle w:val="Compact"/>
+        <w:numPr>
+          <w:ilvl w:val="0"/>
+          <w:numId w:val="1223"/>
+        </w:numPr>
+      </w:pPr>
+      <w:hyperlink r:id="rId62">
+        <w:r>
+          <w:rPr>
+            <w:rStyle w:val="Hyperlink"/>
+          </w:rPr>
+          <w:t xml:space="preserve">LMU Guidelines for Safeguarding Good Scientific Practice</w:t>
+        </w:r>
+      </w:hyperlink>
+      <w:r>
+        <w:t xml:space="preserve">: Implementation of the German Research Foundation’s (DFG) Code of Conduct</w:t>
+      </w:r>
+    </w:p>
+    <w:p>
+      <w:pPr>
+        <w:pStyle w:val="Compact"/>
+        <w:numPr>
+          <w:ilvl w:val="0"/>
+          <w:numId w:val="1224"/>
+        </w:numPr>
+      </w:pPr>
       <w:hyperlink r:id="rId304">
         <w:r>
           <w:rPr>
             <w:rStyle w:val="Hyperlink"/>
           </w:rPr>
-          <w:t xml:space="preserve">IP Management team</w:t>
-        </w:r>
-      </w:hyperlink>
-      <w:r>
-        <w:t xml:space="preserve"> </w:t>
-      </w:r>
-      <w:r>
-        <w:t xml:space="preserve">before sharing data. Early consultation helps ensure that intellectual property rights are not compromised.</w:t>
-      </w:r>
-    </w:p>
-    <w:bookmarkStart w:id="305" w:name="sec-open-vs-restricted-lm"/>
+          <w:t xml:space="preserve">EU Dual-Use Regulation 2021/821</w:t>
+        </w:r>
+      </w:hyperlink>
+      <w:r>
+        <w:t xml:space="preserve">: List of regulated research outputs that could lead to military or malicious purposes.</w:t>
+      </w:r>
+    </w:p>
+    <w:bookmarkEnd w:id="308"/>
+    <w:bookmarkEnd w:id="309"/>
+    <w:bookmarkStart w:id="310" w:name="sec-preparing-your-data"/>
+    <w:p>
+      <w:pPr>
+        <w:pStyle w:val="Heading3"/>
+      </w:pPr>
+      <w:r>
+        <w:t xml:space="preserve">4.1.2 Preparing Your Data</w:t>
+      </w:r>
+    </w:p>
+    <w:bookmarkEnd w:id="310"/>
+    <w:bookmarkStart w:id="315" w:name="collapse-preparing-your-data"/>
+    <w:p>
+      <w:pPr>
+        <w:pStyle w:val="FirstParagraph"/>
+      </w:pPr>
+      <w:r>
+        <w:t xml:space="preserve">During the course of data collection and analyses, you created a README and data dictionary for yourself and collaborators. Before sharing publicly, review them from the perspective of someone who knows nothing about your project.</w:t>
+      </w:r>
+    </w:p>
+    <w:p>
+      <w:pPr>
+        <w:numPr>
+          <w:ilvl w:val="0"/>
+          <w:numId w:val="1225"/>
+        </w:numPr>
+      </w:pPr>
+      <w:r>
+        <w:rPr>
+          <w:b/>
+          <w:bCs/>
+        </w:rPr>
+        <w:t xml:space="preserve">Expand your README</w:t>
+      </w:r>
+      <w:r>
+        <w:t xml:space="preserve"> </w:t>
+      </w:r>
+      <w:r>
+        <w:t xml:space="preserve">to include the research context (who created the data, what it contains, when and where it was collected, why it was generated, how it was produced), how to cite the dataset, and any access conditions.</w:t>
+      </w:r>
+    </w:p>
+    <w:p>
+      <w:pPr>
+        <w:numPr>
+          <w:ilvl w:val="0"/>
+          <w:numId w:val="1225"/>
+        </w:numPr>
+      </w:pPr>
+      <w:r>
+        <w:rPr>
+          <w:b/>
+          <w:bCs/>
+        </w:rPr>
+        <w:t xml:space="preserve">Review your data dictionary</w:t>
+      </w:r>
+      <w:r>
+        <w:t xml:space="preserve"> </w:t>
+      </w:r>
+      <w:r>
+        <w:t xml:space="preserve">to ensure every variable is fully described. What was obvious to you during analysis may need explanation for others.</w:t>
+      </w:r>
+    </w:p>
+    <w:p>
+      <w:pPr>
+        <w:numPr>
+          <w:ilvl w:val="0"/>
+          <w:numId w:val="1225"/>
+        </w:numPr>
+      </w:pPr>
+      <w:r>
+        <w:rPr>
+          <w:b/>
+          <w:bCs/>
+        </w:rPr>
+        <w:t xml:space="preserve">Confirm you follow community standards.</w:t>
+      </w:r>
+      <w:r>
+        <w:t xml:space="preserve"> </w:t>
+      </w:r>
+      <w:r>
+        <w:t xml:space="preserve">Many fields have established formats for sharing data (e.g.,</w:t>
+      </w:r>
+      <w:r>
+        <w:t xml:space="preserve"> </w:t>
+      </w:r>
+      <w:hyperlink r:id="rId311">
+        <w:r>
+          <w:rPr>
+            <w:rStyle w:val="Hyperlink"/>
+          </w:rPr>
+          <w:t xml:space="preserve">BIDS</w:t>
+        </w:r>
+      </w:hyperlink>
+      <w:r>
+        <w:t xml:space="preserve"> </w:t>
+      </w:r>
+      <w:r>
+        <w:t xml:space="preserve">for neuroimaging, see</w:t>
+      </w:r>
+      <w:r>
+        <w:t xml:space="preserve"> </w:t>
+      </w:r>
+      <w:hyperlink r:id="rId191">
+        <w:r>
+          <w:rPr>
+            <w:rStyle w:val="Hyperlink"/>
+          </w:rPr>
+          <w:t xml:space="preserve">FAIRsharing</w:t>
+        </w:r>
+      </w:hyperlink>
+      <w:r>
+        <w:t xml:space="preserve"> </w:t>
+      </w:r>
+      <w:r>
+        <w:t xml:space="preserve">and</w:t>
+      </w:r>
+      <w:r>
+        <w:t xml:space="preserve"> </w:t>
+      </w:r>
+      <w:hyperlink r:id="rId163">
+        <w:r>
+          <w:rPr>
+            <w:rStyle w:val="Hyperlink"/>
+          </w:rPr>
+          <w:t xml:space="preserve">RDMkit</w:t>
+        </w:r>
+      </w:hyperlink>
+      <w:r>
+        <w:t xml:space="preserve"> </w:t>
+      </w:r>
+      <w:r>
+        <w:t xml:space="preserve">to review discipline specific organizational and metadata standards). Using these makes your data immediately usable with existing tools (see also</w:t>
+      </w:r>
+      <w:r>
+        <w:t xml:space="preserve"> </w:t>
+      </w:r>
+      <w:hyperlink w:anchor="sec-data-management">
+        <w:r>
+          <w:rPr>
+            <w:rStyle w:val="Hyperlink"/>
+          </w:rPr>
+          <w:t xml:space="preserve">Section 2.2</w:t>
+        </w:r>
+      </w:hyperlink>
+      <w:r>
+        <w:t xml:space="preserve">).</w:t>
+      </w:r>
+    </w:p>
+    <w:p>
+      <w:pPr>
+        <w:numPr>
+          <w:ilvl w:val="0"/>
+          <w:numId w:val="1225"/>
+        </w:numPr>
+      </w:pPr>
+      <w:r>
+        <w:rPr>
+          <w:b/>
+          <w:bCs/>
+        </w:rPr>
+        <w:t xml:space="preserve">Verify anonymization.</w:t>
+      </w:r>
+      <w:r>
+        <w:t xml:space="preserve"> </w:t>
+      </w:r>
+      <w:r>
+        <w:t xml:space="preserve">Check that no personal information remains in the data files, metadata, or filenames.</w:t>
+      </w:r>
+    </w:p>
+    <w:bookmarkStart w:id="313" w:name="sec-preparing-your-data-lm"/>
     <w:p>
       <w:pPr>
         <w:pStyle w:val="Heading4"/>
@@ -15320,47 +15658,47 @@
         <w:pStyle w:val="Compact"/>
         <w:numPr>
           <w:ilvl w:val="0"/>
-          <w:numId w:val="1220"/>
-        </w:numPr>
-      </w:pPr>
-      <w:hyperlink r:id="rId89">
-        <w:r>
-          <w:rPr>
-            <w:rStyle w:val="Hyperlink"/>
-          </w:rPr>
-          <w:t xml:space="preserve">Why share data openly?</w:t>
-        </w:r>
-      </w:hyperlink>
-      <w:r>
-        <w:t xml:space="preserve">: An introduction to the what, why, and how to make data open (30 min)</w:t>
-      </w:r>
-    </w:p>
-    <w:p>
-      <w:pPr>
-        <w:pStyle w:val="Compact"/>
-        <w:numPr>
-          <w:ilvl w:val="0"/>
-          <w:numId w:val="1221"/>
-        </w:numPr>
-      </w:pPr>
-      <w:hyperlink r:id="rId90">
-        <w:r>
-          <w:rPr>
-            <w:rStyle w:val="Hyperlink"/>
-          </w:rPr>
-          <w:t xml:space="preserve">Maintaining Privacy with Open Data</w:t>
-        </w:r>
-      </w:hyperlink>
-      <w:r>
-        <w:t xml:space="preserve">: How to make data open without revealing sensitive information (1h)</w:t>
-      </w:r>
-    </w:p>
-    <w:p>
-      <w:pPr>
-        <w:pStyle w:val="Compact"/>
-        <w:numPr>
-          <w:ilvl w:val="0"/>
-          <w:numId w:val="1222"/>
+          <w:numId w:val="1226"/>
+        </w:numPr>
+      </w:pPr>
+      <w:hyperlink r:id="rId312">
+        <w:r>
+          <w:rPr>
+            <w:rStyle w:val="Hyperlink"/>
+          </w:rPr>
+          <w:t xml:space="preserve">FAIR Data Management</w:t>
+        </w:r>
+      </w:hyperlink>
+      <w:r>
+        <w:t xml:space="preserve">: Manage data following FAIR principles. Covers READMEs, data dictionaries, file formats, and standards. (2h)</w:t>
+      </w:r>
+    </w:p>
+    <w:p>
+      <w:pPr>
+        <w:pStyle w:val="Compact"/>
+        <w:numPr>
+          <w:ilvl w:val="0"/>
+          <w:numId w:val="1227"/>
+        </w:numPr>
+      </w:pPr>
+      <w:hyperlink r:id="rId185">
+        <w:r>
+          <w:rPr>
+            <w:rStyle w:val="Hyperlink"/>
+          </w:rPr>
+          <w:t xml:space="preserve">Data Documentation &amp; Validation</w:t>
+        </w:r>
+      </w:hyperlink>
+      <w:r>
+        <w:t xml:space="preserve">: Create data dictionaries and READMEs for your data. (1h)</w:t>
+      </w:r>
+    </w:p>
+    <w:p>
+      <w:pPr>
+        <w:pStyle w:val="Compact"/>
+        <w:numPr>
+          <w:ilvl w:val="0"/>
+          <w:numId w:val="1228"/>
         </w:numPr>
       </w:pPr>
       <w:hyperlink r:id="rId81">
@@ -15375,8 +15713,8 @@
         <w:t xml:space="preserve">: Implement data anonymization techniques in R. (3h)</w:t>
       </w:r>
     </w:p>
-    <w:bookmarkEnd w:id="305"/>
-    <w:bookmarkStart w:id="306" w:name="sec-open-vs-restricted-tr"/>
+    <w:bookmarkEnd w:id="313"/>
+    <w:bookmarkStart w:id="314" w:name="sec-preparing-your-data-tr"/>
     <w:p>
       <w:pPr>
         <w:pStyle w:val="Heading4"/>
@@ -15393,212 +15731,215 @@
         <w:pStyle w:val="Compact"/>
         <w:numPr>
           <w:ilvl w:val="0"/>
-          <w:numId w:val="1223"/>
-        </w:numPr>
-      </w:pPr>
-      <w:hyperlink r:id="rId62">
-        <w:r>
-          <w:rPr>
-            <w:rStyle w:val="Hyperlink"/>
-          </w:rPr>
-          <w:t xml:space="preserve">LMU Guidelines for Safeguarding Good Scientific Practice</w:t>
-        </w:r>
-      </w:hyperlink>
-      <w:r>
-        <w:t xml:space="preserve">: Implementation of the German Research Foundation’s (DFG) Code of Conduct</w:t>
-      </w:r>
-    </w:p>
-    <w:p>
-      <w:pPr>
-        <w:pStyle w:val="Compact"/>
-        <w:numPr>
-          <w:ilvl w:val="0"/>
-          <w:numId w:val="1224"/>
-        </w:numPr>
-      </w:pPr>
-      <w:hyperlink r:id="rId302">
-        <w:r>
-          <w:rPr>
-            <w:rStyle w:val="Hyperlink"/>
-          </w:rPr>
-          <w:t xml:space="preserve">EU Dual-Use Regulation 2021/821</w:t>
-        </w:r>
-      </w:hyperlink>
-      <w:r>
-        <w:t xml:space="preserve">: List of regulated research outputs that could lead to military or malicious purposes.</w:t>
-      </w:r>
-    </w:p>
-    <w:bookmarkEnd w:id="306"/>
-    <w:bookmarkEnd w:id="307"/>
-    <w:bookmarkStart w:id="308" w:name="sec-preparing-your-data"/>
+          <w:numId w:val="1229"/>
+        </w:numPr>
+      </w:pPr>
+      <w:hyperlink r:id="rId191">
+        <w:r>
+          <w:rPr>
+            <w:rStyle w:val="Hyperlink"/>
+          </w:rPr>
+          <w:t xml:space="preserve">FAIRsharing</w:t>
+        </w:r>
+      </w:hyperlink>
+      <w:r>
+        <w:t xml:space="preserve">: Search by discipline to find metadata standards, reporting guidelines, and data policies for your field.</w:t>
+      </w:r>
+    </w:p>
+    <w:p>
+      <w:pPr>
+        <w:pStyle w:val="Compact"/>
+        <w:numPr>
+          <w:ilvl w:val="0"/>
+          <w:numId w:val="1230"/>
+        </w:numPr>
+      </w:pPr>
+      <w:hyperlink r:id="rId163">
+        <w:r>
+          <w:rPr>
+            <w:rStyle w:val="Hyperlink"/>
+          </w:rPr>
+          <w:t xml:space="preserve">RDMkit</w:t>
+        </w:r>
+      </w:hyperlink>
+      <w:r>
+        <w:t xml:space="preserve">: Domain-specific metadata standards</w:t>
+      </w:r>
+    </w:p>
+    <w:bookmarkEnd w:id="314"/>
+    <w:bookmarkEnd w:id="315"/>
+    <w:bookmarkStart w:id="316" w:name="sec-where-to-deposit"/>
     <w:p>
       <w:pPr>
         <w:pStyle w:val="Heading3"/>
       </w:pPr>
       <w:r>
-        <w:t xml:space="preserve">4.1.2 Preparing Your Data</w:t>
-      </w:r>
-    </w:p>
-    <w:bookmarkEnd w:id="308"/>
-    <w:bookmarkStart w:id="313" w:name="collapse-preparing-your-data"/>
+        <w:t xml:space="preserve">4.1.3 Where to Deposit</w:t>
+      </w:r>
+    </w:p>
+    <w:bookmarkEnd w:id="316"/>
+    <w:bookmarkStart w:id="318" w:name="collapse-where-to-deposit"/>
     <w:p>
       <w:pPr>
         <w:pStyle w:val="FirstParagraph"/>
       </w:pPr>
       <w:r>
-        <w:t xml:space="preserve">During the course of data collection and analyses, you created a README and data dictionary for yourself and collaborators. Before sharing publicly, review them from the perspective of someone who knows nothing about your project.</w:t>
-      </w:r>
-    </w:p>
-    <w:p>
-      <w:pPr>
-        <w:numPr>
-          <w:ilvl w:val="0"/>
-          <w:numId w:val="1225"/>
-        </w:numPr>
-      </w:pPr>
-      <w:r>
-        <w:rPr>
-          <w:b/>
-          <w:bCs/>
-        </w:rPr>
-        <w:t xml:space="preserve">Expand your README</w:t>
-      </w:r>
-      <w:r>
-        <w:t xml:space="preserve"> </w:t>
-      </w:r>
-      <w:r>
-        <w:t xml:space="preserve">to include the research context (who created the data, what it contains, when and where it was collected, why it was generated, how it was produced), how to cite the dataset, and any access conditions.</w:t>
-      </w:r>
-    </w:p>
-    <w:p>
-      <w:pPr>
-        <w:numPr>
-          <w:ilvl w:val="0"/>
-          <w:numId w:val="1225"/>
-        </w:numPr>
-      </w:pPr>
-      <w:r>
-        <w:rPr>
-          <w:b/>
-          <w:bCs/>
-        </w:rPr>
-        <w:t xml:space="preserve">Review your data dictionary</w:t>
-      </w:r>
-      <w:r>
-        <w:t xml:space="preserve"> </w:t>
-      </w:r>
-      <w:r>
-        <w:t xml:space="preserve">to ensure every variable is fully described. What was obvious to you during analysis may need explanation for others.</w:t>
-      </w:r>
-    </w:p>
-    <w:p>
-      <w:pPr>
-        <w:numPr>
-          <w:ilvl w:val="0"/>
-          <w:numId w:val="1225"/>
-        </w:numPr>
-      </w:pPr>
-      <w:r>
-        <w:rPr>
-          <w:b/>
-          <w:bCs/>
-        </w:rPr>
-        <w:t xml:space="preserve">Confirm you follow community standards.</w:t>
-      </w:r>
-      <w:r>
-        <w:t xml:space="preserve"> </w:t>
-      </w:r>
-      <w:r>
-        <w:t xml:space="preserve">Many fields have established formats for sharing data (e.g.,</w:t>
-      </w:r>
-      <w:r>
-        <w:t xml:space="preserve"> </w:t>
-      </w:r>
-      <w:hyperlink r:id="rId309">
-        <w:r>
-          <w:rPr>
-            <w:rStyle w:val="Hyperlink"/>
-          </w:rPr>
-          <w:t xml:space="preserve">BIDS</w:t>
-        </w:r>
-      </w:hyperlink>
-      <w:r>
-        <w:t xml:space="preserve"> </w:t>
-      </w:r>
-      <w:r>
-        <w:t xml:space="preserve">for neuroimaging, see</w:t>
-      </w:r>
-      <w:r>
-        <w:t xml:space="preserve"> </w:t>
-      </w:r>
-      <w:hyperlink r:id="rId191">
-        <w:r>
-          <w:rPr>
-            <w:rStyle w:val="Hyperlink"/>
-          </w:rPr>
-          <w:t xml:space="preserve">FAIRsharing</w:t>
-        </w:r>
-      </w:hyperlink>
-      <w:r>
-        <w:t xml:space="preserve"> </w:t>
-      </w:r>
-      <w:r>
-        <w:t xml:space="preserve">and</w:t>
-      </w:r>
-      <w:r>
-        <w:t xml:space="preserve"> </w:t>
-      </w:r>
-      <w:hyperlink r:id="rId163">
-        <w:r>
-          <w:rPr>
-            <w:rStyle w:val="Hyperlink"/>
-          </w:rPr>
-          <w:t xml:space="preserve">RDMkit</w:t>
-        </w:r>
-      </w:hyperlink>
-      <w:r>
-        <w:t xml:space="preserve"> </w:t>
-      </w:r>
-      <w:r>
-        <w:t xml:space="preserve">to review discipline specific organizational and metadata standards). Using these makes your data immediately usable with existing tools (see also</w:t>
-      </w:r>
-      <w:r>
-        <w:t xml:space="preserve"> </w:t>
-      </w:r>
-      <w:hyperlink w:anchor="sec-data-management">
-        <w:r>
-          <w:rPr>
-            <w:rStyle w:val="Hyperlink"/>
-          </w:rPr>
-          <w:t xml:space="preserve">Section 2.2</w:t>
-        </w:r>
-      </w:hyperlink>
-      <w:r>
-        <w:t xml:space="preserve">).</w:t>
-      </w:r>
-    </w:p>
-    <w:p>
-      <w:pPr>
-        <w:numPr>
-          <w:ilvl w:val="0"/>
-          <w:numId w:val="1225"/>
-        </w:numPr>
-      </w:pPr>
-      <w:r>
-        <w:rPr>
-          <w:b/>
-          <w:bCs/>
-        </w:rPr>
-        <w:t xml:space="preserve">Verify anonymization.</w:t>
-      </w:r>
-      <w:r>
-        <w:t xml:space="preserve"> </w:t>
-      </w:r>
-      <w:r>
-        <w:t xml:space="preserve">Check that no personal information remains in the data files, metadata, or filenames.</w:t>
-      </w:r>
-    </w:p>
-    <w:bookmarkStart w:id="311" w:name="sec-preparing-your-data-lm"/>
+        <w:t xml:space="preserve">Choose a repository that suits your data type, your field’s expectations, and your access requirements.</w:t>
+      </w:r>
+    </w:p>
+    <w:p>
+      <w:pPr>
+        <w:numPr>
+          <w:ilvl w:val="0"/>
+          <w:numId w:val="1231"/>
+        </w:numPr>
+      </w:pPr>
+      <w:r>
+        <w:rPr>
+          <w:b/>
+          <w:bCs/>
+        </w:rPr>
+        <w:t xml:space="preserve">Discipline-specific repositories</w:t>
+      </w:r>
+      <w:r>
+        <w:t xml:space="preserve"> </w:t>
+      </w:r>
+      <w:r>
+        <w:t xml:space="preserve">are often the best choice. They use metadata standards your community expects, making your data findable by researchers in your field. Search</w:t>
+      </w:r>
+      <w:r>
+        <w:t xml:space="preserve"> </w:t>
+      </w:r>
+      <w:hyperlink r:id="rId27">
+        <w:r>
+          <w:rPr>
+            <w:rStyle w:val="Hyperlink"/>
+          </w:rPr>
+          <w:t xml:space="preserve">re3data</w:t>
+        </w:r>
+      </w:hyperlink>
+      <w:r>
+        <w:t xml:space="preserve"> </w:t>
+      </w:r>
+      <w:r>
+        <w:t xml:space="preserve">to find repositories for your domain.</w:t>
+      </w:r>
+    </w:p>
+    <w:p>
+      <w:pPr>
+        <w:numPr>
+          <w:ilvl w:val="0"/>
+          <w:numId w:val="1231"/>
+        </w:numPr>
+      </w:pPr>
+      <w:r>
+        <w:rPr>
+          <w:b/>
+          <w:bCs/>
+        </w:rPr>
+        <w:t xml:space="preserve">General-purpose repositories</w:t>
+      </w:r>
+      <w:r>
+        <w:t xml:space="preserve"> </w:t>
+      </w:r>
+      <w:r>
+        <w:t xml:space="preserve">like</w:t>
+      </w:r>
+      <w:r>
+        <w:t xml:space="preserve"> </w:t>
+      </w:r>
+      <w:hyperlink r:id="rId31">
+        <w:r>
+          <w:rPr>
+            <w:rStyle w:val="Hyperlink"/>
+          </w:rPr>
+          <w:t xml:space="preserve">Zenodo</w:t>
+        </w:r>
+      </w:hyperlink>
+      <w:r>
+        <w:t xml:space="preserve"> </w:t>
+      </w:r>
+      <w:r>
+        <w:t xml:space="preserve">accept any data type. They provide DOIs and long-term preservation, but may lack the specialized metadata fields of discipline-specific options.</w:t>
+      </w:r>
+    </w:p>
+    <w:p>
+      <w:pPr>
+        <w:numPr>
+          <w:ilvl w:val="0"/>
+          <w:numId w:val="1231"/>
+        </w:numPr>
+      </w:pPr>
+      <w:r>
+        <w:rPr>
+          <w:b/>
+          <w:bCs/>
+        </w:rPr>
+        <w:t xml:space="preserve">Institutional repositories</w:t>
+      </w:r>
+      <w:r>
+        <w:t xml:space="preserve"> </w:t>
+      </w:r>
+      <w:r>
+        <w:t xml:space="preserve">may be required by your funder. Choosing the LMU repository</w:t>
+      </w:r>
+      <w:r>
+        <w:t xml:space="preserve"> </w:t>
+      </w:r>
+      <w:hyperlink r:id="rId39">
+        <w:r>
+          <w:rPr>
+            <w:rStyle w:val="Hyperlink"/>
+          </w:rPr>
+          <w:t xml:space="preserve">Open Data LMU</w:t>
+        </w:r>
+      </w:hyperlink>
+      <w:r>
+        <w:t xml:space="preserve"> </w:t>
+      </w:r>
+      <w:r>
+        <w:t xml:space="preserve">also ensures you can get the support of the</w:t>
+      </w:r>
+      <w:r>
+        <w:t xml:space="preserve"> </w:t>
+      </w:r>
+      <w:hyperlink r:id="rId76">
+        <w:r>
+          <w:rPr>
+            <w:rStyle w:val="Hyperlink"/>
+          </w:rPr>
+          <w:t xml:space="preserve">Research Data Management team of the University Library</w:t>
+        </w:r>
+      </w:hyperlink>
+      <w:r>
+        <w:t xml:space="preserve">.</w:t>
+      </w:r>
+    </w:p>
+    <w:p>
+      <w:pPr>
+        <w:pStyle w:val="FirstParagraph"/>
+      </w:pPr>
+      <w:r>
+        <w:t xml:space="preserve">Whichever you choose, ensure the repository provides a</w:t>
+      </w:r>
+      <w:r>
+        <w:t xml:space="preserve"> </w:t>
+      </w:r>
+      <w:r>
+        <w:rPr>
+          <w:b/>
+          <w:bCs/>
+        </w:rPr>
+        <w:t xml:space="preserve">DOI</w:t>
+      </w:r>
+      <w:r>
+        <w:t xml:space="preserve"> </w:t>
+      </w:r>
+      <w:r>
+        <w:t xml:space="preserve">(Digital Object Identifier) so your data can be cited and tracked.</w:t>
+      </w:r>
+    </w:p>
+    <w:bookmarkStart w:id="317" w:name="sec-where-to-deposit-tr"/>
     <w:p>
       <w:pPr>
         <w:pStyle w:val="Heading4"/>
@@ -15607,6 +15948,264 @@
         <w:t xml:space="preserve"> </w:t>
       </w:r>
       <w:r>
+        <w:t xml:space="preserve">TOOLS &amp; RESOURCES</w:t>
+      </w:r>
+    </w:p>
+    <w:p>
+      <w:pPr>
+        <w:pStyle w:val="Compact"/>
+        <w:numPr>
+          <w:ilvl w:val="0"/>
+          <w:numId w:val="1232"/>
+        </w:numPr>
+      </w:pPr>
+      <w:hyperlink r:id="rId27">
+        <w:r>
+          <w:rPr>
+            <w:rStyle w:val="Hyperlink"/>
+          </w:rPr>
+          <w:t xml:space="preserve">re3data</w:t>
+        </w:r>
+      </w:hyperlink>
+      <w:r>
+        <w:t xml:space="preserve">: Registry of research data repositories.</w:t>
+      </w:r>
+    </w:p>
+    <w:p>
+      <w:pPr>
+        <w:pStyle w:val="Compact"/>
+        <w:numPr>
+          <w:ilvl w:val="0"/>
+          <w:numId w:val="1233"/>
+        </w:numPr>
+      </w:pPr>
+      <w:hyperlink r:id="rId38">
+        <w:r>
+          <w:rPr>
+            <w:rStyle w:val="Hyperlink"/>
+          </w:rPr>
+          <w:t xml:space="preserve">Zenodo</w:t>
+        </w:r>
+      </w:hyperlink>
+      <w:r>
+        <w:t xml:space="preserve">: General-purpose repository for data, software, reports.</w:t>
+      </w:r>
+    </w:p>
+    <w:p>
+      <w:pPr>
+        <w:pStyle w:val="Compact"/>
+        <w:numPr>
+          <w:ilvl w:val="0"/>
+          <w:numId w:val="1234"/>
+        </w:numPr>
+      </w:pPr>
+      <w:hyperlink r:id="rId39">
+        <w:r>
+          <w:rPr>
+            <w:rStyle w:val="Hyperlink"/>
+          </w:rPr>
+          <w:t xml:space="preserve">Open Data LMU</w:t>
+        </w:r>
+      </w:hyperlink>
+      <w:r>
+        <w:t xml:space="preserve">: Institutional data repository, provided by the University Library.</w:t>
+      </w:r>
+    </w:p>
+    <w:bookmarkEnd w:id="317"/>
+    <w:bookmarkEnd w:id="318"/>
+    <w:bookmarkStart w:id="319" w:name="sec-data-licenses"/>
+    <w:p>
+      <w:pPr>
+        <w:pStyle w:val="Heading3"/>
+      </w:pPr>
+      <w:r>
+        <w:t xml:space="preserve">4.1.4 Data Licenses</w:t>
+      </w:r>
+    </w:p>
+    <w:bookmarkEnd w:id="319"/>
+    <w:bookmarkStart w:id="322" w:name="collapse-data-licenses"/>
+    <w:p>
+      <w:pPr>
+        <w:pStyle w:val="FirstParagraph"/>
+      </w:pPr>
+      <w:r>
+        <w:t xml:space="preserve">A license tells others what they can do with your data. Licensing your data consists in adding a file called LICENSE.txt next to your data, that contains the appropriate legal text. Without one, or equivalent statements, others cannot legally redistribute your research outputs, or reuse them in work they publish themselves, even if they are publicly available.</w:t>
+      </w:r>
+    </w:p>
+    <w:p>
+      <w:pPr>
+        <w:pStyle w:val="BodyText"/>
+      </w:pPr>
+      <w:r>
+        <w:t xml:space="preserve">Common open licenses for data are:</w:t>
+      </w:r>
+    </w:p>
+    <w:p>
+      <w:pPr>
+        <w:pStyle w:val="Compact"/>
+        <w:numPr>
+          <w:ilvl w:val="0"/>
+          <w:numId w:val="1235"/>
+        </w:numPr>
+      </w:pPr>
+      <w:r>
+        <w:rPr>
+          <w:b/>
+          <w:bCs/>
+        </w:rPr>
+        <w:t xml:space="preserve">CC0 (Public Domain)</w:t>
+      </w:r>
+      <w:r>
+        <w:t xml:space="preserve"> </w:t>
+      </w:r>
+      <w:r>
+        <w:t xml:space="preserve">places no restrictions. Anyone can use, modify, and redistribute without attribution. Recommended for factual data where maximum reuse is the goal.</w:t>
+      </w:r>
+    </w:p>
+    <w:p>
+      <w:pPr>
+        <w:pStyle w:val="Compact"/>
+        <w:numPr>
+          <w:ilvl w:val="0"/>
+          <w:numId w:val="1235"/>
+        </w:numPr>
+      </w:pPr>
+      <w:r>
+        <w:rPr>
+          <w:b/>
+          <w:bCs/>
+        </w:rPr>
+        <w:t xml:space="preserve">CC BY (Attribution)</w:t>
+      </w:r>
+      <w:r>
+        <w:t xml:space="preserve"> </w:t>
+      </w:r>
+      <w:r>
+        <w:t xml:space="preserve">requires users to credit you. A good default when you want recognition while enabling broad reuse.</w:t>
+      </w:r>
+    </w:p>
+    <w:p>
+      <w:pPr>
+        <w:pStyle w:val="Compact"/>
+        <w:numPr>
+          <w:ilvl w:val="0"/>
+          <w:numId w:val="1235"/>
+        </w:numPr>
+      </w:pPr>
+      <w:r>
+        <w:rPr>
+          <w:b/>
+          <w:bCs/>
+        </w:rPr>
+        <w:t xml:space="preserve">CC BY-NC (Non-Commercial)</w:t>
+      </w:r>
+      <w:r>
+        <w:t xml:space="preserve"> </w:t>
+      </w:r>
+      <w:r>
+        <w:t xml:space="preserve">adds a restriction against commercial use. Consider whether this limitation actually serves your goals.</w:t>
+      </w:r>
+    </w:p>
+    <w:p>
+      <w:pPr>
+        <w:pStyle w:val="Compact"/>
+        <w:numPr>
+          <w:ilvl w:val="0"/>
+          <w:numId w:val="1235"/>
+        </w:numPr>
+      </w:pPr>
+      <w:r>
+        <w:t xml:space="preserve">A</w:t>
+      </w:r>
+      <w:r>
+        <w:t xml:space="preserve"> </w:t>
+      </w:r>
+      <w:r>
+        <w:rPr>
+          <w:b/>
+          <w:bCs/>
+        </w:rPr>
+        <w:t xml:space="preserve">Scientific Use License (Public Use)</w:t>
+      </w:r>
+      <w:r>
+        <w:t xml:space="preserve"> </w:t>
+      </w:r>
+      <w:r>
+        <w:t xml:space="preserve">only allows re-use for scientific purposes (but with all freedoms within that scope). The Leibniz Institute for Psychology (ZPID) developed such a</w:t>
+      </w:r>
+      <w:r>
+        <w:t xml:space="preserve"> </w:t>
+      </w:r>
+      <w:hyperlink r:id="rId320">
+        <w:r>
+          <w:rPr>
+            <w:rStyle w:val="Hyperlink"/>
+          </w:rPr>
+          <w:t xml:space="preserve">standard license</w:t>
+        </w:r>
+      </w:hyperlink>
+      <w:r>
+        <w:t xml:space="preserve"> </w:t>
+      </w:r>
+      <w:r>
+        <w:t xml:space="preserve">together with legal experts.</w:t>
+      </w:r>
+    </w:p>
+    <w:p>
+      <w:pPr>
+        <w:pStyle w:val="FirstParagraph"/>
+      </w:pPr>
+      <w:r>
+        <w:t xml:space="preserve">Learn more about open licenses for data and code in our</w:t>
+      </w:r>
+      <w:r>
+        <w:t xml:space="preserve"> </w:t>
+      </w:r>
+      <w:hyperlink r:id="rId49">
+        <w:r>
+          <w:rPr>
+            <w:rStyle w:val="Hyperlink"/>
+          </w:rPr>
+          <w:t xml:space="preserve">code publishing tutorial</w:t>
+        </w:r>
+      </w:hyperlink>
+      <w:r>
+        <w:t xml:space="preserve">.</w:t>
+      </w:r>
+    </w:p>
+    <w:p>
+      <w:pPr>
+        <w:pStyle w:val="BodyText"/>
+      </w:pPr>
+      <w:r>
+        <w:t xml:space="preserve">For restricted-access data, a</w:t>
+      </w:r>
+      <w:r>
+        <w:t xml:space="preserve"> </w:t>
+      </w:r>
+      <w:r>
+        <w:rPr>
+          <w:b/>
+          <w:bCs/>
+        </w:rPr>
+        <w:t xml:space="preserve">Data Use Agreement</w:t>
+      </w:r>
+      <w:r>
+        <w:t xml:space="preserve"> </w:t>
+      </w:r>
+      <w:r>
+        <w:t xml:space="preserve">specifies conditions beyond a standard license: approved purposes, security requirements, publication terms, and data destruction timelines.</w:t>
+      </w:r>
+    </w:p>
+    <w:bookmarkStart w:id="321" w:name="sec-data-licenses-lm"/>
+    <w:p>
+      <w:pPr>
+        <w:pStyle w:val="Heading4"/>
+      </w:pPr>
+      <w:r>
+        <w:t xml:space="preserve"> </w:t>
+      </w:r>
+      <w:r>
         <w:t xml:space="preserve">LEARN MORE</w:t>
       </w:r>
     </w:p>
@@ -15615,590 +16214,34 @@
         <w:pStyle w:val="Compact"/>
         <w:numPr>
           <w:ilvl w:val="0"/>
-          <w:numId w:val="1226"/>
-        </w:numPr>
-      </w:pPr>
-      <w:hyperlink r:id="rId310">
-        <w:r>
-          <w:rPr>
-            <w:rStyle w:val="Hyperlink"/>
-          </w:rPr>
-          <w:t xml:space="preserve">FAIR Data Management</w:t>
-        </w:r>
-      </w:hyperlink>
-      <w:r>
-        <w:t xml:space="preserve">: Manage data following FAIR principles. Covers READMEs, data dictionaries, file formats, and standards. (2h)</w:t>
-      </w:r>
-    </w:p>
-    <w:p>
-      <w:pPr>
-        <w:pStyle w:val="Compact"/>
-        <w:numPr>
-          <w:ilvl w:val="0"/>
-          <w:numId w:val="1227"/>
-        </w:numPr>
-      </w:pPr>
-      <w:hyperlink r:id="rId185">
-        <w:r>
-          <w:rPr>
-            <w:rStyle w:val="Hyperlink"/>
-          </w:rPr>
-          <w:t xml:space="preserve">Data Documentation &amp; Validation</w:t>
-        </w:r>
-      </w:hyperlink>
-      <w:r>
-        <w:t xml:space="preserve">: Create data dictionaries and READMEs for your data. (1h)</w:t>
-      </w:r>
-    </w:p>
-    <w:p>
-      <w:pPr>
-        <w:pStyle w:val="Compact"/>
-        <w:numPr>
-          <w:ilvl w:val="0"/>
-          <w:numId w:val="1228"/>
-        </w:numPr>
-      </w:pPr>
-      <w:hyperlink r:id="rId81">
-        <w:r>
-          <w:rPr>
-            <w:rStyle w:val="Hyperlink"/>
-          </w:rPr>
-          <w:t xml:space="preserve">Data Anonymization</w:t>
-        </w:r>
-      </w:hyperlink>
-      <w:r>
-        <w:t xml:space="preserve">: Implement data anonymization techniques in R. (3h)</w:t>
-      </w:r>
-    </w:p>
-    <w:bookmarkEnd w:id="311"/>
-    <w:bookmarkStart w:id="312" w:name="sec-preparing-your-data-tr"/>
-    <w:p>
-      <w:pPr>
-        <w:pStyle w:val="Heading4"/>
-      </w:pPr>
-      <w:r>
-        <w:t xml:space="preserve"> </w:t>
-      </w:r>
-      <w:r>
-        <w:t xml:space="preserve">TOOLS &amp; RESOURCES</w:t>
-      </w:r>
-    </w:p>
-    <w:p>
-      <w:pPr>
-        <w:pStyle w:val="Compact"/>
-        <w:numPr>
-          <w:ilvl w:val="0"/>
-          <w:numId w:val="1229"/>
-        </w:numPr>
-      </w:pPr>
-      <w:hyperlink r:id="rId191">
-        <w:r>
-          <w:rPr>
-            <w:rStyle w:val="Hyperlink"/>
-          </w:rPr>
-          <w:t xml:space="preserve">FAIRsharing</w:t>
-        </w:r>
-      </w:hyperlink>
-      <w:r>
-        <w:t xml:space="preserve">: Search by discipline to find metadata standards, reporting guidelines, and data policies for your field.</w:t>
-      </w:r>
-    </w:p>
-    <w:p>
-      <w:pPr>
-        <w:pStyle w:val="Compact"/>
-        <w:numPr>
-          <w:ilvl w:val="0"/>
-          <w:numId w:val="1230"/>
-        </w:numPr>
-      </w:pPr>
-      <w:hyperlink r:id="rId163">
-        <w:r>
-          <w:rPr>
-            <w:rStyle w:val="Hyperlink"/>
-          </w:rPr>
-          <w:t xml:space="preserve">RDMkit</w:t>
-        </w:r>
-      </w:hyperlink>
-      <w:r>
-        <w:t xml:space="preserve">: Domain-specific metadata standards</w:t>
-      </w:r>
-    </w:p>
-    <w:bookmarkEnd w:id="312"/>
-    <w:bookmarkEnd w:id="313"/>
-    <w:bookmarkStart w:id="314" w:name="sec-where-to-deposit"/>
+          <w:numId w:val="1236"/>
+        </w:numPr>
+      </w:pPr>
+      <w:hyperlink r:id="rId49">
+        <w:r>
+          <w:rPr>
+            <w:rStyle w:val="Hyperlink"/>
+          </w:rPr>
+          <w:t xml:space="preserve">Choose a License</w:t>
+        </w:r>
+      </w:hyperlink>
+      <w:r>
+        <w:t xml:space="preserve">: License decision flowchart for data and code.</w:t>
+      </w:r>
+    </w:p>
+    <w:bookmarkEnd w:id="321"/>
+    <w:bookmarkEnd w:id="322"/>
+    <w:bookmarkStart w:id="323" w:name="sec-data-use-agreements"/>
     <w:p>
       <w:pPr>
         <w:pStyle w:val="Heading3"/>
       </w:pPr>
       <w:r>
-        <w:t xml:space="preserve">4.1.3 Where to Deposit</w:t>
-      </w:r>
-    </w:p>
-    <w:bookmarkEnd w:id="314"/>
-    <w:bookmarkStart w:id="316" w:name="collapse-where-to-deposit"/>
-    <w:p>
-      <w:pPr>
-        <w:pStyle w:val="FirstParagraph"/>
-      </w:pPr>
-      <w:r>
-        <w:t xml:space="preserve">Choose a repository that suits your data type, your field’s expectations, and your access requirements.</w:t>
-      </w:r>
-    </w:p>
-    <w:p>
-      <w:pPr>
-        <w:numPr>
-          <w:ilvl w:val="0"/>
-          <w:numId w:val="1231"/>
-        </w:numPr>
-      </w:pPr>
-      <w:r>
-        <w:rPr>
-          <w:b/>
-          <w:bCs/>
-        </w:rPr>
-        <w:t xml:space="preserve">Discipline-specific repositories</w:t>
-      </w:r>
-      <w:r>
-        <w:t xml:space="preserve"> </w:t>
-      </w:r>
-      <w:r>
-        <w:t xml:space="preserve">are often the best choice. They use metadata standards your community expects, making your data findable by researchers in your field. Search</w:t>
-      </w:r>
-      <w:r>
-        <w:t xml:space="preserve"> </w:t>
-      </w:r>
-      <w:hyperlink r:id="rId27">
-        <w:r>
-          <w:rPr>
-            <w:rStyle w:val="Hyperlink"/>
-          </w:rPr>
-          <w:t xml:space="preserve">re3data</w:t>
-        </w:r>
-      </w:hyperlink>
-      <w:r>
-        <w:t xml:space="preserve"> </w:t>
-      </w:r>
-      <w:r>
-        <w:t xml:space="preserve">to find repositories for your domain.</w:t>
-      </w:r>
-    </w:p>
-    <w:p>
-      <w:pPr>
-        <w:numPr>
-          <w:ilvl w:val="0"/>
-          <w:numId w:val="1231"/>
-        </w:numPr>
-      </w:pPr>
-      <w:r>
-        <w:rPr>
-          <w:b/>
-          <w:bCs/>
-        </w:rPr>
-        <w:t xml:space="preserve">General-purpose repositories</w:t>
-      </w:r>
-      <w:r>
-        <w:t xml:space="preserve"> </w:t>
-      </w:r>
-      <w:r>
-        <w:t xml:space="preserve">like</w:t>
-      </w:r>
-      <w:r>
-        <w:t xml:space="preserve"> </w:t>
-      </w:r>
-      <w:hyperlink r:id="rId31">
-        <w:r>
-          <w:rPr>
-            <w:rStyle w:val="Hyperlink"/>
-          </w:rPr>
-          <w:t xml:space="preserve">Zenodo</w:t>
-        </w:r>
-      </w:hyperlink>
-      <w:r>
-        <w:t xml:space="preserve"> </w:t>
-      </w:r>
-      <w:r>
-        <w:t xml:space="preserve">accept any data type. They provide DOIs and long-term preservation, but may lack the specialized metadata fields of discipline-specific options.</w:t>
-      </w:r>
-    </w:p>
-    <w:p>
-      <w:pPr>
-        <w:numPr>
-          <w:ilvl w:val="0"/>
-          <w:numId w:val="1231"/>
-        </w:numPr>
-      </w:pPr>
-      <w:r>
-        <w:rPr>
-          <w:b/>
-          <w:bCs/>
-        </w:rPr>
-        <w:t xml:space="preserve">Institutional repositories</w:t>
-      </w:r>
-      <w:r>
-        <w:t xml:space="preserve"> </w:t>
-      </w:r>
-      <w:r>
-        <w:t xml:space="preserve">may be required by your funder. Choosing the LMU repository</w:t>
-      </w:r>
-      <w:r>
-        <w:t xml:space="preserve"> </w:t>
-      </w:r>
-      <w:hyperlink r:id="rId39">
-        <w:r>
-          <w:rPr>
-            <w:rStyle w:val="Hyperlink"/>
-          </w:rPr>
-          <w:t xml:space="preserve">Open Data LMU</w:t>
-        </w:r>
-      </w:hyperlink>
-      <w:r>
-        <w:t xml:space="preserve"> </w:t>
-      </w:r>
-      <w:r>
-        <w:t xml:space="preserve">also ensures you can get the support of the</w:t>
-      </w:r>
-      <w:r>
-        <w:t xml:space="preserve"> </w:t>
-      </w:r>
-      <w:hyperlink r:id="rId76">
-        <w:r>
-          <w:rPr>
-            <w:rStyle w:val="Hyperlink"/>
-          </w:rPr>
-          <w:t xml:space="preserve">Research Data Management team of the University Library</w:t>
-        </w:r>
-      </w:hyperlink>
-      <w:r>
-        <w:t xml:space="preserve">.</w:t>
-      </w:r>
-    </w:p>
-    <w:p>
-      <w:pPr>
-        <w:pStyle w:val="FirstParagraph"/>
-      </w:pPr>
-      <w:r>
-        <w:t xml:space="preserve">Whichever you choose, ensure the repository provides a</w:t>
-      </w:r>
-      <w:r>
-        <w:t xml:space="preserve"> </w:t>
-      </w:r>
-      <w:r>
-        <w:rPr>
-          <w:b/>
-          <w:bCs/>
-        </w:rPr>
-        <w:t xml:space="preserve">DOI</w:t>
-      </w:r>
-      <w:r>
-        <w:t xml:space="preserve"> </w:t>
-      </w:r>
-      <w:r>
-        <w:t xml:space="preserve">(Digital Object Identifier) so your data can be cited and tracked.</w:t>
-      </w:r>
-    </w:p>
-    <w:bookmarkStart w:id="315" w:name="sec-where-to-deposit-tr"/>
-    <w:p>
-      <w:pPr>
-        <w:pStyle w:val="Heading4"/>
-      </w:pPr>
-      <w:r>
-        <w:t xml:space="preserve"> </w:t>
-      </w:r>
-      <w:r>
-        <w:t xml:space="preserve">TOOLS &amp; RESOURCES</w:t>
-      </w:r>
-    </w:p>
-    <w:p>
-      <w:pPr>
-        <w:pStyle w:val="Compact"/>
-        <w:numPr>
-          <w:ilvl w:val="0"/>
-          <w:numId w:val="1232"/>
-        </w:numPr>
-      </w:pPr>
-      <w:hyperlink r:id="rId27">
-        <w:r>
-          <w:rPr>
-            <w:rStyle w:val="Hyperlink"/>
-          </w:rPr>
-          <w:t xml:space="preserve">re3data</w:t>
-        </w:r>
-      </w:hyperlink>
-      <w:r>
-        <w:t xml:space="preserve">: Registry of research data repositories.</w:t>
-      </w:r>
-    </w:p>
-    <w:p>
-      <w:pPr>
-        <w:pStyle w:val="Compact"/>
-        <w:numPr>
-          <w:ilvl w:val="0"/>
-          <w:numId w:val="1233"/>
-        </w:numPr>
-      </w:pPr>
-      <w:hyperlink r:id="rId38">
-        <w:r>
-          <w:rPr>
-            <w:rStyle w:val="Hyperlink"/>
-          </w:rPr>
-          <w:t xml:space="preserve">Zenodo</w:t>
-        </w:r>
-      </w:hyperlink>
-      <w:r>
-        <w:t xml:space="preserve">: General-purpose repository for data, software, reports.</w:t>
-      </w:r>
-    </w:p>
-    <w:p>
-      <w:pPr>
-        <w:pStyle w:val="Compact"/>
-        <w:numPr>
-          <w:ilvl w:val="0"/>
-          <w:numId w:val="1234"/>
-        </w:numPr>
-      </w:pPr>
-      <w:hyperlink r:id="rId39">
-        <w:r>
-          <w:rPr>
-            <w:rStyle w:val="Hyperlink"/>
-          </w:rPr>
-          <w:t xml:space="preserve">Open Data LMU</w:t>
-        </w:r>
-      </w:hyperlink>
-      <w:r>
-        <w:t xml:space="preserve">: Institutional data repository, provided by the University Library.</w:t>
-      </w:r>
-    </w:p>
-    <w:bookmarkEnd w:id="315"/>
-    <w:bookmarkEnd w:id="316"/>
-    <w:bookmarkStart w:id="317" w:name="sec-data-licenses"/>
-    <w:p>
-      <w:pPr>
-        <w:pStyle w:val="Heading3"/>
-      </w:pPr>
-      <w:r>
-        <w:t xml:space="preserve">4.1.4 Data Licenses</w:t>
-      </w:r>
-    </w:p>
-    <w:bookmarkEnd w:id="317"/>
-    <w:bookmarkStart w:id="320" w:name="collapse-data-licenses"/>
-    <w:p>
-      <w:pPr>
-        <w:pStyle w:val="FirstParagraph"/>
-      </w:pPr>
-      <w:r>
-        <w:t xml:space="preserve">A license tells others what they can do with your data. Licensing your data consists in adding a file called LICENSE.txt next to your data, that contains the appropriate legal text. Without one, or equivalent statements, others cannot legally redistribute your research outputs, or reuse them in work they publish themselves, even if they are publicly available.</w:t>
-      </w:r>
-    </w:p>
-    <w:p>
-      <w:pPr>
-        <w:pStyle w:val="BodyText"/>
-      </w:pPr>
-      <w:r>
-        <w:t xml:space="preserve">Common open licenses for data are:</w:t>
-      </w:r>
-    </w:p>
-    <w:p>
-      <w:pPr>
-        <w:pStyle w:val="Compact"/>
-        <w:numPr>
-          <w:ilvl w:val="0"/>
-          <w:numId w:val="1235"/>
-        </w:numPr>
-      </w:pPr>
-      <w:r>
-        <w:rPr>
-          <w:b/>
-          <w:bCs/>
-        </w:rPr>
-        <w:t xml:space="preserve">CC0 (Public Domain)</w:t>
-      </w:r>
-      <w:r>
-        <w:t xml:space="preserve"> </w:t>
-      </w:r>
-      <w:r>
-        <w:t xml:space="preserve">places no restrictions. Anyone can use, modify, and redistribute without attribution. Recommended for factual data where maximum reuse is the goal.</w:t>
-      </w:r>
-    </w:p>
-    <w:p>
-      <w:pPr>
-        <w:pStyle w:val="Compact"/>
-        <w:numPr>
-          <w:ilvl w:val="0"/>
-          <w:numId w:val="1235"/>
-        </w:numPr>
-      </w:pPr>
-      <w:r>
-        <w:rPr>
-          <w:b/>
-          <w:bCs/>
-        </w:rPr>
-        <w:t xml:space="preserve">CC BY (Attribution)</w:t>
-      </w:r>
-      <w:r>
-        <w:t xml:space="preserve"> </w:t>
-      </w:r>
-      <w:r>
-        <w:t xml:space="preserve">requires users to credit you. A good default when you want recognition while enabling broad reuse.</w:t>
-      </w:r>
-    </w:p>
-    <w:p>
-      <w:pPr>
-        <w:pStyle w:val="Compact"/>
-        <w:numPr>
-          <w:ilvl w:val="0"/>
-          <w:numId w:val="1235"/>
-        </w:numPr>
-      </w:pPr>
-      <w:r>
-        <w:rPr>
-          <w:b/>
-          <w:bCs/>
-        </w:rPr>
-        <w:t xml:space="preserve">CC BY-NC (Non-Commercial)</w:t>
-      </w:r>
-      <w:r>
-        <w:t xml:space="preserve"> </w:t>
-      </w:r>
-      <w:r>
-        <w:t xml:space="preserve">adds a restriction against commercial use. Consider whether this limitation actually serves your goals.</w:t>
-      </w:r>
-    </w:p>
-    <w:p>
-      <w:pPr>
-        <w:pStyle w:val="Compact"/>
-        <w:numPr>
-          <w:ilvl w:val="0"/>
-          <w:numId w:val="1235"/>
-        </w:numPr>
-      </w:pPr>
-      <w:r>
-        <w:t xml:space="preserve">A</w:t>
-      </w:r>
-      <w:r>
-        <w:t xml:space="preserve"> </w:t>
-      </w:r>
-      <w:r>
-        <w:rPr>
-          <w:b/>
-          <w:bCs/>
-        </w:rPr>
-        <w:t xml:space="preserve">Scientific Use License (Public Use)</w:t>
-      </w:r>
-      <w:r>
-        <w:t xml:space="preserve"> </w:t>
-      </w:r>
-      <w:r>
-        <w:t xml:space="preserve">only allows re-use for scientific purposes (but with all freedoms within that scope). The Leibniz Institute for Psychology (ZPID) developed such a</w:t>
-      </w:r>
-      <w:r>
-        <w:t xml:space="preserve"> </w:t>
-      </w:r>
-      <w:hyperlink r:id="rId318">
-        <w:r>
-          <w:rPr>
-            <w:rStyle w:val="Hyperlink"/>
-          </w:rPr>
-          <w:t xml:space="preserve">standard license</w:t>
-        </w:r>
-      </w:hyperlink>
-      <w:r>
-        <w:t xml:space="preserve"> </w:t>
-      </w:r>
-      <w:r>
-        <w:t xml:space="preserve">together with legal experts.</w:t>
-      </w:r>
-    </w:p>
-    <w:p>
-      <w:pPr>
-        <w:pStyle w:val="FirstParagraph"/>
-      </w:pPr>
-      <w:r>
-        <w:t xml:space="preserve">Learn more about open licenses for data and code in our</w:t>
-      </w:r>
-      <w:r>
-        <w:t xml:space="preserve"> </w:t>
-      </w:r>
-      <w:hyperlink r:id="rId49">
-        <w:r>
-          <w:rPr>
-            <w:rStyle w:val="Hyperlink"/>
-          </w:rPr>
-          <w:t xml:space="preserve">code publishing tutorial</w:t>
-        </w:r>
-      </w:hyperlink>
-      <w:r>
-        <w:t xml:space="preserve">.</w:t>
-      </w:r>
-    </w:p>
-    <w:p>
-      <w:pPr>
-        <w:pStyle w:val="BodyText"/>
-      </w:pPr>
-      <w:r>
-        <w:t xml:space="preserve">For restricted-access data, a</w:t>
-      </w:r>
-      <w:r>
-        <w:t xml:space="preserve"> </w:t>
-      </w:r>
-      <w:r>
-        <w:rPr>
-          <w:b/>
-          <w:bCs/>
-        </w:rPr>
-        <w:t xml:space="preserve">Data Use Agreement</w:t>
-      </w:r>
-      <w:r>
-        <w:t xml:space="preserve"> </w:t>
-      </w:r>
-      <w:r>
-        <w:t xml:space="preserve">specifies conditions beyond a standard license: approved purposes, security requirements, publication terms, and data destruction timelines.</w:t>
-      </w:r>
-    </w:p>
-    <w:bookmarkStart w:id="319" w:name="sec-data-licenses-lm"/>
-    <w:p>
-      <w:pPr>
-        <w:pStyle w:val="Heading4"/>
-      </w:pPr>
-      <w:r>
-        <w:t xml:space="preserve"> </w:t>
-      </w:r>
-      <w:r>
-        <w:t xml:space="preserve">LEARN MORE</w:t>
-      </w:r>
-    </w:p>
-    <w:p>
-      <w:pPr>
-        <w:pStyle w:val="Compact"/>
-        <w:numPr>
-          <w:ilvl w:val="0"/>
-          <w:numId w:val="1236"/>
-        </w:numPr>
-      </w:pPr>
-      <w:hyperlink r:id="rId49">
-        <w:r>
-          <w:rPr>
-            <w:rStyle w:val="Hyperlink"/>
-          </w:rPr>
-          <w:t xml:space="preserve">Choose a License</w:t>
-        </w:r>
-      </w:hyperlink>
-      <w:r>
-        <w:t xml:space="preserve">: License decision flowchart for data and code.</w:t>
-      </w:r>
-    </w:p>
-    <w:bookmarkEnd w:id="319"/>
-    <w:bookmarkEnd w:id="320"/>
-    <w:bookmarkStart w:id="321" w:name="sec-data-use-agreements"/>
-    <w:p>
-      <w:pPr>
-        <w:pStyle w:val="Heading3"/>
-      </w:pPr>
-      <w:r>
         <w:t xml:space="preserve">4.1.5 Data Use Agreements</w:t>
       </w:r>
     </w:p>
-    <w:bookmarkEnd w:id="321"/>
-    <w:bookmarkStart w:id="322" w:name="collapse-data-use-agreements"/>
+    <w:bookmarkEnd w:id="323"/>
+    <w:bookmarkStart w:id="324" w:name="collapse-data-use-agreements"/>
     <w:p>
       <w:pPr>
         <w:pStyle w:val="FirstParagraph"/>
@@ -16247,11 +16290,11 @@
         <w:t xml:space="preserve">Examples DUA</w:t>
       </w:r>
     </w:p>
-    <w:bookmarkEnd w:id="322"/>
-    <w:bookmarkEnd w:id="323"/>
     <w:bookmarkEnd w:id="324"/>
     <w:bookmarkEnd w:id="325"/>
-    <w:bookmarkStart w:id="348" w:name="accordion-open-source-code"/>
+    <w:bookmarkEnd w:id="326"/>
+    <w:bookmarkEnd w:id="327"/>
+    <w:bookmarkStart w:id="350" w:name="accordion-open-source-code"/>
     <w:p>
       <w:pPr>
         <w:pStyle w:val="FirstParagraph"/>
@@ -16263,7 +16306,7 @@
         <w:t xml:space="preserve"> </w:t>
       </w:r>
     </w:p>
-    <w:bookmarkStart w:id="326" w:name="sec-open-source-code"/>
+    <w:bookmarkStart w:id="328" w:name="sec-open-source-code"/>
     <w:p>
       <w:pPr>
         <w:pStyle w:val="Heading2"/>
@@ -16272,8 +16315,8 @@
         <w:t xml:space="preserve">4.2 Open Source Code</w:t>
       </w:r>
     </w:p>
-    <w:bookmarkEnd w:id="326"/>
-    <w:bookmarkStart w:id="347" w:name="collapse-open-source-code"/>
+    <w:bookmarkEnd w:id="328"/>
+    <w:bookmarkStart w:id="349" w:name="collapse-open-source-code"/>
     <w:p>
       <w:pPr>
         <w:pStyle w:val="FirstParagraph"/>
@@ -16537,8 +16580,8 @@
         <w:t xml:space="preserve">to allow others to re-derive an approximation of the original results and conduct further exploratory analyses.</w:t>
       </w:r>
     </w:p>
-    <w:bookmarkStart w:id="346" w:name="open-source-code-collapse"/>
-    <w:bookmarkStart w:id="327" w:name="sec-preparing-your-code-repository"/>
+    <w:bookmarkStart w:id="348" w:name="open-source-code-collapse"/>
+    <w:bookmarkStart w:id="329" w:name="sec-preparing-your-code-repository"/>
     <w:p>
       <w:pPr>
         <w:pStyle w:val="Heading3"/>
@@ -16547,8 +16590,8 @@
         <w:t xml:space="preserve">4.2.1 Preparing Your Code Repository</w:t>
       </w:r>
     </w:p>
-    <w:bookmarkEnd w:id="327"/>
-    <w:bookmarkStart w:id="331" w:name="collapse-preparing-your-code-repository"/>
+    <w:bookmarkEnd w:id="329"/>
+    <w:bookmarkStart w:id="333" w:name="collapse-preparing-your-code-repository"/>
     <w:p>
       <w:pPr>
         <w:pStyle w:val="FirstParagraph"/>
@@ -16689,12 +16732,12 @@
                 <wp:inline>
                   <wp:extent cx="152400" cy="152400"/>
                   <wp:effectExtent b="0" l="0" r="0" t="0"/>
-                  <wp:docPr descr="" title="" id="328" name="Picture"/>
+                  <wp:docPr descr="" title="" id="330" name="Picture"/>
                   <a:graphic>
                     <a:graphicData uri="http://schemas.openxmlformats.org/drawingml/2006/picture">
                       <pic:pic>
                         <pic:nvPicPr>
-                          <pic:cNvPr descr="/opt/quarto/share/formats/docx/important.png" id="329" name="Picture"/>
+                          <pic:cNvPr descr="/opt/quarto/share/formats/docx/important.png" id="331" name="Picture"/>
                           <pic:cNvPicPr>
                             <a:picLocks noChangeArrowheads="1" noChangeAspect="1"/>
                           </pic:cNvPicPr>
@@ -16823,7 +16866,7 @@
             <w:r>
               <w:t xml:space="preserve"> </w:t>
             </w:r>
-            <w:hyperlink r:id="rId255">
+            <w:hyperlink r:id="rId257">
               <w:r>
                 <w:rPr>
                   <w:rStyle w:val="Hyperlink"/>
@@ -16842,7 +16885,7 @@
         </w:tc>
       </w:tr>
     </w:tbl>
-    <w:bookmarkStart w:id="330" w:name="sec-preparing-your-code-repository-lm"/>
+    <w:bookmarkStart w:id="332" w:name="sec-preparing-your-code-repository-lm"/>
     <w:p>
       <w:pPr>
         <w:pStyle w:val="Heading4"/>
@@ -16874,9 +16917,9 @@
         <w:t xml:space="preserve">: Add all elements of a reproducible project to your repository.</w:t>
       </w:r>
     </w:p>
-    <w:bookmarkEnd w:id="330"/>
-    <w:bookmarkEnd w:id="331"/>
-    <w:bookmarkStart w:id="332" w:name="sec-real-simulated-or-synthetic-data"/>
+    <w:bookmarkEnd w:id="332"/>
+    <w:bookmarkEnd w:id="333"/>
+    <w:bookmarkStart w:id="334" w:name="sec-real-simulated-or-synthetic-data"/>
     <w:p>
       <w:pPr>
         <w:pStyle w:val="Heading3"/>
@@ -16885,8 +16928,8 @@
         <w:t xml:space="preserve">4.2.2 Real, Simulated, or Synthetic Data</w:t>
       </w:r>
     </w:p>
-    <w:bookmarkEnd w:id="332"/>
-    <w:bookmarkStart w:id="334" w:name="collapse-real-simulated-synthetic-data"/>
+    <w:bookmarkEnd w:id="334"/>
+    <w:bookmarkStart w:id="336" w:name="collapse-real-simulated-synthetic-data"/>
     <w:p>
       <w:pPr>
         <w:pStyle w:val="FirstParagraph"/>
@@ -17001,7 +17044,7 @@
         <w:t xml:space="preserve">When privacy-sensitive data cannot be shared, synthetic datasets can provide a useful alternative. Compared with purely random simulated data, synthetic data can resemble the structure and characteristics of the original dataset, allowing other researchers to rerun the analyses and assess whether the main results can be reproduced. In addition, openly shared synthetic data enable exploratory analyses that may generate new hypotheses, and in some cases analyses conducted on synthetic data can approximate results obtained from the real data.</w:t>
       </w:r>
     </w:p>
-    <w:bookmarkStart w:id="333" w:name="sec-real-simulated-or-synthetic-data-lm"/>
+    <w:bookmarkStart w:id="335" w:name="sec-real-simulated-or-synthetic-data-lm"/>
     <w:p>
       <w:pPr>
         <w:pStyle w:val="Heading4"/>
@@ -17021,7 +17064,7 @@
           <w:numId w:val="1243"/>
         </w:numPr>
       </w:pPr>
-      <w:hyperlink r:id="rId310">
+      <w:hyperlink r:id="rId312">
         <w:r>
           <w:rPr>
             <w:rStyle w:val="Hyperlink"/>
@@ -17073,9 +17116,9 @@
         <w:t xml:space="preserve">: Synthetic data creation in R to balance utility and privacy when sharing data. (3h)</w:t>
       </w:r>
     </w:p>
-    <w:bookmarkEnd w:id="333"/>
-    <w:bookmarkEnd w:id="334"/>
-    <w:bookmarkStart w:id="335" w:name="sec-code-licenses"/>
+    <w:bookmarkEnd w:id="335"/>
+    <w:bookmarkEnd w:id="336"/>
+    <w:bookmarkStart w:id="337" w:name="sec-code-licenses"/>
     <w:p>
       <w:pPr>
         <w:pStyle w:val="Heading3"/>
@@ -17084,8 +17127,8 @@
         <w:t xml:space="preserve">4.2.3 Code Licenses</w:t>
       </w:r>
     </w:p>
-    <w:bookmarkEnd w:id="335"/>
-    <w:bookmarkStart w:id="339" w:name="collapse-code-licenses"/>
+    <w:bookmarkEnd w:id="337"/>
+    <w:bookmarkStart w:id="341" w:name="collapse-code-licenses"/>
     <w:p>
       <w:pPr>
         <w:pStyle w:val="FirstParagraph"/>
@@ -17204,7 +17247,7 @@
       <w:r>
         <w:t xml:space="preserve">‘</w:t>
       </w:r>
-      <w:hyperlink r:id="rId336">
+      <w:hyperlink r:id="rId338">
         <w:r>
           <w:rPr>
             <w:rStyle w:val="Hyperlink"/>
@@ -17219,7 +17262,7 @@
         <w:t xml:space="preserve">.</w:t>
       </w:r>
     </w:p>
-    <w:bookmarkStart w:id="338" w:name="sec-code-licenses-lm"/>
+    <w:bookmarkStart w:id="340" w:name="sec-code-licenses-lm"/>
     <w:p>
       <w:pPr>
         <w:pStyle w:val="Heading4"/>
@@ -17259,7 +17302,7 @@
           <w:numId w:val="1248"/>
         </w:numPr>
       </w:pPr>
-      <w:hyperlink r:id="rId337">
+      <w:hyperlink r:id="rId339">
         <w:r>
           <w:rPr>
             <w:rStyle w:val="Hyperlink"/>
@@ -17271,9 +17314,9 @@
         <w:t xml:space="preserve">: Tool comparing open software licenses.</w:t>
       </w:r>
     </w:p>
-    <w:bookmarkEnd w:id="338"/>
-    <w:bookmarkEnd w:id="339"/>
-    <w:bookmarkStart w:id="340" w:name="sec-archiving-dois"/>
+    <w:bookmarkEnd w:id="340"/>
+    <w:bookmarkEnd w:id="341"/>
+    <w:bookmarkStart w:id="342" w:name="sec-archiving-dois"/>
     <w:p>
       <w:pPr>
         <w:pStyle w:val="Heading3"/>
@@ -17282,8 +17325,8 @@
         <w:t xml:space="preserve">4.2.4 Archiving &amp; DOIs</w:t>
       </w:r>
     </w:p>
-    <w:bookmarkEnd w:id="340"/>
-    <w:bookmarkStart w:id="345" w:name="collapse-archiving-dois"/>
+    <w:bookmarkEnd w:id="342"/>
+    <w:bookmarkStart w:id="347" w:name="collapse-archiving-dois"/>
     <w:p>
       <w:pPr>
         <w:pStyle w:val="FirstParagraph"/>
@@ -17483,12 +17526,12 @@
                 <wp:inline>
                   <wp:extent cx="152400" cy="152400"/>
                   <wp:effectExtent b="0" l="0" r="0" t="0"/>
-                  <wp:docPr descr="" title="" id="341" name="Picture"/>
+                  <wp:docPr descr="" title="" id="343" name="Picture"/>
                   <a:graphic>
                     <a:graphicData uri="http://schemas.openxmlformats.org/drawingml/2006/picture">
                       <pic:pic>
                         <pic:nvPicPr>
-                          <pic:cNvPr descr="/opt/quarto/share/formats/docx/tip.png" id="342" name="Picture"/>
+                          <pic:cNvPr descr="/opt/quarto/share/formats/docx/tip.png" id="344" name="Picture"/>
                           <pic:cNvPicPr>
                             <a:picLocks noChangeArrowheads="1" noChangeAspect="1"/>
                           </pic:cNvPicPr>
@@ -17609,7 +17652,7 @@
         </w:tc>
       </w:tr>
     </w:tbl>
-    <w:bookmarkStart w:id="343" w:name="sec-archiving-dois-lm"/>
+    <w:bookmarkStart w:id="345" w:name="sec-archiving-dois-lm"/>
     <w:p>
       <w:pPr>
         <w:pStyle w:val="Heading4"/>
@@ -17641,8 +17684,8 @@
         <w:t xml:space="preserve">: Add all elements of a reproducible project to your repository.</w:t>
       </w:r>
     </w:p>
-    <w:bookmarkEnd w:id="343"/>
-    <w:bookmarkStart w:id="344" w:name="sec-archiving-dois-tr"/>
+    <w:bookmarkEnd w:id="345"/>
+    <w:bookmarkStart w:id="346" w:name="sec-archiving-dois-tr"/>
     <w:p>
       <w:pPr>
         <w:pStyle w:val="Heading4"/>
@@ -17674,12 +17717,12 @@
         <w:t xml:space="preserve">: General-purpose repository for data, software, reports.</w:t>
       </w:r>
     </w:p>
-    <w:bookmarkEnd w:id="344"/>
-    <w:bookmarkEnd w:id="345"/>
     <w:bookmarkEnd w:id="346"/>
     <w:bookmarkEnd w:id="347"/>
     <w:bookmarkEnd w:id="348"/>
-    <w:bookmarkStart w:id="360" w:name="accordion-open-materials"/>
+    <w:bookmarkEnd w:id="349"/>
+    <w:bookmarkEnd w:id="350"/>
+    <w:bookmarkStart w:id="362" w:name="accordion-open-materials"/>
     <w:p>
       <w:pPr>
         <w:pStyle w:val="FirstParagraph"/>
@@ -17691,7 +17734,7 @@
         <w:t xml:space="preserve"> </w:t>
       </w:r>
     </w:p>
-    <w:bookmarkStart w:id="349" w:name="sec-open-materials"/>
+    <w:bookmarkStart w:id="351" w:name="sec-open-materials"/>
     <w:p>
       <w:pPr>
         <w:pStyle w:val="Heading2"/>
@@ -17700,8 +17743,8 @@
         <w:t xml:space="preserve">4.3 Open Materials</w:t>
       </w:r>
     </w:p>
-    <w:bookmarkEnd w:id="349"/>
-    <w:bookmarkStart w:id="359" w:name="collapse-open-materials"/>
+    <w:bookmarkEnd w:id="351"/>
+    <w:bookmarkStart w:id="361" w:name="collapse-open-materials"/>
     <w:p>
       <w:pPr>
         <w:pStyle w:val="FirstParagraph"/>
@@ -17710,8 +17753,8 @@
         <w:t xml:space="preserve">Any material needed to reproduce or replicate your study should also be shared openly unless there are dual-use, patent, or privacy concerns.</w:t>
       </w:r>
     </w:p>
-    <w:bookmarkStart w:id="358" w:name="open-materials-collapse"/>
-    <w:bookmarkStart w:id="350" w:name="sec-digital-materials"/>
+    <w:bookmarkStart w:id="360" w:name="open-materials-collapse"/>
+    <w:bookmarkStart w:id="352" w:name="sec-digital-materials"/>
     <w:p>
       <w:pPr>
         <w:pStyle w:val="Heading3"/>
@@ -17720,8 +17763,8 @@
         <w:t xml:space="preserve">4.3.1 Digital materials</w:t>
       </w:r>
     </w:p>
-    <w:bookmarkEnd w:id="350"/>
-    <w:bookmarkStart w:id="353" w:name="collapse-digital-materials"/>
+    <w:bookmarkEnd w:id="352"/>
+    <w:bookmarkStart w:id="355" w:name="collapse-digital-materials"/>
     <w:p>
       <w:pPr>
         <w:pStyle w:val="FirstParagraph"/>
@@ -17885,7 +17928,7 @@
       <w:r>
         <w:t xml:space="preserve"> </w:t>
       </w:r>
-      <w:hyperlink r:id="rId351">
+      <w:hyperlink r:id="rId353">
         <w:r>
           <w:rPr>
             <w:rStyle w:val="Hyperlink"/>
@@ -17900,7 +17943,7 @@
         <w:t xml:space="preserve">to explore more.</w:t>
       </w:r>
     </w:p>
-    <w:bookmarkStart w:id="352" w:name="sec-digital-materials-tr"/>
+    <w:bookmarkStart w:id="354" w:name="sec-digital-materials-tr"/>
     <w:p>
       <w:pPr>
         <w:pStyle w:val="Heading4"/>
@@ -17960,7 +18003,7 @@
           <w:numId w:val="1256"/>
         </w:numPr>
       </w:pPr>
-      <w:hyperlink r:id="rId351">
+      <w:hyperlink r:id="rId353">
         <w:r>
           <w:rPr>
             <w:rStyle w:val="Hyperlink"/>
@@ -17972,9 +18015,9 @@
         <w:t xml:space="preserve">: Tool comparing licenses for diverse creative work.</w:t>
       </w:r>
     </w:p>
-    <w:bookmarkEnd w:id="352"/>
-    <w:bookmarkEnd w:id="353"/>
-    <w:bookmarkStart w:id="354" w:name="sec-physical-materials"/>
+    <w:bookmarkEnd w:id="354"/>
+    <w:bookmarkEnd w:id="355"/>
+    <w:bookmarkStart w:id="356" w:name="sec-physical-materials"/>
     <w:p>
       <w:pPr>
         <w:pStyle w:val="Heading3"/>
@@ -17983,8 +18026,8 @@
         <w:t xml:space="preserve">4.3.2 Physical materials</w:t>
       </w:r>
     </w:p>
-    <w:bookmarkEnd w:id="354"/>
-    <w:bookmarkStart w:id="357" w:name="collapse-physical-materials"/>
+    <w:bookmarkEnd w:id="356"/>
+    <w:bookmarkStart w:id="359" w:name="collapse-physical-materials"/>
     <w:p>
       <w:pPr>
         <w:pStyle w:val="FirstParagraph"/>
@@ -18003,7 +18046,7 @@
       <w:r>
         <w:t xml:space="preserve"> </w:t>
       </w:r>
-      <w:hyperlink r:id="rId355">
+      <w:hyperlink r:id="rId357">
         <w:r>
           <w:rPr>
             <w:rStyle w:val="Hyperlink"/>
@@ -18020,7 +18063,7 @@
       <w:r>
         <w:t xml:space="preserve"> </w:t>
       </w:r>
-      <w:hyperlink r:id="rId356">
+      <w:hyperlink r:id="rId358">
         <w:r>
           <w:rPr>
             <w:rStyle w:val="Hyperlink"/>
@@ -18119,11 +18162,11 @@
         <w:t xml:space="preserve">Document links between materials and associated datasets or publications.</w:t>
       </w:r>
     </w:p>
-    <w:bookmarkEnd w:id="357"/>
-    <w:bookmarkEnd w:id="358"/>
     <w:bookmarkEnd w:id="359"/>
     <w:bookmarkEnd w:id="360"/>
-    <w:bookmarkStart w:id="389" w:name="accordion-open-access-articles"/>
+    <w:bookmarkEnd w:id="361"/>
+    <w:bookmarkEnd w:id="362"/>
+    <w:bookmarkStart w:id="391" w:name="accordion-open-access-articles"/>
     <w:p>
       <w:pPr>
         <w:pStyle w:val="FirstParagraph"/>
@@ -18135,7 +18178,7 @@
         <w:t xml:space="preserve"> </w:t>
       </w:r>
     </w:p>
-    <w:bookmarkStart w:id="361" w:name="sec-open-access-articles"/>
+    <w:bookmarkStart w:id="363" w:name="sec-open-access-articles"/>
     <w:p>
       <w:pPr>
         <w:pStyle w:val="Heading2"/>
@@ -18144,8 +18187,8 @@
         <w:t xml:space="preserve">4.4 Open Access Articles</w:t>
       </w:r>
     </w:p>
-    <w:bookmarkEnd w:id="361"/>
-    <w:bookmarkStart w:id="388" w:name="collapse-open-access-articles"/>
+    <w:bookmarkEnd w:id="363"/>
+    <w:bookmarkStart w:id="390" w:name="collapse-open-access-articles"/>
     <w:p>
       <w:pPr>
         <w:pStyle w:val="FirstParagraph"/>
@@ -18186,8 +18229,8 @@
         <w:t xml:space="preserve">in scholarship by providing institutions and researchers - especially in low-resource settings - free and immediate access to scientific findings. Finally, tax-payer funded projects often have particular requirements for open access.</w:t>
       </w:r>
     </w:p>
-    <w:bookmarkStart w:id="387" w:name="open-access-articles-collapse"/>
-    <w:bookmarkStart w:id="362" w:name="sec-pathways-to-open-access"/>
+    <w:bookmarkStart w:id="389" w:name="open-access-articles-collapse"/>
+    <w:bookmarkStart w:id="364" w:name="sec-pathways-to-open-access"/>
     <w:p>
       <w:pPr>
         <w:pStyle w:val="Heading3"/>
@@ -18196,8 +18239,8 @@
         <w:t xml:space="preserve">4.4.1 Pathways to Open Access</w:t>
       </w:r>
     </w:p>
-    <w:bookmarkEnd w:id="362"/>
-    <w:bookmarkStart w:id="368" w:name="collapse-pathways-to-open-access"/>
+    <w:bookmarkEnd w:id="364"/>
+    <w:bookmarkStart w:id="370" w:name="collapse-pathways-to-open-access"/>
     <w:p>
       <w:pPr>
         <w:pStyle w:val="FirstParagraph"/>
@@ -18227,7 +18270,7 @@
       <w:r>
         <w:t xml:space="preserve"> </w:t>
       </w:r>
-      <w:hyperlink r:id="rId363">
+      <w:hyperlink r:id="rId365">
         <w:r>
           <w:rPr>
             <w:rStyle w:val="Hyperlink"/>
@@ -18299,7 +18342,7 @@
       <w:r>
         <w:t xml:space="preserve"> </w:t>
       </w:r>
-      <w:hyperlink r:id="rId364">
+      <w:hyperlink r:id="rId366">
         <w:r>
           <w:rPr>
             <w:rStyle w:val="Hyperlink"/>
@@ -18377,12 +18420,12 @@
                 <wp:inline>
                   <wp:extent cx="152400" cy="152400"/>
                   <wp:effectExtent b="0" l="0" r="0" t="0"/>
-                  <wp:docPr descr="" title="" id="365" name="Picture"/>
+                  <wp:docPr descr="" title="" id="367" name="Picture"/>
                   <a:graphic>
                     <a:graphicData uri="http://schemas.openxmlformats.org/drawingml/2006/picture">
                       <pic:pic>
                         <pic:nvPicPr>
-                          <pic:cNvPr descr="/opt/quarto/share/formats/docx/note.png" id="366" name="Picture"/>
+                          <pic:cNvPr descr="/opt/quarto/share/formats/docx/note.png" id="368" name="Picture"/>
                           <pic:cNvPicPr>
                             <a:picLocks noChangeArrowheads="1" noChangeAspect="1"/>
                           </pic:cNvPicPr>
@@ -18479,7 +18522,7 @@
         </w:tc>
       </w:tr>
     </w:tbl>
-    <w:bookmarkStart w:id="367" w:name="sec-pathways-to-open-access-tr"/>
+    <w:bookmarkStart w:id="369" w:name="sec-pathways-to-open-access-tr"/>
     <w:p>
       <w:pPr>
         <w:pStyle w:val="Heading4"/>
@@ -18499,7 +18542,7 @@
           <w:numId w:val="1259"/>
         </w:numPr>
       </w:pPr>
-      <w:hyperlink r:id="rId363">
+      <w:hyperlink r:id="rId365">
         <w:r>
           <w:rPr>
             <w:rStyle w:val="Hyperlink"/>
@@ -18519,7 +18562,7 @@
           <w:numId w:val="1260"/>
         </w:numPr>
       </w:pPr>
-      <w:hyperlink r:id="rId364">
+      <w:hyperlink r:id="rId366">
         <w:r>
           <w:rPr>
             <w:rStyle w:val="Hyperlink"/>
@@ -18531,9 +18574,9 @@
         <w:t xml:space="preserve">: Clear summary of journals’ open access policies.</w:t>
       </w:r>
     </w:p>
-    <w:bookmarkEnd w:id="367"/>
-    <w:bookmarkEnd w:id="368"/>
-    <w:bookmarkStart w:id="369" w:name="sec-contracts-with-publishers"/>
+    <w:bookmarkEnd w:id="369"/>
+    <w:bookmarkEnd w:id="370"/>
+    <w:bookmarkStart w:id="371" w:name="sec-contracts-with-publishers"/>
     <w:p>
       <w:pPr>
         <w:pStyle w:val="Heading3"/>
@@ -18542,8 +18585,8 @@
         <w:t xml:space="preserve">4.4.2 Contracts with Publishers</w:t>
       </w:r>
     </w:p>
-    <w:bookmarkEnd w:id="369"/>
-    <w:bookmarkStart w:id="374" w:name="collapse-contracts-with-publishers"/>
+    <w:bookmarkEnd w:id="371"/>
+    <w:bookmarkStart w:id="376" w:name="collapse-contracts-with-publishers"/>
     <w:p>
       <w:pPr>
         <w:pStyle w:val="FirstParagraph"/>
@@ -18677,7 +18720,7 @@
       <w:r>
         <w:t xml:space="preserve"> </w:t>
       </w:r>
-      <w:hyperlink r:id="rId370">
+      <w:hyperlink r:id="rId372">
         <w:r>
           <w:rPr>
             <w:rStyle w:val="Hyperlink"/>
@@ -18731,7 +18774,7 @@
       <w:r>
         <w:t xml:space="preserve"> </w:t>
       </w:r>
-      <w:hyperlink r:id="rId371">
+      <w:hyperlink r:id="rId373">
         <w:r>
           <w:rPr>
             <w:rStyle w:val="Hyperlink"/>
@@ -18745,7 +18788,7 @@
       <w:r>
         <w:t xml:space="preserve"> </w:t>
       </w:r>
-      <w:hyperlink r:id="rId372">
+      <w:hyperlink r:id="rId374">
         <w:r>
           <w:rPr>
             <w:rStyle w:val="Hyperlink"/>
@@ -18757,7 +18800,7 @@
         <w:t xml:space="preserve">.</w:t>
       </w:r>
     </w:p>
-    <w:bookmarkStart w:id="373" w:name="sec-contracts-with-publishers-tr"/>
+    <w:bookmarkStart w:id="375" w:name="sec-contracts-with-publishers-tr"/>
     <w:p>
       <w:pPr>
         <w:pStyle w:val="Heading4"/>
@@ -18777,7 +18820,7 @@
           <w:numId w:val="1261"/>
         </w:numPr>
       </w:pPr>
-      <w:hyperlink r:id="rId371">
+      <w:hyperlink r:id="rId373">
         <w:r>
           <w:rPr>
             <w:rStyle w:val="Hyperlink"/>
@@ -18789,9 +18832,9 @@
         <w:t xml:space="preserve">: Publisher contracts and publication fees.</w:t>
       </w:r>
     </w:p>
-    <w:bookmarkEnd w:id="373"/>
-    <w:bookmarkEnd w:id="374"/>
-    <w:bookmarkStart w:id="375" w:name="sec-preprints-and-retaining-rights"/>
+    <w:bookmarkEnd w:id="375"/>
+    <w:bookmarkEnd w:id="376"/>
+    <w:bookmarkStart w:id="377" w:name="sec-preprints-and-retaining-rights"/>
     <w:p>
       <w:pPr>
         <w:pStyle w:val="Heading3"/>
@@ -18800,8 +18843,8 @@
         <w:t xml:space="preserve">4.4.3 Publishing Preprints and Retaining Rights</w:t>
       </w:r>
     </w:p>
-    <w:bookmarkEnd w:id="375"/>
-    <w:bookmarkStart w:id="386" w:name="collapse-preprints-and-retaining-rights"/>
+    <w:bookmarkEnd w:id="377"/>
+    <w:bookmarkStart w:id="388" w:name="collapse-preprints-and-retaining-rights"/>
     <w:p>
       <w:pPr>
         <w:pStyle w:val="FirstParagraph"/>
@@ -18827,7 +18870,7 @@
       <w:r>
         <w:t xml:space="preserve"> </w:t>
       </w:r>
-      <w:hyperlink r:id="rId364">
+      <w:hyperlink r:id="rId366">
         <w:r>
           <w:rPr>
             <w:rStyle w:val="Hyperlink"/>
@@ -19034,7 +19077,7 @@
       <w:r>
         <w:t xml:space="preserve">), under an open license (e.g. </w:t>
       </w:r>
-      <w:hyperlink r:id="rId376">
+      <w:hyperlink r:id="rId378">
         <w:r>
           <w:rPr>
             <w:rStyle w:val="Hyperlink"/>
@@ -19063,7 +19106,7 @@
       <w:r>
         <w:t xml:space="preserve"> </w:t>
       </w:r>
-      <w:hyperlink r:id="rId364">
+      <w:hyperlink r:id="rId366">
         <w:r>
           <w:rPr>
             <w:rStyle w:val="Hyperlink"/>
@@ -19087,12 +19130,12 @@
           <wp:inline>
             <wp:extent cx="1914247" cy="4286250"/>
             <wp:effectExtent b="0" l="0" r="0" t="0"/>
-            <wp:docPr descr="Preprint flow" title="" id="378" name="Picture"/>
+            <wp:docPr descr="Preprint flow" title="" id="380" name="Picture"/>
             <a:graphic>
               <a:graphicData uri="http://schemas.openxmlformats.org/drawingml/2006/picture">
                 <pic:pic>
                   <pic:nvPicPr>
-                    <pic:cNvPr descr="../../assets/diagrams/preprint-flow.svg" id="379" name="Picture"/>
+                    <pic:cNvPr descr="../../assets/diagrams/preprint-flow.svg" id="381" name="Picture"/>
                     <pic:cNvPicPr>
                       <a:picLocks noChangeArrowheads="1" noChangeAspect="1"/>
                     </pic:cNvPicPr>
@@ -19104,7 +19147,7 @@
                           <a14:useLocalDpi xmlns:a14="http://schemas.microsoft.com/office/drawing/2010/main" val="0"/>
                         </a:ext>
                         <a:ext uri="{96DAC541-7B7A-43D3-8B79-37D633B846F1}">
-                          <asvg:svgBlip xmlns:asvg="http://schemas.microsoft.com/office/drawing/2016/SVG/main" r:embed="rId377"/>
+                          <asvg:svgBlip xmlns:asvg="http://schemas.microsoft.com/office/drawing/2016/SVG/main" r:embed="rId379"/>
                         </a:ext>
                       </a:extLst>
                     </a:blip>
@@ -19163,7 +19206,7 @@
       <w:r>
         <w:t xml:space="preserve"> </w:t>
       </w:r>
-      <w:hyperlink r:id="rId380">
+      <w:hyperlink r:id="rId382">
         <w:r>
           <w:rPr>
             <w:rStyle w:val="Hyperlink"/>
@@ -19177,7 +19220,7 @@
       <w:r>
         <w:t xml:space="preserve"> </w:t>
       </w:r>
-      <w:hyperlink r:id="rId372">
+      <w:hyperlink r:id="rId374">
         <w:r>
           <w:rPr>
             <w:rStyle w:val="Hyperlink"/>
@@ -19189,7 +19232,7 @@
         <w:t xml:space="preserve">.</w:t>
       </w:r>
     </w:p>
-    <w:bookmarkStart w:id="385" w:name="sec-preprints-and-retaining-rights-tr"/>
+    <w:bookmarkStart w:id="387" w:name="sec-preprints-and-retaining-rights-tr"/>
     <w:p>
       <w:pPr>
         <w:pStyle w:val="Heading4"/>
@@ -19209,7 +19252,7 @@
           <w:numId w:val="1266"/>
         </w:numPr>
       </w:pPr>
-      <w:hyperlink r:id="rId364">
+      <w:hyperlink r:id="rId366">
         <w:r>
           <w:rPr>
             <w:rStyle w:val="Hyperlink"/>
@@ -19229,7 +19272,7 @@
           <w:numId w:val="1267"/>
         </w:numPr>
       </w:pPr>
-      <w:hyperlink r:id="rId380">
+      <w:hyperlink r:id="rId382">
         <w:r>
           <w:rPr>
             <w:rStyle w:val="Hyperlink"/>
@@ -19249,7 +19292,7 @@
           <w:numId w:val="1268"/>
         </w:numPr>
       </w:pPr>
-      <w:hyperlink r:id="rId381">
+      <w:hyperlink r:id="rId383">
         <w:r>
           <w:rPr>
             <w:rStyle w:val="Hyperlink"/>
@@ -19269,7 +19312,7 @@
           <w:numId w:val="1269"/>
         </w:numPr>
       </w:pPr>
-      <w:hyperlink r:id="rId382">
+      <w:hyperlink r:id="rId384">
         <w:r>
           <w:rPr>
             <w:rStyle w:val="Hyperlink"/>
@@ -19289,7 +19332,7 @@
           <w:numId w:val="1270"/>
         </w:numPr>
       </w:pPr>
-      <w:hyperlink r:id="rId383">
+      <w:hyperlink r:id="rId385">
         <w:r>
           <w:rPr>
             <w:rStyle w:val="Hyperlink"/>
@@ -19309,7 +19352,7 @@
           <w:numId w:val="1271"/>
         </w:numPr>
       </w:pPr>
-      <w:hyperlink r:id="rId384">
+      <w:hyperlink r:id="rId386">
         <w:r>
           <w:rPr>
             <w:rStyle w:val="Hyperlink"/>
@@ -19321,12 +19364,12 @@
         <w:t xml:space="preserve">: Physics, mathematics, computer science preprints.</w:t>
       </w:r>
     </w:p>
-    <w:bookmarkEnd w:id="385"/>
-    <w:bookmarkEnd w:id="386"/>
     <w:bookmarkEnd w:id="387"/>
     <w:bookmarkEnd w:id="388"/>
     <w:bookmarkEnd w:id="389"/>
-    <w:bookmarkStart w:id="414" w:name="accordion-attributions"/>
+    <w:bookmarkEnd w:id="390"/>
+    <w:bookmarkEnd w:id="391"/>
+    <w:bookmarkStart w:id="416" w:name="accordion-attributions"/>
     <w:p>
       <w:pPr>
         <w:pStyle w:val="FirstParagraph"/>
@@ -19338,7 +19381,7 @@
         <w:t xml:space="preserve"> </w:t>
       </w:r>
     </w:p>
-    <w:bookmarkStart w:id="390" w:name="sec-attributions-and-persistent-ids"/>
+    <w:bookmarkStart w:id="392" w:name="sec-attributions-and-persistent-ids"/>
     <w:p>
       <w:pPr>
         <w:pStyle w:val="Heading2"/>
@@ -19347,8 +19390,8 @@
         <w:t xml:space="preserve">4.5 Attributions &amp; Persistent Identifiers</w:t>
       </w:r>
     </w:p>
-    <w:bookmarkEnd w:id="390"/>
-    <w:bookmarkStart w:id="413" w:name="collapse-attributions-and-persistent-ids"/>
+    <w:bookmarkEnd w:id="392"/>
+    <w:bookmarkStart w:id="415" w:name="collapse-attributions-and-persistent-ids"/>
     <w:p>
       <w:pPr>
         <w:pStyle w:val="FirstParagraph"/>
@@ -19357,8 +19400,8 @@
         <w:t xml:space="preserve">All research outputs and their specific versions should be linked to their authors, organizations, and funders through persistent identifiers.</w:t>
       </w:r>
     </w:p>
-    <w:bookmarkStart w:id="412" w:name="attributions-persistent-ids-collapse"/>
-    <w:bookmarkStart w:id="391" w:name="sec-authorship-and-orcid"/>
+    <w:bookmarkStart w:id="414" w:name="attributions-persistent-ids-collapse"/>
+    <w:bookmarkStart w:id="393" w:name="sec-authorship-and-orcid"/>
     <w:p>
       <w:pPr>
         <w:pStyle w:val="Heading3"/>
@@ -19367,8 +19410,8 @@
         <w:t xml:space="preserve">4.5.1 Authorship, Contributorship, and ORCID</w:t>
       </w:r>
     </w:p>
-    <w:bookmarkEnd w:id="391"/>
-    <w:bookmarkStart w:id="399" w:name="collapse-authorship-and-orcid"/>
+    <w:bookmarkEnd w:id="393"/>
+    <w:bookmarkStart w:id="401" w:name="collapse-authorship-and-orcid"/>
     <w:p>
       <w:pPr>
         <w:pStyle w:val="FirstParagraph"/>
@@ -19491,7 +19534,7 @@
       <w:r>
         <w:t xml:space="preserve"> </w:t>
       </w:r>
-      <w:hyperlink r:id="rId392">
+      <w:hyperlink r:id="rId394">
         <w:r>
           <w:rPr>
             <w:rStyle w:val="Hyperlink"/>
@@ -19577,7 +19620,7 @@
         </w:rPr>
         <w:t xml:space="preserve"> </w:t>
       </w:r>
-      <w:hyperlink r:id="rId393">
+      <w:hyperlink r:id="rId395">
         <w:r>
           <w:rPr>
             <w:rStyle w:val="Hyperlink"/>
@@ -19608,7 +19651,7 @@
       <w:r>
         <w:t xml:space="preserve"> </w:t>
       </w:r>
-      <w:hyperlink r:id="rId394">
+      <w:hyperlink r:id="rId396">
         <w:r>
           <w:rPr>
             <w:rStyle w:val="Hyperlink"/>
@@ -19637,7 +19680,7 @@
       <w:r>
         <w:t xml:space="preserve"> </w:t>
       </w:r>
-      <w:hyperlink r:id="rId395">
+      <w:hyperlink r:id="rId397">
         <w:r>
           <w:rPr>
             <w:rStyle w:val="Hyperlink"/>
@@ -19674,7 +19717,7 @@
         </w:rPr>
         <w:t xml:space="preserve"> </w:t>
       </w:r>
-      <w:hyperlink r:id="rId396">
+      <w:hyperlink r:id="rId398">
         <w:r>
           <w:rPr>
             <w:rStyle w:val="Hyperlink"/>
@@ -19720,7 +19763,7 @@
       <w:r>
         <w:t xml:space="preserve">(</w:t>
       </w:r>
-      <w:hyperlink r:id="rId397">
+      <w:hyperlink r:id="rId399">
         <w:r>
           <w:rPr>
             <w:rStyle w:val="Hyperlink"/>
@@ -19793,7 +19836,7 @@
         <w:t xml:space="preserve">).</w:t>
       </w:r>
     </w:p>
-    <w:bookmarkStart w:id="398" w:name="sec-authorship-and-orcid-tr"/>
+    <w:bookmarkStart w:id="400" w:name="sec-authorship-and-orcid-tr"/>
     <w:p>
       <w:pPr>
         <w:pStyle w:val="Heading4"/>
@@ -19833,7 +19876,7 @@
           <w:numId w:val="1277"/>
         </w:numPr>
       </w:pPr>
-      <w:hyperlink r:id="rId393">
+      <w:hyperlink r:id="rId395">
         <w:r>
           <w:rPr>
             <w:rStyle w:val="Hyperlink"/>
@@ -19853,7 +19896,7 @@
           <w:numId w:val="1278"/>
         </w:numPr>
       </w:pPr>
-      <w:hyperlink r:id="rId397">
+      <w:hyperlink r:id="rId399">
         <w:r>
           <w:rPr>
             <w:rStyle w:val="Hyperlink"/>
@@ -19865,9 +19908,9 @@
         <w:t xml:space="preserve">: Free, unique, persistent identifier for researchers.</w:t>
       </w:r>
     </w:p>
-    <w:bookmarkEnd w:id="398"/>
-    <w:bookmarkEnd w:id="399"/>
-    <w:bookmarkStart w:id="400" w:name="sec-institution-funders-and-ror"/>
+    <w:bookmarkEnd w:id="400"/>
+    <w:bookmarkEnd w:id="401"/>
+    <w:bookmarkStart w:id="402" w:name="sec-institution-funders-and-ror"/>
     <w:p>
       <w:pPr>
         <w:pStyle w:val="Heading3"/>
@@ -19876,8 +19919,8 @@
         <w:t xml:space="preserve">4.5.2 Institution, Funders, and ROR</w:t>
       </w:r>
     </w:p>
-    <w:bookmarkEnd w:id="400"/>
-    <w:bookmarkStart w:id="409" w:name="collapse-institution-funders-and-ror"/>
+    <w:bookmarkEnd w:id="402"/>
+    <w:bookmarkStart w:id="411" w:name="collapse-institution-funders-and-ror"/>
     <w:p>
       <w:pPr>
         <w:pStyle w:val="Compact"/>
@@ -19921,7 +19964,7 @@
       <w:r>
         <w:t xml:space="preserve"> </w:t>
       </w:r>
-      <w:hyperlink r:id="rId401">
+      <w:hyperlink r:id="rId403">
         <w:r>
           <w:rPr>
             <w:rStyle w:val="Hyperlink"/>
@@ -19977,12 +20020,12 @@
                 <wp:inline>
                   <wp:extent cx="152400" cy="152400"/>
                   <wp:effectExtent b="0" l="0" r="0" t="0"/>
-                  <wp:docPr descr="" title="" id="402" name="Picture"/>
+                  <wp:docPr descr="" title="" id="404" name="Picture"/>
                   <a:graphic>
                     <a:graphicData uri="http://schemas.openxmlformats.org/drawingml/2006/picture">
                       <pic:pic>
                         <pic:nvPicPr>
-                          <pic:cNvPr descr="/opt/quarto/share/formats/docx/note.png" id="403" name="Picture"/>
+                          <pic:cNvPr descr="/opt/quarto/share/formats/docx/note.png" id="405" name="Picture"/>
                           <pic:cNvPicPr>
                             <a:picLocks noChangeArrowheads="1" noChangeAspect="1"/>
                           </pic:cNvPicPr>
@@ -20050,7 +20093,7 @@
             <w:r>
               <w:t xml:space="preserve"> </w:t>
             </w:r>
-            <w:hyperlink r:id="rId404">
+            <w:hyperlink r:id="rId406">
               <w:r>
                 <w:rPr>
                   <w:rStyle w:val="Hyperlink"/>
@@ -20072,7 +20115,7 @@
             <w:r>
               <w:t xml:space="preserve"> </w:t>
             </w:r>
-            <w:hyperlink r:id="rId405">
+            <w:hyperlink r:id="rId407">
               <w:r>
                 <w:rPr>
                   <w:rStyle w:val="Hyperlink"/>
@@ -20094,7 +20137,7 @@
             <w:r>
               <w:t xml:space="preserve"> </w:t>
             </w:r>
-            <w:hyperlink r:id="rId406">
+            <w:hyperlink r:id="rId408">
               <w:r>
                 <w:rPr>
                   <w:rStyle w:val="Hyperlink"/>
@@ -20108,7 +20151,7 @@
             <w:r>
               <w:t xml:space="preserve"> </w:t>
             </w:r>
-            <w:hyperlink r:id="rId407">
+            <w:hyperlink r:id="rId409">
               <w:r>
                 <w:rPr>
                   <w:rStyle w:val="Hyperlink"/>
@@ -20124,7 +20167,7 @@
         </w:tc>
       </w:tr>
     </w:tbl>
-    <w:bookmarkStart w:id="408" w:name="sec-institution-funders-and-ror-tr"/>
+    <w:bookmarkStart w:id="410" w:name="sec-institution-funders-and-ror-tr"/>
     <w:p>
       <w:pPr>
         <w:pStyle w:val="Heading4"/>
@@ -20144,7 +20187,7 @@
           <w:numId w:val="1280"/>
         </w:numPr>
       </w:pPr>
-      <w:hyperlink r:id="rId401">
+      <w:hyperlink r:id="rId403">
         <w:r>
           <w:rPr>
             <w:rStyle w:val="Hyperlink"/>
@@ -20156,9 +20199,9 @@
         <w:t xml:space="preserve">: Persistent identifiers for research and funding organizations</w:t>
       </w:r>
     </w:p>
-    <w:bookmarkEnd w:id="408"/>
-    <w:bookmarkEnd w:id="409"/>
-    <w:bookmarkStart w:id="410" w:name="sec-connecting-your-work"/>
+    <w:bookmarkEnd w:id="410"/>
+    <w:bookmarkEnd w:id="411"/>
+    <w:bookmarkStart w:id="412" w:name="sec-connecting-your-work"/>
     <w:p>
       <w:pPr>
         <w:pStyle w:val="Heading3"/>
@@ -20167,8 +20210,8 @@
         <w:t xml:space="preserve">4.5.3 Connecting Your Work</w:t>
       </w:r>
     </w:p>
-    <w:bookmarkEnd w:id="410"/>
-    <w:bookmarkStart w:id="411" w:name="collapse-connecting-your-work"/>
+    <w:bookmarkEnd w:id="412"/>
+    <w:bookmarkStart w:id="413" w:name="collapse-connecting-your-work"/>
     <w:p>
       <w:pPr>
         <w:pStyle w:val="Compact"/>
@@ -20380,322 +20423,322 @@
         <w:t xml:space="preserve">, back into your GitHub README file.</w:t>
       </w:r>
     </w:p>
-    <w:bookmarkEnd w:id="411"/>
-    <w:bookmarkEnd w:id="412"/>
     <w:bookmarkEnd w:id="413"/>
     <w:bookmarkEnd w:id="414"/>
-    <w:bookmarkStart w:id="415" w:name="sec-preserve-and-share-checklist"/>
-    <w:p>
-      <w:pPr>
-        <w:pStyle w:val="Heading2"/>
-      </w:pPr>
-      <w:r>
-        <w:t xml:space="preserve"> </w:t>
-      </w:r>
-      <w:r>
-        <w:t xml:space="preserve">Preserve &amp; Share Checklist</w:t>
-      </w:r>
-    </w:p>
-    <w:p>
-      <w:pPr>
-        <w:pStyle w:val="FirstParagraph"/>
-      </w:pPr>
-      <w:r>
-        <w:t xml:space="preserve">Not all items are relevant for all fields of research or study types.</w:t>
-      </w:r>
-    </w:p>
-    <w:p>
-      <w:pPr>
-        <w:pStyle w:val="BodyText"/>
-      </w:pPr>
-      <w:r>
-        <w:rPr>
-          <w:b/>
-          <w:bCs/>
-        </w:rPr>
-        <w:t xml:space="preserve">Before sharing resources</w:t>
-      </w:r>
-    </w:p>
-    <w:p>
-      <w:pPr>
-        <w:pStyle w:val="Compact"/>
-        <w:numPr>
-          <w:ilvl w:val="0"/>
-          <w:numId w:val="1285"/>
-        </w:numPr>
-      </w:pPr>
-      <w:r>
-        <w:t xml:space="preserve">Complete metadata, README (with instructions), and documentation (e.g. data dictionary)</w:t>
-      </w:r>
-    </w:p>
-    <w:p>
-      <w:pPr>
-        <w:pStyle w:val="Compact"/>
-        <w:numPr>
-          <w:ilvl w:val="0"/>
-          <w:numId w:val="1286"/>
-        </w:numPr>
-      </w:pPr>
-      <w:r>
-        <w:t xml:space="preserve">No sensitive information in any files to be shared</w:t>
-      </w:r>
-    </w:p>
-    <w:p>
-      <w:pPr>
-        <w:pStyle w:val="Compact"/>
-        <w:numPr>
-          <w:ilvl w:val="0"/>
-          <w:numId w:val="1287"/>
-        </w:numPr>
-      </w:pPr>
-      <w:r>
-        <w:t xml:space="preserve">Simulated or synthetic data created to run the code instead of real data (if needed)</w:t>
-      </w:r>
-    </w:p>
-    <w:p>
-      <w:pPr>
-        <w:pStyle w:val="Compact"/>
-        <w:numPr>
-          <w:ilvl w:val="0"/>
-          <w:numId w:val="1288"/>
-        </w:numPr>
-      </w:pPr>
-      <w:r>
-        <w:t xml:space="preserve">Data quality validated, code peer-reviewed, materials checked and cleaned</w:t>
-      </w:r>
-    </w:p>
-    <w:p>
-      <w:pPr>
-        <w:pStyle w:val="Compact"/>
-        <w:numPr>
-          <w:ilvl w:val="0"/>
-          <w:numId w:val="1289"/>
-        </w:numPr>
-      </w:pPr>
-      <w:r>
-        <w:t xml:space="preserve">Results reproducible, following reporting guidelines, separated in preregistered vs exploratory</w:t>
-      </w:r>
-    </w:p>
-    <w:p>
-      <w:pPr>
-        <w:pStyle w:val="Compact"/>
-        <w:numPr>
-          <w:ilvl w:val="0"/>
-          <w:numId w:val="1290"/>
-        </w:numPr>
-      </w:pPr>
-      <w:r>
-        <w:t xml:space="preserve">All authors have an ORCID</w:t>
-      </w:r>
-    </w:p>
-    <w:p>
-      <w:pPr>
-        <w:pStyle w:val="FirstParagraph"/>
-      </w:pPr>
-      <w:r>
-        <w:rPr>
-          <w:b/>
-          <w:bCs/>
-        </w:rPr>
-        <w:t xml:space="preserve">Upon publishing resources</w:t>
-      </w:r>
-    </w:p>
-    <w:p>
-      <w:pPr>
-        <w:pStyle w:val="Compact"/>
-        <w:numPr>
-          <w:ilvl w:val="0"/>
-          <w:numId w:val="1291"/>
-        </w:numPr>
-      </w:pPr>
-      <w:r>
-        <w:t xml:space="preserve">Add an open license (e.g. CC-BY 4.0 for data and materials, Apache 2.0 for code)</w:t>
-      </w:r>
-    </w:p>
-    <w:p>
-      <w:pPr>
-        <w:pStyle w:val="Compact"/>
-        <w:numPr>
-          <w:ilvl w:val="0"/>
-          <w:numId w:val="1292"/>
-        </w:numPr>
-      </w:pPr>
-      <w:r>
-        <w:t xml:space="preserve">Fill out the metadata of the repository where the resources are deposited</w:t>
-      </w:r>
-    </w:p>
-    <w:p>
-      <w:pPr>
-        <w:pStyle w:val="Compact"/>
-        <w:numPr>
-          <w:ilvl w:val="0"/>
-          <w:numId w:val="1293"/>
-        </w:numPr>
-      </w:pPr>
-      <w:r>
-        <w:t xml:space="preserve">Link authors’ ORCID, and the ROR of their organizations and funders to all resources</w:t>
-      </w:r>
-    </w:p>
-    <w:p>
-      <w:pPr>
-        <w:pStyle w:val="Compact"/>
-        <w:numPr>
-          <w:ilvl w:val="0"/>
-          <w:numId w:val="1294"/>
-        </w:numPr>
-      </w:pPr>
-      <w:r>
-        <w:t xml:space="preserve">Release publicly and get a DOI</w:t>
-      </w:r>
-    </w:p>
-    <w:p>
-      <w:pPr>
-        <w:pStyle w:val="Compact"/>
-        <w:numPr>
-          <w:ilvl w:val="0"/>
-          <w:numId w:val="1295"/>
-        </w:numPr>
-      </w:pPr>
-      <w:r>
-        <w:t xml:space="preserve">Modify the metadata of all resources to include the DOIs of other connected resources</w:t>
-      </w:r>
-    </w:p>
-    <w:p>
-      <w:pPr>
-        <w:pStyle w:val="FirstParagraph"/>
-      </w:pPr>
-      <w:r>
-        <w:rPr>
-          <w:b/>
-          <w:bCs/>
-        </w:rPr>
-        <w:t xml:space="preserve">Upon submitting an article</w:t>
-      </w:r>
-    </w:p>
-    <w:p>
-      <w:pPr>
-        <w:pStyle w:val="Compact"/>
-        <w:numPr>
-          <w:ilvl w:val="0"/>
-          <w:numId w:val="1296"/>
-        </w:numPr>
-      </w:pPr>
-      <w:r>
-        <w:t xml:space="preserve">Include the DOI of all resources (data, code, materials, conceptual figures) in the manuscript</w:t>
-      </w:r>
-    </w:p>
-    <w:p>
-      <w:pPr>
-        <w:pStyle w:val="Compact"/>
-        <w:numPr>
-          <w:ilvl w:val="0"/>
-          <w:numId w:val="1297"/>
-        </w:numPr>
-      </w:pPr>
-      <w:r>
-        <w:t xml:space="preserve">Use CRediT taxonomy to give attribution to all contributors</w:t>
-      </w:r>
-    </w:p>
-    <w:p>
-      <w:pPr>
-        <w:pStyle w:val="Compact"/>
-        <w:numPr>
-          <w:ilvl w:val="0"/>
-          <w:numId w:val="1298"/>
-        </w:numPr>
-      </w:pPr>
-      <w:r>
-        <w:t xml:space="preserve">Deposit a preprint (if allowed) on preprint server or institutional repository</w:t>
-      </w:r>
-    </w:p>
-    <w:p>
-      <w:pPr>
-        <w:pStyle w:val="Compact"/>
-        <w:numPr>
-          <w:ilvl w:val="0"/>
-          <w:numId w:val="1299"/>
-        </w:numPr>
-      </w:pPr>
-      <w:r>
-        <w:t xml:space="preserve">Request an open license (CC-BY 4.0) for the article if possible to allow redistribution</w:t>
-      </w:r>
-    </w:p>
-    <w:p>
-      <w:pPr>
-        <w:pStyle w:val="FirstParagraph"/>
-      </w:pPr>
-      <w:r>
-        <w:rPr>
-          <w:b/>
-          <w:bCs/>
-        </w:rPr>
-        <w:t xml:space="preserve">After acceptance of an article</w:t>
-      </w:r>
-    </w:p>
-    <w:p>
-      <w:pPr>
-        <w:pStyle w:val="Compact"/>
-        <w:numPr>
-          <w:ilvl w:val="0"/>
-          <w:numId w:val="1300"/>
-        </w:numPr>
-      </w:pPr>
-      <w:r>
-        <w:t xml:space="preserve">Update the preprint with a postprint (if allowed)</w:t>
-      </w:r>
-    </w:p>
-    <w:p>
-      <w:pPr>
-        <w:pStyle w:val="Compact"/>
-        <w:numPr>
-          <w:ilvl w:val="0"/>
-          <w:numId w:val="1301"/>
-        </w:numPr>
-      </w:pPr>
-      <w:r>
-        <w:t xml:space="preserve">Link the DOI of the published article to the preprint/postprint</w:t>
-      </w:r>
-    </w:p>
-    <w:p>
-      <w:pPr>
-        <w:pStyle w:val="Compact"/>
-        <w:numPr>
-          <w:ilvl w:val="0"/>
-          <w:numId w:val="1302"/>
-        </w:numPr>
-      </w:pPr>
-      <w:r>
-        <w:t xml:space="preserve">Handle data access requests if only metadata were shared</w:t>
-      </w:r>
-    </w:p>
-    <w:p>
-      <w:pPr>
-        <w:pStyle w:val="Compact"/>
-        <w:numPr>
-          <w:ilvl w:val="0"/>
-          <w:numId w:val="1303"/>
-        </w:numPr>
-      </w:pPr>
-      <w:r>
-        <w:t xml:space="preserve">Monitor citations and usage metrics of all research outputs</w:t>
-      </w:r>
-    </w:p>
-    <w:p>
-      <w:pPr>
-        <w:pStyle w:val="FirstParagraph"/>
-      </w:pPr>
-      <w:r>
-        <w:t xml:space="preserve">Download checklist</w:t>
-      </w:r>
-      <w:r>
-        <w:t xml:space="preserve"> </w:t>
-      </w:r>
-      <w:r>
-        <w:t xml:space="preserve"> </w:t>
-      </w:r>
-    </w:p>
     <w:bookmarkEnd w:id="415"/>
     <w:bookmarkEnd w:id="416"/>
+    <w:bookmarkStart w:id="417" w:name="sec-preserve-and-share-checklist"/>
+    <w:p>
+      <w:pPr>
+        <w:pStyle w:val="Heading2"/>
+      </w:pPr>
+      <w:r>
+        <w:t xml:space="preserve"> </w:t>
+      </w:r>
+      <w:r>
+        <w:t xml:space="preserve">Preserve &amp; Share Checklist</w:t>
+      </w:r>
+    </w:p>
+    <w:p>
+      <w:pPr>
+        <w:pStyle w:val="FirstParagraph"/>
+      </w:pPr>
+      <w:r>
+        <w:t xml:space="preserve">Not all items are relevant for all fields of research or study types.</w:t>
+      </w:r>
+    </w:p>
+    <w:p>
+      <w:pPr>
+        <w:pStyle w:val="BodyText"/>
+      </w:pPr>
+      <w:r>
+        <w:rPr>
+          <w:b/>
+          <w:bCs/>
+        </w:rPr>
+        <w:t xml:space="preserve">Before sharing resources</w:t>
+      </w:r>
+    </w:p>
+    <w:p>
+      <w:pPr>
+        <w:pStyle w:val="Compact"/>
+        <w:numPr>
+          <w:ilvl w:val="0"/>
+          <w:numId w:val="1285"/>
+        </w:numPr>
+      </w:pPr>
+      <w:r>
+        <w:t xml:space="preserve">Complete metadata, README (with instructions), and documentation (e.g. data dictionary)</w:t>
+      </w:r>
+    </w:p>
+    <w:p>
+      <w:pPr>
+        <w:pStyle w:val="Compact"/>
+        <w:numPr>
+          <w:ilvl w:val="0"/>
+          <w:numId w:val="1286"/>
+        </w:numPr>
+      </w:pPr>
+      <w:r>
+        <w:t xml:space="preserve">No sensitive information in any files to be shared</w:t>
+      </w:r>
+    </w:p>
+    <w:p>
+      <w:pPr>
+        <w:pStyle w:val="Compact"/>
+        <w:numPr>
+          <w:ilvl w:val="0"/>
+          <w:numId w:val="1287"/>
+        </w:numPr>
+      </w:pPr>
+      <w:r>
+        <w:t xml:space="preserve">Simulated or synthetic data created to run the code instead of real data (if needed)</w:t>
+      </w:r>
+    </w:p>
+    <w:p>
+      <w:pPr>
+        <w:pStyle w:val="Compact"/>
+        <w:numPr>
+          <w:ilvl w:val="0"/>
+          <w:numId w:val="1288"/>
+        </w:numPr>
+      </w:pPr>
+      <w:r>
+        <w:t xml:space="preserve">Data quality validated, code peer-reviewed, materials checked and cleaned</w:t>
+      </w:r>
+    </w:p>
+    <w:p>
+      <w:pPr>
+        <w:pStyle w:val="Compact"/>
+        <w:numPr>
+          <w:ilvl w:val="0"/>
+          <w:numId w:val="1289"/>
+        </w:numPr>
+      </w:pPr>
+      <w:r>
+        <w:t xml:space="preserve">Results reproducible, following reporting guidelines, separated in preregistered vs exploratory</w:t>
+      </w:r>
+    </w:p>
+    <w:p>
+      <w:pPr>
+        <w:pStyle w:val="Compact"/>
+        <w:numPr>
+          <w:ilvl w:val="0"/>
+          <w:numId w:val="1290"/>
+        </w:numPr>
+      </w:pPr>
+      <w:r>
+        <w:t xml:space="preserve">All authors have an ORCID</w:t>
+      </w:r>
+    </w:p>
+    <w:p>
+      <w:pPr>
+        <w:pStyle w:val="FirstParagraph"/>
+      </w:pPr>
+      <w:r>
+        <w:rPr>
+          <w:b/>
+          <w:bCs/>
+        </w:rPr>
+        <w:t xml:space="preserve">Upon publishing resources</w:t>
+      </w:r>
+    </w:p>
+    <w:p>
+      <w:pPr>
+        <w:pStyle w:val="Compact"/>
+        <w:numPr>
+          <w:ilvl w:val="0"/>
+          <w:numId w:val="1291"/>
+        </w:numPr>
+      </w:pPr>
+      <w:r>
+        <w:t xml:space="preserve">Add an open license (e.g. CC-BY 4.0 for data and materials, Apache 2.0 for code)</w:t>
+      </w:r>
+    </w:p>
+    <w:p>
+      <w:pPr>
+        <w:pStyle w:val="Compact"/>
+        <w:numPr>
+          <w:ilvl w:val="0"/>
+          <w:numId w:val="1292"/>
+        </w:numPr>
+      </w:pPr>
+      <w:r>
+        <w:t xml:space="preserve">Fill out the metadata of the repository where the resources are deposited</w:t>
+      </w:r>
+    </w:p>
+    <w:p>
+      <w:pPr>
+        <w:pStyle w:val="Compact"/>
+        <w:numPr>
+          <w:ilvl w:val="0"/>
+          <w:numId w:val="1293"/>
+        </w:numPr>
+      </w:pPr>
+      <w:r>
+        <w:t xml:space="preserve">Link authors’ ORCID, and the ROR of their organizations and funders to all resources</w:t>
+      </w:r>
+    </w:p>
+    <w:p>
+      <w:pPr>
+        <w:pStyle w:val="Compact"/>
+        <w:numPr>
+          <w:ilvl w:val="0"/>
+          <w:numId w:val="1294"/>
+        </w:numPr>
+      </w:pPr>
+      <w:r>
+        <w:t xml:space="preserve">Release publicly and get a DOI</w:t>
+      </w:r>
+    </w:p>
+    <w:p>
+      <w:pPr>
+        <w:pStyle w:val="Compact"/>
+        <w:numPr>
+          <w:ilvl w:val="0"/>
+          <w:numId w:val="1295"/>
+        </w:numPr>
+      </w:pPr>
+      <w:r>
+        <w:t xml:space="preserve">Modify the metadata of all resources to include the DOIs of other connected resources</w:t>
+      </w:r>
+    </w:p>
+    <w:p>
+      <w:pPr>
+        <w:pStyle w:val="FirstParagraph"/>
+      </w:pPr>
+      <w:r>
+        <w:rPr>
+          <w:b/>
+          <w:bCs/>
+        </w:rPr>
+        <w:t xml:space="preserve">Upon submitting an article</w:t>
+      </w:r>
+    </w:p>
+    <w:p>
+      <w:pPr>
+        <w:pStyle w:val="Compact"/>
+        <w:numPr>
+          <w:ilvl w:val="0"/>
+          <w:numId w:val="1296"/>
+        </w:numPr>
+      </w:pPr>
+      <w:r>
+        <w:t xml:space="preserve">Include the DOI of all resources (data, code, materials, conceptual figures) in the manuscript</w:t>
+      </w:r>
+    </w:p>
+    <w:p>
+      <w:pPr>
+        <w:pStyle w:val="Compact"/>
+        <w:numPr>
+          <w:ilvl w:val="0"/>
+          <w:numId w:val="1297"/>
+        </w:numPr>
+      </w:pPr>
+      <w:r>
+        <w:t xml:space="preserve">Use CRediT taxonomy to give attribution to all contributors</w:t>
+      </w:r>
+    </w:p>
+    <w:p>
+      <w:pPr>
+        <w:pStyle w:val="Compact"/>
+        <w:numPr>
+          <w:ilvl w:val="0"/>
+          <w:numId w:val="1298"/>
+        </w:numPr>
+      </w:pPr>
+      <w:r>
+        <w:t xml:space="preserve">Deposit a preprint (if allowed) on preprint server or institutional repository</w:t>
+      </w:r>
+    </w:p>
+    <w:p>
+      <w:pPr>
+        <w:pStyle w:val="Compact"/>
+        <w:numPr>
+          <w:ilvl w:val="0"/>
+          <w:numId w:val="1299"/>
+        </w:numPr>
+      </w:pPr>
+      <w:r>
+        <w:t xml:space="preserve">Request an open license (CC-BY 4.0) for the article if possible to allow redistribution</w:t>
+      </w:r>
+    </w:p>
+    <w:p>
+      <w:pPr>
+        <w:pStyle w:val="FirstParagraph"/>
+      </w:pPr>
+      <w:r>
+        <w:rPr>
+          <w:b/>
+          <w:bCs/>
+        </w:rPr>
+        <w:t xml:space="preserve">After acceptance of an article</w:t>
+      </w:r>
+    </w:p>
+    <w:p>
+      <w:pPr>
+        <w:pStyle w:val="Compact"/>
+        <w:numPr>
+          <w:ilvl w:val="0"/>
+          <w:numId w:val="1300"/>
+        </w:numPr>
+      </w:pPr>
+      <w:r>
+        <w:t xml:space="preserve">Update the preprint with a postprint (if allowed)</w:t>
+      </w:r>
+    </w:p>
+    <w:p>
+      <w:pPr>
+        <w:pStyle w:val="Compact"/>
+        <w:numPr>
+          <w:ilvl w:val="0"/>
+          <w:numId w:val="1301"/>
+        </w:numPr>
+      </w:pPr>
+      <w:r>
+        <w:t xml:space="preserve">Link the DOI of the published article to the preprint/postprint</w:t>
+      </w:r>
+    </w:p>
+    <w:p>
+      <w:pPr>
+        <w:pStyle w:val="Compact"/>
+        <w:numPr>
+          <w:ilvl w:val="0"/>
+          <w:numId w:val="1302"/>
+        </w:numPr>
+      </w:pPr>
+      <w:r>
+        <w:t xml:space="preserve">Handle data access requests if only metadata were shared</w:t>
+      </w:r>
+    </w:p>
+    <w:p>
+      <w:pPr>
+        <w:pStyle w:val="Compact"/>
+        <w:numPr>
+          <w:ilvl w:val="0"/>
+          <w:numId w:val="1303"/>
+        </w:numPr>
+      </w:pPr>
+      <w:r>
+        <w:t xml:space="preserve">Monitor citations and usage metrics of all research outputs</w:t>
+      </w:r>
+    </w:p>
+    <w:p>
+      <w:pPr>
+        <w:pStyle w:val="FirstParagraph"/>
+      </w:pPr>
+      <w:r>
+        <w:t xml:space="preserve">Download checklist</w:t>
+      </w:r>
+      <w:r>
+        <w:t xml:space="preserve"> </w:t>
+      </w:r>
+      <w:r>
+        <w:t xml:space="preserve"> </w:t>
+      </w:r>
+    </w:p>
+    <w:bookmarkEnd w:id="417"/>
+    <w:bookmarkEnd w:id="418"/>
     <w:sectPr>
       <w:footnotePr>
         <w:numRestart w:val="eachSect"/>

--- a/training/research-cycle-handbook/research-handbook.docx
+++ b/training/research-cycle-handbook/research-handbook.docx
@@ -19128,29 +19128,20 @@
       <w:r>
         <w:drawing>
           <wp:inline>
-            <wp:extent cx="1914247" cy="4286250"/>
+            <wp:extent cx="2194560" cy="6517749"/>
             <wp:effectExtent b="0" l="0" r="0" t="0"/>
             <wp:docPr descr="Preprint flow" title="" id="380" name="Picture"/>
             <a:graphic>
               <a:graphicData uri="http://schemas.openxmlformats.org/drawingml/2006/picture">
                 <pic:pic>
                   <pic:nvPicPr>
-                    <pic:cNvPr descr="../../assets/diagrams/preprint-flow.svg" id="381" name="Picture"/>
+                    <pic:cNvPr descr="../../assets/diagrams/preprint-flow.png" id="381" name="Picture"/>
                     <pic:cNvPicPr>
                       <a:picLocks noChangeArrowheads="1" noChangeAspect="1"/>
                     </pic:cNvPicPr>
                   </pic:nvPicPr>
                   <pic:blipFill>
-                    <a:blip>
-                      <a:extLst>
-                        <a:ext uri="{28A0092B-C50C-407E-A947-70E740481C1C}">
-                          <a14:useLocalDpi xmlns:a14="http://schemas.microsoft.com/office/drawing/2010/main" val="0"/>
-                        </a:ext>
-                        <a:ext uri="{96DAC541-7B7A-43D3-8B79-37D633B846F1}">
-                          <asvg:svgBlip xmlns:asvg="http://schemas.microsoft.com/office/drawing/2016/SVG/main" r:embed="rId379"/>
-                        </a:ext>
-                      </a:extLst>
-                    </a:blip>
+                    <a:blip r:embed="rId379"/>
                     <a:stretch>
                       <a:fillRect/>
                     </a:stretch>
@@ -19158,7 +19149,7 @@
                   <pic:spPr bwMode="auto">
                     <a:xfrm>
                       <a:off x="0" y="0"/>
-                      <a:ext cx="1914247" cy="4286250"/>
+                      <a:ext cx="2194560" cy="6517749"/>
                     </a:xfrm>
                     <a:prstGeom prst="rect">
                       <a:avLst/>

--- a/training/research-cycle-handbook/research-handbook.docx
+++ b/training/research-cycle-handbook/research-handbook.docx
@@ -6345,6 +6345,20 @@
         <w:t xml:space="preserve">Ethical approval obtained</w:t>
       </w:r>
     </w:p>
+    <w:p>
+      <w:pPr>
+        <w:pStyle w:val="FirstParagraph"/>
+      </w:pPr>
+      <w:r>
+        <w:t xml:space="preserve">Download checklist</w:t>
+      </w:r>
+      <w:r>
+        <w:t xml:space="preserve"> </w:t>
+      </w:r>
+      <w:r>
+        <w:t xml:space="preserve"> </w:t>
+      </w:r>
+    </w:p>
     <w:bookmarkEnd w:id="154"/>
     <w:bookmarkEnd w:id="155"/>
     <w:bookmarkStart w:id="269" w:name="sec-collect-and-manage-chapter"/>
@@ -11272,6 +11286,20 @@
         <w:t xml:space="preserve">Data quality control completed and documented</w:t>
       </w:r>
     </w:p>
+    <w:p>
+      <w:pPr>
+        <w:pStyle w:val="FirstParagraph"/>
+      </w:pPr>
+      <w:r>
+        <w:t xml:space="preserve">Download checklist</w:t>
+      </w:r>
+      <w:r>
+        <w:t xml:space="preserve"> </w:t>
+      </w:r>
+      <w:r>
+        <w:t xml:space="preserve"> </w:t>
+      </w:r>
+    </w:p>
     <w:bookmarkEnd w:id="268"/>
     <w:bookmarkEnd w:id="269"/>
     <w:bookmarkStart w:id="333" w:name="sec-analyze-and-collaborate-chapter"/>
@@ -15218,6 +15246,20 @@
         <w:t xml:space="preserve">Results are separated in preregistered confirmatory vs non preregistered exploratory analyses</w:t>
       </w:r>
     </w:p>
+    <w:p>
+      <w:pPr>
+        <w:pStyle w:val="FirstParagraph"/>
+      </w:pPr>
+      <w:r>
+        <w:t xml:space="preserve">Download checklist</w:t>
+      </w:r>
+      <w:r>
+        <w:t xml:space="preserve"> </w:t>
+      </w:r>
+      <w:r>
+        <w:t xml:space="preserve"> </w:t>
+      </w:r>
+    </w:p>
     <w:bookmarkEnd w:id="332"/>
     <w:bookmarkEnd w:id="333"/>
     <w:bookmarkStart w:id="450" w:name="sec-preserve-and-share-chapter"/>
@@ -21194,6 +21236,20 @@
       </w:pPr>
       <w:r>
         <w:t xml:space="preserve">Monitor citations and usage metrics of all research outputs</w:t>
+      </w:r>
+    </w:p>
+    <w:p>
+      <w:pPr>
+        <w:pStyle w:val="FirstParagraph"/>
+      </w:pPr>
+      <w:r>
+        <w:t xml:space="preserve">Download checklist</w:t>
+      </w:r>
+      <w:r>
+        <w:t xml:space="preserve"> </w:t>
+      </w:r>
+      <w:r>
+        <w:t xml:space="preserve"> </w:t>
       </w:r>
     </w:p>
     <w:bookmarkEnd w:id="449"/>

--- a/training/research-cycle-handbook/research-handbook.docx
+++ b/training/research-cycle-handbook/research-handbook.docx
@@ -23,7 +23,7 @@
         <w:pStyle w:val="Date"/>
       </w:pPr>
       <w:r>
-        <w:t xml:space="preserve">2026-10-01</w:t>
+        <w:t xml:space="preserve">2026-10-02</w:t>
       </w:r>
     </w:p>
     <w:sdt>

--- a/training/research-cycle-handbook/research-handbook.docx
+++ b/training/research-cycle-handbook/research-handbook.docx
@@ -21398,22 +21398,14 @@
       <w:ind w:right="360"/>
     </w:pPr>
     <w:r>
-      <w:t xml:space="preserve">LMU Open Science </w:t>
+      <w:rPr>
+        <w:i/>
+        <w:iCs/>
+        <w:sz w:val="22"/>
+        <w:szCs w:val="22"/>
+      </w:rPr>
+      <w:t>Ihle et al. 2026, DOIXXXXX, CC-BY-SA 4.0 LMU Open Science Center</w:t>
     </w:r>
-    <w:r>
-      <w:t>Center</w:t>
-    </w:r>
-    <w:r>
-      <w:ptab w:relativeTo="margin" w:alignment="center" w:leader="none"/>
-    </w:r>
-    <w:hyperlink r:id="rId1" w:history="1">
-      <w:r>
-        <w:rPr>
-          <w:rStyle w:val="Hyperlink"/>
-        </w:rPr>
-        <w:t>How to cite</w:t>
-      </w:r>
-    </w:hyperlink>
     <w:r>
       <w:ptab w:relativeTo="margin" w:alignment="right" w:leader="none"/>
     </w:r>

--- a/training/research-cycle-handbook/research-handbook.docx
+++ b/training/research-cycle-handbook/research-handbook.docx
@@ -23,7 +23,7 @@
         <w:pStyle w:val="Date"/>
       </w:pPr>
       <w:r>
-        <w:t xml:space="preserve">2026-10-02</w:t>
+        <w:t xml:space="preserve">2026-10-05</w:t>
       </w:r>
     </w:p>
     <w:sdt>

--- a/training/research-cycle-handbook/research-handbook.docx
+++ b/training/research-cycle-handbook/research-handbook.docx
@@ -23,7 +23,7 @@
         <w:pStyle w:val="Date"/>
       </w:pPr>
       <w:r>
-        <w:t xml:space="preserve">2026-10-05</w:t>
+        <w:t xml:space="preserve">2026-10-09</w:t>
       </w:r>
     </w:p>
     <w:sdt>

--- a/training/research-cycle-handbook/research-handbook.docx
+++ b/training/research-cycle-handbook/research-handbook.docx
@@ -23,7 +23,7 @@
         <w:pStyle w:val="Date"/>
       </w:pPr>
       <w:r>
-        <w:t xml:space="preserve">2026-10-09</w:t>
+        <w:t xml:space="preserve">2026-10-11</w:t>
       </w:r>
     </w:p>
     <w:sdt>

--- a/training/research-cycle-handbook/research-handbook.docx
+++ b/training/research-cycle-handbook/research-handbook.docx
@@ -23,7 +23,7 @@
         <w:pStyle w:val="Date"/>
       </w:pPr>
       <w:r>
-        <w:t xml:space="preserve">2026-10-11</w:t>
+        <w:t xml:space="preserve">2026-10-12</w:t>
       </w:r>
     </w:p>
     <w:sdt>

--- a/training/research-cycle-handbook/research-handbook.docx
+++ b/training/research-cycle-handbook/research-handbook.docx
@@ -23,7 +23,7 @@
         <w:pStyle w:val="Date"/>
       </w:pPr>
       <w:r>
-        <w:t xml:space="preserve">2026-10-12</w:t>
+        <w:t xml:space="preserve">2026-10-13</w:t>
       </w:r>
     </w:p>
     <w:sdt>

--- a/training/research-cycle-handbook/research-handbook.docx
+++ b/training/research-cycle-handbook/research-handbook.docx
@@ -23,7 +23,7 @@
         <w:pStyle w:val="Date"/>
       </w:pPr>
       <w:r>
-        <w:t xml:space="preserve">2026-10-13</w:t>
+        <w:t xml:space="preserve">2026-10-19</w:t>
       </w:r>
     </w:p>
     <w:sdt>

--- a/training/research-cycle-handbook/research-handbook.docx
+++ b/training/research-cycle-handbook/research-handbook.docx
@@ -23,7 +23,7 @@
         <w:pStyle w:val="Date"/>
       </w:pPr>
       <w:r>
-        <w:t xml:space="preserve">2026-10-19</w:t>
+        <w:t xml:space="preserve">2026-10-20</w:t>
       </w:r>
     </w:p>
     <w:sdt>

--- a/training/research-cycle-handbook/research-handbook.docx
+++ b/training/research-cycle-handbook/research-handbook.docx
@@ -23,7 +23,7 @@
         <w:pStyle w:val="Date"/>
       </w:pPr>
       <w:r>
-        <w:t xml:space="preserve">2026-10-20</w:t>
+        <w:t xml:space="preserve">2026-10-23</w:t>
       </w:r>
     </w:p>
     <w:sdt>

--- a/training/research-cycle-handbook/research-handbook.docx
+++ b/training/research-cycle-handbook/research-handbook.docx
@@ -23,7 +23,7 @@
         <w:pStyle w:val="Date"/>
       </w:pPr>
       <w:r>
-        <w:t xml:space="preserve">2026-10-23</w:t>
+        <w:t xml:space="preserve">2026-10-26</w:t>
       </w:r>
     </w:p>
     <w:sdt>

--- a/training/research-cycle-handbook/research-handbook.docx
+++ b/training/research-cycle-handbook/research-handbook.docx
@@ -23,7 +23,7 @@
         <w:pStyle w:val="Date"/>
       </w:pPr>
       <w:r>
-        <w:t xml:space="preserve">2026-10-26</w:t>
+        <w:t xml:space="preserve">2026-10-28</w:t>
       </w:r>
     </w:p>
     <w:sdt>

--- a/training/research-cycle-handbook/research-handbook.docx
+++ b/training/research-cycle-handbook/research-handbook.docx
@@ -23,7 +23,7 @@
         <w:pStyle w:val="Date"/>
       </w:pPr>
       <w:r>
-        <w:t xml:space="preserve">2026-10-28</w:t>
+        <w:t xml:space="preserve">2026-10-30</w:t>
       </w:r>
     </w:p>
     <w:sdt>
